--- a/fuentes/123103_CF07_DU.docx
+++ b/fuentes/123103_CF07_DU.docx
@@ -221,7 +221,7 @@
                 <v:stroke joinstyle="miter"/>
                 <v:path gradientshapeok="t" o:connecttype="rect"/>
               </v:shapetype>
-              <v:shape id="Cuadro de texto 2" o:spid="_x0000_s1026" type="#_x0000_t202" alt="&quot;&quot;" style="position:absolute;left:0;text-align:left;margin-left:-25.2pt;margin-top:33.9pt;width:549pt;height:146.25pt;z-index:251663360;visibility:visible;mso-wrap-style:square;mso-width-percent:0;mso-height-percent:0;mso-wrap-distance-left:9pt;mso-wrap-distance-top:3.6pt;mso-wrap-distance-right:9pt;mso-wrap-distance-bottom:3.6pt;mso-position-horizontal:absolute;mso-position-horizontal-relative:margin;mso-position-vertical:absolute;mso-position-vertical-relative:text;mso-width-percent:0;mso-height-percent:0;mso-width-relative:margin;mso-height-relative:margin;v-text-anchor:top" o:gfxdata="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" filled="f" stroked="f">
+              <v:shape id="Cuadro de texto 2" o:spid="_x0000_s1026" type="#_x0000_t202" alt="&quot;&quot;" style="position:absolute;left:0;text-align:left;margin-left:-25.2pt;margin-top:33.9pt;width:549pt;height:146.25pt;z-index:251663360;visibility:visible;mso-wrap-style:square;mso-width-percent:0;mso-height-percent:0;mso-wrap-distance-left:9pt;mso-wrap-distance-top:3.6pt;mso-wrap-distance-right:9pt;mso-wrap-distance-bottom:3.6pt;mso-position-horizontal:absolute;mso-position-horizontal-relative:margin;mso-position-vertical:absolute;mso-position-vertical-relative:text;mso-width-percent:0;mso-height-percent:0;mso-width-relative:margin;mso-height-relative:margin;v-text-anchor:top" o:gfxdata="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" filled="f" stroked="f">
                 <v:textbox>
                   <w:txbxContent>
                     <w:p>
@@ -328,9 +328,9 @@
               </wp:anchor>
             </w:drawing>
           </mc:Choice>
-          <mc:Fallback>
+          <mc:Fallback xmlns:asvg="http://schemas.microsoft.com/office/drawing/2016/SVG/main" xmlns:a14="http://schemas.microsoft.com/office/drawing/2010/main" xmlns:pic="http://schemas.openxmlformats.org/drawingml/2006/picture" xmlns:adec="http://schemas.microsoft.com/office/drawing/2017/decorative" xmlns:a="http://schemas.openxmlformats.org/drawingml/2006/main">
             <w:pict>
-              <v:rect w14:anchorId="4C256C62" id="Rectángulo 3" o:spid="_x0000_s1026" alt="&quot;&quot;" style="position:absolute;margin-left:-55.95pt;margin-top:26.4pt;width:613.85pt;height:164.25pt;z-index:-251655168;visibility:visible;mso-wrap-style:square;mso-height-percent:0;mso-wrap-distance-left:9pt;mso-wrap-distance-top:0;mso-wrap-distance-right:9pt;mso-wrap-distance-bottom:0;mso-position-horizontal:absolute;mso-position-horizontal-relative:text;mso-position-vertical:absolute;mso-position-vertical-relative:text;mso-height-percent:0;mso-height-relative:margin;v-text-anchor:middle" o:gfxdata="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" fillcolor="#00314d" stroked="f" strokeweight="1pt"/>
+              <v:rect id="Rectángulo 3" style="position:absolute;margin-left:-55.95pt;margin-top:26.4pt;width:613.85pt;height:164.25pt;z-index:-251655168;visibility:visible;mso-wrap-style:square;mso-height-percent:0;mso-wrap-distance-left:9pt;mso-wrap-distance-top:0;mso-wrap-distance-right:9pt;mso-wrap-distance-bottom:0;mso-position-horizontal:absolute;mso-position-horizontal-relative:text;mso-position-vertical:absolute;mso-position-vertical-relative:text;mso-height-percent:0;mso-height-relative:margin;v-text-anchor:middle" alt="&quot;&quot;" o:spid="_x0000_s1026" fillcolor="#00314d" stroked="f" strokeweight="1pt" w14:anchorId="4C256C62" o:gfxdata="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"/>
             </w:pict>
           </mc:Fallback>
         </mc:AlternateContent>
@@ -455,20 +455,6 @@
     </w:p>
     <w:p>
       <w:pPr>
-        <w:pBdr>
-          <w:bottom w:val="single" w:sz="12" w:space="1" w:color="auto"/>
-        </w:pBdr>
-        <w:ind w:firstLine="1"/>
-        <w:rPr>
-          <w:rFonts w:ascii="Calibri" w:hAnsi="Calibri"/>
-          <w:color w:val="000000" w:themeColor="text1"/>
-          <w:kern w:val="0"/>
-          <w14:ligatures w14:val="none"/>
-        </w:rPr>
-      </w:pPr>
-    </w:p>
-    <w:p>
-      <w:pPr>
         <w:jc w:val="center"/>
       </w:pPr>
       <w:r>
@@ -480,7 +466,7 @@
           <w:kern w:val="0"/>
           <w14:ligatures w14:val="none"/>
         </w:rPr>
-        <w:t>ma</w:t>
+        <w:t xml:space="preserve">Junio </w:t>
       </w:r>
       <w:r>
         <w:rPr>
@@ -491,18 +477,7 @@
           <w:kern w:val="0"/>
           <w14:ligatures w14:val="none"/>
         </w:rPr>
-        <w:t>yo</w:t>
-      </w:r>
-      <w:r>
-        <w:rPr>
-          <w:rFonts w:ascii="Calibri" w:hAnsi="Calibri"/>
-          <w:b/>
-          <w:bCs/>
-          <w:color w:val="000000" w:themeColor="text1"/>
-          <w:kern w:val="0"/>
-          <w14:ligatures w14:val="none"/>
-        </w:rPr>
-        <w:t xml:space="preserve"> 202</w:t>
+        <w:t>202</w:t>
       </w:r>
       <w:r>
         <w:rPr>
@@ -573,7 +548,7 @@
           <w:r>
             <w:fldChar w:fldCharType="separate"/>
           </w:r>
-          <w:hyperlink w:anchor="_Toc230592113" w:history="1">
+          <w:hyperlink w:anchor="_Toc231911284" w:history="1">
             <w:r>
               <w:rPr>
                 <w:rStyle w:val="Hipervnculo"/>
@@ -600,7 +575,7 @@
                 <w:noProof/>
                 <w:webHidden/>
               </w:rPr>
-              <w:instrText xml:space="preserve"> PAGEREF _Toc230592113 \h </w:instrText>
+              <w:instrText xml:space="preserve"> PAGEREF _Toc231911284 \h </w:instrText>
             </w:r>
             <w:r>
               <w:rPr>
@@ -646,7 +621,7 @@
               <w14:ligatures w14:val="none"/>
             </w:rPr>
           </w:pPr>
-          <w:hyperlink w:anchor="_Toc230592114" w:history="1">
+          <w:hyperlink w:anchor="_Toc231911285" w:history="1">
             <w:r>
               <w:rPr>
                 <w:rStyle w:val="Hipervnculo"/>
@@ -673,7 +648,7 @@
                 <w:noProof/>
                 <w:webHidden/>
               </w:rPr>
-              <w:instrText xml:space="preserve"> PAGEREF _Toc230592114 \h </w:instrText>
+              <w:instrText xml:space="preserve"> PAGEREF _Toc231911285 \h </w:instrText>
             </w:r>
             <w:r>
               <w:rPr>
@@ -719,7 +694,7 @@
               <w14:ligatures w14:val="none"/>
             </w:rPr>
           </w:pPr>
-          <w:hyperlink w:anchor="_Toc230592115" w:history="1">
+          <w:hyperlink w:anchor="_Toc231911286" w:history="1">
             <w:r>
               <w:rPr>
                 <w:rStyle w:val="Hipervnculo"/>
@@ -746,7 +721,7 @@
                 <w:noProof/>
                 <w:webHidden/>
               </w:rPr>
-              <w:instrText xml:space="preserve"> PAGEREF _Toc230592115 \h </w:instrText>
+              <w:instrText xml:space="preserve"> PAGEREF _Toc231911286 \h </w:instrText>
             </w:r>
             <w:r>
               <w:rPr>
@@ -792,7 +767,7 @@
               <w14:ligatures w14:val="none"/>
             </w:rPr>
           </w:pPr>
-          <w:hyperlink w:anchor="_Toc230592116" w:history="1">
+          <w:hyperlink w:anchor="_Toc231911287" w:history="1">
             <w:r>
               <w:rPr>
                 <w:rStyle w:val="Hipervnculo"/>
@@ -819,7 +794,7 @@
                 <w:noProof/>
                 <w:webHidden/>
               </w:rPr>
-              <w:instrText xml:space="preserve"> PAGEREF _Toc230592116 \h </w:instrText>
+              <w:instrText xml:space="preserve"> PAGEREF _Toc231911287 \h </w:instrText>
             </w:r>
             <w:r>
               <w:rPr>
@@ -865,7 +840,7 @@
               <w14:ligatures w14:val="none"/>
             </w:rPr>
           </w:pPr>
-          <w:hyperlink w:anchor="_Toc230592117" w:history="1">
+          <w:hyperlink w:anchor="_Toc231911288" w:history="1">
             <w:r>
               <w:rPr>
                 <w:rStyle w:val="Hipervnculo"/>
@@ -892,7 +867,7 @@
                 <w:noProof/>
                 <w:webHidden/>
               </w:rPr>
-              <w:instrText xml:space="preserve"> PAGEREF _Toc230592117 \h </w:instrText>
+              <w:instrText xml:space="preserve"> PAGEREF _Toc231911288 \h </w:instrText>
             </w:r>
             <w:r>
               <w:rPr>
@@ -938,7 +913,7 @@
               <w14:ligatures w14:val="none"/>
             </w:rPr>
           </w:pPr>
-          <w:hyperlink w:anchor="_Toc230592118" w:history="1">
+          <w:hyperlink w:anchor="_Toc231911289" w:history="1">
             <w:r>
               <w:rPr>
                 <w:rStyle w:val="Hipervnculo"/>
@@ -965,7 +940,7 @@
                 <w:noProof/>
                 <w:webHidden/>
               </w:rPr>
-              <w:instrText xml:space="preserve"> PAGEREF _Toc230592118 \h </w:instrText>
+              <w:instrText xml:space="preserve"> PAGEREF _Toc231911289 \h </w:instrText>
             </w:r>
             <w:r>
               <w:rPr>
@@ -1011,7 +986,7 @@
               <w14:ligatures w14:val="none"/>
             </w:rPr>
           </w:pPr>
-          <w:hyperlink w:anchor="_Toc230592119" w:history="1">
+          <w:hyperlink w:anchor="_Toc231911290" w:history="1">
             <w:r>
               <w:rPr>
                 <w:rStyle w:val="Hipervnculo"/>
@@ -1038,7 +1013,7 @@
                 <w:noProof/>
                 <w:webHidden/>
               </w:rPr>
-              <w:instrText xml:space="preserve"> PAGEREF _Toc230592119 \h </w:instrText>
+              <w:instrText xml:space="preserve"> PAGEREF _Toc231911290 \h </w:instrText>
             </w:r>
             <w:r>
               <w:rPr>
@@ -1058,7 +1033,7 @@
                 <w:noProof/>
                 <w:webHidden/>
               </w:rPr>
-              <w:t>15</w:t>
+              <w:t>16</w:t>
             </w:r>
             <w:r>
               <w:rPr>
@@ -1084,7 +1059,7 @@
               <w14:ligatures w14:val="none"/>
             </w:rPr>
           </w:pPr>
-          <w:hyperlink w:anchor="_Toc230592120" w:history="1">
+          <w:hyperlink w:anchor="_Toc231911291" w:history="1">
             <w:r>
               <w:rPr>
                 <w:rStyle w:val="Hipervnculo"/>
@@ -1111,7 +1086,7 @@
                 <w:noProof/>
                 <w:webHidden/>
               </w:rPr>
-              <w:instrText xml:space="preserve"> PAGEREF _Toc230592120 \h </w:instrText>
+              <w:instrText xml:space="preserve"> PAGEREF _Toc231911291 \h </w:instrText>
             </w:r>
             <w:r>
               <w:rPr>
@@ -1131,7 +1106,7 @@
                 <w:noProof/>
                 <w:webHidden/>
               </w:rPr>
-              <w:t>17</w:t>
+              <w:t>18</w:t>
             </w:r>
             <w:r>
               <w:rPr>
@@ -1157,7 +1132,7 @@
               <w14:ligatures w14:val="none"/>
             </w:rPr>
           </w:pPr>
-          <w:hyperlink w:anchor="_Toc230592121" w:history="1">
+          <w:hyperlink w:anchor="_Toc231911292" w:history="1">
             <w:r>
               <w:rPr>
                 <w:rStyle w:val="Hipervnculo"/>
@@ -1184,7 +1159,7 @@
                 <w:noProof/>
                 <w:webHidden/>
               </w:rPr>
-              <w:instrText xml:space="preserve"> PAGEREF _Toc230592121 \h </w:instrText>
+              <w:instrText xml:space="preserve"> PAGEREF _Toc231911292 \h </w:instrText>
             </w:r>
             <w:r>
               <w:rPr>
@@ -1204,7 +1179,7 @@
                 <w:noProof/>
                 <w:webHidden/>
               </w:rPr>
-              <w:t>18</w:t>
+              <w:t>19</w:t>
             </w:r>
             <w:r>
               <w:rPr>
@@ -1230,7 +1205,7 @@
               <w14:ligatures w14:val="none"/>
             </w:rPr>
           </w:pPr>
-          <w:hyperlink w:anchor="_Toc230592122" w:history="1">
+          <w:hyperlink w:anchor="_Toc231911293" w:history="1">
             <w:r>
               <w:rPr>
                 <w:rStyle w:val="Hipervnculo"/>
@@ -1257,7 +1232,7 @@
                 <w:noProof/>
                 <w:webHidden/>
               </w:rPr>
-              <w:instrText xml:space="preserve"> PAGEREF _Toc230592122 \h </w:instrText>
+              <w:instrText xml:space="preserve"> PAGEREF _Toc231911293 \h </w:instrText>
             </w:r>
             <w:r>
               <w:rPr>
@@ -1277,7 +1252,7 @@
                 <w:noProof/>
                 <w:webHidden/>
               </w:rPr>
-              <w:t>21</w:t>
+              <w:t>22</w:t>
             </w:r>
             <w:r>
               <w:rPr>
@@ -1303,7 +1278,7 @@
               <w14:ligatures w14:val="none"/>
             </w:rPr>
           </w:pPr>
-          <w:hyperlink w:anchor="_Toc230592123" w:history="1">
+          <w:hyperlink w:anchor="_Toc231911294" w:history="1">
             <w:r>
               <w:rPr>
                 <w:rStyle w:val="Hipervnculo"/>
@@ -1330,7 +1305,7 @@
                 <w:noProof/>
                 <w:webHidden/>
               </w:rPr>
-              <w:instrText xml:space="preserve"> PAGEREF _Toc230592123 \h </w:instrText>
+              <w:instrText xml:space="preserve"> PAGEREF _Toc231911294 \h </w:instrText>
             </w:r>
             <w:r>
               <w:rPr>
@@ -1350,7 +1325,7 @@
                 <w:noProof/>
                 <w:webHidden/>
               </w:rPr>
-              <w:t>22</w:t>
+              <w:t>23</w:t>
             </w:r>
             <w:r>
               <w:rPr>
@@ -1376,7 +1351,7 @@
               <w14:ligatures w14:val="none"/>
             </w:rPr>
           </w:pPr>
-          <w:hyperlink w:anchor="_Toc230592124" w:history="1">
+          <w:hyperlink w:anchor="_Toc231911295" w:history="1">
             <w:r>
               <w:rPr>
                 <w:rStyle w:val="Hipervnculo"/>
@@ -1403,7 +1378,7 @@
                 <w:noProof/>
                 <w:webHidden/>
               </w:rPr>
-              <w:instrText xml:space="preserve"> PAGEREF _Toc230592124 \h </w:instrText>
+              <w:instrText xml:space="preserve"> PAGEREF _Toc231911295 \h </w:instrText>
             </w:r>
             <w:r>
               <w:rPr>
@@ -1423,7 +1398,7 @@
                 <w:noProof/>
                 <w:webHidden/>
               </w:rPr>
-              <w:t>24</w:t>
+              <w:t>25</w:t>
             </w:r>
             <w:r>
               <w:rPr>
@@ -1449,7 +1424,7 @@
               <w14:ligatures w14:val="none"/>
             </w:rPr>
           </w:pPr>
-          <w:hyperlink w:anchor="_Toc230592125" w:history="1">
+          <w:hyperlink w:anchor="_Toc231911296" w:history="1">
             <w:r>
               <w:rPr>
                 <w:rStyle w:val="Hipervnculo"/>
@@ -1476,7 +1451,7 @@
                 <w:noProof/>
                 <w:webHidden/>
               </w:rPr>
-              <w:instrText xml:space="preserve"> PAGEREF _Toc230592125 \h </w:instrText>
+              <w:instrText xml:space="preserve"> PAGEREF _Toc231911296 \h </w:instrText>
             </w:r>
             <w:r>
               <w:rPr>
@@ -1496,7 +1471,7 @@
                 <w:noProof/>
                 <w:webHidden/>
               </w:rPr>
-              <w:t>26</w:t>
+              <w:t>27</w:t>
             </w:r>
             <w:r>
               <w:rPr>
@@ -1522,7 +1497,7 @@
               <w14:ligatures w14:val="none"/>
             </w:rPr>
           </w:pPr>
-          <w:hyperlink w:anchor="_Toc230592126" w:history="1">
+          <w:hyperlink w:anchor="_Toc231911297" w:history="1">
             <w:r>
               <w:rPr>
                 <w:rStyle w:val="Hipervnculo"/>
@@ -1549,7 +1524,7 @@
                 <w:noProof/>
                 <w:webHidden/>
               </w:rPr>
-              <w:instrText xml:space="preserve"> PAGEREF _Toc230592126 \h </w:instrText>
+              <w:instrText xml:space="preserve"> PAGEREF _Toc231911297 \h </w:instrText>
             </w:r>
             <w:r>
               <w:rPr>
@@ -1569,7 +1544,7 @@
                 <w:noProof/>
                 <w:webHidden/>
               </w:rPr>
-              <w:t>29</w:t>
+              <w:t>30</w:t>
             </w:r>
             <w:r>
               <w:rPr>
@@ -1595,7 +1570,7 @@
               <w14:ligatures w14:val="none"/>
             </w:rPr>
           </w:pPr>
-          <w:hyperlink w:anchor="_Toc230592127" w:history="1">
+          <w:hyperlink w:anchor="_Toc231911298" w:history="1">
             <w:r>
               <w:rPr>
                 <w:rStyle w:val="Hipervnculo"/>
@@ -1622,7 +1597,7 @@
                 <w:noProof/>
                 <w:webHidden/>
               </w:rPr>
-              <w:instrText xml:space="preserve"> PAGEREF _Toc230592127 \h </w:instrText>
+              <w:instrText xml:space="preserve"> PAGEREF _Toc231911298 \h </w:instrText>
             </w:r>
             <w:r>
               <w:rPr>
@@ -1642,7 +1617,7 @@
                 <w:noProof/>
                 <w:webHidden/>
               </w:rPr>
-              <w:t>30</w:t>
+              <w:t>31</w:t>
             </w:r>
             <w:r>
               <w:rPr>
@@ -1668,7 +1643,7 @@
               <w14:ligatures w14:val="none"/>
             </w:rPr>
           </w:pPr>
-          <w:hyperlink w:anchor="_Toc230592128" w:history="1">
+          <w:hyperlink w:anchor="_Toc231911299" w:history="1">
             <w:r>
               <w:rPr>
                 <w:rStyle w:val="Hipervnculo"/>
@@ -1695,7 +1670,7 @@
                 <w:noProof/>
                 <w:webHidden/>
               </w:rPr>
-              <w:instrText xml:space="preserve"> PAGEREF _Toc230592128 \h </w:instrText>
+              <w:instrText xml:space="preserve"> PAGEREF _Toc231911299 \h </w:instrText>
             </w:r>
             <w:r>
               <w:rPr>
@@ -1715,7 +1690,7 @@
                 <w:noProof/>
                 <w:webHidden/>
               </w:rPr>
-              <w:t>32</w:t>
+              <w:t>33</w:t>
             </w:r>
             <w:r>
               <w:rPr>
@@ -1741,7 +1716,7 @@
               <w14:ligatures w14:val="none"/>
             </w:rPr>
           </w:pPr>
-          <w:hyperlink w:anchor="_Toc230592129" w:history="1">
+          <w:hyperlink w:anchor="_Toc231911300" w:history="1">
             <w:r>
               <w:rPr>
                 <w:rStyle w:val="Hipervnculo"/>
@@ -1768,7 +1743,7 @@
                 <w:noProof/>
                 <w:webHidden/>
               </w:rPr>
-              <w:instrText xml:space="preserve"> PAGEREF _Toc230592129 \h </w:instrText>
+              <w:instrText xml:space="preserve"> PAGEREF _Toc231911300 \h </w:instrText>
             </w:r>
             <w:r>
               <w:rPr>
@@ -1788,7 +1763,7 @@
                 <w:noProof/>
                 <w:webHidden/>
               </w:rPr>
-              <w:t>34</w:t>
+              <w:t>35</w:t>
             </w:r>
             <w:r>
               <w:rPr>
@@ -1814,7 +1789,7 @@
               <w14:ligatures w14:val="none"/>
             </w:rPr>
           </w:pPr>
-          <w:hyperlink w:anchor="_Toc230592130" w:history="1">
+          <w:hyperlink w:anchor="_Toc231911301" w:history="1">
             <w:r>
               <w:rPr>
                 <w:rStyle w:val="Hipervnculo"/>
@@ -1841,7 +1816,7 @@
                 <w:noProof/>
                 <w:webHidden/>
               </w:rPr>
-              <w:instrText xml:space="preserve"> PAGEREF _Toc230592130 \h </w:instrText>
+              <w:instrText xml:space="preserve"> PAGEREF _Toc231911301 \h </w:instrText>
             </w:r>
             <w:r>
               <w:rPr>
@@ -1861,7 +1836,7 @@
                 <w:noProof/>
                 <w:webHidden/>
               </w:rPr>
-              <w:t>37</w:t>
+              <w:t>38</w:t>
             </w:r>
             <w:r>
               <w:rPr>
@@ -1887,7 +1862,7 @@
               <w14:ligatures w14:val="none"/>
             </w:rPr>
           </w:pPr>
-          <w:hyperlink w:anchor="_Toc230592131" w:history="1">
+          <w:hyperlink w:anchor="_Toc231911302" w:history="1">
             <w:r>
               <w:rPr>
                 <w:rStyle w:val="Hipervnculo"/>
@@ -1914,7 +1889,7 @@
                 <w:noProof/>
                 <w:webHidden/>
               </w:rPr>
-              <w:instrText xml:space="preserve"> PAGEREF _Toc230592131 \h </w:instrText>
+              <w:instrText xml:space="preserve"> PAGEREF _Toc231911302 \h </w:instrText>
             </w:r>
             <w:r>
               <w:rPr>
@@ -1934,7 +1909,7 @@
                 <w:noProof/>
                 <w:webHidden/>
               </w:rPr>
-              <w:t>39</w:t>
+              <w:t>41</w:t>
             </w:r>
             <w:r>
               <w:rPr>
@@ -1960,7 +1935,7 @@
               <w14:ligatures w14:val="none"/>
             </w:rPr>
           </w:pPr>
-          <w:hyperlink w:anchor="_Toc230592132" w:history="1">
+          <w:hyperlink w:anchor="_Toc231911303" w:history="1">
             <w:r>
               <w:rPr>
                 <w:rStyle w:val="Hipervnculo"/>
@@ -1987,7 +1962,7 @@
                 <w:noProof/>
                 <w:webHidden/>
               </w:rPr>
-              <w:instrText xml:space="preserve"> PAGEREF _Toc230592132 \h </w:instrText>
+              <w:instrText xml:space="preserve"> PAGEREF _Toc231911303 \h </w:instrText>
             </w:r>
             <w:r>
               <w:rPr>
@@ -2007,7 +1982,7 @@
                 <w:noProof/>
                 <w:webHidden/>
               </w:rPr>
-              <w:t>44</w:t>
+              <w:t>46</w:t>
             </w:r>
             <w:r>
               <w:rPr>
@@ -2033,7 +2008,7 @@
               <w14:ligatures w14:val="none"/>
             </w:rPr>
           </w:pPr>
-          <w:hyperlink w:anchor="_Toc230592133" w:history="1">
+          <w:hyperlink w:anchor="_Toc231911304" w:history="1">
             <w:r>
               <w:rPr>
                 <w:rStyle w:val="Hipervnculo"/>
@@ -2060,7 +2035,7 @@
                 <w:noProof/>
                 <w:webHidden/>
               </w:rPr>
-              <w:instrText xml:space="preserve"> PAGEREF _Toc230592133 \h </w:instrText>
+              <w:instrText xml:space="preserve"> PAGEREF _Toc231911304 \h </w:instrText>
             </w:r>
             <w:r>
               <w:rPr>
@@ -2080,7 +2055,7 @@
                 <w:noProof/>
                 <w:webHidden/>
               </w:rPr>
-              <w:t>45</w:t>
+              <w:t>47</w:t>
             </w:r>
             <w:r>
               <w:rPr>
@@ -2106,7 +2081,7 @@
               <w14:ligatures w14:val="none"/>
             </w:rPr>
           </w:pPr>
-          <w:hyperlink w:anchor="_Toc230592134" w:history="1">
+          <w:hyperlink w:anchor="_Toc231911305" w:history="1">
             <w:r>
               <w:rPr>
                 <w:rStyle w:val="Hipervnculo"/>
@@ -2133,7 +2108,7 @@
                 <w:noProof/>
                 <w:webHidden/>
               </w:rPr>
-              <w:instrText xml:space="preserve"> PAGEREF _Toc230592134 \h </w:instrText>
+              <w:instrText xml:space="preserve"> PAGEREF _Toc231911305 \h </w:instrText>
             </w:r>
             <w:r>
               <w:rPr>
@@ -2153,7 +2128,7 @@
                 <w:noProof/>
                 <w:webHidden/>
               </w:rPr>
-              <w:t>47</w:t>
+              <w:t>49</w:t>
             </w:r>
             <w:r>
               <w:rPr>
@@ -2179,7 +2154,7 @@
               <w14:ligatures w14:val="none"/>
             </w:rPr>
           </w:pPr>
-          <w:hyperlink w:anchor="_Toc230592135" w:history="1">
+          <w:hyperlink w:anchor="_Toc231911306" w:history="1">
             <w:r>
               <w:rPr>
                 <w:rStyle w:val="Hipervnculo"/>
@@ -2206,7 +2181,7 @@
                 <w:noProof/>
                 <w:webHidden/>
               </w:rPr>
-              <w:instrText xml:space="preserve"> PAGEREF _Toc230592135 \h </w:instrText>
+              <w:instrText xml:space="preserve"> PAGEREF _Toc231911306 \h </w:instrText>
             </w:r>
             <w:r>
               <w:rPr>
@@ -2226,7 +2201,7 @@
                 <w:noProof/>
                 <w:webHidden/>
               </w:rPr>
-              <w:t>49</w:t>
+              <w:t>51</w:t>
             </w:r>
             <w:r>
               <w:rPr>
@@ -2252,7 +2227,7 @@
               <w14:ligatures w14:val="none"/>
             </w:rPr>
           </w:pPr>
-          <w:hyperlink w:anchor="_Toc230592136" w:history="1">
+          <w:hyperlink w:anchor="_Toc231911307" w:history="1">
             <w:r>
               <w:rPr>
                 <w:rStyle w:val="Hipervnculo"/>
@@ -2279,7 +2254,7 @@
                 <w:noProof/>
                 <w:webHidden/>
               </w:rPr>
-              <w:instrText xml:space="preserve"> PAGEREF _Toc230592136 \h </w:instrText>
+              <w:instrText xml:space="preserve"> PAGEREF _Toc231911307 \h </w:instrText>
             </w:r>
             <w:r>
               <w:rPr>
@@ -2299,7 +2274,7 @@
                 <w:noProof/>
                 <w:webHidden/>
               </w:rPr>
-              <w:t>51</w:t>
+              <w:t>54</w:t>
             </w:r>
             <w:r>
               <w:rPr>
@@ -2325,7 +2300,7 @@
               <w14:ligatures w14:val="none"/>
             </w:rPr>
           </w:pPr>
-          <w:hyperlink w:anchor="_Toc230592137" w:history="1">
+          <w:hyperlink w:anchor="_Toc231911308" w:history="1">
             <w:r>
               <w:rPr>
                 <w:rStyle w:val="Hipervnculo"/>
@@ -2352,7 +2327,7 @@
                 <w:noProof/>
                 <w:webHidden/>
               </w:rPr>
-              <w:instrText xml:space="preserve"> PAGEREF _Toc230592137 \h </w:instrText>
+              <w:instrText xml:space="preserve"> PAGEREF _Toc231911308 \h </w:instrText>
             </w:r>
             <w:r>
               <w:rPr>
@@ -2372,7 +2347,7 @@
                 <w:noProof/>
                 <w:webHidden/>
               </w:rPr>
-              <w:t>53</w:t>
+              <w:t>55</w:t>
             </w:r>
             <w:r>
               <w:rPr>
@@ -2398,7 +2373,7 @@
               <w14:ligatures w14:val="none"/>
             </w:rPr>
           </w:pPr>
-          <w:hyperlink w:anchor="_Toc230592138" w:history="1">
+          <w:hyperlink w:anchor="_Toc231911309" w:history="1">
             <w:r>
               <w:rPr>
                 <w:rStyle w:val="Hipervnculo"/>
@@ -2425,7 +2400,7 @@
                 <w:noProof/>
                 <w:webHidden/>
               </w:rPr>
-              <w:instrText xml:space="preserve"> PAGEREF _Toc230592138 \h </w:instrText>
+              <w:instrText xml:space="preserve"> PAGEREF _Toc231911309 \h </w:instrText>
             </w:r>
             <w:r>
               <w:rPr>
@@ -2445,7 +2420,7 @@
                 <w:noProof/>
                 <w:webHidden/>
               </w:rPr>
-              <w:t>56</w:t>
+              <w:t>59</w:t>
             </w:r>
             <w:r>
               <w:rPr>
@@ -2471,7 +2446,7 @@
               <w14:ligatures w14:val="none"/>
             </w:rPr>
           </w:pPr>
-          <w:hyperlink w:anchor="_Toc230592139" w:history="1">
+          <w:hyperlink w:anchor="_Toc231911310" w:history="1">
             <w:r>
               <w:rPr>
                 <w:rStyle w:val="Hipervnculo"/>
@@ -2498,7 +2473,7 @@
                 <w:noProof/>
                 <w:webHidden/>
               </w:rPr>
-              <w:instrText xml:space="preserve"> PAGEREF _Toc230592139 \h </w:instrText>
+              <w:instrText xml:space="preserve"> PAGEREF _Toc231911310 \h </w:instrText>
             </w:r>
             <w:r>
               <w:rPr>
@@ -2518,7 +2493,7 @@
                 <w:noProof/>
                 <w:webHidden/>
               </w:rPr>
-              <w:t>57</w:t>
+              <w:t>60</w:t>
             </w:r>
             <w:r>
               <w:rPr>
@@ -2544,7 +2519,7 @@
               <w14:ligatures w14:val="none"/>
             </w:rPr>
           </w:pPr>
-          <w:hyperlink w:anchor="_Toc230592140" w:history="1">
+          <w:hyperlink w:anchor="_Toc231911311" w:history="1">
             <w:r>
               <w:rPr>
                 <w:rStyle w:val="Hipervnculo"/>
@@ -2571,7 +2546,7 @@
                 <w:noProof/>
                 <w:webHidden/>
               </w:rPr>
-              <w:instrText xml:space="preserve"> PAGEREF _Toc230592140 \h </w:instrText>
+              <w:instrText xml:space="preserve"> PAGEREF _Toc231911311 \h </w:instrText>
             </w:r>
             <w:r>
               <w:rPr>
@@ -2591,7 +2566,7 @@
                 <w:noProof/>
                 <w:webHidden/>
               </w:rPr>
-              <w:t>59</w:t>
+              <w:t>62</w:t>
             </w:r>
             <w:r>
               <w:rPr>
@@ -2617,7 +2592,7 @@
               <w14:ligatures w14:val="none"/>
             </w:rPr>
           </w:pPr>
-          <w:hyperlink w:anchor="_Toc230592141" w:history="1">
+          <w:hyperlink w:anchor="_Toc231911312" w:history="1">
             <w:r>
               <w:rPr>
                 <w:rStyle w:val="Hipervnculo"/>
@@ -2644,7 +2619,7 @@
                 <w:noProof/>
                 <w:webHidden/>
               </w:rPr>
-              <w:instrText xml:space="preserve"> PAGEREF _Toc230592141 \h </w:instrText>
+              <w:instrText xml:space="preserve"> PAGEREF _Toc231911312 \h </w:instrText>
             </w:r>
             <w:r>
               <w:rPr>
@@ -2664,7 +2639,7 @@
                 <w:noProof/>
                 <w:webHidden/>
               </w:rPr>
-              <w:t>60</w:t>
+              <w:t>63</w:t>
             </w:r>
             <w:r>
               <w:rPr>
@@ -2690,7 +2665,7 @@
               <w14:ligatures w14:val="none"/>
             </w:rPr>
           </w:pPr>
-          <w:hyperlink w:anchor="_Toc230592142" w:history="1">
+          <w:hyperlink w:anchor="_Toc231911313" w:history="1">
             <w:r>
               <w:rPr>
                 <w:rStyle w:val="Hipervnculo"/>
@@ -2717,7 +2692,7 @@
                 <w:noProof/>
                 <w:webHidden/>
               </w:rPr>
-              <w:instrText xml:space="preserve"> PAGEREF _Toc230592142 \h </w:instrText>
+              <w:instrText xml:space="preserve"> PAGEREF _Toc231911313 \h </w:instrText>
             </w:r>
             <w:r>
               <w:rPr>
@@ -2737,7 +2712,7 @@
                 <w:noProof/>
                 <w:webHidden/>
               </w:rPr>
-              <w:t>62</w:t>
+              <w:t>65</w:t>
             </w:r>
             <w:r>
               <w:rPr>
@@ -2763,7 +2738,7 @@
               <w14:ligatures w14:val="none"/>
             </w:rPr>
           </w:pPr>
-          <w:hyperlink w:anchor="_Toc230592143" w:history="1">
+          <w:hyperlink w:anchor="_Toc231911314" w:history="1">
             <w:r>
               <w:rPr>
                 <w:rStyle w:val="Hipervnculo"/>
@@ -2790,7 +2765,7 @@
                 <w:noProof/>
                 <w:webHidden/>
               </w:rPr>
-              <w:instrText xml:space="preserve"> PAGEREF _Toc230592143 \h </w:instrText>
+              <w:instrText xml:space="preserve"> PAGEREF _Toc231911314 \h </w:instrText>
             </w:r>
             <w:r>
               <w:rPr>
@@ -2810,7 +2785,7 @@
                 <w:noProof/>
                 <w:webHidden/>
               </w:rPr>
-              <w:t>64</w:t>
+              <w:t>67</w:t>
             </w:r>
             <w:r>
               <w:rPr>
@@ -2836,7 +2811,7 @@
               <w14:ligatures w14:val="none"/>
             </w:rPr>
           </w:pPr>
-          <w:hyperlink w:anchor="_Toc230592144" w:history="1">
+          <w:hyperlink w:anchor="_Toc231911315" w:history="1">
             <w:r>
               <w:rPr>
                 <w:rStyle w:val="Hipervnculo"/>
@@ -2863,7 +2838,7 @@
                 <w:noProof/>
                 <w:webHidden/>
               </w:rPr>
-              <w:instrText xml:space="preserve"> PAGEREF _Toc230592144 \h </w:instrText>
+              <w:instrText xml:space="preserve"> PAGEREF _Toc231911315 \h </w:instrText>
             </w:r>
             <w:r>
               <w:rPr>
@@ -2883,7 +2858,7 @@
                 <w:noProof/>
                 <w:webHidden/>
               </w:rPr>
-              <w:t>67</w:t>
+              <w:t>70</w:t>
             </w:r>
             <w:r>
               <w:rPr>
@@ -2909,7 +2884,7 @@
               <w14:ligatures w14:val="none"/>
             </w:rPr>
           </w:pPr>
-          <w:hyperlink w:anchor="_Toc230592145" w:history="1">
+          <w:hyperlink w:anchor="_Toc231911316" w:history="1">
             <w:r>
               <w:rPr>
                 <w:rStyle w:val="Hipervnculo"/>
@@ -2936,7 +2911,7 @@
                 <w:noProof/>
                 <w:webHidden/>
               </w:rPr>
-              <w:instrText xml:space="preserve"> PAGEREF _Toc230592145 \h </w:instrText>
+              <w:instrText xml:space="preserve"> PAGEREF _Toc231911316 \h </w:instrText>
             </w:r>
             <w:r>
               <w:rPr>
@@ -2956,7 +2931,7 @@
                 <w:noProof/>
                 <w:webHidden/>
               </w:rPr>
-              <w:t>68</w:t>
+              <w:t>71</w:t>
             </w:r>
             <w:r>
               <w:rPr>
@@ -2982,7 +2957,7 @@
               <w14:ligatures w14:val="none"/>
             </w:rPr>
           </w:pPr>
-          <w:hyperlink w:anchor="_Toc230592146" w:history="1">
+          <w:hyperlink w:anchor="_Toc231911317" w:history="1">
             <w:r>
               <w:rPr>
                 <w:rStyle w:val="Hipervnculo"/>
@@ -3009,7 +2984,7 @@
                 <w:noProof/>
                 <w:webHidden/>
               </w:rPr>
-              <w:instrText xml:space="preserve"> PAGEREF _Toc230592146 \h </w:instrText>
+              <w:instrText xml:space="preserve"> PAGEREF _Toc231911317 \h </w:instrText>
             </w:r>
             <w:r>
               <w:rPr>
@@ -3029,7 +3004,7 @@
                 <w:noProof/>
                 <w:webHidden/>
               </w:rPr>
-              <w:t>70</w:t>
+              <w:t>73</w:t>
             </w:r>
             <w:r>
               <w:rPr>
@@ -3055,7 +3030,7 @@
               <w14:ligatures w14:val="none"/>
             </w:rPr>
           </w:pPr>
-          <w:hyperlink w:anchor="_Toc230592147" w:history="1">
+          <w:hyperlink w:anchor="_Toc231911318" w:history="1">
             <w:r>
               <w:rPr>
                 <w:rStyle w:val="Hipervnculo"/>
@@ -3082,7 +3057,7 @@
                 <w:noProof/>
                 <w:webHidden/>
               </w:rPr>
-              <w:instrText xml:space="preserve"> PAGEREF _Toc230592147 \h </w:instrText>
+              <w:instrText xml:space="preserve"> PAGEREF _Toc231911318 \h </w:instrText>
             </w:r>
             <w:r>
               <w:rPr>
@@ -3102,7 +3077,7 @@
                 <w:noProof/>
                 <w:webHidden/>
               </w:rPr>
-              <w:t>73</w:t>
+              <w:t>76</w:t>
             </w:r>
             <w:r>
               <w:rPr>
@@ -3130,7 +3105,7 @@
       <w:pPr>
         <w:pStyle w:val="Titulosgenerales"/>
       </w:pPr>
-      <w:bookmarkStart w:id="0" w:name="_Toc230592113"/>
+      <w:bookmarkStart w:id="0" w:name="_Toc231911284"/>
       <w:r>
         <w:lastRenderedPageBreak/>
         <w:t>Introducción</w:t>
@@ -3278,7 +3253,7 @@
       <w:pPr>
         <w:pStyle w:val="Ttulo1"/>
       </w:pPr>
-      <w:bookmarkStart w:id="1" w:name="_Toc230592114"/>
+      <w:bookmarkStart w:id="1" w:name="_Toc231911285"/>
       <w:r>
         <w:lastRenderedPageBreak/>
         <w:t>Identificación del usuario y caracterización del requerimiento</w:t>
@@ -3562,7 +3537,7 @@
       <w:pPr>
         <w:pStyle w:val="Ttulo2"/>
       </w:pPr>
-      <w:bookmarkStart w:id="2" w:name="_Toc230592115"/>
+      <w:bookmarkStart w:id="2" w:name="_Toc231911286"/>
       <w:r>
         <w:t>Tipología de usuarios internos y externos</w:t>
       </w:r>
@@ -3688,7 +3663,19 @@
         <w:rPr>
           <w:lang w:val="es-419" w:eastAsia="es-CO"/>
         </w:rPr>
-        <w:t>Algunos usuarios requieren lenguaje técnico especializado, mientras otros necesitan comunicación más clara y directa.</w:t>
+        <w:t>Algunos usuarios requieren lenguaje técnico especializado, mientras</w:t>
+      </w:r>
+      <w:r>
+        <w:rPr>
+          <w:lang w:val="es-419" w:eastAsia="es-CO"/>
+        </w:rPr>
+        <w:t xml:space="preserve"> que</w:t>
+      </w:r>
+      <w:r>
+        <w:rPr>
+          <w:lang w:val="es-419" w:eastAsia="es-CO"/>
+        </w:rPr>
+        <w:t xml:space="preserve"> otros necesitan comunicación más clara y directa.</w:t>
       </w:r>
     </w:p>
     <w:p>
@@ -3758,7 +3745,7 @@
       <w:pPr>
         <w:pStyle w:val="Ttulo2"/>
       </w:pPr>
-      <w:bookmarkStart w:id="3" w:name="_Toc230592116"/>
+      <w:bookmarkStart w:id="3" w:name="_Toc231911287"/>
       <w:r>
         <w:t>Necesidades de atención</w:t>
       </w:r>
@@ -3997,7 +3984,7 @@
       <w:pPr>
         <w:pStyle w:val="Ttulo2"/>
       </w:pPr>
-      <w:bookmarkStart w:id="4" w:name="_Toc230592117"/>
+      <w:bookmarkStart w:id="4" w:name="_Toc231911288"/>
       <w:r>
         <w:lastRenderedPageBreak/>
         <w:t>Clasificación y categorías de requerimientos contables y tributarios</w:t>
@@ -4353,7 +4340,7 @@
       <w:pPr>
         <w:pStyle w:val="Ttulo2"/>
       </w:pPr>
-      <w:bookmarkStart w:id="5" w:name="_Toc230592118"/>
+      <w:bookmarkStart w:id="5" w:name="_Toc231911289"/>
       <w:r>
         <w:lastRenderedPageBreak/>
         <w:t>Canales de atención</w:t>
@@ -4464,6 +4451,19 @@
     </w:p>
     <w:p>
       <w:pPr>
+        <w:rPr>
+          <w:lang w:val="es-419" w:eastAsia="es-CO"/>
+        </w:rPr>
+      </w:pPr>
+      <w:r>
+        <w:rPr>
+          <w:lang w:val="es-419" w:eastAsia="es-CO"/>
+        </w:rPr>
+        <w:t>En servicios contables y tributarios, este control no es accesorio, sino necesario para proteger la información y evitar accesos indebidos. La calidad del servicio no depende solo de la rapidez de la atención; también depende de que el trámite se realice con seguridad, consistencia documental y respeto por las restricciones de acceso definidas por la organización. Cada canal exige medidas particulares de verificación y registro, lo que contribuye a reducir errores en la atención inicial:</w:t>
+      </w:r>
+    </w:p>
+    <w:p>
+      <w:pPr>
         <w:pStyle w:val="Prrafodelista"/>
         <w:numPr>
           <w:ilvl w:val="0"/>
@@ -4478,6 +4478,7 @@
         <w:rPr>
           <w:rStyle w:val="Ttulo5Car"/>
         </w:rPr>
+        <w:lastRenderedPageBreak/>
         <w:t>Presencial.</w:t>
       </w:r>
       <w:r>
@@ -4528,52 +4529,115 @@
         <w:rPr>
           <w:rStyle w:val="Ttulo5Car"/>
         </w:rPr>
+        <w:t>Correo electrónico institucional.</w:t>
+      </w:r>
+      <w:r>
+        <w:rPr>
+          <w:lang w:val="es-419" w:eastAsia="es-CO"/>
+        </w:rPr>
+        <w:t xml:space="preserve"> Se destina a solicitudes formales, envío de soportes y respuestas documentadas; por ello, exige confirmación del remitente, validación del dominio, revisión de anexos y autorización correspondiente.</w:t>
+      </w:r>
+    </w:p>
+    <w:p>
+      <w:pPr>
+        <w:pStyle w:val="Prrafodelista"/>
+        <w:numPr>
+          <w:ilvl w:val="0"/>
+          <w:numId w:val="14"/>
+        </w:numPr>
+        <w:ind w:left="993"/>
+        <w:rPr>
+          <w:lang w:val="es-419" w:eastAsia="es-CO"/>
+        </w:rPr>
+      </w:pPr>
+      <w:r>
+        <w:rPr>
+          <w:rStyle w:val="Ttulo5Car"/>
+        </w:rPr>
+        <w:t>Plataforma o portal interno.</w:t>
+      </w:r>
+      <w:r>
+        <w:rPr>
+          <w:lang w:val="es-419" w:eastAsia="es-CO"/>
+        </w:rPr>
+        <w:t xml:space="preserve"> Se utiliza para radicación, consulta de estado y carga de documentos; por tanto, requiere usuario registrado, credenciales vigentes y control de acceso.</w:t>
+      </w:r>
+    </w:p>
+    <w:p>
+      <w:pPr>
+        <w:rPr>
+          <w:lang w:val="es-419" w:eastAsia="es-CO"/>
+        </w:rPr>
+      </w:pPr>
+    </w:p>
+    <w:p>
+      <w:pPr>
+        <w:rPr>
+          <w:lang w:val="es-419" w:eastAsia="es-CO"/>
+        </w:rPr>
+      </w:pPr>
+    </w:p>
+    <w:p>
+      <w:pPr>
+        <w:rPr>
+          <w:lang w:val="es-419" w:eastAsia="es-CO"/>
+        </w:rPr>
+      </w:pPr>
+    </w:p>
+    <w:p>
+      <w:pPr>
+        <w:rPr>
+          <w:lang w:val="es-419" w:eastAsia="es-CO"/>
+        </w:rPr>
+      </w:pPr>
+    </w:p>
+    <w:p>
+      <w:pPr>
+        <w:rPr>
+          <w:lang w:val="es-419" w:eastAsia="es-CO"/>
+        </w:rPr>
+      </w:pPr>
+    </w:p>
+    <w:p>
+      <w:pPr>
+        <w:rPr>
+          <w:lang w:val="es-419" w:eastAsia="es-CO"/>
+        </w:rPr>
+      </w:pPr>
+    </w:p>
+    <w:p>
+      <w:pPr>
+        <w:rPr>
+          <w:lang w:val="es-419" w:eastAsia="es-CO"/>
+        </w:rPr>
+      </w:pPr>
+    </w:p>
+    <w:p>
+      <w:pPr>
+        <w:rPr>
+          <w:lang w:val="es-419" w:eastAsia="es-CO"/>
+        </w:rPr>
+      </w:pPr>
+    </w:p>
+    <w:p>
+      <w:pPr>
+        <w:rPr>
+          <w:lang w:val="es-419" w:eastAsia="es-CO"/>
+        </w:rPr>
+      </w:pPr>
+    </w:p>
+    <w:p>
+      <w:pPr>
+        <w:pStyle w:val="Figura"/>
+        <w:rPr>
+          <w:lang w:val="es-419"/>
+        </w:rPr>
+      </w:pPr>
+      <w:r>
+        <w:rPr>
+          <w:lang w:val="es-419"/>
+        </w:rPr>
         <w:lastRenderedPageBreak/>
-        <w:t>Correo electrónico institucional.</w:t>
-      </w:r>
-      <w:r>
-        <w:rPr>
-          <w:lang w:val="es-419" w:eastAsia="es-CO"/>
-        </w:rPr>
-        <w:t xml:space="preserve"> Se destina a solicitudes formales, envío de soportes y respuestas documentadas; por ello, exige confirmación del remitente, validación del dominio, revisión de anexos y autorización correspondiente.</w:t>
-      </w:r>
-    </w:p>
-    <w:p>
-      <w:pPr>
-        <w:pStyle w:val="Prrafodelista"/>
-        <w:numPr>
-          <w:ilvl w:val="0"/>
-          <w:numId w:val="14"/>
-        </w:numPr>
-        <w:ind w:left="993"/>
-        <w:rPr>
-          <w:lang w:val="es-419" w:eastAsia="es-CO"/>
-        </w:rPr>
-      </w:pPr>
-      <w:r>
-        <w:rPr>
-          <w:rStyle w:val="Ttulo5Car"/>
-        </w:rPr>
-        <w:t>Plataforma o portal interno.</w:t>
-      </w:r>
-      <w:r>
-        <w:rPr>
-          <w:lang w:val="es-419" w:eastAsia="es-CO"/>
-        </w:rPr>
-        <w:t xml:space="preserve"> Se utiliza para radicación, consulta de estado y carga de documentos; por tanto, requiere usuario registrado, credenciales vigentes y control de acceso.</w:t>
-      </w:r>
-    </w:p>
-    <w:p>
-      <w:pPr>
-        <w:pStyle w:val="Figura"/>
-        <w:rPr>
-          <w:lang w:val="es-419"/>
-        </w:rPr>
-      </w:pPr>
-      <w:r>
-        <w:rPr>
-          <w:lang w:val="es-419"/>
-        </w:rPr>
         <w:t>Ruta inicial de identificación del usuario y caracterización del requerimiento</w:t>
       </w:r>
     </w:p>
@@ -4590,10 +4654,10 @@
           <w:lang w:val="es-419" w:eastAsia="es-CO"/>
         </w:rPr>
         <w:drawing>
-          <wp:inline distT="0" distB="0" distL="0" distR="0" wp14:anchorId="28415567" wp14:editId="71B4B198">
+          <wp:inline distT="0" distB="0" distL="0" distR="0" wp14:anchorId="28415567" wp14:editId="4D89FE74">
             <wp:extent cx="3350085" cy="5066030"/>
             <wp:effectExtent l="0" t="0" r="0" b="1270"/>
-            <wp:docPr id="6" name="Gráfico 6" descr="Figura titulada “Ruta inicial de identificación del usuario y caracterización del requerimiento”. La imagen muestra un diagrama de flujo para orientar la atención de un usuario desde el ingreso hasta la clasificación de su solicitud. El proceso inicia con el acceso por un canal de atención, como presencial, telefónico, correo electrónico o plataforma institucional. Luego se verifica la identidad del usuario; si no es válida, se solicita información o soporte adicional.&#10;&#10;Después se valida el perfil de acceso; si no corresponde, se registra la atención y se canaliza al área responsable. Posteriormente se realiza la revisión documental y se verifica si la documentación está completa. Cuando falta información, se solicita soporte adicional para continuar el trámite. Finalmente, se clasifica el requerimiento según su tipo, como consulta, solicitud de información, validación, reporte especial o seguimiento, y se cierra la etapa con el fin o salida hacia la gestión posterior."/>
+            <wp:docPr id="6" name="Gráfico 6" descr="Diagrama de flujo sobre proceso de atención de requerimientos. Incluye ingreso por canal de atención, verificación de identidad, validación de perfil de acceso, revisión documental, confirmación de documentación completa, clasificación inicial del requerimiento y salida hacia gestión posterior, con rutas alternas para solicitar información adicional o restringir acceso cuando no se cumplen condiciones."/>
             <wp:cNvGraphicFramePr>
               <a:graphicFrameLocks xmlns:a="http://schemas.openxmlformats.org/drawingml/2006/main" noChangeAspect="1"/>
             </wp:cNvGraphicFramePr>
@@ -4601,7 +4665,7 @@
               <a:graphicData uri="http://schemas.openxmlformats.org/drawingml/2006/picture">
                 <pic:pic xmlns:pic="http://schemas.openxmlformats.org/drawingml/2006/picture">
                   <pic:nvPicPr>
-                    <pic:cNvPr id="6" name="Gráfico 6" descr="Figura titulada “Ruta inicial de identificación del usuario y caracterización del requerimiento”. La imagen muestra un diagrama de flujo para orientar la atención de un usuario desde el ingreso hasta la clasificación de su solicitud. El proceso inicia con el acceso por un canal de atención, como presencial, telefónico, correo electrónico o plataforma institucional. Luego se verifica la identidad del usuario; si no es válida, se solicita información o soporte adicional.&#10;&#10;Después se valida el perfil de acceso; si no corresponde, se registra la atención y se canaliza al área responsable. Posteriormente se realiza la revisión documental y se verifica si la documentación está completa. Cuando falta información, se solicita soporte adicional para continuar el trámite. Finalmente, se clasifica el requerimiento según su tipo, como consulta, solicitud de información, validación, reporte especial o seguimiento, y se cierra la etapa con el fin o salida hacia la gestión posterior."/>
+                    <pic:cNvPr id="6" name="Gráfico 6" descr="Diagrama de flujo sobre proceso de atención de requerimientos. Incluye ingreso por canal de atención, verificación de identidad, validación de perfil de acceso, revisión documental, confirmación de documentación completa, clasificación inicial del requerimiento y salida hacia gestión posterior, con rutas alternas para solicitar información adicional o restringir acceso cuando no se cumplen condiciones."/>
                     <pic:cNvPicPr/>
                   </pic:nvPicPr>
                   <pic:blipFill>
@@ -4637,16 +4701,16 @@
     </w:p>
     <w:p>
       <w:r>
+        <w:t>Esta figura representa la secuencia inicial del trámite, desde el ingreso del usuario por un canal de atención hasta la validación de identidad, la identificación de su perfil de acceso y la clasificación preliminar del requerimiento. Su propósito es exponer que la atención inicial no es una acción aislada, sino una cadena de decisiones que condiciona la calidad del proceso posterior.</w:t>
+      </w:r>
+    </w:p>
+    <w:p>
+      <w:pPr>
+        <w:pStyle w:val="Ttulo2"/>
+      </w:pPr>
+      <w:bookmarkStart w:id="6" w:name="_Toc231911290"/>
+      <w:r>
         <w:lastRenderedPageBreak/>
-        <w:t>Esta figura representa la secuencia inicial del trámite, desde el ingreso del usuario por un canal de atención hasta la validación de identidad, la identificación de su perfil de acceso y la clasificación preliminar del requerimiento. Su propósito es exponer que la atención inicial no es una acción aislada, sino una cadena de decisiones que condiciona la calidad del proceso posterior.</w:t>
-      </w:r>
-    </w:p>
-    <w:p>
-      <w:pPr>
-        <w:pStyle w:val="Ttulo2"/>
-      </w:pPr>
-      <w:bookmarkStart w:id="6" w:name="_Toc230592119"/>
-      <w:r>
         <w:t>Registro inicial del requerimiento, confidencialidad y control de acceso</w:t>
       </w:r>
       <w:bookmarkEnd w:id="6"/>
@@ -4763,6 +4827,19 @@
         <w:rPr>
           <w:lang w:val="es-419" w:eastAsia="es-CO"/>
         </w:rPr>
+        <w:t>En otras palabras, registrar bien no significa capturar información indiscriminadamente, sino consignar los datos necesarios y resguardarlos de forma adecuada. Una práctica deficiente en esta etapa puede comprometer la reserva de la información, generar errores de trazabilidad o incluso afectar la consistencia del proceso completo. Por eso, el registro inicial debe entenderse como un mecanismo técnico de control, no solo como un requisito administrativo (Domínguez, 2012).</w:t>
+      </w:r>
+    </w:p>
+    <w:p>
+      <w:pPr>
+        <w:rPr>
+          <w:lang w:val="es-419" w:eastAsia="es-CO"/>
+        </w:rPr>
+      </w:pPr>
+      <w:r>
+        <w:rPr>
+          <w:lang w:val="es-419" w:eastAsia="es-CO"/>
+        </w:rPr>
         <w:t>Los siguientes campos permiten documentar el ingreso de una solicitud con criterios de suficiencia, organización y control:</w:t>
       </w:r>
     </w:p>
@@ -4807,6 +4884,7 @@
         <w:rPr>
           <w:rStyle w:val="Ttulo5Car"/>
         </w:rPr>
+        <w:lastRenderedPageBreak/>
         <w:t>Canal de atención.</w:t>
       </w:r>
       <w:r>
@@ -4832,7 +4910,6 @@
         <w:rPr>
           <w:rStyle w:val="Ttulo5Car"/>
         </w:rPr>
-        <w:lastRenderedPageBreak/>
         <w:t xml:space="preserve">Datos de identificación del usuario. </w:t>
       </w:r>
       <w:r>
@@ -5051,16 +5128,9 @@
     </w:p>
     <w:p>
       <w:pPr>
-        <w:rPr>
-          <w:lang w:val="es-419" w:eastAsia="es-CO"/>
-        </w:rPr>
-      </w:pPr>
-    </w:p>
-    <w:p>
-      <w:pPr>
         <w:pStyle w:val="Ttulo1"/>
       </w:pPr>
-      <w:bookmarkStart w:id="7" w:name="_Toc230592120"/>
+      <w:bookmarkStart w:id="7" w:name="_Toc231911291"/>
       <w:r>
         <w:lastRenderedPageBreak/>
         <w:t>Gestión operativa y planificación de la atención</w:t>
@@ -5077,7 +5147,19 @@
         <w:rPr>
           <w:lang w:val="es-419" w:eastAsia="es-CO"/>
         </w:rPr>
-        <w:t>La gestión operativa y la planificación de la atención permiten transformar un requerimiento recibido en un trámite organizado, controlado y susceptible de seguimiento. En procesos contables y tributarios, esta fase adquiere especial importancia porque no basta con identificar al usuario y comprender la solicitud; también es necesario definir cómo se va a atender, en qué secuencia, con qué tiempos, mediante qué recursos y bajo qué criterios de prioridad. Cuando esta organización no existe, la atención se vuelve reactiva y se presentan efectos como los siguientes:</w:t>
+        <w:t xml:space="preserve">La gestión operativa y la planificación de la atención </w:t>
+      </w:r>
+      <w:r>
+        <w:rPr>
+          <w:lang w:val="es-419" w:eastAsia="es-CO"/>
+        </w:rPr>
+        <w:t xml:space="preserve">permitan </w:t>
+      </w:r>
+      <w:r>
+        <w:rPr>
+          <w:lang w:val="es-419" w:eastAsia="es-CO"/>
+        </w:rPr>
+        <w:t>transformar un requerimiento recibido en un trámite organizado, controlado y susceptible de seguimiento. En procesos contables y tributarios, esta fase adquiere especial importancia porque no basta con identificar al usuario y comprender la solicitud; también es necesario definir cómo se va a atender, en qué secuencia, con qué tiempos, mediante qué recursos y bajo qué criterios de prioridad. Cuando esta organización no existe, la atención se vuelve reactiva y se presentan efectos como los siguientes:</w:t>
       </w:r>
     </w:p>
     <w:p>
@@ -5288,7 +5370,7 @@
       <w:pPr>
         <w:pStyle w:val="Ttulo2"/>
       </w:pPr>
-      <w:bookmarkStart w:id="8" w:name="_Toc230592121"/>
+      <w:bookmarkStart w:id="8" w:name="_Toc231911292"/>
       <w:r>
         <w:t>Mapa de procesos de atención de requerimientos</w:t>
       </w:r>
@@ -5317,6 +5399,19 @@
         <w:rPr>
           <w:lang w:val="es-419" w:eastAsia="es-CO"/>
         </w:rPr>
+        <w:t>En procesos contables y tributarios, disponer de una visión de conjunto resulta importante porque la respuesta al usuario depende de actividades encadenadas, no de actuaciones improvisadas (Arévalo, 2017).</w:t>
+      </w:r>
+    </w:p>
+    <w:p>
+      <w:pPr>
+        <w:rPr>
+          <w:lang w:val="es-419" w:eastAsia="es-CO"/>
+        </w:rPr>
+      </w:pPr>
+      <w:r>
+        <w:rPr>
+          <w:lang w:val="es-419" w:eastAsia="es-CO"/>
+        </w:rPr>
         <w:t>Además, el mapa de procesos facilita la comprensión de las responsabilidades institucionales, ya que permite identificar:</w:t>
       </w:r>
     </w:p>
@@ -5425,7 +5520,14 @@
         <w:rPr>
           <w:lang w:val="es-419" w:eastAsia="es-CO"/>
         </w:rPr>
-        <w:t>Sin este tipo de representación, es frecuente que se confundan funciones, se dupliquen tareas o se omitan controles importantes. Por ello, el mapa de procesos no debe verse como un recurso decorativo, sino como un instrumento de organización y mejora operativa del servicio (Domínguez, 2012). Las etapas que integran la ruta operativa de atención permiten mantener control, oportunidad y consistencia durante el trámite:</w:t>
+        <w:t xml:space="preserve">Sin este tipo de representación, es frecuente que se confundan funciones, se dupliquen tareas o se omitan controles importantes. Por ello, el mapa de procesos no debe verse como un recurso decorativo, sino como un instrumento de organización y </w:t>
+      </w:r>
+      <w:r>
+        <w:rPr>
+          <w:lang w:val="es-419" w:eastAsia="es-CO"/>
+        </w:rPr>
+        <w:lastRenderedPageBreak/>
+        <w:t>mejora operativa del servicio (Domínguez, 2012). Las etapas que integran la ruta operativa de atención permiten mantener control, oportunidad y consistencia durante el trámite:</w:t>
       </w:r>
     </w:p>
     <w:p>
@@ -5444,7 +5546,6 @@
         <w:rPr>
           <w:rStyle w:val="Ttulo5Car"/>
         </w:rPr>
-        <w:lastRenderedPageBreak/>
         <w:t>Recepción.</w:t>
       </w:r>
       <w:r>
@@ -5644,26 +5745,6 @@
         </w:rPr>
         <w:tab/>
       </w:r>
-    </w:p>
-    <w:p>
-      <w:pPr>
-        <w:tabs>
-          <w:tab w:val="left" w:pos="1200"/>
-        </w:tabs>
-        <w:rPr>
-          <w:lang w:val="es-419" w:eastAsia="es-CO"/>
-        </w:rPr>
-      </w:pPr>
-    </w:p>
-    <w:p>
-      <w:pPr>
-        <w:tabs>
-          <w:tab w:val="left" w:pos="1200"/>
-        </w:tabs>
-        <w:rPr>
-          <w:lang w:val="es-419" w:eastAsia="es-CO"/>
-        </w:rPr>
-      </w:pPr>
     </w:p>
     <w:p>
       <w:pPr>
@@ -5736,10 +5817,10 @@
           <w:lang w:val="es-419" w:eastAsia="es-CO"/>
         </w:rPr>
         <w:drawing>
-          <wp:inline distT="0" distB="0" distL="0" distR="0" wp14:anchorId="0934E5AD" wp14:editId="009A42C9">
+          <wp:inline distT="0" distB="0" distL="0" distR="0" wp14:anchorId="0934E5AD" wp14:editId="5365E36F">
             <wp:extent cx="3836852" cy="7333667"/>
             <wp:effectExtent l="0" t="0" r="0" b="635"/>
-            <wp:docPr id="2" name="Gráfico 2" descr="Figura titulada “Mapa de procesos de atención de requerimientos contables y tributarios”. La imagen presenta un diagrama de flujo que organiza la ruta de atención de una solicitud desde su recepción hasta el cierre. El proceso inicia con la recepción del requerimiento y la verificación de si la información o soporte recibido está completo; cuando no cumple, se solicita información adicional.&#10;&#10;Luego continúa con la validación para determinar si el caso debe canalizarse a otra área o seguir en el proceso. Posteriormente se realiza la clasificación del requerimiento y se verifica si cumple con los criterios de atención; si no cumple, se revisan dichos criterios. Cuando el requerimiento es válido, se prioriza, se procesa, se emite una respuesta, se realiza el cierre y finaliza la atención. La figura permite visualizar de manera ordenada las decisiones, controles y acciones necesarias para gestionar requerimientos contables y tributarios."/>
+            <wp:docPr id="2" name="Gráfico 2" descr="Diagrama de flujo sobre gestión de requerimientos. Incluye etapas de recepción, validación, clasificación, priorización, procesamiento, respuesta y cierre, con decisiones sobre información completa, procedencia, canalización a otra área y cumplimiento de criterios de atención, además de rutas para solicitar información adicional o revisar criterios cuando corresponde. "/>
             <wp:cNvGraphicFramePr>
               <a:graphicFrameLocks xmlns:a="http://schemas.openxmlformats.org/drawingml/2006/main" noChangeAspect="1"/>
             </wp:cNvGraphicFramePr>
@@ -5747,7 +5828,7 @@
               <a:graphicData uri="http://schemas.openxmlformats.org/drawingml/2006/picture">
                 <pic:pic xmlns:pic="http://schemas.openxmlformats.org/drawingml/2006/picture">
                   <pic:nvPicPr>
-                    <pic:cNvPr id="2" name="Gráfico 2" descr="Figura titulada “Mapa de procesos de atención de requerimientos contables y tributarios”. La imagen presenta un diagrama de flujo que organiza la ruta de atención de una solicitud desde su recepción hasta el cierre. El proceso inicia con la recepción del requerimiento y la verificación de si la información o soporte recibido está completo; cuando no cumple, se solicita información adicional.&#10;&#10;Luego continúa con la validación para determinar si el caso debe canalizarse a otra área o seguir en el proceso. Posteriormente se realiza la clasificación del requerimiento y se verifica si cumple con los criterios de atención; si no cumple, se revisan dichos criterios. Cuando el requerimiento es válido, se prioriza, se procesa, se emite una respuesta, se realiza el cierre y finaliza la atención. La figura permite visualizar de manera ordenada las decisiones, controles y acciones necesarias para gestionar requerimientos contables y tributarios."/>
+                    <pic:cNvPr id="2" name="Gráfico 2" descr="Diagrama de flujo sobre gestión de requerimientos. Incluye etapas de recepción, validación, clasificación, priorización, procesamiento, respuesta y cierre, con decisiones sobre información completa, procedencia, canalización a otra área y cumplimiento de criterios de atención, además de rutas para solicitar información adicional o revisar criterios cuando corresponde. "/>
                     <pic:cNvPicPr/>
                   </pic:nvPicPr>
                   <pic:blipFill>
@@ -5791,7 +5872,7 @@
       <w:pPr>
         <w:pStyle w:val="Ttulo2"/>
       </w:pPr>
-      <w:bookmarkStart w:id="9" w:name="_Toc230592122"/>
+      <w:bookmarkStart w:id="9" w:name="_Toc231911293"/>
       <w:r>
         <w:t>Recepción, validación y procesamiento del requerimiento</w:t>
       </w:r>
@@ -6120,7 +6201,7 @@
       <w:pPr>
         <w:pStyle w:val="Ttulo2"/>
       </w:pPr>
-      <w:bookmarkStart w:id="10" w:name="_Toc230592123"/>
+      <w:bookmarkStart w:id="10" w:name="_Toc231911294"/>
       <w:r>
         <w:t>Priorización, tiempos de respuesta y matriz impacto-urgencia</w:t>
       </w:r>
@@ -6161,6 +6242,19 @@
     </w:p>
     <w:p>
       <w:pPr>
+        <w:rPr>
+          <w:lang w:val="es-419" w:eastAsia="es-CO"/>
+        </w:rPr>
+      </w:pPr>
+      <w:r>
+        <w:rPr>
+          <w:lang w:val="es-419" w:eastAsia="es-CO"/>
+        </w:rPr>
+        <w:t>No obstante, su uso debe ser crítico: una matriz no reemplaza el análisis técnico del caso, sino que sirve como apoyo para decidir con mayor uniformidad y trazabilidad (Domínguez, 2012). Estos criterios operativos permiten justificar decisiones sobre tiempos de respuesta y asignación de esfuerzos de manera más técnica y verificable:</w:t>
+      </w:r>
+    </w:p>
+    <w:p>
+      <w:pPr>
         <w:pStyle w:val="Prrafodelista"/>
         <w:numPr>
           <w:ilvl w:val="0"/>
@@ -6250,6 +6344,7 @@
         <w:rPr>
           <w:rStyle w:val="Ttulo5Car"/>
         </w:rPr>
+        <w:lastRenderedPageBreak/>
         <w:t>Alcance del requerimiento.</w:t>
       </w:r>
       <w:r>
@@ -6275,7 +6370,6 @@
         <w:rPr>
           <w:rStyle w:val="Ttulo5Car"/>
         </w:rPr>
-        <w:lastRenderedPageBreak/>
         <w:t>Disponibilidad de información.</w:t>
       </w:r>
       <w:r>
@@ -6722,7 +6816,7 @@
       <w:pPr>
         <w:pStyle w:val="Ttulo2"/>
       </w:pPr>
-      <w:bookmarkStart w:id="11" w:name="_Toc230592124"/>
+      <w:bookmarkStart w:id="11" w:name="_Toc231911295"/>
       <w:r>
         <w:t>Asignación de recursos, carga de trabajo y capacidad operativa</w:t>
       </w:r>
@@ -6751,14 +6845,21 @@
         <w:rPr>
           <w:lang w:val="es-419" w:eastAsia="es-CO"/>
         </w:rPr>
-        <w:t xml:space="preserve">En la práctica, una buena priorización pierde efectividad si no va acompañada de una asignación realista de recursos, porque el sistema de atención puede terminar </w:t>
-      </w:r>
-      <w:r>
-        <w:rPr>
-          <w:lang w:val="es-419" w:eastAsia="es-CO"/>
-        </w:rPr>
         <w:lastRenderedPageBreak/>
-        <w:t>sobrecargado, con acumulación de trámites, vencimientos y disminución en la calidad de las respuestas (Arévalo, 2017).</w:t>
+        <w:t>En la práctica, una buena priorización pierde efectividad si no va acompañada de una asignación realista de recursos, porque el sistema de atención puede terminar sobrecargado, con acumulación de trámites, vencimientos y disminución en la calidad de las respuestas (Arévalo, 2017).</w:t>
+      </w:r>
+    </w:p>
+    <w:p>
+      <w:pPr>
+        <w:rPr>
+          <w:lang w:val="es-419" w:eastAsia="es-CO"/>
+        </w:rPr>
+      </w:pPr>
+      <w:r>
+        <w:rPr>
+          <w:lang w:val="es-419" w:eastAsia="es-CO"/>
+        </w:rPr>
+        <w:t>La carga de trabajo y la capacidad operativa deben analizarse como variables dinámicas. No basta con conocer cuántos requerimientos ingresan; también es importante establecer cuántos pueden atenderse razonablemente en un periodo determinado, qué nivel de complejidad presentan y qué dependencia tienen de otras áreas o sistemas.</w:t>
       </w:r>
     </w:p>
     <w:p>
@@ -6872,6 +6973,7 @@
       <w:tr>
         <w:trPr>
           <w:cnfStyle w:val="100000000000" w:firstRow="1" w:lastRow="0" w:firstColumn="0" w:lastColumn="0" w:oddVBand="0" w:evenVBand="0" w:oddHBand="0" w:evenHBand="0" w:firstRowFirstColumn="0" w:firstRowLastColumn="0" w:lastRowFirstColumn="0" w:lastRowLastColumn="0"/>
+          <w:tblHeader/>
         </w:trPr>
         <w:tc>
           <w:tcPr>
@@ -7109,6 +7211,7 @@
                 <w:sz w:val="24"/>
                 <w:lang w:eastAsia="es-CO"/>
               </w:rPr>
+              <w:lastRenderedPageBreak/>
               <w:t>Tiempo medio de respuesta</w:t>
             </w:r>
           </w:p>
@@ -7325,49 +7428,62 @@
       <w:pPr>
         <w:pStyle w:val="Ttulo2"/>
       </w:pPr>
-      <w:bookmarkStart w:id="12" w:name="_Toc230592125"/>
-      <w:r>
+      <w:bookmarkStart w:id="12" w:name="_Toc231911296"/>
+      <w:r>
+        <w:t>Formatos de planificación, cronograma, indicadores y planes de contingencia</w:t>
+      </w:r>
+      <w:bookmarkEnd w:id="12"/>
+    </w:p>
+    <w:p>
+      <w:pPr>
+        <w:rPr>
+          <w:lang w:val="es-419" w:eastAsia="es-CO"/>
+        </w:rPr>
+      </w:pPr>
+      <w:r>
+        <w:rPr>
+          <w:lang w:val="es-419" w:eastAsia="es-CO"/>
+        </w:rPr>
+        <w:t>La planificación de la atención requiere formatos e instrumentos que permitan pasar de la intención de organizar a una gestión documentada y verificable. Entre ellos se encuentran la matriz de requerimientos, el cronograma semanal, los formatos de asignación de personal, la matriz de carga de trabajo, los reportes de capacidad y los planes de contingencia.</w:t>
+      </w:r>
+    </w:p>
+    <w:p>
+      <w:pPr>
+        <w:rPr>
+          <w:lang w:val="es-419" w:eastAsia="es-CO"/>
+        </w:rPr>
+      </w:pPr>
+      <w:r>
+        <w:rPr>
+          <w:lang w:val="es-419" w:eastAsia="es-CO"/>
+        </w:rPr>
+        <w:t>Estos instrumentos no son accesorios administrativos; cumplen una función de control, porque facilitan la programación de actividades, la distribución de responsabilidades, el seguimiento de avances y la detección de desviaciones frente a tiempos o cargas previstas (Arévalo, 2017).</w:t>
+      </w:r>
+    </w:p>
+    <w:p>
+      <w:pPr>
+        <w:rPr>
+          <w:lang w:val="es-419" w:eastAsia="es-CO"/>
+        </w:rPr>
+      </w:pPr>
+      <w:r>
+        <w:rPr>
+          <w:lang w:val="es-419" w:eastAsia="es-CO"/>
+        </w:rPr>
+        <w:t>Los indicadores complementan esta planificación, al ofrecer información sobre el número de requerimientos atendidos, los tiempos promedio de respuesta, el porcentaje de cumplimiento, la acumulación de trámites y el comportamiento de la demanda.</w:t>
+      </w:r>
+    </w:p>
+    <w:p>
+      <w:pPr>
+        <w:rPr>
+          <w:lang w:val="es-419" w:eastAsia="es-CO"/>
+        </w:rPr>
+      </w:pPr>
+      <w:r>
+        <w:rPr>
+          <w:lang w:val="es-419" w:eastAsia="es-CO"/>
+        </w:rPr>
         <w:lastRenderedPageBreak/>
-        <w:t>Formatos de planificación, cronograma, indicadores y planes de contingencia</w:t>
-      </w:r>
-      <w:bookmarkEnd w:id="12"/>
-    </w:p>
-    <w:p>
-      <w:pPr>
-        <w:rPr>
-          <w:lang w:val="es-419" w:eastAsia="es-CO"/>
-        </w:rPr>
-      </w:pPr>
-      <w:r>
-        <w:rPr>
-          <w:lang w:val="es-419" w:eastAsia="es-CO"/>
-        </w:rPr>
-        <w:t>La planificación de la atención requiere formatos e instrumentos que permitan pasar de la intención de organizar a una gestión documentada y verificable. Entre ellos se encuentran la matriz de requerimientos, el cronograma semanal, los formatos de asignación de personal, la matriz de carga de trabajo, los reportes de capacidad y los planes de contingencia.</w:t>
-      </w:r>
-    </w:p>
-    <w:p>
-      <w:pPr>
-        <w:rPr>
-          <w:lang w:val="es-419" w:eastAsia="es-CO"/>
-        </w:rPr>
-      </w:pPr>
-      <w:r>
-        <w:rPr>
-          <w:lang w:val="es-419" w:eastAsia="es-CO"/>
-        </w:rPr>
-        <w:t>Estos instrumentos no son accesorios administrativos; cumplen una función de control, porque facilitan la programación de actividades, la distribución de responsabilidades, el seguimiento de avances y la detección de desviaciones frente a tiempos o cargas previstas (Arévalo, 2017).</w:t>
-      </w:r>
-    </w:p>
-    <w:p>
-      <w:pPr>
-        <w:rPr>
-          <w:lang w:val="es-419" w:eastAsia="es-CO"/>
-        </w:rPr>
-      </w:pPr>
-      <w:r>
-        <w:rPr>
-          <w:lang w:val="es-419" w:eastAsia="es-CO"/>
-        </w:rPr>
         <w:t>Por su parte, los planes de contingencia permiten mantener la continuidad del servicio ante eventos como ausencia de personal, fallas en los sistemas, incremento inusual de solicitudes o indisponibilidad temporal de la información. Una gestión operativa sólida no se limita a planear lo normal; también debe prever cómo actuar frente a situaciones que alteran la prestación del servicio (Berry y Parasuraman, 2015).</w:t>
       </w:r>
     </w:p>
@@ -7450,102 +7566,108 @@
         <w:rPr>
           <w:rStyle w:val="Ttulo5Car"/>
         </w:rPr>
+        <w:t>Asignación de personal.</w:t>
+      </w:r>
+      <w:r>
+        <w:rPr>
+          <w:lang w:val="es-419" w:eastAsia="es-CO"/>
+        </w:rPr>
+        <w:t xml:space="preserve"> Define quién atiende cada requerimiento, lo que contribuye a una mejor distribución de la carga operativa.</w:t>
+      </w:r>
+    </w:p>
+    <w:p>
+      <w:pPr>
+        <w:pStyle w:val="Prrafodelista"/>
+        <w:numPr>
+          <w:ilvl w:val="0"/>
+          <w:numId w:val="25"/>
+        </w:numPr>
+        <w:ind w:left="993"/>
+        <w:rPr>
+          <w:lang w:val="es-419" w:eastAsia="es-CO"/>
+        </w:rPr>
+      </w:pPr>
+      <w:r>
+        <w:rPr>
+          <w:rStyle w:val="Ttulo5Car"/>
+        </w:rPr>
+        <w:t>Matriz de carga de trabajo.</w:t>
+      </w:r>
+      <w:r>
+        <w:rPr>
+          <w:lang w:val="es-419" w:eastAsia="es-CO"/>
+        </w:rPr>
+        <w:t xml:space="preserve"> Mide el volumen y el esfuerzo asumido por cada responsable, lo que favorece el equilibrio operativo.</w:t>
+      </w:r>
+    </w:p>
+    <w:p>
+      <w:pPr>
+        <w:pStyle w:val="Prrafodelista"/>
+        <w:numPr>
+          <w:ilvl w:val="0"/>
+          <w:numId w:val="25"/>
+        </w:numPr>
+        <w:ind w:left="993"/>
+        <w:rPr>
+          <w:lang w:val="es-419" w:eastAsia="es-CO"/>
+        </w:rPr>
+      </w:pPr>
+      <w:r>
+        <w:rPr>
+          <w:rStyle w:val="Ttulo5Car"/>
+        </w:rPr>
+        <w:t>Reporte de capacidad.</w:t>
+      </w:r>
+      <w:r>
+        <w:rPr>
+          <w:lang w:val="es-419" w:eastAsia="es-CO"/>
+        </w:rPr>
+        <w:t xml:space="preserve"> Compara la demanda con los recursos disponibles, permitiendo ajustar la programación cuando sea necesario.</w:t>
+      </w:r>
+    </w:p>
+    <w:p>
+      <w:pPr>
+        <w:pStyle w:val="Prrafodelista"/>
+        <w:numPr>
+          <w:ilvl w:val="0"/>
+          <w:numId w:val="25"/>
+        </w:numPr>
+        <w:ind w:left="993"/>
+        <w:rPr>
+          <w:lang w:val="es-419" w:eastAsia="es-CO"/>
+        </w:rPr>
+      </w:pPr>
+      <w:r>
+        <w:rPr>
+          <w:rStyle w:val="Ttulo5Car"/>
+        </w:rPr>
+        <w:t xml:space="preserve">Plan de contingencia. </w:t>
+      </w:r>
+      <w:r>
+        <w:rPr>
+          <w:lang w:val="es-419" w:eastAsia="es-CO"/>
+        </w:rPr>
+        <w:t>Define la respuesta ante situaciones críticas y permite mantener la continuidad del servicio.</w:t>
+      </w:r>
+    </w:p>
+    <w:p>
+      <w:pPr>
+        <w:rPr>
+          <w:lang w:val="es-419" w:eastAsia="es-CO"/>
+        </w:rPr>
+      </w:pPr>
+      <w:r>
+        <w:rPr>
+          <w:lang w:val="es-419" w:eastAsia="es-CO"/>
+        </w:rPr>
+        <w:t xml:space="preserve">Estos instrumentos adquieren mayor valor cuando se articulan con indicadores de gestión, porque permiten reconocer avances, rezagos y necesidades de ajuste en la operación del servicio. A continuación, se relacionan indicadores útiles para valorar la </w:t>
+      </w:r>
+      <w:r>
+        <w:rPr>
+          <w:lang w:val="es-419" w:eastAsia="es-CO"/>
+        </w:rPr>
         <w:lastRenderedPageBreak/>
-        <w:t>Asignación de personal.</w:t>
-      </w:r>
-      <w:r>
-        <w:rPr>
-          <w:lang w:val="es-419" w:eastAsia="es-CO"/>
-        </w:rPr>
-        <w:t xml:space="preserve"> Define quién atiende cada requerimiento, lo que contribuye a una mejor distribución de la carga operativa.</w:t>
-      </w:r>
-    </w:p>
-    <w:p>
-      <w:pPr>
-        <w:pStyle w:val="Prrafodelista"/>
-        <w:numPr>
-          <w:ilvl w:val="0"/>
-          <w:numId w:val="25"/>
-        </w:numPr>
-        <w:ind w:left="993"/>
-        <w:rPr>
-          <w:lang w:val="es-419" w:eastAsia="es-CO"/>
-        </w:rPr>
-      </w:pPr>
-      <w:r>
-        <w:rPr>
-          <w:rStyle w:val="Ttulo5Car"/>
-        </w:rPr>
-        <w:t>Matriz de carga de trabajo.</w:t>
-      </w:r>
-      <w:r>
-        <w:rPr>
-          <w:lang w:val="es-419" w:eastAsia="es-CO"/>
-        </w:rPr>
-        <w:t xml:space="preserve"> Mide el volumen y el esfuerzo asumido por cada responsable, lo que favorece el equilibrio operativo.</w:t>
-      </w:r>
-    </w:p>
-    <w:p>
-      <w:pPr>
-        <w:pStyle w:val="Prrafodelista"/>
-        <w:numPr>
-          <w:ilvl w:val="0"/>
-          <w:numId w:val="25"/>
-        </w:numPr>
-        <w:ind w:left="993"/>
-        <w:rPr>
-          <w:lang w:val="es-419" w:eastAsia="es-CO"/>
-        </w:rPr>
-      </w:pPr>
-      <w:r>
-        <w:rPr>
-          <w:rStyle w:val="Ttulo5Car"/>
-        </w:rPr>
-        <w:t>Reporte de capacidad.</w:t>
-      </w:r>
-      <w:r>
-        <w:rPr>
-          <w:lang w:val="es-419" w:eastAsia="es-CO"/>
-        </w:rPr>
-        <w:t xml:space="preserve"> Compara la demanda con los recursos disponibles, permitiendo ajustar la programación cuando sea necesario.</w:t>
-      </w:r>
-    </w:p>
-    <w:p>
-      <w:pPr>
-        <w:pStyle w:val="Prrafodelista"/>
-        <w:numPr>
-          <w:ilvl w:val="0"/>
-          <w:numId w:val="25"/>
-        </w:numPr>
-        <w:ind w:left="993"/>
-        <w:rPr>
-          <w:lang w:val="es-419" w:eastAsia="es-CO"/>
-        </w:rPr>
-      </w:pPr>
-      <w:r>
-        <w:rPr>
-          <w:rStyle w:val="Ttulo5Car"/>
-        </w:rPr>
-        <w:t xml:space="preserve">Plan de contingencia. </w:t>
-      </w:r>
-      <w:r>
-        <w:rPr>
-          <w:lang w:val="es-419" w:eastAsia="es-CO"/>
-        </w:rPr>
-        <w:t>Define la respuesta ante situaciones críticas y permite mantener la continuidad del servicio.</w:t>
-      </w:r>
-    </w:p>
-    <w:p>
-      <w:pPr>
-        <w:rPr>
-          <w:lang w:val="es-419" w:eastAsia="es-CO"/>
-        </w:rPr>
-      </w:pPr>
-      <w:r>
-        <w:rPr>
-          <w:lang w:val="es-419" w:eastAsia="es-CO"/>
-        </w:rPr>
-        <w:t>Estos instrumentos adquieren mayor valor cuando se articulan con indicadores de gestión, porque permiten reconocer avances, rezagos y necesidades de ajuste en la operación del servicio. A continuación, se relacionan indicadores útiles para valorar la operación del servicio; su uso permite identificar comportamientos recurrentes, ajustar la planificación y respaldar decisiones de mejora:</w:t>
+        <w:t>operación del servicio; su uso permite identificar comportamientos recurrentes, ajustar la planificación y respaldar decisiones de mejora:</w:t>
       </w:r>
     </w:p>
     <w:p>
@@ -7766,23 +7888,13 @@
                 <w:lang w:eastAsia="es-CO"/>
               </w:rPr>
             </w:pPr>
-            <w:proofErr w:type="gramStart"/>
             <w:r>
               <w:rPr>
                 <w:color w:val="12263F"/>
                 <w:sz w:val="24"/>
                 <w:lang w:eastAsia="es-CO"/>
               </w:rPr>
-              <w:t>Total</w:t>
-            </w:r>
-            <w:proofErr w:type="gramEnd"/>
-            <w:r>
-              <w:rPr>
-                <w:color w:val="12263F"/>
-                <w:sz w:val="24"/>
-                <w:lang w:eastAsia="es-CO"/>
-              </w:rPr>
-              <w:t xml:space="preserve"> de pendientes al cierre del periodo. Permite detectar rezagos.</w:t>
+              <w:t>Total de pendientes al cierre del periodo. Permite detectar rezagos.</w:t>
             </w:r>
           </w:p>
         </w:tc>
@@ -7827,23 +7939,13 @@
                 <w:lang w:eastAsia="es-CO"/>
               </w:rPr>
             </w:pPr>
-            <w:proofErr w:type="gramStart"/>
             <w:r>
               <w:rPr>
                 <w:color w:val="12263F"/>
                 <w:sz w:val="24"/>
                 <w:lang w:eastAsia="es-CO"/>
               </w:rPr>
-              <w:t>Total</w:t>
-            </w:r>
-            <w:proofErr w:type="gramEnd"/>
-            <w:r>
-              <w:rPr>
-                <w:color w:val="12263F"/>
-                <w:sz w:val="24"/>
-                <w:lang w:eastAsia="es-CO"/>
-              </w:rPr>
-              <w:t xml:space="preserve"> asignado / número de responsables. Permite valorar la distribución del trabajo.</w:t>
+              <w:t>Total asignado / número de responsables. Permite valorar la distribución del trabajo.</w:t>
             </w:r>
           </w:p>
         </w:tc>
@@ -7913,7 +8015,6 @@
         <w:rPr>
           <w:lang w:eastAsia="es-CO"/>
         </w:rPr>
-        <w:lastRenderedPageBreak/>
         <w:t>En conjunto, los formatos, cronogramas, indicadores y planes de contingencia fortalecen la gestión operativa, porque permiten organizar la atención, controlar el avance de los requerimientos y responder con mayor oportunidad ante situaciones que afecten la continuidad del servicio.</w:t>
       </w:r>
     </w:p>
@@ -7969,82 +8070,18 @@
           <w:lang w:eastAsia="es-CO"/>
         </w:rPr>
       </w:pPr>
-    </w:p>
-    <w:p>
-      <w:pPr>
+      <w:r>
         <w:rPr>
           <w:lang w:eastAsia="es-CO"/>
         </w:rPr>
-      </w:pPr>
-    </w:p>
-    <w:p>
-      <w:pPr>
-        <w:rPr>
-          <w:lang w:eastAsia="es-CO"/>
-        </w:rPr>
-      </w:pPr>
-    </w:p>
-    <w:p>
-      <w:pPr>
-        <w:rPr>
-          <w:lang w:eastAsia="es-CO"/>
-        </w:rPr>
-      </w:pPr>
-    </w:p>
-    <w:p>
-      <w:pPr>
-        <w:rPr>
-          <w:lang w:eastAsia="es-CO"/>
-        </w:rPr>
-      </w:pPr>
-    </w:p>
-    <w:p>
-      <w:pPr>
-        <w:rPr>
-          <w:lang w:eastAsia="es-CO"/>
-        </w:rPr>
-      </w:pPr>
-    </w:p>
-    <w:p>
-      <w:pPr>
-        <w:rPr>
-          <w:lang w:eastAsia="es-CO"/>
-        </w:rPr>
-      </w:pPr>
-    </w:p>
-    <w:p>
-      <w:pPr>
-        <w:rPr>
-          <w:lang w:eastAsia="es-CO"/>
-        </w:rPr>
-      </w:pPr>
-    </w:p>
-    <w:p>
-      <w:pPr>
-        <w:rPr>
-          <w:lang w:eastAsia="es-CO"/>
-        </w:rPr>
-      </w:pPr>
-    </w:p>
-    <w:p>
-      <w:pPr>
-        <w:rPr>
-          <w:lang w:eastAsia="es-CO"/>
-        </w:rPr>
-      </w:pPr>
-    </w:p>
-    <w:p>
-      <w:pPr>
-        <w:rPr>
-          <w:lang w:eastAsia="es-CO"/>
-        </w:rPr>
-      </w:pPr>
+        <w:t>Para profundizar sobre el tema, consulte el documento “IN-ADF-0180.pdf”, ubicado en la carpeta de Anexos.</w:t>
+      </w:r>
     </w:p>
     <w:p>
       <w:pPr>
         <w:pStyle w:val="Ttulo1"/>
       </w:pPr>
-      <w:bookmarkStart w:id="13" w:name="_Toc230592126"/>
+      <w:bookmarkStart w:id="13" w:name="_Toc231911297"/>
       <w:r>
         <w:lastRenderedPageBreak/>
         <w:t>Gestión de información contable y tributaria</w:t>
@@ -8105,17 +8142,15 @@
       <w:r>
         <w:rPr>
           <w:rStyle w:val="Extranjerismo"/>
-          <w:i/>
-          <w:iCs/>
-          <w:lang w:val="es-419" w:eastAsia="es-CO"/>
-        </w:rPr>
-        <w:t>Software</w:t>
-      </w:r>
-      <w:r>
-        <w:rPr>
-          <w:lang w:val="es-419" w:eastAsia="es-CO"/>
-        </w:rPr>
-        <w:t xml:space="preserve"> contable.</w:t>
+          <w:lang w:val="es-419" w:eastAsia="es-CO"/>
+        </w:rPr>
+        <w:t xml:space="preserve">Software </w:t>
+      </w:r>
+      <w:r>
+        <w:rPr>
+          <w:lang w:val="es-419" w:eastAsia="es-CO"/>
+        </w:rPr>
+        <w:t>contable.</w:t>
       </w:r>
     </w:p>
     <w:p>
@@ -8218,7 +8253,7 @@
       <w:pPr>
         <w:pStyle w:val="Ttulo2"/>
       </w:pPr>
-      <w:bookmarkStart w:id="14" w:name="_Toc230592127"/>
+      <w:bookmarkStart w:id="14" w:name="_Toc231911298"/>
       <w:r>
         <w:t>Estructura y función de los sistemas de información contable y tributaria</w:t>
       </w:r>
@@ -8239,17 +8274,15 @@
       <w:r>
         <w:rPr>
           <w:rStyle w:val="Extranjerismo"/>
-          <w:i/>
-          <w:iCs/>
-          <w:lang w:val="es-419" w:eastAsia="es-CO"/>
-        </w:rPr>
-        <w:t>software</w:t>
-      </w:r>
-      <w:r>
-        <w:rPr>
-          <w:lang w:val="es-419" w:eastAsia="es-CO"/>
-        </w:rPr>
-        <w:t>, procedimientos, usuarios autorizados y soportes documentales que permiten registrar, procesar, almacenar y recuperar información útil para la operación financiera, el cumplimiento fiscal y la atención de solicitudes. Su función dentro del trámite no se reduce al almacenamiento de registros, porque también facilitan:</w:t>
+          <w:lang w:val="es-419" w:eastAsia="es-CO"/>
+        </w:rPr>
+        <w:t>software,</w:t>
+      </w:r>
+      <w:r>
+        <w:rPr>
+          <w:lang w:val="es-419" w:eastAsia="es-CO"/>
+        </w:rPr>
+        <w:t xml:space="preserve"> procedimientos, usuarios autorizados y soportes documentales que permiten registrar, procesar, almacenar y recuperar información útil para la operación financiera, el cumplimiento fiscal y la atención de solicitudes. Su función dentro del trámite no se reduce al almacenamiento de registros, porque también facilitan:</w:t>
       </w:r>
     </w:p>
     <w:p>
@@ -8497,10 +8530,6 @@
       <w:r>
         <w:rPr>
           <w:rStyle w:val="Extranjerismo"/>
-          <w:b/>
-          <w:bCs/>
-          <w:i/>
-          <w:iCs/>
           <w:lang w:val="es-419" w:eastAsia="es-CO"/>
         </w:rPr>
         <w:t>Software</w:t>
@@ -8625,7 +8654,7 @@
       <w:pPr>
         <w:pStyle w:val="Ttulo2"/>
       </w:pPr>
-      <w:bookmarkStart w:id="15" w:name="_Toc230592128"/>
+      <w:bookmarkStart w:id="15" w:name="_Toc231911299"/>
       <w:r>
         <w:lastRenderedPageBreak/>
         <w:t>Consulta de información</w:t>
@@ -8646,17 +8675,16 @@
       </w:r>
       <w:r>
         <w:rPr>
-          <w:i/>
-          <w:iCs/>
-          <w:lang w:val="es-419" w:eastAsia="es-CO"/>
-        </w:rPr>
-        <w:t>software</w:t>
-      </w:r>
-      <w:r>
-        <w:rPr>
-          <w:lang w:val="es-419" w:eastAsia="es-CO"/>
-        </w:rPr>
-        <w:t xml:space="preserve"> contable, bases de datos tributarias, portales internos, repositorios documentales y módulos de reportes.</w:t>
+          <w:rStyle w:val="Extranjerismo"/>
+          <w:lang w:val="es-419" w:eastAsia="es-CO"/>
+        </w:rPr>
+        <w:t xml:space="preserve">software </w:t>
+      </w:r>
+      <w:r>
+        <w:rPr>
+          <w:lang w:val="es-419" w:eastAsia="es-CO"/>
+        </w:rPr>
+        <w:t>contable, bases de datos tributarias, portales internos, repositorios documentales y módulos de reportes.</w:t>
       </w:r>
     </w:p>
     <w:p>
@@ -8792,8 +8820,6 @@
           <w:rStyle w:val="Extranjerismo"/>
           <w:b/>
           <w:bCs/>
-          <w:i/>
-          <w:iCs/>
           <w:lang w:val="es-419" w:eastAsia="es-CO"/>
         </w:rPr>
         <w:t>Software</w:t>
@@ -8908,7 +8934,19 @@
         <w:rPr>
           <w:lang w:val="es-419" w:eastAsia="es-CO"/>
         </w:rPr>
-        <w:t xml:space="preserve"> Genera informes por periodo, tercero, cuenta o concepto, lo que facilita producir salidas para responder al usuario.</w:t>
+        <w:t xml:space="preserve"> Genera informes por periodo, tercero</w:t>
+      </w:r>
+      <w:r>
+        <w:rPr>
+          <w:lang w:val="es-419" w:eastAsia="es-CO"/>
+        </w:rPr>
+        <w:tab/>
+      </w:r>
+      <w:r>
+        <w:rPr>
+          <w:lang w:val="es-419" w:eastAsia="es-CO"/>
+        </w:rPr>
+        <w:t>, cuenta o concepto, lo que facilita producir salidas para responder al usuario.</w:t>
       </w:r>
     </w:p>
     <w:p>
@@ -8959,22 +8997,8 @@
         <w:rPr>
           <w:lang w:val="es-419" w:eastAsia="es-CO"/>
         </w:rPr>
-        <w:t xml:space="preserve">¿Qué dato se </w:t>
-      </w:r>
-      <w:proofErr w:type="gramStart"/>
-      <w:r>
-        <w:rPr>
-          <w:lang w:val="es-419" w:eastAsia="es-CO"/>
-        </w:rPr>
-        <w:t>necesita?</w:t>
-      </w:r>
-      <w:r>
-        <w:rPr>
-          <w:lang w:val="es-419" w:eastAsia="es-CO"/>
-        </w:rPr>
-        <w:t>.</w:t>
-      </w:r>
-      <w:proofErr w:type="gramEnd"/>
+        <w:t>¿Qué dato se necesita?</w:t>
+      </w:r>
     </w:p>
     <w:p>
       <w:pPr>
@@ -9011,22 +9035,8 @@
         <w:rPr>
           <w:lang w:val="es-419" w:eastAsia="es-CO"/>
         </w:rPr>
-        <w:t xml:space="preserve">¿Dónde </w:t>
-      </w:r>
-      <w:proofErr w:type="gramStart"/>
-      <w:r>
-        <w:rPr>
-          <w:lang w:val="es-419" w:eastAsia="es-CO"/>
-        </w:rPr>
-        <w:t>consultar?</w:t>
-      </w:r>
-      <w:r>
-        <w:rPr>
-          <w:lang w:val="es-419" w:eastAsia="es-CO"/>
-        </w:rPr>
-        <w:t>.</w:t>
-      </w:r>
-      <w:proofErr w:type="gramEnd"/>
+        <w:t>¿Dónde consultar?</w:t>
+      </w:r>
     </w:p>
     <w:p>
       <w:pPr>
@@ -9185,7 +9195,7 @@
       <w:pPr>
         <w:pStyle w:val="Ttulo2"/>
       </w:pPr>
-      <w:bookmarkStart w:id="16" w:name="_Toc230592129"/>
+      <w:bookmarkStart w:id="16" w:name="_Toc231911300"/>
       <w:r>
         <w:t>Validación de datos, consistencia de registros y control de calidad de la información</w:t>
       </w:r>
@@ -9577,7 +9587,19 @@
         <w:rPr>
           <w:lang w:val="es-419" w:eastAsia="es-CO"/>
         </w:rPr>
-        <w:t>En muchos casos es necesario contrastar registros provenientes de distintas fuentes, debido a que una misma solicitud puede involucrar comprobantes, movimientos, soportes documentales y estados de trámite que no siempre coinciden de manera inmediata. Por ello, la consistencia de la información se fortalece cuando el análisis incorpora verificaciones cruzadas que permitan identificar diferencias, confirmar correspondencias y sustentar técnicamente la decisión adoptada frente al requerimiento.</w:t>
+        <w:t xml:space="preserve">En muchos casos es necesario contrastar registros provenientes de distintas fuentes, debido a que una misma solicitud puede involucrar comprobantes, movimientos, soportes documentales y estados de trámite que no siempre coinciden de manera inmediata. Por ello, la consistencia de la información se fortalece cuando el análisis incorpora verificaciones cruzadas que </w:t>
+      </w:r>
+      <w:r>
+        <w:rPr>
+          <w:lang w:val="es-419" w:eastAsia="es-CO"/>
+        </w:rPr>
+        <w:t>permiten</w:t>
+      </w:r>
+      <w:r>
+        <w:rPr>
+          <w:lang w:val="es-419" w:eastAsia="es-CO"/>
+        </w:rPr>
+        <w:t xml:space="preserve"> identificar diferencias, confirmar correspondencias y sustentar técnicamente la decisión adoptada frente al requerimiento.</w:t>
       </w:r>
     </w:p>
     <w:p>
@@ -9834,11 +9856,7 @@
             </w:pPr>
             <w:r>
               <w:rPr>
-                <w:i/>
-                <w:iCs/>
-                <w:color w:val="12263F"/>
-                <w:sz w:val="24"/>
-                <w:bdr w:val="none" w:sz="0" w:space="0" w:color="auto" w:frame="1"/>
+                <w:rStyle w:val="Extranjerismo"/>
                 <w:lang w:eastAsia="es-CO"/>
               </w:rPr>
               <w:t>Software</w:t>
@@ -10215,7 +10233,7 @@
       <w:pPr>
         <w:pStyle w:val="Ttulo2"/>
       </w:pPr>
-      <w:bookmarkStart w:id="17" w:name="_Toc230592130"/>
+      <w:bookmarkStart w:id="17" w:name="_Toc231911301"/>
       <w:r>
         <w:t>Seguridad de acceso, confidencialidad y trazabilidad en el uso de la información</w:t>
       </w:r>
@@ -10352,6 +10370,19 @@
     </w:p>
     <w:p>
       <w:pPr>
+        <w:rPr>
+          <w:lang w:val="es-419" w:eastAsia="es-CO"/>
+        </w:rPr>
+      </w:pPr>
+      <w:r>
+        <w:rPr>
+          <w:lang w:val="es-419" w:eastAsia="es-CO"/>
+        </w:rPr>
+        <w:t>Por ello, la trazabilidad no debe verse como una carga adicional, sino como una condición de respaldo para la calidad técnica y documental del trámite (Domínguez, 2012). Estas dimensiones esenciales permiten comprender que proteger la información no consiste únicamente en restringir accesos, sino también en justificar y registrar su utilización:</w:t>
+      </w:r>
+    </w:p>
+    <w:p>
+      <w:pPr>
         <w:pStyle w:val="Prrafodelista"/>
         <w:numPr>
           <w:ilvl w:val="0"/>
@@ -10448,6 +10479,7 @@
         <w:rPr>
           <w:lang w:val="es-419" w:eastAsia="es-CO"/>
         </w:rPr>
+        <w:lastRenderedPageBreak/>
         <w:t>En consecuencia, la atención de requerimientos exige pasar de una comprensión conceptual de la protección de la información a la implementación de mecanismos verificables que regulen:</w:t>
       </w:r>
     </w:p>
@@ -10524,29 +10556,318 @@
         <w:rPr>
           <w:lang w:val="es-419" w:eastAsia="es-CO"/>
         </w:rPr>
+        <w:t>La conservación de evidencias sobre las actuaciones realizadas.</w:t>
+      </w:r>
+    </w:p>
+    <w:p>
+      <w:pPr>
+        <w:rPr>
+          <w:lang w:val="es-419" w:eastAsia="es-CO"/>
+        </w:rPr>
+      </w:pPr>
+      <w:r>
+        <w:rPr>
+          <w:lang w:val="es-419" w:eastAsia="es-CO"/>
+        </w:rPr>
+        <w:t>De este modo, los controles no solo previenen riesgos, sino que también respaldan la responsabilidad técnica y documental del trámite. Los siguientes controles apoyan una gestión más segura y coherente con la necesidad de resguardar datos sensibles:</w:t>
+      </w:r>
+    </w:p>
+    <w:p>
+      <w:pPr>
+        <w:pStyle w:val="Prrafodelista"/>
+        <w:numPr>
+          <w:ilvl w:val="0"/>
+          <w:numId w:val="39"/>
+        </w:numPr>
+        <w:ind w:left="993"/>
+        <w:rPr>
+          <w:lang w:val="es-419" w:eastAsia="es-CO"/>
+        </w:rPr>
+      </w:pPr>
+      <w:r>
+        <w:rPr>
+          <w:rStyle w:val="Ttulo5Car"/>
+        </w:rPr>
+        <w:t>Credenciales individuales.</w:t>
+      </w:r>
+      <w:r>
+        <w:rPr>
+          <w:lang w:val="es-419" w:eastAsia="es-CO"/>
+        </w:rPr>
+        <w:t xml:space="preserve"> Tienen como finalidad identificar al usuario que accede al sistema, lo que reduce el uso compartido o no autorizado.</w:t>
+      </w:r>
+    </w:p>
+    <w:p>
+      <w:pPr>
+        <w:pStyle w:val="Prrafodelista"/>
+        <w:numPr>
+          <w:ilvl w:val="0"/>
+          <w:numId w:val="39"/>
+        </w:numPr>
+        <w:ind w:left="993"/>
+        <w:rPr>
+          <w:lang w:val="es-419" w:eastAsia="es-CO"/>
+        </w:rPr>
+      </w:pPr>
+      <w:r>
+        <w:rPr>
+          <w:rStyle w:val="Ttulo5Car"/>
+        </w:rPr>
+        <w:t>Perfiles por rol.</w:t>
+      </w:r>
+      <w:r>
+        <w:rPr>
+          <w:lang w:val="es-419" w:eastAsia="es-CO"/>
+        </w:rPr>
+        <w:t xml:space="preserve"> Buscan limitar el acceso a la información según la función asignada, reduciendo accesos excesivos o innecesarios.</w:t>
+      </w:r>
+    </w:p>
+    <w:p>
+      <w:pPr>
+        <w:pStyle w:val="Prrafodelista"/>
+        <w:numPr>
+          <w:ilvl w:val="0"/>
+          <w:numId w:val="39"/>
+        </w:numPr>
+        <w:ind w:left="993"/>
+        <w:rPr>
+          <w:lang w:val="es-419" w:eastAsia="es-CO"/>
+        </w:rPr>
+      </w:pPr>
+      <w:r>
+        <w:rPr>
+          <w:rStyle w:val="Ttulo5Car"/>
+        </w:rPr>
+        <w:t>Registro de consultas.</w:t>
+      </w:r>
+      <w:r>
+        <w:rPr>
+          <w:lang w:val="es-419" w:eastAsia="es-CO"/>
+        </w:rPr>
+        <w:t xml:space="preserve"> Permite dejar evidencia del uso de la información, lo que reduce la falta de trazabilidad.</w:t>
+      </w:r>
+    </w:p>
+    <w:p>
+      <w:pPr>
+        <w:pStyle w:val="Prrafodelista"/>
+        <w:numPr>
+          <w:ilvl w:val="0"/>
+          <w:numId w:val="39"/>
+        </w:numPr>
+        <w:ind w:left="993"/>
+        <w:rPr>
+          <w:lang w:val="es-419" w:eastAsia="es-CO"/>
+        </w:rPr>
+      </w:pPr>
+      <w:r>
+        <w:rPr>
+          <w:rStyle w:val="Ttulo5Car"/>
+        </w:rPr>
+        <w:t>Validación de legitimidad del solicitante.</w:t>
+      </w:r>
+      <w:r>
+        <w:rPr>
+          <w:lang w:val="es-419" w:eastAsia="es-CO"/>
+        </w:rPr>
+        <w:t xml:space="preserve"> Tiene como propósito confirmar la procedencia del requerimiento, reduciendo la entrega indebida de información.</w:t>
+      </w:r>
+    </w:p>
+    <w:p>
+      <w:pPr>
+        <w:pStyle w:val="Prrafodelista"/>
+        <w:numPr>
+          <w:ilvl w:val="0"/>
+          <w:numId w:val="39"/>
+        </w:numPr>
+        <w:ind w:left="993"/>
+        <w:rPr>
+          <w:lang w:val="es-419" w:eastAsia="es-CO"/>
+        </w:rPr>
+      </w:pPr>
+      <w:r>
+        <w:rPr>
+          <w:rStyle w:val="Ttulo5Car"/>
+        </w:rPr>
+        <w:t>Resguardo de soportes.</w:t>
+      </w:r>
+      <w:r>
+        <w:rPr>
+          <w:lang w:val="es-419" w:eastAsia="es-CO"/>
+        </w:rPr>
+        <w:t xml:space="preserve"> Busca proteger documentos y anexos, lo que reduce riesgos de pérdida, alteración o divulgación no autorizada.</w:t>
+      </w:r>
+    </w:p>
+    <w:p>
+      <w:pPr>
+        <w:pStyle w:val="Ttulo2"/>
+      </w:pPr>
+      <w:bookmarkStart w:id="18" w:name="_Toc231911302"/>
+      <w:r>
         <w:lastRenderedPageBreak/>
-        <w:t>La conservación de evidencias sobre las actuaciones realizadas.</w:t>
-      </w:r>
-    </w:p>
-    <w:p>
-      <w:pPr>
-        <w:rPr>
-          <w:lang w:val="es-419" w:eastAsia="es-CO"/>
-        </w:rPr>
-      </w:pPr>
-      <w:r>
-        <w:rPr>
-          <w:lang w:val="es-419" w:eastAsia="es-CO"/>
-        </w:rPr>
-        <w:t>De este modo, los controles no solo previenen riesgos, sino que también respaldan la responsabilidad técnica y documental del trámite. Los siguientes controles apoyan una gestión más segura y coherente con la necesidad de resguardar datos sensibles:</w:t>
-      </w:r>
-    </w:p>
-    <w:p>
-      <w:pPr>
-        <w:pStyle w:val="Prrafodelista"/>
-        <w:numPr>
-          <w:ilvl w:val="0"/>
-          <w:numId w:val="39"/>
+        <w:t>Reportes, consultas estructuradas e integración de datos para la respuesta al usuario</w:t>
+      </w:r>
+      <w:bookmarkEnd w:id="18"/>
+    </w:p>
+    <w:p>
+      <w:pPr>
+        <w:rPr>
+          <w:lang w:val="es-419" w:eastAsia="es-CO"/>
+        </w:rPr>
+      </w:pPr>
+      <w:r>
+        <w:rPr>
+          <w:lang w:val="es-419" w:eastAsia="es-CO"/>
+        </w:rPr>
+        <w:t>La generación de reportes constituye una salida técnica del proceso de consulta y validación de información. En atención a requerimientos contables y tributarios, los reportes permiten presentar datos organizados por periodo, tercero, cuenta, obligación, movimiento o estado del trámite, lo que facilita sustentar respuestas de forma más clara y verificable. Sin embargo, un reporte no debe entenderse como una simple impresión o descarga automática.</w:t>
+      </w:r>
+    </w:p>
+    <w:p>
+      <w:pPr>
+        <w:rPr>
+          <w:lang w:val="es-419" w:eastAsia="es-CO"/>
+        </w:rPr>
+      </w:pPr>
+      <w:r>
+        <w:rPr>
+          <w:lang w:val="es-419" w:eastAsia="es-CO"/>
+        </w:rPr>
+        <w:t>Su valor depende de:</w:t>
+      </w:r>
+    </w:p>
+    <w:p>
+      <w:pPr>
+        <w:pStyle w:val="Prrafodelista"/>
+        <w:numPr>
+          <w:ilvl w:val="0"/>
+          <w:numId w:val="40"/>
+        </w:numPr>
+        <w:ind w:left="993"/>
+        <w:rPr>
+          <w:lang w:val="es-419" w:eastAsia="es-CO"/>
+        </w:rPr>
+      </w:pPr>
+      <w:r>
+        <w:rPr>
+          <w:lang w:val="es-419" w:eastAsia="es-CO"/>
+        </w:rPr>
+        <w:t>La pertinencia de los criterios utilizados.</w:t>
+      </w:r>
+    </w:p>
+    <w:p>
+      <w:pPr>
+        <w:pStyle w:val="Prrafodelista"/>
+        <w:numPr>
+          <w:ilvl w:val="0"/>
+          <w:numId w:val="40"/>
+        </w:numPr>
+        <w:ind w:left="993"/>
+        <w:rPr>
+          <w:lang w:val="es-419" w:eastAsia="es-CO"/>
+        </w:rPr>
+      </w:pPr>
+      <w:r>
+        <w:rPr>
+          <w:lang w:val="es-419" w:eastAsia="es-CO"/>
+        </w:rPr>
+        <w:t>El nivel de detalle requerido.</w:t>
+      </w:r>
+    </w:p>
+    <w:p>
+      <w:pPr>
+        <w:pStyle w:val="Prrafodelista"/>
+        <w:numPr>
+          <w:ilvl w:val="0"/>
+          <w:numId w:val="40"/>
+        </w:numPr>
+        <w:ind w:left="993"/>
+        <w:rPr>
+          <w:lang w:val="es-419" w:eastAsia="es-CO"/>
+        </w:rPr>
+      </w:pPr>
+      <w:r>
+        <w:rPr>
+          <w:lang w:val="es-419" w:eastAsia="es-CO"/>
+        </w:rPr>
+        <w:t>La correspondencia entre la información mostrada y la solicitud del usuario.</w:t>
+      </w:r>
+    </w:p>
+    <w:p>
+      <w:pPr>
+        <w:rPr>
+          <w:lang w:val="es-419" w:eastAsia="es-CO"/>
+        </w:rPr>
+      </w:pPr>
+      <w:r>
+        <w:rPr>
+          <w:lang w:val="es-419" w:eastAsia="es-CO"/>
+        </w:rPr>
+        <w:t>En ese mismo marco, las consultas estructuradas y la integración de datos pueden apoyar la recuperación de información cuando esta se encuentra distribuida en varias tablas, módulos o fuentes institucionales. Entre estas consultas pueden encontrarse filtros avanzados y, cuando la arquitectura lo permita y el perfil autorizado lo habilite, consultas SQL orientadas a recuperar o relacionar registros con mayor precisión. No obstante:</w:t>
+      </w:r>
+    </w:p>
+    <w:p>
+      <w:pPr>
+        <w:pStyle w:val="Prrafodelista"/>
+        <w:numPr>
+          <w:ilvl w:val="0"/>
+          <w:numId w:val="41"/>
+        </w:numPr>
+        <w:ind w:left="993"/>
+        <w:rPr>
+          <w:lang w:val="es-419" w:eastAsia="es-CO"/>
+        </w:rPr>
+      </w:pPr>
+      <w:r>
+        <w:rPr>
+          <w:lang w:val="es-419" w:eastAsia="es-CO"/>
+        </w:rPr>
+        <w:t>No toda consulta compleja produce una mejor respuesta.</w:t>
+      </w:r>
+    </w:p>
+    <w:p>
+      <w:pPr>
+        <w:pStyle w:val="Prrafodelista"/>
+        <w:numPr>
+          <w:ilvl w:val="0"/>
+          <w:numId w:val="41"/>
+        </w:numPr>
+        <w:ind w:left="993"/>
+        <w:rPr>
+          <w:lang w:val="es-419" w:eastAsia="es-CO"/>
+        </w:rPr>
+      </w:pPr>
+      <w:r>
+        <w:rPr>
+          <w:lang w:val="es-419" w:eastAsia="es-CO"/>
+        </w:rPr>
+        <w:t>No toda integración de datos garantiza calidad por sí misma.</w:t>
+      </w:r>
+    </w:p>
+    <w:p>
+      <w:pPr>
+        <w:rPr>
+          <w:lang w:val="es-419" w:eastAsia="es-CO"/>
+        </w:rPr>
+      </w:pPr>
+      <w:r>
+        <w:rPr>
+          <w:lang w:val="es-419" w:eastAsia="es-CO"/>
+        </w:rPr>
+        <w:t xml:space="preserve">Estas herramientas solo resultan útiles cuando se aplican con criterios de pertinencia, validación y control, y cuando sus resultados se interpretan correctamente </w:t>
+      </w:r>
+      <w:r>
+        <w:rPr>
+          <w:lang w:val="es-419" w:eastAsia="es-CO"/>
+        </w:rPr>
+        <w:lastRenderedPageBreak/>
+        <w:t>dentro del trámite del requerimiento (MinTIC, s. f.; Domínguez, 2012). Algunos reportes pueden emplearse según la necesidad específica de información:</w:t>
+      </w:r>
+    </w:p>
+    <w:p>
+      <w:pPr>
+        <w:pStyle w:val="Prrafodelista"/>
+        <w:numPr>
+          <w:ilvl w:val="0"/>
+          <w:numId w:val="42"/>
         </w:numPr>
         <w:ind w:left="993"/>
         <w:rPr>
@@ -10557,21 +10878,21 @@
         <w:rPr>
           <w:rStyle w:val="Ttulo5Car"/>
         </w:rPr>
-        <w:t>Credenciales individuales.</w:t>
-      </w:r>
-      <w:r>
-        <w:rPr>
-          <w:lang w:val="es-419" w:eastAsia="es-CO"/>
-        </w:rPr>
-        <w:t xml:space="preserve"> Tienen como finalidad identificar al usuario que accede al sistema, lo que reduce el uso compartido o no autorizado.</w:t>
-      </w:r>
-    </w:p>
-    <w:p>
-      <w:pPr>
-        <w:pStyle w:val="Prrafodelista"/>
-        <w:numPr>
-          <w:ilvl w:val="0"/>
-          <w:numId w:val="39"/>
+        <w:t>Reporte de movimientos.</w:t>
+      </w:r>
+      <w:r>
+        <w:rPr>
+          <w:lang w:val="es-419" w:eastAsia="es-CO"/>
+        </w:rPr>
+        <w:t xml:space="preserve"> Contiene registros por cuenta, tercero o periodo, lo que permite sustentar validaciones contables.</w:t>
+      </w:r>
+    </w:p>
+    <w:p>
+      <w:pPr>
+        <w:pStyle w:val="Prrafodelista"/>
+        <w:numPr>
+          <w:ilvl w:val="0"/>
+          <w:numId w:val="42"/>
         </w:numPr>
         <w:ind w:left="993"/>
         <w:rPr>
@@ -10582,21 +10903,21 @@
         <w:rPr>
           <w:rStyle w:val="Ttulo5Car"/>
         </w:rPr>
-        <w:t>Perfiles por rol.</w:t>
-      </w:r>
-      <w:r>
-        <w:rPr>
-          <w:lang w:val="es-419" w:eastAsia="es-CO"/>
-        </w:rPr>
-        <w:t xml:space="preserve"> Buscan limitar el acceso a la información según la función asignada, reduciendo accesos excesivos o innecesarios.</w:t>
-      </w:r>
-    </w:p>
-    <w:p>
-      <w:pPr>
-        <w:pStyle w:val="Prrafodelista"/>
-        <w:numPr>
-          <w:ilvl w:val="0"/>
-          <w:numId w:val="39"/>
+        <w:t>Reporte de obligaciones.</w:t>
+      </w:r>
+      <w:r>
+        <w:rPr>
+          <w:lang w:val="es-419" w:eastAsia="es-CO"/>
+        </w:rPr>
+        <w:t xml:space="preserve"> Integra el estado de pagos, vencimientos o declaraciones, permitiendo aclarar la situación tributaria del usuario.</w:t>
+      </w:r>
+    </w:p>
+    <w:p>
+      <w:pPr>
+        <w:pStyle w:val="Prrafodelista"/>
+        <w:numPr>
+          <w:ilvl w:val="0"/>
+          <w:numId w:val="42"/>
         </w:numPr>
         <w:ind w:left="993"/>
         <w:rPr>
@@ -10607,21 +10928,21 @@
         <w:rPr>
           <w:rStyle w:val="Ttulo5Car"/>
         </w:rPr>
-        <w:t>Registro de consultas.</w:t>
-      </w:r>
-      <w:r>
-        <w:rPr>
-          <w:lang w:val="es-419" w:eastAsia="es-CO"/>
-        </w:rPr>
-        <w:t xml:space="preserve"> Permite dejar evidencia del uso de la información, lo que reduce la falta de trazabilidad.</w:t>
-      </w:r>
-    </w:p>
-    <w:p>
-      <w:pPr>
-        <w:pStyle w:val="Prrafodelista"/>
-        <w:numPr>
-          <w:ilvl w:val="0"/>
-          <w:numId w:val="39"/>
+        <w:t>Reporte de soportes.</w:t>
+      </w:r>
+      <w:r>
+        <w:rPr>
+          <w:lang w:val="es-419" w:eastAsia="es-CO"/>
+        </w:rPr>
+        <w:t xml:space="preserve"> Presenta la relación de documentos asociados al trámite, lo que respalda la entrega documental requerida.</w:t>
+      </w:r>
+    </w:p>
+    <w:p>
+      <w:pPr>
+        <w:pStyle w:val="Prrafodelista"/>
+        <w:numPr>
+          <w:ilvl w:val="0"/>
+          <w:numId w:val="42"/>
         </w:numPr>
         <w:ind w:left="993"/>
         <w:rPr>
@@ -10632,21 +10953,21 @@
         <w:rPr>
           <w:rStyle w:val="Ttulo5Car"/>
         </w:rPr>
-        <w:t>Validación de legitimidad del solicitante.</w:t>
-      </w:r>
-      <w:r>
-        <w:rPr>
-          <w:lang w:val="es-419" w:eastAsia="es-CO"/>
-        </w:rPr>
-        <w:t xml:space="preserve"> Tiene como propósito confirmar la procedencia del requerimiento, reduciendo la entrega indebida de información.</w:t>
-      </w:r>
-    </w:p>
-    <w:p>
-      <w:pPr>
-        <w:pStyle w:val="Prrafodelista"/>
-        <w:numPr>
-          <w:ilvl w:val="0"/>
-          <w:numId w:val="39"/>
+        <w:t>Reporte de seguimiento.</w:t>
+      </w:r>
+      <w:r>
+        <w:rPr>
+          <w:lang w:val="es-419" w:eastAsia="es-CO"/>
+        </w:rPr>
+        <w:t xml:space="preserve"> Incluye el estado del requerimiento y las actuaciones realizadas, permitiendo informar el avance o la trazabilidad del caso.</w:t>
+      </w:r>
+    </w:p>
+    <w:p>
+      <w:pPr>
+        <w:pStyle w:val="Prrafodelista"/>
+        <w:numPr>
+          <w:ilvl w:val="0"/>
+          <w:numId w:val="42"/>
         </w:numPr>
         <w:ind w:left="993"/>
         <w:rPr>
@@ -10657,179 +10978,135 @@
         <w:rPr>
           <w:rStyle w:val="Ttulo5Car"/>
         </w:rPr>
-        <w:t>Resguardo de soportes.</w:t>
-      </w:r>
-      <w:r>
-        <w:rPr>
-          <w:lang w:val="es-419" w:eastAsia="es-CO"/>
-        </w:rPr>
-        <w:t xml:space="preserve"> Busca proteger documentos y anexos, lo que reduce riesgos de pérdida, alteración o divulgación no autorizada.</w:t>
-      </w:r>
-    </w:p>
-    <w:p>
-      <w:pPr>
-        <w:pStyle w:val="Ttulo2"/>
-      </w:pPr>
-      <w:bookmarkStart w:id="18" w:name="_Toc230592131"/>
-      <w:r>
-        <w:t>Reportes, consultas estructuradas e integración de datos para la respuesta al usuario</w:t>
-      </w:r>
-      <w:bookmarkEnd w:id="18"/>
-    </w:p>
-    <w:p>
-      <w:pPr>
-        <w:rPr>
-          <w:lang w:val="es-419" w:eastAsia="es-CO"/>
-        </w:rPr>
-      </w:pPr>
-      <w:r>
-        <w:rPr>
-          <w:lang w:val="es-419" w:eastAsia="es-CO"/>
-        </w:rPr>
-        <w:t>La generación de reportes constituye una salida técnica del proceso de consulta y validación de información. En atención a requerimientos contables y tributarios, los reportes permiten presentar datos organizados por periodo, tercero, cuenta, obligación, movimiento o estado del trámite, lo que facilita sustentar respuestas de forma más clara y verificable. Sin embargo, un reporte no debe entenderse como una simple impresión o descarga automática.</w:t>
-      </w:r>
-    </w:p>
-    <w:p>
-      <w:pPr>
-        <w:rPr>
-          <w:lang w:val="es-419" w:eastAsia="es-CO"/>
-        </w:rPr>
-      </w:pPr>
-      <w:r>
-        <w:rPr>
-          <w:lang w:val="es-419" w:eastAsia="es-CO"/>
+        <w:t>Reporte consolidado.</w:t>
+      </w:r>
+      <w:r>
+        <w:rPr>
+          <w:lang w:val="es-419" w:eastAsia="es-CO"/>
+        </w:rPr>
+        <w:t xml:space="preserve"> Reúne datos provenientes de varias fuentes, lo que permite presentar una visión completa de la situación consultada.</w:t>
+      </w:r>
+    </w:p>
+    <w:p>
+      <w:pPr>
+        <w:rPr>
+          <w:lang w:val="es-419" w:eastAsia="es-CO"/>
+        </w:rPr>
+      </w:pPr>
+      <w:r>
+        <w:rPr>
+          <w:lang w:val="es-419" w:eastAsia="es-CO"/>
+        </w:rPr>
+        <w:t>Los reportes aumentan su utilidad cuando se articulan con mecanismos que permitan recuperar, relacionar y sintetizar información de manera más precisa:</w:t>
+      </w:r>
+    </w:p>
+    <w:p>
+      <w:pPr>
+        <w:pStyle w:val="Prrafodelista"/>
+        <w:numPr>
+          <w:ilvl w:val="0"/>
+          <w:numId w:val="43"/>
+        </w:numPr>
+        <w:ind w:left="993"/>
+        <w:rPr>
+          <w:lang w:val="es-419" w:eastAsia="es-CO"/>
+        </w:rPr>
+      </w:pPr>
+      <w:r>
+        <w:rPr>
+          <w:rStyle w:val="Ttulo5Car"/>
+        </w:rPr>
+        <w:t>Consulta estructurada básica.</w:t>
+      </w:r>
+      <w:r>
+        <w:rPr>
+          <w:lang w:val="es-419" w:eastAsia="es-CO"/>
+        </w:rPr>
+        <w:t xml:space="preserve"> Permite recuperar registros específicos mediante filtros definidos, por lo que se debe verificar que los criterios de búsqueda sean pertinentes.</w:t>
+      </w:r>
+    </w:p>
+    <w:p>
+      <w:pPr>
+        <w:pStyle w:val="Prrafodelista"/>
+        <w:numPr>
+          <w:ilvl w:val="0"/>
+          <w:numId w:val="43"/>
+        </w:numPr>
+        <w:ind w:left="993"/>
+        <w:rPr>
+          <w:lang w:val="es-419" w:eastAsia="es-CO"/>
+        </w:rPr>
+      </w:pPr>
+      <w:r>
+        <w:rPr>
+          <w:rStyle w:val="Ttulo5Car"/>
+        </w:rPr>
+        <w:t>Consulta relacional.</w:t>
+      </w:r>
+      <w:r>
+        <w:rPr>
+          <w:lang w:val="es-419" w:eastAsia="es-CO"/>
+        </w:rPr>
+        <w:t xml:space="preserve"> Facilita vincular datos de varias tablas o módulos, por lo que se debe confirmar la coherencia entre los campos relacionados.</w:t>
+      </w:r>
+    </w:p>
+    <w:p>
+      <w:pPr>
+        <w:pStyle w:val="Prrafodelista"/>
+        <w:numPr>
+          <w:ilvl w:val="0"/>
+          <w:numId w:val="43"/>
+        </w:numPr>
+        <w:ind w:left="993"/>
+        <w:rPr>
+          <w:lang w:val="es-419" w:eastAsia="es-CO"/>
+        </w:rPr>
+      </w:pPr>
+      <w:r>
+        <w:rPr>
+          <w:rStyle w:val="Ttulo5Car"/>
+        </w:rPr>
+        <w:t>Integración de datos.</w:t>
+      </w:r>
+      <w:r>
+        <w:rPr>
+          <w:lang w:val="es-419" w:eastAsia="es-CO"/>
+        </w:rPr>
+        <w:t xml:space="preserve"> Consolida información proveniente de distintas fuentes, por lo que se requiere validar su consistencia antes de emitir la respuesta.</w:t>
+      </w:r>
+    </w:p>
+    <w:p>
+      <w:pPr>
+        <w:pStyle w:val="Prrafodelista"/>
+        <w:numPr>
+          <w:ilvl w:val="0"/>
+          <w:numId w:val="43"/>
+        </w:numPr>
+        <w:ind w:left="993"/>
+        <w:rPr>
+          <w:lang w:val="es-419" w:eastAsia="es-CO"/>
+        </w:rPr>
+      </w:pPr>
+      <w:r>
+        <w:rPr>
+          <w:rStyle w:val="Ttulo5Car"/>
         </w:rPr>
         <w:lastRenderedPageBreak/>
-        <w:t>Su valor depende de:</w:t>
-      </w:r>
-    </w:p>
-    <w:p>
-      <w:pPr>
-        <w:pStyle w:val="Prrafodelista"/>
-        <w:numPr>
-          <w:ilvl w:val="0"/>
-          <w:numId w:val="40"/>
-        </w:numPr>
-        <w:ind w:left="993"/>
-        <w:rPr>
-          <w:lang w:val="es-419" w:eastAsia="es-CO"/>
-        </w:rPr>
-      </w:pPr>
-      <w:r>
-        <w:rPr>
-          <w:lang w:val="es-419" w:eastAsia="es-CO"/>
-        </w:rPr>
-        <w:t>La pertinencia de los criterios utilizados.</w:t>
-      </w:r>
-    </w:p>
-    <w:p>
-      <w:pPr>
-        <w:pStyle w:val="Prrafodelista"/>
-        <w:numPr>
-          <w:ilvl w:val="0"/>
-          <w:numId w:val="40"/>
-        </w:numPr>
-        <w:ind w:left="993"/>
-        <w:rPr>
-          <w:lang w:val="es-419" w:eastAsia="es-CO"/>
-        </w:rPr>
-      </w:pPr>
-      <w:r>
-        <w:rPr>
-          <w:lang w:val="es-419" w:eastAsia="es-CO"/>
-        </w:rPr>
-        <w:t>El nivel de detalle requerido.</w:t>
-      </w:r>
-    </w:p>
-    <w:p>
-      <w:pPr>
-        <w:pStyle w:val="Prrafodelista"/>
-        <w:numPr>
-          <w:ilvl w:val="0"/>
-          <w:numId w:val="40"/>
-        </w:numPr>
-        <w:ind w:left="993"/>
-        <w:rPr>
-          <w:lang w:val="es-419" w:eastAsia="es-CO"/>
-        </w:rPr>
-      </w:pPr>
-      <w:r>
-        <w:rPr>
-          <w:lang w:val="es-419" w:eastAsia="es-CO"/>
-        </w:rPr>
-        <w:t>La correspondencia entre la información mostrada y la solicitud del usuario.</w:t>
-      </w:r>
-    </w:p>
-    <w:p>
-      <w:pPr>
-        <w:rPr>
-          <w:lang w:val="es-419" w:eastAsia="es-CO"/>
-        </w:rPr>
-      </w:pPr>
-      <w:r>
-        <w:rPr>
-          <w:lang w:val="es-419" w:eastAsia="es-CO"/>
-        </w:rPr>
-        <w:t>En ese mismo marco, las consultas estructuradas y la integración de datos pueden apoyar la recuperación de información cuando esta se encuentra distribuida en varias tablas, módulos o fuentes institucionales. Entre estas consultas pueden encontrarse filtros avanzados y, cuando la arquitectura lo permita y el perfil autorizado lo habilite, consultas SQL orientadas a recuperar o relacionar registros con mayor precisión. No obstante:</w:t>
-      </w:r>
-    </w:p>
-    <w:p>
-      <w:pPr>
-        <w:pStyle w:val="Prrafodelista"/>
-        <w:numPr>
-          <w:ilvl w:val="0"/>
-          <w:numId w:val="41"/>
-        </w:numPr>
-        <w:ind w:left="993"/>
-        <w:rPr>
-          <w:lang w:val="es-419" w:eastAsia="es-CO"/>
-        </w:rPr>
-      </w:pPr>
-      <w:r>
-        <w:rPr>
-          <w:lang w:val="es-419" w:eastAsia="es-CO"/>
-        </w:rPr>
-        <w:t>No toda consulta compleja produce una mejor respuesta.</w:t>
-      </w:r>
-    </w:p>
-    <w:p>
-      <w:pPr>
-        <w:pStyle w:val="Prrafodelista"/>
-        <w:numPr>
-          <w:ilvl w:val="0"/>
-          <w:numId w:val="41"/>
-        </w:numPr>
-        <w:ind w:left="993"/>
-        <w:rPr>
-          <w:lang w:val="es-419" w:eastAsia="es-CO"/>
-        </w:rPr>
-      </w:pPr>
-      <w:r>
-        <w:rPr>
-          <w:lang w:val="es-419" w:eastAsia="es-CO"/>
-        </w:rPr>
-        <w:t>No toda integración de datos garantiza calidad por sí misma.</w:t>
-      </w:r>
-    </w:p>
-    <w:p>
-      <w:pPr>
-        <w:rPr>
-          <w:lang w:val="es-419" w:eastAsia="es-CO"/>
-        </w:rPr>
-      </w:pPr>
-      <w:r>
-        <w:rPr>
-          <w:lang w:val="es-419" w:eastAsia="es-CO"/>
-        </w:rPr>
-        <w:t>Estas herramientas solo resultan útiles cuando se aplican con criterios de pertinencia, validación y control, y cuando sus resultados se interpretan correctamente dentro del trámite del requerimiento (MinTIC, s. f.; Domínguez, 2012). Algunos reportes pueden emplearse según la necesidad específica de información:</w:t>
-      </w:r>
-    </w:p>
-    <w:p>
-      <w:pPr>
-        <w:pStyle w:val="Prrafodelista"/>
-        <w:numPr>
-          <w:ilvl w:val="0"/>
-          <w:numId w:val="42"/>
+        <w:t xml:space="preserve">Exportación de resultados. </w:t>
+      </w:r>
+      <w:r>
+        <w:rPr>
+          <w:lang w:val="es-419" w:eastAsia="es-CO"/>
+        </w:rPr>
+        <w:t>Facilita la generación de reportes o soportes documentales, por lo que se debe proteger la confidencialidad y el alcance de uso de la información.</w:t>
+      </w:r>
+    </w:p>
+    <w:p>
+      <w:pPr>
+        <w:pStyle w:val="Prrafodelista"/>
+        <w:numPr>
+          <w:ilvl w:val="0"/>
+          <w:numId w:val="43"/>
         </w:numPr>
         <w:ind w:left="993"/>
         <w:rPr>
@@ -10840,245 +11117,6 @@
         <w:rPr>
           <w:rStyle w:val="Ttulo5Car"/>
         </w:rPr>
-        <w:t>Reporte de movimientos.</w:t>
-      </w:r>
-      <w:r>
-        <w:rPr>
-          <w:lang w:val="es-419" w:eastAsia="es-CO"/>
-        </w:rPr>
-        <w:t xml:space="preserve"> Contiene registros por cuenta, tercero o periodo, lo que permite sustentar validaciones contables.</w:t>
-      </w:r>
-    </w:p>
-    <w:p>
-      <w:pPr>
-        <w:pStyle w:val="Prrafodelista"/>
-        <w:numPr>
-          <w:ilvl w:val="0"/>
-          <w:numId w:val="42"/>
-        </w:numPr>
-        <w:ind w:left="993"/>
-        <w:rPr>
-          <w:lang w:val="es-419" w:eastAsia="es-CO"/>
-        </w:rPr>
-      </w:pPr>
-      <w:r>
-        <w:rPr>
-          <w:rStyle w:val="Ttulo5Car"/>
-        </w:rPr>
-        <w:t>Reporte de obligaciones.</w:t>
-      </w:r>
-      <w:r>
-        <w:rPr>
-          <w:lang w:val="es-419" w:eastAsia="es-CO"/>
-        </w:rPr>
-        <w:t xml:space="preserve"> Integra el estado de pagos, vencimientos o declaraciones, permitiendo aclarar la situación tributaria del usuario.</w:t>
-      </w:r>
-    </w:p>
-    <w:p>
-      <w:pPr>
-        <w:pStyle w:val="Prrafodelista"/>
-        <w:numPr>
-          <w:ilvl w:val="0"/>
-          <w:numId w:val="42"/>
-        </w:numPr>
-        <w:ind w:left="993"/>
-        <w:rPr>
-          <w:lang w:val="es-419" w:eastAsia="es-CO"/>
-        </w:rPr>
-      </w:pPr>
-      <w:r>
-        <w:rPr>
-          <w:rStyle w:val="Ttulo5Car"/>
-        </w:rPr>
-        <w:t>Reporte de soportes.</w:t>
-      </w:r>
-      <w:r>
-        <w:rPr>
-          <w:lang w:val="es-419" w:eastAsia="es-CO"/>
-        </w:rPr>
-        <w:t xml:space="preserve"> Presenta la relación de documentos asociados al trámite, lo que respalda la entrega documental requerida.</w:t>
-      </w:r>
-    </w:p>
-    <w:p>
-      <w:pPr>
-        <w:pStyle w:val="Prrafodelista"/>
-        <w:numPr>
-          <w:ilvl w:val="0"/>
-          <w:numId w:val="42"/>
-        </w:numPr>
-        <w:ind w:left="993"/>
-        <w:rPr>
-          <w:lang w:val="es-419" w:eastAsia="es-CO"/>
-        </w:rPr>
-      </w:pPr>
-      <w:r>
-        <w:rPr>
-          <w:rStyle w:val="Ttulo5Car"/>
-        </w:rPr>
-        <w:lastRenderedPageBreak/>
-        <w:t>Reporte de seguimiento.</w:t>
-      </w:r>
-      <w:r>
-        <w:rPr>
-          <w:lang w:val="es-419" w:eastAsia="es-CO"/>
-        </w:rPr>
-        <w:t xml:space="preserve"> Incluye el estado del requerimiento y las actuaciones realizadas, permitiendo informar el avance o la trazabilidad del caso.</w:t>
-      </w:r>
-    </w:p>
-    <w:p>
-      <w:pPr>
-        <w:pStyle w:val="Prrafodelista"/>
-        <w:numPr>
-          <w:ilvl w:val="0"/>
-          <w:numId w:val="42"/>
-        </w:numPr>
-        <w:ind w:left="993"/>
-        <w:rPr>
-          <w:lang w:val="es-419" w:eastAsia="es-CO"/>
-        </w:rPr>
-      </w:pPr>
-      <w:r>
-        <w:rPr>
-          <w:rStyle w:val="Ttulo5Car"/>
-        </w:rPr>
-        <w:t>Reporte consolidado.</w:t>
-      </w:r>
-      <w:r>
-        <w:rPr>
-          <w:lang w:val="es-419" w:eastAsia="es-CO"/>
-        </w:rPr>
-        <w:t xml:space="preserve"> Reúne datos provenientes de varias fuentes, lo que permite presentar una visión completa de la situación consultada.</w:t>
-      </w:r>
-    </w:p>
-    <w:p>
-      <w:pPr>
-        <w:rPr>
-          <w:lang w:val="es-419" w:eastAsia="es-CO"/>
-        </w:rPr>
-      </w:pPr>
-      <w:r>
-        <w:rPr>
-          <w:lang w:val="es-419" w:eastAsia="es-CO"/>
-        </w:rPr>
-        <w:t>Los reportes aumentan su utilidad cuando se articulan con mecanismos que permitan recuperar, relacionar y sintetizar información de manera más precisa:</w:t>
-      </w:r>
-    </w:p>
-    <w:p>
-      <w:pPr>
-        <w:pStyle w:val="Prrafodelista"/>
-        <w:numPr>
-          <w:ilvl w:val="0"/>
-          <w:numId w:val="43"/>
-        </w:numPr>
-        <w:ind w:left="993"/>
-        <w:rPr>
-          <w:lang w:val="es-419" w:eastAsia="es-CO"/>
-        </w:rPr>
-      </w:pPr>
-      <w:r>
-        <w:rPr>
-          <w:rStyle w:val="Ttulo5Car"/>
-        </w:rPr>
-        <w:t>Consulta estructurada básica.</w:t>
-      </w:r>
-      <w:r>
-        <w:rPr>
-          <w:lang w:val="es-419" w:eastAsia="es-CO"/>
-        </w:rPr>
-        <w:t xml:space="preserve"> Permite recuperar registros específicos mediante filtros definidos, por lo que se debe verificar que los criterios de búsqueda sean pertinentes.</w:t>
-      </w:r>
-    </w:p>
-    <w:p>
-      <w:pPr>
-        <w:pStyle w:val="Prrafodelista"/>
-        <w:numPr>
-          <w:ilvl w:val="0"/>
-          <w:numId w:val="43"/>
-        </w:numPr>
-        <w:ind w:left="993"/>
-        <w:rPr>
-          <w:lang w:val="es-419" w:eastAsia="es-CO"/>
-        </w:rPr>
-      </w:pPr>
-      <w:r>
-        <w:rPr>
-          <w:rStyle w:val="Ttulo5Car"/>
-        </w:rPr>
-        <w:t>Consulta relacional.</w:t>
-      </w:r>
-      <w:r>
-        <w:rPr>
-          <w:lang w:val="es-419" w:eastAsia="es-CO"/>
-        </w:rPr>
-        <w:t xml:space="preserve"> Facilita vincular datos de varias tablas o módulos, por lo que se debe confirmar la coherencia entre los campos relacionados.</w:t>
-      </w:r>
-    </w:p>
-    <w:p>
-      <w:pPr>
-        <w:pStyle w:val="Prrafodelista"/>
-        <w:numPr>
-          <w:ilvl w:val="0"/>
-          <w:numId w:val="43"/>
-        </w:numPr>
-        <w:ind w:left="993"/>
-        <w:rPr>
-          <w:lang w:val="es-419" w:eastAsia="es-CO"/>
-        </w:rPr>
-      </w:pPr>
-      <w:r>
-        <w:rPr>
-          <w:rStyle w:val="Ttulo5Car"/>
-        </w:rPr>
-        <w:t>Integración de datos.</w:t>
-      </w:r>
-      <w:r>
-        <w:rPr>
-          <w:lang w:val="es-419" w:eastAsia="es-CO"/>
-        </w:rPr>
-        <w:t xml:space="preserve"> Consolida información proveniente de distintas fuentes, por lo que se requiere validar su consistencia antes de emitir la respuesta.</w:t>
-      </w:r>
-    </w:p>
-    <w:p>
-      <w:pPr>
-        <w:pStyle w:val="Prrafodelista"/>
-        <w:numPr>
-          <w:ilvl w:val="0"/>
-          <w:numId w:val="43"/>
-        </w:numPr>
-        <w:ind w:left="993"/>
-        <w:rPr>
-          <w:lang w:val="es-419" w:eastAsia="es-CO"/>
-        </w:rPr>
-      </w:pPr>
-      <w:r>
-        <w:rPr>
-          <w:rStyle w:val="Ttulo5Car"/>
-        </w:rPr>
-        <w:t xml:space="preserve">Exportación de resultados. </w:t>
-      </w:r>
-      <w:r>
-        <w:rPr>
-          <w:lang w:val="es-419" w:eastAsia="es-CO"/>
-        </w:rPr>
-        <w:t>Facilita la generación de reportes o soportes documentales, por lo que se debe proteger la confidencialidad y el alcance de uso de la información.</w:t>
-      </w:r>
-    </w:p>
-    <w:p>
-      <w:pPr>
-        <w:pStyle w:val="Prrafodelista"/>
-        <w:numPr>
-          <w:ilvl w:val="0"/>
-          <w:numId w:val="43"/>
-        </w:numPr>
-        <w:ind w:left="993"/>
-        <w:rPr>
-          <w:lang w:val="es-419" w:eastAsia="es-CO"/>
-        </w:rPr>
-      </w:pPr>
-      <w:r>
-        <w:rPr>
-          <w:rStyle w:val="Ttulo5Car"/>
-        </w:rPr>
         <w:t>Resumen consolidado.</w:t>
       </w:r>
       <w:r>
@@ -11102,8 +11140,7 @@
       </w:r>
       <w:r>
         <w:rPr>
-          <w:i/>
-          <w:iCs/>
+          <w:rStyle w:val="Extranjerismo"/>
           <w:lang w:val="es-419" w:eastAsia="es-CO"/>
         </w:rPr>
         <w:t>software</w:t>
@@ -11117,13 +11154,6 @@
     </w:p>
     <w:p>
       <w:pPr>
-        <w:rPr>
-          <w:lang w:val="es-419" w:eastAsia="es-CO"/>
-        </w:rPr>
-      </w:pPr>
-    </w:p>
-    <w:p>
-      <w:pPr>
         <w:pStyle w:val="Tabla"/>
         <w:rPr>
           <w:lang w:val="es-419" w:eastAsia="es-CO"/>
@@ -11133,7 +11163,6 @@
         <w:rPr>
           <w:lang w:val="es-419" w:eastAsia="es-CO"/>
         </w:rPr>
-        <w:lastRenderedPageBreak/>
         <w:t>Recursos de apoyo para profundizar en la gestión de información contable y tributaria</w:t>
       </w:r>
     </w:p>
@@ -11303,14 +11332,10 @@
             </w:pPr>
             <w:r>
               <w:rPr>
-                <w:i/>
-                <w:iCs/>
-                <w:color w:val="12263F"/>
-                <w:sz w:val="24"/>
-                <w:bdr w:val="none" w:sz="0" w:space="0" w:color="auto" w:frame="1"/>
+                <w:rStyle w:val="Extranjerismo"/>
                 <w:lang w:eastAsia="es-CO"/>
               </w:rPr>
-              <w:t>Software</w:t>
+              <w:t>Software </w:t>
             </w:r>
             <w:r>
               <w:rPr>
@@ -11318,7 +11343,7 @@
                 <w:sz w:val="24"/>
                 <w:lang w:eastAsia="es-CO"/>
               </w:rPr>
-              <w:t> contable</w:t>
+              <w:t>contable</w:t>
             </w:r>
           </w:p>
         </w:tc>
@@ -11469,6 +11494,7 @@
                 <w:sz w:val="24"/>
                 <w:lang w:eastAsia="es-CO"/>
               </w:rPr>
+              <w:lastRenderedPageBreak/>
               <w:t>Video atención y autogestión</w:t>
             </w:r>
           </w:p>
@@ -11569,27 +11595,13 @@
               </w:rPr>
               <w:t xml:space="preserve">Introducción a </w:t>
             </w:r>
-            <w:proofErr w:type="spellStart"/>
-            <w:r>
-              <w:rPr>
-                <w:i/>
-                <w:iCs/>
+            <w:r>
+              <w:rPr>
                 <w:color w:val="12263F"/>
                 <w:sz w:val="24"/>
                 <w:lang w:eastAsia="es-CO"/>
               </w:rPr>
-              <w:t>Transact</w:t>
-            </w:r>
-            <w:proofErr w:type="spellEnd"/>
-            <w:r>
-              <w:rPr>
-                <w:i/>
-                <w:iCs/>
-                <w:color w:val="12263F"/>
-                <w:sz w:val="24"/>
-                <w:lang w:eastAsia="es-CO"/>
-              </w:rPr>
-              <w:t>-SQL</w:t>
+              <w:t>Transact-SQL</w:t>
             </w:r>
           </w:p>
         </w:tc>
@@ -11724,8 +11736,6 @@
             </w:pPr>
             <w:r>
               <w:rPr>
-                <w:i/>
-                <w:iCs/>
                 <w:color w:val="12263F"/>
                 <w:sz w:val="24"/>
                 <w:lang w:eastAsia="es-CO"/>
@@ -11794,16 +11804,7 @@
                 <w:sz w:val="24"/>
                 <w:lang w:eastAsia="es-CO"/>
               </w:rPr>
-              <w:t xml:space="preserve">Permite practicar consultas, creación y uso de bases de datos </w:t>
-            </w:r>
-            <w:r>
-              <w:rPr>
-                <w:color w:val="12263F"/>
-                <w:sz w:val="24"/>
-                <w:lang w:eastAsia="es-CO"/>
-              </w:rPr>
-              <w:lastRenderedPageBreak/>
-              <w:t>y recuperación de información.</w:t>
+              <w:t>Permite practicar consultas, creación y uso de bases de datos y recuperación de información.</w:t>
             </w:r>
           </w:p>
         </w:tc>
@@ -11829,7 +11830,6 @@
                 <w:sz w:val="24"/>
                 <w:lang w:eastAsia="es-CO"/>
               </w:rPr>
-              <w:lastRenderedPageBreak/>
               <w:t>Guías internas de la organización</w:t>
             </w:r>
           </w:p>
@@ -11923,6 +11923,13 @@
     </w:p>
     <w:p>
       <w:pPr>
+        <w:rPr>
+          <w:lang w:eastAsia="es-CO"/>
+        </w:rPr>
+      </w:pPr>
+    </w:p>
+    <w:p>
+      <w:pPr>
         <w:pStyle w:val="Prrafodelista"/>
         <w:numPr>
           <w:ilvl w:val="0"/>
@@ -11941,6 +11948,7 @@
           <w:bCs/>
           <w:lang w:eastAsia="es-CO"/>
         </w:rPr>
+        <w:lastRenderedPageBreak/>
         <w:t>Ejercicio aplicado 1</w:t>
       </w:r>
     </w:p>
@@ -11963,13 +11971,12 @@
           <w:lang w:eastAsia="es-CO"/>
         </w:rPr>
       </w:pPr>
-    </w:p>
-    <w:p>
-      <w:pPr>
+      <w:r>
         <w:rPr>
           <w:lang w:eastAsia="es-CO"/>
         </w:rPr>
-      </w:pPr>
+        <w:t>Para profundizar sobre el tema, consulte el documento “IN-ADF-0180.pdf”, ubicado en la carpeta de Anexos.</w:t>
+      </w:r>
     </w:p>
     <w:p>
       <w:pPr>
@@ -11987,9 +11994,86 @@
     </w:p>
     <w:p>
       <w:pPr>
+        <w:rPr>
+          <w:lang w:eastAsia="es-CO"/>
+        </w:rPr>
+      </w:pPr>
+    </w:p>
+    <w:p>
+      <w:pPr>
+        <w:rPr>
+          <w:lang w:eastAsia="es-CO"/>
+        </w:rPr>
+      </w:pPr>
+    </w:p>
+    <w:p>
+      <w:pPr>
+        <w:rPr>
+          <w:lang w:eastAsia="es-CO"/>
+        </w:rPr>
+      </w:pPr>
+    </w:p>
+    <w:p>
+      <w:pPr>
+        <w:rPr>
+          <w:lang w:eastAsia="es-CO"/>
+        </w:rPr>
+      </w:pPr>
+    </w:p>
+    <w:p>
+      <w:pPr>
+        <w:rPr>
+          <w:lang w:eastAsia="es-CO"/>
+        </w:rPr>
+      </w:pPr>
+    </w:p>
+    <w:p>
+      <w:pPr>
+        <w:rPr>
+          <w:lang w:eastAsia="es-CO"/>
+        </w:rPr>
+      </w:pPr>
+    </w:p>
+    <w:p>
+      <w:pPr>
+        <w:rPr>
+          <w:lang w:eastAsia="es-CO"/>
+        </w:rPr>
+      </w:pPr>
+    </w:p>
+    <w:p>
+      <w:pPr>
+        <w:rPr>
+          <w:lang w:eastAsia="es-CO"/>
+        </w:rPr>
+      </w:pPr>
+    </w:p>
+    <w:p>
+      <w:pPr>
+        <w:rPr>
+          <w:lang w:eastAsia="es-CO"/>
+        </w:rPr>
+      </w:pPr>
+    </w:p>
+    <w:p>
+      <w:pPr>
+        <w:rPr>
+          <w:lang w:eastAsia="es-CO"/>
+        </w:rPr>
+      </w:pPr>
+    </w:p>
+    <w:p>
+      <w:pPr>
+        <w:rPr>
+          <w:lang w:eastAsia="es-CO"/>
+        </w:rPr>
+      </w:pPr>
+    </w:p>
+    <w:p>
+      <w:pPr>
         <w:pStyle w:val="Ttulo1"/>
       </w:pPr>
-      <w:bookmarkStart w:id="19" w:name="_Toc230592132"/>
+      <w:bookmarkStart w:id="19" w:name="_Toc231911303"/>
       <w:r>
         <w:lastRenderedPageBreak/>
         <w:t>Respuesta técnica y comunicación en la atención al usuario</w:t>
@@ -12019,6 +12103,19 @@
         <w:rPr>
           <w:lang w:eastAsia="es-CO"/>
         </w:rPr>
+        <w:t>En los procesos contables y tributarios, responder no equivale simplemente a entregar un dato o remitir un documento; implica traducir información técnica a un lenguaje claro, organizado y pertinente, sin perder precisión ni comprometer la calidad del servicio.</w:t>
+      </w:r>
+    </w:p>
+    <w:p>
+      <w:pPr>
+        <w:rPr>
+          <w:lang w:eastAsia="es-CO"/>
+        </w:rPr>
+      </w:pPr>
+      <w:r>
+        <w:rPr>
+          <w:lang w:eastAsia="es-CO"/>
+        </w:rPr>
         <w:t>Por ello, una buena respuesta no depende solo del contenido que se comunica, sino también de:</w:t>
       </w:r>
     </w:p>
@@ -12178,6 +12275,7 @@
         <w:rPr>
           <w:lang w:eastAsia="es-CO"/>
         </w:rPr>
+        <w:lastRenderedPageBreak/>
         <w:t>Su importancia práctica radica en que una comunicación deficiente puede desvirtuar incluso un trámite técnicamente bien gestionado, mientras que una respuesta clara, ordenada y documentada fortalece la confianza del usuario, mejora la percepción del servicio y aporta trazabilidad al proceso de atención (Zeithaml, 2018).</w:t>
       </w:r>
     </w:p>
@@ -12185,307 +12283,686 @@
       <w:pPr>
         <w:pStyle w:val="Ttulo2"/>
       </w:pPr>
-      <w:bookmarkStart w:id="20" w:name="_Toc230592133"/>
-      <w:r>
+      <w:bookmarkStart w:id="20" w:name="_Toc231911304"/>
+      <w:r>
+        <w:t>Principios de servicio al cliente y atención responsable</w:t>
+      </w:r>
+      <w:bookmarkEnd w:id="20"/>
+    </w:p>
+    <w:p>
+      <w:pPr>
+        <w:rPr>
+          <w:lang w:val="es-419" w:eastAsia="es-CO"/>
+        </w:rPr>
+      </w:pPr>
+      <w:r>
+        <w:rPr>
+          <w:lang w:val="es-419" w:eastAsia="es-CO"/>
+        </w:rPr>
+        <w:t>La atención responsable en la respuesta técnica parte del reconocimiento de que el usuario no solo espera una solución, sino también un trato respetuoso, oportuno y coherente con la naturaleza de su requerimiento.</w:t>
+      </w:r>
+    </w:p>
+    <w:p>
+      <w:pPr>
+        <w:rPr>
+          <w:lang w:val="es-419" w:eastAsia="es-CO"/>
+        </w:rPr>
+      </w:pPr>
+      <w:r>
+        <w:rPr>
+          <w:lang w:val="es-419" w:eastAsia="es-CO"/>
+        </w:rPr>
+        <w:t>En este sentido, los principios de servicio al cliente aplicados a procesos contables y tributarios incluyen:</w:t>
+      </w:r>
+    </w:p>
+    <w:p>
+      <w:pPr>
+        <w:pStyle w:val="Prrafodelista"/>
+        <w:numPr>
+          <w:ilvl w:val="0"/>
+          <w:numId w:val="46"/>
+        </w:numPr>
+        <w:ind w:left="993"/>
+        <w:rPr>
+          <w:lang w:val="es-419" w:eastAsia="es-CO"/>
+        </w:rPr>
+      </w:pPr>
+      <w:r>
+        <w:rPr>
+          <w:lang w:val="es-419" w:eastAsia="es-CO"/>
+        </w:rPr>
+        <w:t>Cortesía.</w:t>
+      </w:r>
+    </w:p>
+    <w:p>
+      <w:pPr>
+        <w:pStyle w:val="Prrafodelista"/>
+        <w:numPr>
+          <w:ilvl w:val="0"/>
+          <w:numId w:val="46"/>
+        </w:numPr>
+        <w:ind w:left="993"/>
+        <w:rPr>
+          <w:lang w:val="es-419" w:eastAsia="es-CO"/>
+        </w:rPr>
+      </w:pPr>
+      <w:r>
+        <w:rPr>
+          <w:lang w:val="es-419" w:eastAsia="es-CO"/>
+        </w:rPr>
+        <w:t>Oportunidad.</w:t>
+      </w:r>
+    </w:p>
+    <w:p>
+      <w:pPr>
+        <w:pStyle w:val="Prrafodelista"/>
+        <w:numPr>
+          <w:ilvl w:val="0"/>
+          <w:numId w:val="46"/>
+        </w:numPr>
+        <w:ind w:left="993"/>
+        <w:rPr>
+          <w:lang w:val="es-419" w:eastAsia="es-CO"/>
+        </w:rPr>
+      </w:pPr>
+      <w:r>
+        <w:rPr>
+          <w:lang w:val="es-419" w:eastAsia="es-CO"/>
+        </w:rPr>
+        <w:t>Pertinencia.</w:t>
+      </w:r>
+    </w:p>
+    <w:p>
+      <w:pPr>
+        <w:pStyle w:val="Prrafodelista"/>
+        <w:numPr>
+          <w:ilvl w:val="0"/>
+          <w:numId w:val="46"/>
+        </w:numPr>
+        <w:ind w:left="993"/>
+        <w:rPr>
+          <w:lang w:val="es-419" w:eastAsia="es-CO"/>
+        </w:rPr>
+      </w:pPr>
+      <w:r>
+        <w:rPr>
+          <w:lang w:val="es-419" w:eastAsia="es-CO"/>
+        </w:rPr>
+        <w:t>Confiabilidad.</w:t>
+      </w:r>
+    </w:p>
+    <w:p>
+      <w:pPr>
+        <w:pStyle w:val="Prrafodelista"/>
+        <w:numPr>
+          <w:ilvl w:val="0"/>
+          <w:numId w:val="46"/>
+        </w:numPr>
+        <w:ind w:left="993"/>
+        <w:rPr>
+          <w:lang w:val="es-419" w:eastAsia="es-CO"/>
+        </w:rPr>
+      </w:pPr>
+      <w:r>
+        <w:rPr>
+          <w:lang w:val="es-419" w:eastAsia="es-CO"/>
+        </w:rPr>
+        <w:t>Respeto por la información suministrada.</w:t>
+      </w:r>
+    </w:p>
+    <w:p>
+      <w:pPr>
+        <w:pStyle w:val="Prrafodelista"/>
+        <w:numPr>
+          <w:ilvl w:val="0"/>
+          <w:numId w:val="46"/>
+        </w:numPr>
+        <w:ind w:left="993"/>
+        <w:rPr>
+          <w:lang w:val="es-419" w:eastAsia="es-CO"/>
+        </w:rPr>
+      </w:pPr>
+      <w:r>
+        <w:rPr>
+          <w:lang w:val="es-419" w:eastAsia="es-CO"/>
+        </w:rPr>
+        <w:t>Disposición para orientar de manera adecuada.</w:t>
+      </w:r>
+    </w:p>
+    <w:p>
+      <w:pPr>
+        <w:rPr>
+          <w:lang w:val="es-419" w:eastAsia="es-CO"/>
+        </w:rPr>
+      </w:pPr>
+      <w:r>
+        <w:rPr>
+          <w:lang w:val="es-419" w:eastAsia="es-CO"/>
+        </w:rPr>
+        <w:t>Estos principios no deben entenderse como fórmulas de amabilidad aisladas, sino como criterios que inciden en la calidad de la interacción y en la legitimidad de la respuesta emitida (Berry &amp; Parasuraman, 2015).</w:t>
+      </w:r>
+    </w:p>
+    <w:p>
+      <w:pPr>
+        <w:rPr>
+          <w:lang w:val="es-419" w:eastAsia="es-CO"/>
+        </w:rPr>
+      </w:pPr>
+      <w:r>
+        <w:rPr>
+          <w:lang w:val="es-419" w:eastAsia="es-CO"/>
+        </w:rPr>
+        <w:t>En escenarios donde se gestionan solicitudes relacionadas con pagos, soportes, certificados, validaciones o aclaraciones tributarias, la atención responsable también implica actuar con prudencia frente a lo que se comunica. No toda inquietud puede resolverse de inmediato ni toda información puede entregarse sin validación previa.</w:t>
+      </w:r>
+    </w:p>
+    <w:p>
+      <w:pPr>
+        <w:rPr>
+          <w:lang w:val="es-419" w:eastAsia="es-CO"/>
+        </w:rPr>
+      </w:pPr>
+      <w:r>
+        <w:rPr>
+          <w:lang w:val="es-419" w:eastAsia="es-CO"/>
+        </w:rPr>
         <w:lastRenderedPageBreak/>
-        <w:t>Principios de servicio al cliente y atención responsable</w:t>
-      </w:r>
-      <w:bookmarkEnd w:id="20"/>
-    </w:p>
-    <w:p>
-      <w:pPr>
-        <w:rPr>
-          <w:lang w:val="es-419" w:eastAsia="es-CO"/>
-        </w:rPr>
-      </w:pPr>
-      <w:r>
-        <w:rPr>
-          <w:lang w:val="es-419" w:eastAsia="es-CO"/>
-        </w:rPr>
-        <w:t>La atención responsable en la respuesta técnica parte del reconocimiento de que el usuario no solo espera una solución, sino también un trato respetuoso, oportuno y coherente con la naturaleza de su requerimiento.</w:t>
-      </w:r>
-    </w:p>
-    <w:p>
-      <w:pPr>
-        <w:rPr>
-          <w:lang w:val="es-419" w:eastAsia="es-CO"/>
-        </w:rPr>
-      </w:pPr>
-      <w:r>
-        <w:rPr>
-          <w:lang w:val="es-419" w:eastAsia="es-CO"/>
-        </w:rPr>
-        <w:t>En este sentido, los principios de servicio al cliente aplicados a procesos contables y tributarios incluyen:</w:t>
-      </w:r>
-    </w:p>
-    <w:p>
-      <w:pPr>
-        <w:pStyle w:val="Prrafodelista"/>
-        <w:numPr>
-          <w:ilvl w:val="0"/>
-          <w:numId w:val="46"/>
-        </w:numPr>
-        <w:ind w:left="993"/>
-        <w:rPr>
-          <w:lang w:val="es-419" w:eastAsia="es-CO"/>
-        </w:rPr>
-      </w:pPr>
-      <w:r>
-        <w:rPr>
-          <w:lang w:val="es-419" w:eastAsia="es-CO"/>
-        </w:rPr>
-        <w:t>Cortesía.</w:t>
-      </w:r>
-    </w:p>
-    <w:p>
-      <w:pPr>
-        <w:pStyle w:val="Prrafodelista"/>
-        <w:numPr>
-          <w:ilvl w:val="0"/>
-          <w:numId w:val="46"/>
-        </w:numPr>
-        <w:ind w:left="993"/>
-        <w:rPr>
-          <w:lang w:val="es-419" w:eastAsia="es-CO"/>
-        </w:rPr>
-      </w:pPr>
-      <w:r>
-        <w:rPr>
-          <w:lang w:val="es-419" w:eastAsia="es-CO"/>
+        <w:t>Por ello, responder responsablemente significa:</w:t>
+      </w:r>
+    </w:p>
+    <w:p>
+      <w:pPr>
+        <w:pStyle w:val="Prrafodelista"/>
+        <w:numPr>
+          <w:ilvl w:val="0"/>
+          <w:numId w:val="47"/>
+        </w:numPr>
+        <w:ind w:left="993"/>
+        <w:rPr>
+          <w:lang w:val="es-419" w:eastAsia="es-CO"/>
+        </w:rPr>
+      </w:pPr>
+      <w:r>
+        <w:rPr>
+          <w:lang w:val="es-419" w:eastAsia="es-CO"/>
+        </w:rPr>
+        <w:t>Reconocer el alcance real de la solicitud.</w:t>
+      </w:r>
+    </w:p>
+    <w:p>
+      <w:pPr>
+        <w:pStyle w:val="Prrafodelista"/>
+        <w:numPr>
+          <w:ilvl w:val="0"/>
+          <w:numId w:val="47"/>
+        </w:numPr>
+        <w:ind w:left="993"/>
+        <w:rPr>
+          <w:lang w:val="es-419" w:eastAsia="es-CO"/>
+        </w:rPr>
+      </w:pPr>
+      <w:r>
+        <w:rPr>
+          <w:lang w:val="es-419" w:eastAsia="es-CO"/>
+        </w:rPr>
+        <w:t>Evitar afirmaciones apresuradas.</w:t>
+      </w:r>
+    </w:p>
+    <w:p>
+      <w:pPr>
+        <w:pStyle w:val="Prrafodelista"/>
+        <w:numPr>
+          <w:ilvl w:val="0"/>
+          <w:numId w:val="47"/>
+        </w:numPr>
+        <w:ind w:left="993"/>
+        <w:rPr>
+          <w:lang w:val="es-419" w:eastAsia="es-CO"/>
+        </w:rPr>
+      </w:pPr>
+      <w:r>
+        <w:rPr>
+          <w:lang w:val="es-419" w:eastAsia="es-CO"/>
+        </w:rPr>
+        <w:t>Precisar cuándo una respuesta es preliminar.</w:t>
+      </w:r>
+    </w:p>
+    <w:p>
+      <w:pPr>
+        <w:pStyle w:val="Prrafodelista"/>
+        <w:numPr>
+          <w:ilvl w:val="0"/>
+          <w:numId w:val="47"/>
+        </w:numPr>
+        <w:ind w:left="993"/>
+        <w:rPr>
+          <w:lang w:val="es-419" w:eastAsia="es-CO"/>
+        </w:rPr>
+      </w:pPr>
+      <w:r>
+        <w:rPr>
+          <w:lang w:val="es-419" w:eastAsia="es-CO"/>
+        </w:rPr>
+        <w:t>Indicar cuándo el caso requiere revisión adicional.</w:t>
+      </w:r>
+    </w:p>
+    <w:p>
+      <w:pPr>
+        <w:pStyle w:val="Prrafodelista"/>
+        <w:numPr>
+          <w:ilvl w:val="0"/>
+          <w:numId w:val="47"/>
+        </w:numPr>
+        <w:ind w:left="993"/>
+        <w:rPr>
+          <w:lang w:val="es-419" w:eastAsia="es-CO"/>
+        </w:rPr>
+      </w:pPr>
+      <w:r>
+        <w:rPr>
+          <w:lang w:val="es-419" w:eastAsia="es-CO"/>
+        </w:rPr>
+        <w:t>Señalar si corresponde intervención de otra área.</w:t>
+      </w:r>
+    </w:p>
+    <w:p>
+      <w:pPr>
+        <w:rPr>
+          <w:lang w:val="es-419" w:eastAsia="es-CO"/>
+        </w:rPr>
+      </w:pPr>
+      <w:r>
+        <w:rPr>
+          <w:lang w:val="es-419" w:eastAsia="es-CO"/>
+        </w:rPr>
+        <w:t>En otras palabras, la responsabilidad en la atención no se demuestra solo en la rapidez, sino en la consistencia entre lo que se informa, lo que se puede sustentar y lo que realmente corresponde hacer dentro del trámite (Domínguez, 2012). Estos principios pueden traducirse en comportamientos observables dentro de la respuesta al usuario:</w:t>
+      </w:r>
+    </w:p>
+    <w:p>
+      <w:pPr>
+        <w:pStyle w:val="Prrafodelista"/>
+        <w:numPr>
+          <w:ilvl w:val="0"/>
+          <w:numId w:val="48"/>
+        </w:numPr>
+        <w:ind w:left="993"/>
+        <w:rPr>
+          <w:lang w:val="es-419" w:eastAsia="es-CO"/>
+        </w:rPr>
+      </w:pPr>
+      <w:r>
+        <w:rPr>
+          <w:rStyle w:val="Ttulo5Car"/>
+        </w:rPr>
+        <w:t>Claridad.</w:t>
+      </w:r>
+      <w:r>
+        <w:rPr>
+          <w:lang w:val="es-419" w:eastAsia="es-CO"/>
+        </w:rPr>
+        <w:t xml:space="preserve"> Consiste en expresar la información de forma comprensible, por lo que se debe explicar el estado del trámite sin tecnicismos innecesarios.</w:t>
+      </w:r>
+    </w:p>
+    <w:p>
+      <w:pPr>
+        <w:pStyle w:val="Prrafodelista"/>
+        <w:numPr>
+          <w:ilvl w:val="0"/>
+          <w:numId w:val="48"/>
+        </w:numPr>
+        <w:ind w:left="993"/>
+        <w:rPr>
+          <w:lang w:val="es-419" w:eastAsia="es-CO"/>
+        </w:rPr>
+      </w:pPr>
+      <w:r>
+        <w:rPr>
+          <w:rStyle w:val="Ttulo5Car"/>
         </w:rPr>
         <w:t>Oportunidad.</w:t>
       </w:r>
-    </w:p>
-    <w:p>
-      <w:pPr>
-        <w:pStyle w:val="Prrafodelista"/>
-        <w:numPr>
-          <w:ilvl w:val="0"/>
-          <w:numId w:val="46"/>
-        </w:numPr>
-        <w:ind w:left="993"/>
-        <w:rPr>
-          <w:lang w:val="es-419" w:eastAsia="es-CO"/>
-        </w:rPr>
-      </w:pPr>
-      <w:r>
-        <w:rPr>
-          <w:lang w:val="es-419" w:eastAsia="es-CO"/>
+      <w:r>
+        <w:rPr>
+          <w:lang w:val="es-419" w:eastAsia="es-CO"/>
+        </w:rPr>
+        <w:t xml:space="preserve"> Implica responder dentro del tiempo previsto o informar avances, comunicando respuestas parciales cuando la validación aún se encuentra en curso.</w:t>
+      </w:r>
+    </w:p>
+    <w:p>
+      <w:pPr>
+        <w:pStyle w:val="Prrafodelista"/>
+        <w:numPr>
+          <w:ilvl w:val="0"/>
+          <w:numId w:val="48"/>
+        </w:numPr>
+        <w:ind w:left="993"/>
+        <w:rPr>
+          <w:lang w:val="es-419" w:eastAsia="es-CO"/>
+        </w:rPr>
+      </w:pPr>
+      <w:r>
+        <w:rPr>
+          <w:rStyle w:val="Ttulo5Car"/>
         </w:rPr>
         <w:t>Pertinencia.</w:t>
       </w:r>
-    </w:p>
-    <w:p>
-      <w:pPr>
-        <w:pStyle w:val="Prrafodelista"/>
-        <w:numPr>
-          <w:ilvl w:val="0"/>
-          <w:numId w:val="46"/>
-        </w:numPr>
-        <w:ind w:left="993"/>
-        <w:rPr>
-          <w:lang w:val="es-419" w:eastAsia="es-CO"/>
-        </w:rPr>
-      </w:pPr>
-      <w:r>
-        <w:rPr>
-          <w:lang w:val="es-419" w:eastAsia="es-CO"/>
+      <w:r>
+        <w:rPr>
+          <w:lang w:val="es-419" w:eastAsia="es-CO"/>
+        </w:rPr>
+        <w:t xml:space="preserve"> Se refiere a ajustar la respuesta al requerimiento formulado, entregando únicamente la información relacionada con la solicitud.</w:t>
+      </w:r>
+    </w:p>
+    <w:p>
+      <w:pPr>
+        <w:pStyle w:val="Prrafodelista"/>
+        <w:numPr>
+          <w:ilvl w:val="0"/>
+          <w:numId w:val="48"/>
+        </w:numPr>
+        <w:ind w:left="993"/>
+        <w:rPr>
+          <w:lang w:val="es-419" w:eastAsia="es-CO"/>
+        </w:rPr>
+      </w:pPr>
+      <w:r>
+        <w:rPr>
+          <w:rStyle w:val="Ttulo5Car"/>
+        </w:rPr>
+        <w:t>Respeto.</w:t>
+      </w:r>
+      <w:r>
+        <w:rPr>
+          <w:lang w:val="es-419" w:eastAsia="es-CO"/>
+        </w:rPr>
+        <w:t xml:space="preserve"> Exige mantener un tono profesional y considerado, reconociendo la inquietud del usuario sin descalificarla.</w:t>
+      </w:r>
+    </w:p>
+    <w:p>
+      <w:pPr>
+        <w:pStyle w:val="Prrafodelista"/>
+        <w:numPr>
+          <w:ilvl w:val="0"/>
+          <w:numId w:val="48"/>
+        </w:numPr>
+        <w:ind w:left="993"/>
+        <w:rPr>
+          <w:lang w:val="es-419" w:eastAsia="es-CO"/>
+        </w:rPr>
+      </w:pPr>
+      <w:r>
+        <w:rPr>
+          <w:rStyle w:val="Ttulo5Car"/>
         </w:rPr>
         <w:t>Confiabilidad.</w:t>
       </w:r>
-    </w:p>
-    <w:p>
-      <w:pPr>
-        <w:pStyle w:val="Prrafodelista"/>
-        <w:numPr>
-          <w:ilvl w:val="0"/>
-          <w:numId w:val="46"/>
-        </w:numPr>
-        <w:ind w:left="993"/>
-        <w:rPr>
-          <w:lang w:val="es-419" w:eastAsia="es-CO"/>
-        </w:rPr>
-      </w:pPr>
-      <w:r>
-        <w:rPr>
-          <w:lang w:val="es-419" w:eastAsia="es-CO"/>
-        </w:rPr>
-        <w:t>Respeto por la información suministrada.</w:t>
-      </w:r>
-    </w:p>
-    <w:p>
-      <w:pPr>
-        <w:pStyle w:val="Prrafodelista"/>
-        <w:numPr>
-          <w:ilvl w:val="0"/>
-          <w:numId w:val="46"/>
-        </w:numPr>
-        <w:ind w:left="993"/>
-        <w:rPr>
-          <w:lang w:val="es-419" w:eastAsia="es-CO"/>
-        </w:rPr>
-      </w:pPr>
-      <w:r>
-        <w:rPr>
-          <w:lang w:val="es-419" w:eastAsia="es-CO"/>
-        </w:rPr>
-        <w:t>Disposición para orientar de manera adecuada.</w:t>
-      </w:r>
-    </w:p>
-    <w:p>
-      <w:pPr>
-        <w:rPr>
-          <w:lang w:val="es-419" w:eastAsia="es-CO"/>
-        </w:rPr>
-      </w:pPr>
-      <w:r>
-        <w:rPr>
-          <w:lang w:val="es-419" w:eastAsia="es-CO"/>
-        </w:rPr>
-        <w:t>Estos principios no deben entenderse como fórmulas de amabilidad aisladas, sino como criterios que inciden en la calidad de la interacción y en la legitimidad de la respuesta emitida (Berry &amp; Parasuraman, 2015).</w:t>
-      </w:r>
-    </w:p>
-    <w:p>
-      <w:pPr>
-        <w:rPr>
-          <w:lang w:val="es-419" w:eastAsia="es-CO"/>
-        </w:rPr>
-      </w:pPr>
-      <w:r>
-        <w:rPr>
-          <w:lang w:val="es-419" w:eastAsia="es-CO"/>
-        </w:rPr>
-        <w:t>En escenarios donde se gestionan solicitudes relacionadas con pagos, soportes, certificados, validaciones o aclaraciones tributarias, la atención responsable también implica actuar con prudencia frente a lo que se comunica. No toda inquietud puede resolverse de inmediato ni toda información puede entregarse sin validación previa.</w:t>
-      </w:r>
-    </w:p>
-    <w:p>
-      <w:pPr>
-        <w:rPr>
-          <w:lang w:val="es-419" w:eastAsia="es-CO"/>
-        </w:rPr>
-      </w:pPr>
-      <w:r>
-        <w:rPr>
-          <w:lang w:val="es-419" w:eastAsia="es-CO"/>
-        </w:rPr>
-        <w:t>Por ello, responder responsablemente significa:</w:t>
-      </w:r>
-    </w:p>
-    <w:p>
-      <w:pPr>
-        <w:pStyle w:val="Prrafodelista"/>
-        <w:numPr>
-          <w:ilvl w:val="0"/>
-          <w:numId w:val="47"/>
-        </w:numPr>
-        <w:ind w:left="993"/>
-        <w:rPr>
-          <w:lang w:val="es-419" w:eastAsia="es-CO"/>
-        </w:rPr>
-      </w:pPr>
-      <w:r>
-        <w:rPr>
-          <w:lang w:val="es-419" w:eastAsia="es-CO"/>
-        </w:rPr>
-        <w:t>Reconocer el alcance real de la solicitud.</w:t>
-      </w:r>
-    </w:p>
-    <w:p>
-      <w:pPr>
-        <w:pStyle w:val="Prrafodelista"/>
-        <w:numPr>
-          <w:ilvl w:val="0"/>
-          <w:numId w:val="47"/>
-        </w:numPr>
-        <w:ind w:left="993"/>
-        <w:rPr>
-          <w:lang w:val="es-419" w:eastAsia="es-CO"/>
-        </w:rPr>
-      </w:pPr>
-      <w:r>
-        <w:rPr>
-          <w:lang w:val="es-419" w:eastAsia="es-CO"/>
-        </w:rPr>
-        <w:t>Evitar afirmaciones apresuradas.</w:t>
-      </w:r>
-    </w:p>
-    <w:p>
-      <w:pPr>
-        <w:pStyle w:val="Prrafodelista"/>
-        <w:numPr>
-          <w:ilvl w:val="0"/>
-          <w:numId w:val="47"/>
-        </w:numPr>
-        <w:ind w:left="993"/>
-        <w:rPr>
-          <w:lang w:val="es-419" w:eastAsia="es-CO"/>
-        </w:rPr>
-      </w:pPr>
-      <w:r>
-        <w:rPr>
-          <w:lang w:val="es-419" w:eastAsia="es-CO"/>
+      <w:r>
+        <w:rPr>
+          <w:lang w:val="es-419" w:eastAsia="es-CO"/>
+        </w:rPr>
+        <w:t xml:space="preserve"> Consiste en basar la respuesta en información verificada, comunicando solo aquello que cuenta con soporte documental o sistémico.</w:t>
+      </w:r>
+    </w:p>
+    <w:p>
+      <w:pPr>
+        <w:pStyle w:val="Prrafodelista"/>
+        <w:numPr>
+          <w:ilvl w:val="0"/>
+          <w:numId w:val="48"/>
+        </w:numPr>
+        <w:ind w:left="993"/>
+        <w:rPr>
+          <w:lang w:val="es-419" w:eastAsia="es-CO"/>
+        </w:rPr>
+      </w:pPr>
+      <w:r>
+        <w:rPr>
+          <w:rStyle w:val="Ttulo5Car"/>
         </w:rPr>
         <w:lastRenderedPageBreak/>
-        <w:t>Precisar cuándo una respuesta es preliminar.</w:t>
-      </w:r>
-    </w:p>
-    <w:p>
-      <w:pPr>
-        <w:pStyle w:val="Prrafodelista"/>
-        <w:numPr>
-          <w:ilvl w:val="0"/>
-          <w:numId w:val="47"/>
-        </w:numPr>
-        <w:ind w:left="993"/>
-        <w:rPr>
-          <w:lang w:val="es-419" w:eastAsia="es-CO"/>
-        </w:rPr>
-      </w:pPr>
-      <w:r>
-        <w:rPr>
-          <w:lang w:val="es-419" w:eastAsia="es-CO"/>
-        </w:rPr>
-        <w:t>Indicar cuándo el caso requiere revisión adicional.</w:t>
-      </w:r>
-    </w:p>
-    <w:p>
-      <w:pPr>
-        <w:pStyle w:val="Prrafodelista"/>
-        <w:numPr>
-          <w:ilvl w:val="0"/>
-          <w:numId w:val="47"/>
-        </w:numPr>
-        <w:ind w:left="993"/>
-        <w:rPr>
-          <w:lang w:val="es-419" w:eastAsia="es-CO"/>
-        </w:rPr>
-      </w:pPr>
-      <w:r>
-        <w:rPr>
-          <w:lang w:val="es-419" w:eastAsia="es-CO"/>
-        </w:rPr>
-        <w:t>Señalar si corresponde intervención de otra área.</w:t>
-      </w:r>
-    </w:p>
-    <w:p>
-      <w:pPr>
-        <w:rPr>
-          <w:lang w:val="es-419" w:eastAsia="es-CO"/>
-        </w:rPr>
-      </w:pPr>
-      <w:r>
-        <w:rPr>
-          <w:lang w:val="es-419" w:eastAsia="es-CO"/>
-        </w:rPr>
-        <w:t>En otras palabras, la responsabilidad en la atención no se demuestra solo en la rapidez, sino en la consistencia entre lo que se informa, lo que se puede sustentar y lo que realmente corresponde hacer dentro del trámite (Domínguez, 2012). Estos principios pueden traducirse en comportamientos observables dentro de la respuesta al usuario:</w:t>
-      </w:r>
-    </w:p>
-    <w:p>
-      <w:pPr>
-        <w:pStyle w:val="Prrafodelista"/>
-        <w:numPr>
-          <w:ilvl w:val="0"/>
-          <w:numId w:val="48"/>
+        <w:t>Responsabilidad.</w:t>
+      </w:r>
+      <w:r>
+        <w:rPr>
+          <w:lang w:val="es-419" w:eastAsia="es-CO"/>
+        </w:rPr>
+        <w:t xml:space="preserve"> Implica precisar límites, pasos siguientes y necesidad de escalamiento, indicando cuándo el caso pasa a revisión especializada.</w:t>
+      </w:r>
+    </w:p>
+    <w:p>
+      <w:pPr>
+        <w:rPr>
+          <w:lang w:val="es-419" w:eastAsia="es-CO"/>
+        </w:rPr>
+      </w:pPr>
+      <w:r>
+        <w:rPr>
+          <w:lang w:val="es-419" w:eastAsia="es-CO"/>
+        </w:rPr>
+        <w:t>A partir de estos principios, puede observarse que la calidad de la respuesta no depende exclusivamente del contenido técnico, sino también de la forma en que la organización gestiona la relación con el usuario durante el trámite. En consecuencia, la comunicación posterior debe procurar equilibrio entre precisión, cortesía y utilidad, evitando tanto la rigidez excesiva como la informalidad improcedente en escenarios donde la información contable y tributaria requiere especial cuidado.</w:t>
+      </w:r>
+    </w:p>
+    <w:p>
+      <w:pPr>
+        <w:pStyle w:val="Ttulo2"/>
+      </w:pPr>
+      <w:bookmarkStart w:id="21" w:name="_Toc231911305"/>
+      <w:r>
+        <w:t>Técnicas de comunicación asertiva, clara y profesional</w:t>
+      </w:r>
+      <w:bookmarkEnd w:id="21"/>
+    </w:p>
+    <w:p>
+      <w:pPr>
+        <w:rPr>
+          <w:lang w:val="es-419" w:eastAsia="es-CO"/>
+        </w:rPr>
+      </w:pPr>
+      <w:r>
+        <w:rPr>
+          <w:lang w:val="es-419" w:eastAsia="es-CO"/>
+        </w:rPr>
+        <w:t>La comunicación asertiva en la atención al usuario implica transmitir información de forma directa, respetuosa y comprensible, sin ambigüedad innecesaria ni expresiones que generen conflicto, desconfianza o confusión.</w:t>
+      </w:r>
+    </w:p>
+    <w:p>
+      <w:pPr>
+        <w:rPr>
+          <w:lang w:val="es-419" w:eastAsia="es-CO"/>
+        </w:rPr>
+      </w:pPr>
+      <w:r>
+        <w:rPr>
+          <w:lang w:val="es-419" w:eastAsia="es-CO"/>
+        </w:rPr>
+        <w:t>En procesos contables y tributarios, esta habilidad es especialmente relevante porque muchas respuestas incluyen términos técnicos, estados de validación, diferencias de registro o explicaciones sobre documentos y soportes que pueden resultar complejos para quien no maneja el mismo nivel de conocimiento.</w:t>
+      </w:r>
+    </w:p>
+    <w:p>
+      <w:pPr>
+        <w:rPr>
+          <w:lang w:val="es-419" w:eastAsia="es-CO"/>
+        </w:rPr>
+      </w:pPr>
+      <w:r>
+        <w:rPr>
+          <w:lang w:val="es-419" w:eastAsia="es-CO"/>
+        </w:rPr>
+        <w:t>Por ello, una comunicación eficaz no consiste en simplificar en exceso el contenido, sino en organizarlo y expresarlo de manera que el usuario comprenda:</w:t>
+      </w:r>
+    </w:p>
+    <w:p>
+      <w:pPr>
+        <w:pStyle w:val="Prrafodelista"/>
+        <w:numPr>
+          <w:ilvl w:val="0"/>
+          <w:numId w:val="49"/>
+        </w:numPr>
+        <w:ind w:left="993"/>
+        <w:rPr>
+          <w:lang w:val="es-419" w:eastAsia="es-CO"/>
+        </w:rPr>
+      </w:pPr>
+      <w:r>
+        <w:rPr>
+          <w:lang w:val="es-419" w:eastAsia="es-CO"/>
+        </w:rPr>
+        <w:t>Qué se hizo.</w:t>
+      </w:r>
+    </w:p>
+    <w:p>
+      <w:pPr>
+        <w:pStyle w:val="Prrafodelista"/>
+        <w:numPr>
+          <w:ilvl w:val="0"/>
+          <w:numId w:val="49"/>
+        </w:numPr>
+        <w:ind w:left="993"/>
+        <w:rPr>
+          <w:lang w:val="es-419" w:eastAsia="es-CO"/>
+        </w:rPr>
+      </w:pPr>
+      <w:r>
+        <w:rPr>
+          <w:lang w:val="es-419" w:eastAsia="es-CO"/>
+        </w:rPr>
+        <w:t>Qué se encontró.</w:t>
+      </w:r>
+    </w:p>
+    <w:p>
+      <w:pPr>
+        <w:pStyle w:val="Prrafodelista"/>
+        <w:numPr>
+          <w:ilvl w:val="0"/>
+          <w:numId w:val="49"/>
+        </w:numPr>
+        <w:ind w:left="993"/>
+        <w:rPr>
+          <w:lang w:val="es-419" w:eastAsia="es-CO"/>
+        </w:rPr>
+      </w:pPr>
+      <w:r>
+        <w:rPr>
+          <w:lang w:val="es-419" w:eastAsia="es-CO"/>
+        </w:rPr>
+        <w:t>Qué sigue en el trámite.</w:t>
+      </w:r>
+    </w:p>
+    <w:p>
+      <w:pPr>
+        <w:rPr>
+          <w:lang w:val="es-419" w:eastAsia="es-CO"/>
+        </w:rPr>
+      </w:pPr>
+      <w:r>
+        <w:rPr>
+          <w:lang w:val="es-419" w:eastAsia="es-CO"/>
+        </w:rPr>
+        <w:t>La profesionalidad comunicativa también exige controlar:</w:t>
+      </w:r>
+    </w:p>
+    <w:p>
+      <w:pPr>
+        <w:pStyle w:val="Prrafodelista"/>
+        <w:numPr>
+          <w:ilvl w:val="0"/>
+          <w:numId w:val="50"/>
+        </w:numPr>
+        <w:ind w:left="993"/>
+        <w:rPr>
+          <w:lang w:val="es-419" w:eastAsia="es-CO"/>
+        </w:rPr>
+      </w:pPr>
+      <w:r>
+        <w:rPr>
+          <w:lang w:val="es-419" w:eastAsia="es-CO"/>
+        </w:rPr>
+        <w:lastRenderedPageBreak/>
+        <w:t>El tono del mensaje.</w:t>
+      </w:r>
+    </w:p>
+    <w:p>
+      <w:pPr>
+        <w:pStyle w:val="Prrafodelista"/>
+        <w:numPr>
+          <w:ilvl w:val="0"/>
+          <w:numId w:val="50"/>
+        </w:numPr>
+        <w:ind w:left="993"/>
+        <w:rPr>
+          <w:lang w:val="es-419" w:eastAsia="es-CO"/>
+        </w:rPr>
+      </w:pPr>
+      <w:r>
+        <w:rPr>
+          <w:lang w:val="es-419" w:eastAsia="es-CO"/>
+        </w:rPr>
+        <w:t>La extensión de la respuesta.</w:t>
+      </w:r>
+    </w:p>
+    <w:p>
+      <w:pPr>
+        <w:pStyle w:val="Prrafodelista"/>
+        <w:numPr>
+          <w:ilvl w:val="0"/>
+          <w:numId w:val="50"/>
+        </w:numPr>
+        <w:ind w:left="993"/>
+        <w:rPr>
+          <w:lang w:val="es-419" w:eastAsia="es-CO"/>
+        </w:rPr>
+      </w:pPr>
+      <w:r>
+        <w:rPr>
+          <w:lang w:val="es-419" w:eastAsia="es-CO"/>
+        </w:rPr>
+        <w:t>El propósito de la comunicación.</w:t>
+      </w:r>
+    </w:p>
+    <w:p>
+      <w:pPr>
+        <w:rPr>
+          <w:lang w:val="es-419" w:eastAsia="es-CO"/>
+        </w:rPr>
+      </w:pPr>
+      <w:r>
+        <w:rPr>
+          <w:lang w:val="es-419" w:eastAsia="es-CO"/>
+        </w:rPr>
+        <w:t>Una respuesta demasiado corta puede parecer evasiva; una excesivamente extensa puede dificultar la comprensión; y una respuesta técnicamente correcta, pero redactada con frialdad o imprecisión, puede deteriorar la percepción del servicio.</w:t>
+      </w:r>
+    </w:p>
+    <w:p>
+      <w:pPr>
+        <w:rPr>
+          <w:lang w:val="es-419" w:eastAsia="es-CO"/>
+        </w:rPr>
+      </w:pPr>
+      <w:r>
+        <w:rPr>
+          <w:lang w:val="es-419" w:eastAsia="es-CO"/>
+        </w:rPr>
+        <w:t>En este punto, la escucha activa y el manejo adecuado de la inconformidad adquieren un papel importante, ya que permiten reconocer la preocupación del usuario sin asumir posturas defensivas ni responder de forma automática.</w:t>
+      </w:r>
+    </w:p>
+    <w:p>
+      <w:pPr>
+        <w:rPr>
+          <w:lang w:val="es-419" w:eastAsia="es-CO"/>
+        </w:rPr>
+      </w:pPr>
+      <w:r>
+        <w:rPr>
+          <w:lang w:val="es-419" w:eastAsia="es-CO"/>
+        </w:rPr>
+        <w:t>La comunicación profesional, en consecuencia, no elimina la técnica, pero sí la hace más accesible y mejor orientada a la resolución del requerimiento (Berry &amp; Parasuraman, 2015). Estos ejemplos permiten advertir que la calidad de la comunicación también depende de elecciones concretas de lenguaje:</w:t>
+      </w:r>
+    </w:p>
+    <w:p>
+      <w:pPr>
+        <w:pStyle w:val="Prrafodelista"/>
+        <w:numPr>
+          <w:ilvl w:val="0"/>
+          <w:numId w:val="51"/>
         </w:numPr>
         <w:ind w:left="993"/>
         <w:rPr>
@@ -12496,46 +12973,52 @@
         <w:rPr>
           <w:rStyle w:val="Ttulo5Car"/>
         </w:rPr>
-        <w:t>Claridad.</w:t>
-      </w:r>
-      <w:r>
-        <w:rPr>
-          <w:lang w:val="es-419" w:eastAsia="es-CO"/>
-        </w:rPr>
-        <w:t xml:space="preserve"> Consiste en expresar la información de forma comprensible, por lo que se debe explicar el estado del trámite sin tecnicismos innecesarios.</w:t>
-      </w:r>
-    </w:p>
-    <w:p>
-      <w:pPr>
-        <w:pStyle w:val="Prrafodelista"/>
-        <w:numPr>
-          <w:ilvl w:val="0"/>
-          <w:numId w:val="48"/>
-        </w:numPr>
-        <w:ind w:left="993"/>
-        <w:rPr>
-          <w:lang w:val="es-419" w:eastAsia="es-CO"/>
-        </w:rPr>
-      </w:pPr>
+        <w:t xml:space="preserve">“Eso no nos corresponde”. </w:t>
+      </w:r>
+      <w:r>
+        <w:rPr>
+          <w:lang w:val="es-419" w:eastAsia="es-CO"/>
+        </w:rPr>
+        <w:t>“Su solicitud requiere revisión por el área encargada; por ello, será canalizada para su atención”. Evita rechazo abrupto y orienta el trámite.</w:t>
+      </w:r>
+    </w:p>
+    <w:p>
+      <w:pPr>
+        <w:pStyle w:val="Prrafodelista"/>
+        <w:numPr>
+          <w:ilvl w:val="0"/>
+          <w:numId w:val="51"/>
+        </w:numPr>
+        <w:ind w:left="993"/>
+        <w:rPr>
+          <w:lang w:val="es-419" w:eastAsia="es-CO"/>
+        </w:rPr>
+      </w:pPr>
+      <w:r>
+        <w:rPr>
+          <w:lang w:val="es-419" w:eastAsia="es-CO"/>
+        </w:rPr>
+        <w:t>“</w:t>
+      </w:r>
       <w:r>
         <w:rPr>
           <w:rStyle w:val="Ttulo5Car"/>
         </w:rPr>
-        <w:t>Oportunidad.</w:t>
-      </w:r>
-      <w:r>
-        <w:rPr>
-          <w:lang w:val="es-419" w:eastAsia="es-CO"/>
-        </w:rPr>
-        <w:t xml:space="preserve"> Implica responder dentro del tiempo previsto o informar avances, comunicando respuestas parciales cuando la validación aún se encuentra en curso.</w:t>
-      </w:r>
-    </w:p>
-    <w:p>
-      <w:pPr>
-        <w:pStyle w:val="Prrafodelista"/>
-        <w:numPr>
-          <w:ilvl w:val="0"/>
-          <w:numId w:val="48"/>
+        <w:t>No aparece nada en el sistema”.</w:t>
+      </w:r>
+      <w:r>
+        <w:rPr>
+          <w:lang w:val="es-419" w:eastAsia="es-CO"/>
+        </w:rPr>
+        <w:t xml:space="preserve"> “En la revisión inicial no se identificó el registro solicitado; continuaremos la verificación con las fuentes complementarias”. Precisa que la consulta es inicial y no definitiva.</w:t>
+      </w:r>
+    </w:p>
+    <w:p>
+      <w:pPr>
+        <w:pStyle w:val="Prrafodelista"/>
+        <w:numPr>
+          <w:ilvl w:val="0"/>
+          <w:numId w:val="51"/>
         </w:numPr>
         <w:ind w:left="993"/>
         <w:rPr>
@@ -12546,21 +13029,21 @@
         <w:rPr>
           <w:rStyle w:val="Ttulo5Car"/>
         </w:rPr>
-        <w:t>Pertinencia.</w:t>
-      </w:r>
-      <w:r>
-        <w:rPr>
-          <w:lang w:val="es-419" w:eastAsia="es-CO"/>
-        </w:rPr>
-        <w:t xml:space="preserve"> Se refiere a ajustar la respuesta al requerimiento formulado, entregando únicamente la información relacionada con la solicitud.</w:t>
-      </w:r>
-    </w:p>
-    <w:p>
-      <w:pPr>
-        <w:pStyle w:val="Prrafodelista"/>
-        <w:numPr>
-          <w:ilvl w:val="0"/>
-          <w:numId w:val="48"/>
+        <w:t>“Debe esperar”.</w:t>
+      </w:r>
+      <w:r>
+        <w:rPr>
+          <w:lang w:val="es-419" w:eastAsia="es-CO"/>
+        </w:rPr>
+        <w:t xml:space="preserve"> “El caso se encuentra en validación y se informará el resultado dentro del plazo establecido”. Mantiene respeto y aporta información útil.</w:t>
+      </w:r>
+    </w:p>
+    <w:p>
+      <w:pPr>
+        <w:pStyle w:val="Prrafodelista"/>
+        <w:numPr>
+          <w:ilvl w:val="0"/>
+          <w:numId w:val="51"/>
         </w:numPr>
         <w:ind w:left="993"/>
         <w:rPr>
@@ -12571,21 +13054,22 @@
         <w:rPr>
           <w:rStyle w:val="Ttulo5Car"/>
         </w:rPr>
-        <w:t>Respeto.</w:t>
-      </w:r>
-      <w:r>
-        <w:rPr>
-          <w:lang w:val="es-419" w:eastAsia="es-CO"/>
-        </w:rPr>
-        <w:t xml:space="preserve"> Exige mantener un tono profesional y considerado, reconociendo la inquietud del usuario sin descalificarla.</w:t>
-      </w:r>
-    </w:p>
-    <w:p>
-      <w:pPr>
-        <w:pStyle w:val="Prrafodelista"/>
-        <w:numPr>
-          <w:ilvl w:val="0"/>
-          <w:numId w:val="48"/>
+        <w:lastRenderedPageBreak/>
+        <w:t>“Usted está equivocado”.</w:t>
+      </w:r>
+      <w:r>
+        <w:rPr>
+          <w:lang w:val="es-419" w:eastAsia="es-CO"/>
+        </w:rPr>
+        <w:t xml:space="preserve"> “Se identificó una diferencia entre la información reportada y los registros consultados, por lo que se realizará contraste adicional”. Reduce confrontación y conserva objetividad.</w:t>
+      </w:r>
+    </w:p>
+    <w:p>
+      <w:pPr>
+        <w:pStyle w:val="Prrafodelista"/>
+        <w:numPr>
+          <w:ilvl w:val="0"/>
+          <w:numId w:val="51"/>
         </w:numPr>
         <w:ind w:left="993"/>
         <w:rPr>
@@ -12596,269 +13080,798 @@
         <w:rPr>
           <w:rStyle w:val="Ttulo5Car"/>
         </w:rPr>
-        <w:t>Confiabilidad.</w:t>
-      </w:r>
-      <w:r>
-        <w:rPr>
-          <w:lang w:val="es-419" w:eastAsia="es-CO"/>
-        </w:rPr>
-        <w:t xml:space="preserve"> Consiste en basar la respuesta en información verificada, comunicando solo aquello que cuenta con soporte documental o sistémico.</w:t>
-      </w:r>
-    </w:p>
-    <w:p>
-      <w:pPr>
-        <w:pStyle w:val="Prrafodelista"/>
-        <w:numPr>
-          <w:ilvl w:val="0"/>
-          <w:numId w:val="48"/>
-        </w:numPr>
-        <w:ind w:left="993"/>
-        <w:rPr>
-          <w:lang w:val="es-419" w:eastAsia="es-CO"/>
-        </w:rPr>
-      </w:pPr>
-      <w:r>
+        <w:t>“No podemos dar esa información”.</w:t>
+      </w:r>
+      <w:r>
+        <w:rPr>
+          <w:lang w:val="es-419" w:eastAsia="es-CO"/>
+        </w:rPr>
+        <w:t xml:space="preserve"> “La información solicitada presenta restricción de acceso; por ello, se requiere validación adicional o autorización correspondiente”. Explica la limitación sin arbitrariedad.</w:t>
+      </w:r>
+    </w:p>
+    <w:p>
+      <w:pPr>
+        <w:rPr>
+          <w:lang w:val="es-419" w:eastAsia="es-CO"/>
+        </w:rPr>
+      </w:pPr>
+      <w:r>
+        <w:rPr>
+          <w:lang w:val="es-419" w:eastAsia="es-CO"/>
+        </w:rPr>
+        <w:t>Estos ejemplos muestran que la diferencia entre una comunicación deficiente y una comunicación profesional no siempre radica en el fondo técnico de la respuesta, sino en la manera en que se formula. En ese sentido, el lenguaje no es un elemento accesorio dentro del trámite; constituye una herramienta de mediación entre el conocimiento técnico y la comprensión del usuario.</w:t>
+      </w:r>
+    </w:p>
+    <w:p>
+      <w:pPr>
+        <w:pStyle w:val="Ttulo2"/>
+      </w:pPr>
+      <w:bookmarkStart w:id="22" w:name="_Toc231911306"/>
+      <w:r>
+        <w:t>Estructura y lenguaje de las comunicaciones técnicas al usuario</w:t>
+      </w:r>
+      <w:bookmarkEnd w:id="22"/>
+    </w:p>
+    <w:p>
+      <w:pPr>
+        <w:rPr>
+          <w:lang w:val="es-419" w:eastAsia="es-CO"/>
+        </w:rPr>
+      </w:pPr>
+      <w:r>
+        <w:rPr>
+          <w:lang w:val="es-419" w:eastAsia="es-CO"/>
+        </w:rPr>
+        <w:t>Una respuesta técnica bien estructurada ayuda a organizar la información y facilita que el usuario identifique los elementos esenciales del mensaje.</w:t>
+      </w:r>
+    </w:p>
+    <w:p>
+      <w:pPr>
+        <w:rPr>
+          <w:lang w:val="es-419" w:eastAsia="es-CO"/>
+        </w:rPr>
+      </w:pPr>
+      <w:r>
+        <w:rPr>
+          <w:lang w:val="es-419" w:eastAsia="es-CO"/>
+        </w:rPr>
+        <w:t>En términos generales, una comunicación de este tipo debe incluir, al menos:</w:t>
+      </w:r>
+    </w:p>
+    <w:p>
+      <w:pPr>
+        <w:pStyle w:val="Prrafodelista"/>
+        <w:numPr>
+          <w:ilvl w:val="0"/>
+          <w:numId w:val="52"/>
+        </w:numPr>
+        <w:ind w:left="993"/>
+        <w:rPr>
+          <w:lang w:val="es-419" w:eastAsia="es-CO"/>
+        </w:rPr>
+      </w:pPr>
+      <w:r>
+        <w:rPr>
+          <w:lang w:val="es-419" w:eastAsia="es-CO"/>
+        </w:rPr>
+        <w:t>Referencia al requerimiento.</w:t>
+      </w:r>
+    </w:p>
+    <w:p>
+      <w:pPr>
+        <w:pStyle w:val="Prrafodelista"/>
+        <w:numPr>
+          <w:ilvl w:val="0"/>
+          <w:numId w:val="52"/>
+        </w:numPr>
+        <w:ind w:left="993"/>
+        <w:rPr>
+          <w:lang w:val="es-419" w:eastAsia="es-CO"/>
+        </w:rPr>
+      </w:pPr>
+      <w:r>
+        <w:rPr>
+          <w:lang w:val="es-419" w:eastAsia="es-CO"/>
+        </w:rPr>
+        <w:t>Objeto de la respuesta.</w:t>
+      </w:r>
+    </w:p>
+    <w:p>
+      <w:pPr>
+        <w:pStyle w:val="Prrafodelista"/>
+        <w:numPr>
+          <w:ilvl w:val="0"/>
+          <w:numId w:val="52"/>
+        </w:numPr>
+        <w:ind w:left="993"/>
+        <w:rPr>
+          <w:lang w:val="es-419" w:eastAsia="es-CO"/>
+        </w:rPr>
+      </w:pPr>
+      <w:r>
+        <w:rPr>
+          <w:lang w:val="es-419" w:eastAsia="es-CO"/>
+        </w:rPr>
+        <w:t>Actuación realizada.</w:t>
+      </w:r>
+    </w:p>
+    <w:p>
+      <w:pPr>
+        <w:pStyle w:val="Prrafodelista"/>
+        <w:numPr>
+          <w:ilvl w:val="0"/>
+          <w:numId w:val="52"/>
+        </w:numPr>
+        <w:ind w:left="993"/>
+        <w:rPr>
+          <w:lang w:val="es-419" w:eastAsia="es-CO"/>
+        </w:rPr>
+      </w:pPr>
+      <w:r>
+        <w:rPr>
+          <w:lang w:val="es-419" w:eastAsia="es-CO"/>
+        </w:rPr>
+        <w:t>Hallazgos relevantes.</w:t>
+      </w:r>
+    </w:p>
+    <w:p>
+      <w:pPr>
+        <w:pStyle w:val="Prrafodelista"/>
+        <w:numPr>
+          <w:ilvl w:val="0"/>
+          <w:numId w:val="52"/>
+        </w:numPr>
+        <w:ind w:left="993"/>
+        <w:rPr>
+          <w:lang w:val="es-419" w:eastAsia="es-CO"/>
+        </w:rPr>
+      </w:pPr>
+      <w:r>
+        <w:rPr>
+          <w:lang w:val="es-419" w:eastAsia="es-CO"/>
+        </w:rPr>
+        <w:t>Soporte de la información.</w:t>
+      </w:r>
+    </w:p>
+    <w:p>
+      <w:pPr>
+        <w:pStyle w:val="Prrafodelista"/>
+        <w:numPr>
+          <w:ilvl w:val="0"/>
+          <w:numId w:val="52"/>
+        </w:numPr>
+        <w:ind w:left="993"/>
+        <w:rPr>
+          <w:lang w:val="es-419" w:eastAsia="es-CO"/>
+        </w:rPr>
+      </w:pPr>
+      <w:r>
+        <w:rPr>
+          <w:lang w:val="es-419" w:eastAsia="es-CO"/>
+        </w:rPr>
+        <w:t>Decisión o resultado comunicado.</w:t>
+      </w:r>
+    </w:p>
+    <w:p>
+      <w:pPr>
+        <w:pStyle w:val="Prrafodelista"/>
+        <w:numPr>
+          <w:ilvl w:val="0"/>
+          <w:numId w:val="52"/>
+        </w:numPr>
+        <w:ind w:left="993"/>
+        <w:rPr>
+          <w:lang w:val="es-419" w:eastAsia="es-CO"/>
+        </w:rPr>
+      </w:pPr>
+      <w:r>
+        <w:rPr>
+          <w:lang w:val="es-419" w:eastAsia="es-CO"/>
+        </w:rPr>
+        <w:t>Paso siguiente, cuando corresponda.</w:t>
+      </w:r>
+    </w:p>
+    <w:p>
+      <w:pPr>
+        <w:rPr>
+          <w:lang w:val="es-419" w:eastAsia="es-CO"/>
+        </w:rPr>
+      </w:pPr>
+      <w:r>
+        <w:rPr>
+          <w:lang w:val="es-419" w:eastAsia="es-CO"/>
+        </w:rPr>
+        <w:lastRenderedPageBreak/>
+        <w:t>Esta estructura no pretende rigidizar la comunicación, sino evitar omisiones frecuentes, especialmente en contextos donde la respuesta debe dejar constancia de validaciones, documentos revisados, diferencias encontradas o actuaciones pendientes (Domínguez, 2012). En cuanto al lenguaje, la dificultad no está en decidir entre escribir de forma técnica o sencilla, sino en lograr una combinación adecuada de precisión y comprensión.</w:t>
+      </w:r>
+    </w:p>
+    <w:p>
+      <w:pPr>
+        <w:rPr>
+          <w:lang w:val="es-419" w:eastAsia="es-CO"/>
+        </w:rPr>
+      </w:pPr>
+      <w:r>
+        <w:rPr>
+          <w:lang w:val="es-419" w:eastAsia="es-CO"/>
+        </w:rPr>
+        <w:t>Una comunicación técnica no debe caer en:</w:t>
+      </w:r>
+    </w:p>
+    <w:p>
+      <w:pPr>
+        <w:pStyle w:val="Prrafodelista"/>
+        <w:numPr>
+          <w:ilvl w:val="0"/>
+          <w:numId w:val="53"/>
+        </w:numPr>
+        <w:ind w:left="993"/>
+        <w:rPr>
+          <w:lang w:val="es-419" w:eastAsia="es-CO"/>
+        </w:rPr>
+      </w:pPr>
+      <w:r>
+        <w:rPr>
+          <w:lang w:val="es-419" w:eastAsia="es-CO"/>
+        </w:rPr>
+        <w:t>Explicaciones crípticas.</w:t>
+      </w:r>
+    </w:p>
+    <w:p>
+      <w:pPr>
+        <w:pStyle w:val="Prrafodelista"/>
+        <w:numPr>
+          <w:ilvl w:val="0"/>
+          <w:numId w:val="53"/>
+        </w:numPr>
+        <w:ind w:left="993"/>
+        <w:rPr>
+          <w:lang w:val="es-419" w:eastAsia="es-CO"/>
+        </w:rPr>
+      </w:pPr>
+      <w:r>
+        <w:rPr>
+          <w:lang w:val="es-419" w:eastAsia="es-CO"/>
+        </w:rPr>
+        <w:t>Abreviaturas innecesarias.</w:t>
+      </w:r>
+    </w:p>
+    <w:p>
+      <w:pPr>
+        <w:pStyle w:val="Prrafodelista"/>
+        <w:numPr>
+          <w:ilvl w:val="0"/>
+          <w:numId w:val="53"/>
+        </w:numPr>
+        <w:ind w:left="993"/>
+        <w:rPr>
+          <w:lang w:val="es-419" w:eastAsia="es-CO"/>
+        </w:rPr>
+      </w:pPr>
+      <w:r>
+        <w:rPr>
+          <w:lang w:val="es-419" w:eastAsia="es-CO"/>
+        </w:rPr>
+        <w:t>Referencias internas que el usuario no pueda interpretar.</w:t>
+      </w:r>
+    </w:p>
+    <w:p>
+      <w:pPr>
+        <w:pStyle w:val="Prrafodelista"/>
+        <w:numPr>
+          <w:ilvl w:val="0"/>
+          <w:numId w:val="53"/>
+        </w:numPr>
+        <w:ind w:left="993"/>
+        <w:rPr>
+          <w:lang w:val="es-419" w:eastAsia="es-CO"/>
+        </w:rPr>
+      </w:pPr>
+      <w:r>
+        <w:rPr>
+          <w:lang w:val="es-419" w:eastAsia="es-CO"/>
+        </w:rPr>
+        <w:t>Expresiones vagas que resten valor a la respuesta.</w:t>
+      </w:r>
+    </w:p>
+    <w:p>
+      <w:pPr>
+        <w:rPr>
+          <w:lang w:val="es-419" w:eastAsia="es-CO"/>
+        </w:rPr>
+      </w:pPr>
+      <w:r>
+        <w:rPr>
+          <w:lang w:val="es-419" w:eastAsia="es-CO"/>
+        </w:rPr>
+        <w:t>Por ello, el lenguaje de estas comunicaciones debe caracterizarse por ser claro, ordenado, verificable y coherente con el tipo de usuario, con el canal de atención y con la naturaleza del requerimiento (Arévalo, 2017). La secuencia básica de una respuesta técnica puede organizarse de la siguiente manera:</w:t>
+      </w:r>
+    </w:p>
+    <w:p>
+      <w:pPr>
+        <w:pStyle w:val="Prrafodelista"/>
+        <w:numPr>
+          <w:ilvl w:val="0"/>
+          <w:numId w:val="54"/>
+        </w:numPr>
+        <w:ind w:left="993"/>
         <w:rPr>
           <w:rStyle w:val="Ttulo5Car"/>
         </w:rPr>
-        <w:t>Responsabilidad.</w:t>
-      </w:r>
-      <w:r>
-        <w:rPr>
-          <w:lang w:val="es-419" w:eastAsia="es-CO"/>
-        </w:rPr>
-        <w:t xml:space="preserve"> Implica precisar límites, pasos siguientes y necesidad de escalamiento, indicando cuándo el caso pasa a revisión especializada.</w:t>
-      </w:r>
-    </w:p>
-    <w:p>
-      <w:pPr>
-        <w:rPr>
-          <w:lang w:val="es-419" w:eastAsia="es-CO"/>
-        </w:rPr>
-      </w:pPr>
-      <w:r>
-        <w:rPr>
-          <w:lang w:val="es-419" w:eastAsia="es-CO"/>
-        </w:rPr>
-        <w:t xml:space="preserve">A partir de estos principios, puede observarse que la calidad de la respuesta no depende exclusivamente del contenido técnico, sino también de la forma en que la </w:t>
-      </w:r>
+      </w:pPr>
+      <w:r>
+        <w:rPr>
+          <w:rStyle w:val="Ttulo5Car"/>
+        </w:rPr>
+        <w:t>Referencia inicial.</w:t>
+      </w:r>
+      <w:r>
+        <w:rPr>
+          <w:lang w:val="es-419" w:eastAsia="es-CO"/>
+        </w:rPr>
+        <w:t xml:space="preserve"> Identificación del requerimiento.</w:t>
+      </w:r>
+    </w:p>
+    <w:p>
+      <w:pPr>
+        <w:pStyle w:val="Prrafodelista"/>
+        <w:numPr>
+          <w:ilvl w:val="0"/>
+          <w:numId w:val="54"/>
+        </w:numPr>
+        <w:ind w:left="993"/>
+        <w:rPr>
+          <w:rStyle w:val="Ttulo5Car"/>
+        </w:rPr>
+      </w:pPr>
+      <w:r>
+        <w:rPr>
+          <w:rStyle w:val="Ttulo5Car"/>
+        </w:rPr>
+        <w:t>Propósito.</w:t>
+      </w:r>
+      <w:r>
+        <w:rPr>
+          <w:lang w:val="es-419" w:eastAsia="es-CO"/>
+        </w:rPr>
+        <w:t xml:space="preserve"> Motivo específico de la respuesta.</w:t>
+      </w:r>
+    </w:p>
+    <w:p>
+      <w:pPr>
+        <w:pStyle w:val="Prrafodelista"/>
+        <w:numPr>
+          <w:ilvl w:val="0"/>
+          <w:numId w:val="54"/>
+        </w:numPr>
+        <w:ind w:left="993"/>
+        <w:rPr>
+          <w:lang w:val="es-419" w:eastAsia="es-CO"/>
+        </w:rPr>
+      </w:pPr>
+      <w:r>
+        <w:rPr>
+          <w:rStyle w:val="Ttulo5Car"/>
+        </w:rPr>
+        <w:t>Validación realizada.</w:t>
+      </w:r>
+      <w:r>
+        <w:rPr>
+          <w:lang w:val="es-419" w:eastAsia="es-CO"/>
+        </w:rPr>
+        <w:t xml:space="preserve"> Consulta, revisión o contraste efectuado.</w:t>
+      </w:r>
+    </w:p>
+    <w:p>
+      <w:pPr>
+        <w:pStyle w:val="Prrafodelista"/>
+        <w:numPr>
+          <w:ilvl w:val="0"/>
+          <w:numId w:val="54"/>
+        </w:numPr>
+        <w:ind w:left="993"/>
+        <w:rPr>
+          <w:rStyle w:val="Ttulo5Car"/>
+        </w:rPr>
+      </w:pPr>
+      <w:r>
+        <w:rPr>
+          <w:rStyle w:val="Ttulo5Car"/>
+        </w:rPr>
+        <w:t>Hallazgo.</w:t>
+      </w:r>
+      <w:r>
+        <w:rPr>
+          <w:lang w:val="es-419" w:eastAsia="es-CO"/>
+        </w:rPr>
+        <w:t xml:space="preserve"> Diferencia identificada o estado del caso.</w:t>
+      </w:r>
+    </w:p>
+    <w:p>
+      <w:pPr>
+        <w:pStyle w:val="Prrafodelista"/>
+        <w:numPr>
+          <w:ilvl w:val="0"/>
+          <w:numId w:val="54"/>
+        </w:numPr>
+        <w:ind w:left="993"/>
+        <w:rPr>
+          <w:rStyle w:val="Ttulo5Car"/>
+        </w:rPr>
+      </w:pPr>
+      <w:r>
+        <w:rPr>
+          <w:rStyle w:val="Ttulo5Car"/>
+        </w:rPr>
+        <w:t>Soporte.</w:t>
+      </w:r>
+      <w:r>
+        <w:rPr>
+          <w:lang w:val="es-419" w:eastAsia="es-CO"/>
+        </w:rPr>
+        <w:t xml:space="preserve"> Documento o sistema que respalda la información.</w:t>
+      </w:r>
+    </w:p>
+    <w:p>
+      <w:pPr>
+        <w:pStyle w:val="Prrafodelista"/>
+        <w:numPr>
+          <w:ilvl w:val="0"/>
+          <w:numId w:val="54"/>
+        </w:numPr>
+        <w:ind w:left="993"/>
+        <w:rPr>
+          <w:rStyle w:val="Ttulo5Car"/>
+        </w:rPr>
+      </w:pPr>
+      <w:r>
+        <w:rPr>
+          <w:rStyle w:val="Ttulo5Car"/>
+        </w:rPr>
+        <w:t>Decisión comunicada.</w:t>
+      </w:r>
+      <w:r>
+        <w:rPr>
+          <w:lang w:val="es-419" w:eastAsia="es-CO"/>
+        </w:rPr>
+        <w:t xml:space="preserve"> Resultado informado al usuario.</w:t>
+      </w:r>
+    </w:p>
+    <w:p>
+      <w:pPr>
+        <w:pStyle w:val="Prrafodelista"/>
+        <w:numPr>
+          <w:ilvl w:val="0"/>
+          <w:numId w:val="54"/>
+        </w:numPr>
+        <w:ind w:left="993"/>
+        <w:rPr>
+          <w:lang w:val="es-419" w:eastAsia="es-CO"/>
+        </w:rPr>
+      </w:pPr>
+      <w:r>
+        <w:rPr>
+          <w:rStyle w:val="Ttulo5Car"/>
+        </w:rPr>
+        <w:t>Cierre o paso siguiente.</w:t>
+      </w:r>
+      <w:r>
+        <w:rPr>
+          <w:lang w:val="es-419" w:eastAsia="es-CO"/>
+        </w:rPr>
+        <w:t xml:space="preserve"> Acción pendiente; canalización o finalización del trámite.</w:t>
+      </w:r>
+    </w:p>
+    <w:p>
+      <w:pPr>
+        <w:rPr>
+          <w:lang w:val="es-419" w:eastAsia="es-CO"/>
+        </w:rPr>
+      </w:pPr>
       <w:r>
         <w:rPr>
           <w:lang w:val="es-419" w:eastAsia="es-CO"/>
         </w:rPr>
         <w:lastRenderedPageBreak/>
-        <w:t>organización gestiona la relación con el usuario durante el trámite. En consecuencia, la comunicación posterior debe procurar equilibrio entre precisión, cortesía y utilidad, evitando tanto la rigidez excesiva como la informalidad improcedente en escenarios donde la información contable y tributaria requiere especial cuidado.</w:t>
+        <w:t>La estructura anterior facilita que la comunicación mantenga coherencia interna y que la información se presente con mayor orden. Sin embargo, para que esa estructura resulte realmente útil, también es necesario precisar qué aporta cada componente dentro del trámite.</w:t>
+      </w:r>
+    </w:p>
+    <w:p>
+      <w:pPr>
+        <w:pStyle w:val="Prrafodelista"/>
+        <w:numPr>
+          <w:ilvl w:val="0"/>
+          <w:numId w:val="55"/>
+        </w:numPr>
+        <w:ind w:left="993"/>
+        <w:rPr>
+          <w:lang w:val="es-419" w:eastAsia="es-CO"/>
+        </w:rPr>
+      </w:pPr>
+      <w:r>
+        <w:rPr>
+          <w:rStyle w:val="Ttulo5Car"/>
+        </w:rPr>
+        <w:t>Referencia inicial.</w:t>
+      </w:r>
+      <w:r>
+        <w:rPr>
+          <w:lang w:val="es-419" w:eastAsia="es-CO"/>
+        </w:rPr>
+        <w:t xml:space="preserve"> Incluye la identificación del requerimiento o del asunto tratado, lo que permite ubicar al usuario en el contexto de la respuesta.</w:t>
+      </w:r>
+    </w:p>
+    <w:p>
+      <w:pPr>
+        <w:pStyle w:val="Prrafodelista"/>
+        <w:numPr>
+          <w:ilvl w:val="0"/>
+          <w:numId w:val="55"/>
+        </w:numPr>
+        <w:ind w:left="993"/>
+        <w:rPr>
+          <w:lang w:val="es-419" w:eastAsia="es-CO"/>
+        </w:rPr>
+      </w:pPr>
+      <w:r>
+        <w:rPr>
+          <w:rStyle w:val="Ttulo5Car"/>
+        </w:rPr>
+        <w:t xml:space="preserve">Propósito. </w:t>
+      </w:r>
+      <w:r>
+        <w:rPr>
+          <w:lang w:val="es-419" w:eastAsia="es-CO"/>
+        </w:rPr>
+        <w:t>Expone el motivo específico del mensaje, delimitando el alcance de la comunicación emitida.</w:t>
+      </w:r>
+    </w:p>
+    <w:p>
+      <w:pPr>
+        <w:pStyle w:val="Prrafodelista"/>
+        <w:numPr>
+          <w:ilvl w:val="0"/>
+          <w:numId w:val="55"/>
+        </w:numPr>
+        <w:ind w:left="993"/>
+        <w:rPr>
+          <w:lang w:val="es-419" w:eastAsia="es-CO"/>
+        </w:rPr>
+      </w:pPr>
+      <w:r>
+        <w:rPr>
+          <w:rStyle w:val="Ttulo5Car"/>
+        </w:rPr>
+        <w:t>Actuación realizada.</w:t>
+      </w:r>
+      <w:r>
+        <w:rPr>
+          <w:lang w:val="es-419" w:eastAsia="es-CO"/>
+        </w:rPr>
+        <w:t xml:space="preserve"> Describe la consulta, validación, revisión o contraste efectuado, permitiendo informar qué acciones se realizaron antes de responder.</w:t>
+      </w:r>
+    </w:p>
+    <w:p>
+      <w:pPr>
+        <w:pStyle w:val="Prrafodelista"/>
+        <w:numPr>
+          <w:ilvl w:val="0"/>
+          <w:numId w:val="55"/>
+        </w:numPr>
+        <w:ind w:left="993"/>
+        <w:rPr>
+          <w:lang w:val="es-419" w:eastAsia="es-CO"/>
+        </w:rPr>
+      </w:pPr>
+      <w:r>
+        <w:rPr>
+          <w:rStyle w:val="Ttulo5Car"/>
+        </w:rPr>
+        <w:t>Hallazgo o resultado.</w:t>
+      </w:r>
+      <w:r>
+        <w:rPr>
+          <w:lang w:val="es-419" w:eastAsia="es-CO"/>
+        </w:rPr>
+        <w:t xml:space="preserve"> Presenta la información encontrada, la diferencia detectada o el estado del caso, comunicando el contenido central de la respuesta.</w:t>
+      </w:r>
+    </w:p>
+    <w:p>
+      <w:pPr>
+        <w:pStyle w:val="Prrafodelista"/>
+        <w:numPr>
+          <w:ilvl w:val="0"/>
+          <w:numId w:val="55"/>
+        </w:numPr>
+        <w:ind w:left="993"/>
+        <w:rPr>
+          <w:lang w:val="es-419" w:eastAsia="es-CO"/>
+        </w:rPr>
+      </w:pPr>
+      <w:r>
+        <w:rPr>
+          <w:rStyle w:val="Ttulo5Car"/>
+        </w:rPr>
+        <w:t>Soporte.</w:t>
+      </w:r>
+      <w:r>
+        <w:rPr>
+          <w:lang w:val="es-419" w:eastAsia="es-CO"/>
+        </w:rPr>
+        <w:t xml:space="preserve"> Indica el documento, registro o sistema que respalda lo informado, aportando confiabilidad y evidencia.</w:t>
+      </w:r>
+    </w:p>
+    <w:p>
+      <w:pPr>
+        <w:pStyle w:val="Prrafodelista"/>
+        <w:numPr>
+          <w:ilvl w:val="0"/>
+          <w:numId w:val="55"/>
+        </w:numPr>
+        <w:ind w:left="993"/>
+        <w:rPr>
+          <w:lang w:val="es-419" w:eastAsia="es-CO"/>
+        </w:rPr>
+      </w:pPr>
+      <w:r>
+        <w:rPr>
+          <w:rStyle w:val="Ttulo5Car"/>
+        </w:rPr>
+        <w:t>Paso siguiente o cierre.</w:t>
+      </w:r>
+      <w:r>
+        <w:rPr>
+          <w:lang w:val="es-419" w:eastAsia="es-CO"/>
+        </w:rPr>
+        <w:t xml:space="preserve"> Señala la acción pendiente, la canalización correspondiente o la finalización del trámite, orientando al usuario sobre la continuidad o cierre del caso.</w:t>
+      </w:r>
+    </w:p>
+    <w:p>
+      <w:pPr>
+        <w:rPr>
+          <w:lang w:val="es-419" w:eastAsia="es-CO"/>
+        </w:rPr>
+      </w:pPr>
+      <w:r>
+        <w:rPr>
+          <w:lang w:val="es-419" w:eastAsia="es-CO"/>
+        </w:rPr>
+        <w:t>En consecuencia, redactar una respuesta técnica no consiste únicamente en transmitir datos, sino en ordenar la información de manera útil, comprensible y verificable. Cuando la estructura y el lenguaje se aplican correctamente, la comunicación fortalece la calidad del servicio y mejora la experiencia del usuario durante el trámite.</w:t>
       </w:r>
     </w:p>
     <w:p>
       <w:pPr>
         <w:pStyle w:val="Ttulo2"/>
       </w:pPr>
-      <w:bookmarkStart w:id="21" w:name="_Toc230592134"/>
-      <w:r>
-        <w:t>Técnicas de comunicación asertiva, clara y profesional</w:t>
-      </w:r>
-      <w:bookmarkEnd w:id="21"/>
-    </w:p>
-    <w:p>
-      <w:pPr>
-        <w:rPr>
-          <w:lang w:val="es-419" w:eastAsia="es-CO"/>
-        </w:rPr>
-      </w:pPr>
-      <w:r>
-        <w:rPr>
-          <w:lang w:val="es-419" w:eastAsia="es-CO"/>
-        </w:rPr>
-        <w:t>La comunicación asertiva en la atención al usuario implica transmitir información de forma directa, respetuosa y comprensible, sin ambigüedad innecesaria ni expresiones que generen conflicto, desconfianza o confusión.</w:t>
-      </w:r>
-    </w:p>
-    <w:p>
-      <w:pPr>
-        <w:rPr>
-          <w:lang w:val="es-419" w:eastAsia="es-CO"/>
-        </w:rPr>
-      </w:pPr>
-      <w:r>
-        <w:rPr>
-          <w:lang w:val="es-419" w:eastAsia="es-CO"/>
-        </w:rPr>
-        <w:t>Por ello, una comunicación eficaz no consiste en simplificar en exceso el contenido, sino en organizarlo y expresarlo de manera que el usuario comprenda:</w:t>
-      </w:r>
-    </w:p>
-    <w:p>
-      <w:pPr>
-        <w:pStyle w:val="Prrafodelista"/>
-        <w:numPr>
-          <w:ilvl w:val="0"/>
-          <w:numId w:val="49"/>
-        </w:numPr>
-        <w:ind w:left="993"/>
-        <w:rPr>
-          <w:lang w:val="es-419" w:eastAsia="es-CO"/>
-        </w:rPr>
-      </w:pPr>
-      <w:r>
-        <w:rPr>
-          <w:lang w:val="es-419" w:eastAsia="es-CO"/>
-        </w:rPr>
-        <w:t>Qué se hizo.</w:t>
-      </w:r>
-    </w:p>
-    <w:p>
-      <w:pPr>
-        <w:pStyle w:val="Prrafodelista"/>
-        <w:numPr>
-          <w:ilvl w:val="0"/>
-          <w:numId w:val="49"/>
-        </w:numPr>
-        <w:ind w:left="993"/>
-        <w:rPr>
-          <w:lang w:val="es-419" w:eastAsia="es-CO"/>
-        </w:rPr>
-      </w:pPr>
-      <w:r>
-        <w:rPr>
-          <w:lang w:val="es-419" w:eastAsia="es-CO"/>
-        </w:rPr>
-        <w:t>Qué se encontró.</w:t>
-      </w:r>
-    </w:p>
-    <w:p>
-      <w:pPr>
-        <w:pStyle w:val="Prrafodelista"/>
-        <w:numPr>
-          <w:ilvl w:val="0"/>
-          <w:numId w:val="49"/>
-        </w:numPr>
-        <w:ind w:left="993"/>
-        <w:rPr>
-          <w:lang w:val="es-419" w:eastAsia="es-CO"/>
-        </w:rPr>
-      </w:pPr>
-      <w:r>
-        <w:rPr>
-          <w:lang w:val="es-419" w:eastAsia="es-CO"/>
-        </w:rPr>
-        <w:t>Qué sigue en el trámite.</w:t>
-      </w:r>
-    </w:p>
-    <w:p>
-      <w:pPr>
-        <w:rPr>
-          <w:lang w:val="es-419" w:eastAsia="es-CO"/>
-        </w:rPr>
-      </w:pPr>
-      <w:r>
-        <w:rPr>
-          <w:lang w:val="es-419" w:eastAsia="es-CO"/>
-        </w:rPr>
-        <w:t>La profesionalidad comunicativa también exige controlar:</w:t>
-      </w:r>
-    </w:p>
-    <w:p>
-      <w:pPr>
-        <w:pStyle w:val="Prrafodelista"/>
-        <w:numPr>
-          <w:ilvl w:val="0"/>
-          <w:numId w:val="50"/>
-        </w:numPr>
-        <w:ind w:left="993"/>
-        <w:rPr>
-          <w:lang w:val="es-419" w:eastAsia="es-CO"/>
-        </w:rPr>
-      </w:pPr>
-      <w:r>
-        <w:rPr>
-          <w:lang w:val="es-419" w:eastAsia="es-CO"/>
-        </w:rPr>
-        <w:t>El tono del mensaje.</w:t>
-      </w:r>
-    </w:p>
-    <w:p>
-      <w:pPr>
-        <w:pStyle w:val="Prrafodelista"/>
-        <w:numPr>
-          <w:ilvl w:val="0"/>
-          <w:numId w:val="50"/>
-        </w:numPr>
-        <w:ind w:left="993"/>
-        <w:rPr>
-          <w:lang w:val="es-419" w:eastAsia="es-CO"/>
-        </w:rPr>
-      </w:pPr>
-      <w:r>
-        <w:rPr>
-          <w:lang w:val="es-419" w:eastAsia="es-CO"/>
-        </w:rPr>
-        <w:t>La extensión de la respuesta.</w:t>
-      </w:r>
-    </w:p>
-    <w:p>
-      <w:pPr>
-        <w:pStyle w:val="Prrafodelista"/>
-        <w:numPr>
-          <w:ilvl w:val="0"/>
-          <w:numId w:val="50"/>
-        </w:numPr>
-        <w:ind w:left="993"/>
-        <w:rPr>
-          <w:lang w:val="es-419" w:eastAsia="es-CO"/>
-        </w:rPr>
-      </w:pPr>
-      <w:r>
-        <w:rPr>
-          <w:lang w:val="es-419" w:eastAsia="es-CO"/>
-        </w:rPr>
-        <w:t>El propósito de la comunicación.</w:t>
-      </w:r>
-    </w:p>
-    <w:p>
-      <w:pPr>
-        <w:rPr>
-          <w:lang w:val="es-419" w:eastAsia="es-CO"/>
-        </w:rPr>
-      </w:pPr>
-      <w:r>
-        <w:rPr>
-          <w:lang w:val="es-419" w:eastAsia="es-CO"/>
-        </w:rPr>
-        <w:t>Una respuesta demasiado corta puede parecer evasiva; una excesivamente extensa puede dificultar la comprensión; y una respuesta técnicamente correcta, pero redactada con frialdad o imprecisión, puede deteriorar la percepción del servicio.</w:t>
-      </w:r>
-    </w:p>
-    <w:p>
-      <w:pPr>
-        <w:rPr>
-          <w:lang w:val="es-419" w:eastAsia="es-CO"/>
-        </w:rPr>
-      </w:pPr>
-      <w:r>
-        <w:rPr>
-          <w:lang w:val="es-419" w:eastAsia="es-CO"/>
-        </w:rPr>
+      <w:bookmarkStart w:id="23" w:name="_Toc231911307"/>
+      <w:r>
         <w:lastRenderedPageBreak/>
-        <w:t>En este punto, la escucha activa y el manejo adecuado de la inconformidad adquieren un papel importante, ya que permiten reconocer la preocupación del usuario sin asumir posturas defensivas ni responder de forma automática.</w:t>
-      </w:r>
-    </w:p>
-    <w:p>
-      <w:pPr>
-        <w:rPr>
-          <w:lang w:val="es-419" w:eastAsia="es-CO"/>
-        </w:rPr>
-      </w:pPr>
-      <w:r>
-        <w:rPr>
-          <w:lang w:val="es-419" w:eastAsia="es-CO"/>
-        </w:rPr>
-        <w:t>La comunicación profesional, en consecuencia, no elimina la técnica, pero sí la hace más accesible y mejor orientada a la resolución del requerimiento (Berry &amp; Parasuraman, 2015). Estos ejemplos permiten advertir que la calidad de la comunicación también depende de elecciones concretas de lenguaje:</w:t>
-      </w:r>
-    </w:p>
-    <w:p>
-      <w:pPr>
-        <w:pStyle w:val="Prrafodelista"/>
-        <w:numPr>
-          <w:ilvl w:val="0"/>
-          <w:numId w:val="51"/>
+        <w:t>Elaboración de respuestas técnicas con soporte documental y normativo</w:t>
+      </w:r>
+      <w:bookmarkEnd w:id="23"/>
+    </w:p>
+    <w:p>
+      <w:pPr>
+        <w:rPr>
+          <w:lang w:val="es-419" w:eastAsia="es-CO"/>
+        </w:rPr>
+      </w:pPr>
+      <w:r>
+        <w:rPr>
+          <w:lang w:val="es-419" w:eastAsia="es-CO"/>
+        </w:rPr>
+        <w:t>La elaboración de respuestas técnicas exige seleccionar información válida, organizarla con criterio y comunicarla de forma coherente con el requerimiento recibido. En procesos contables y tributarios, esto implica que la respuesta no debe apoyarse en opiniones, supuestos o recordatorios informales, sino en documentos, registros, soportes y, cuando corresponda, referencias normativas o procedimentales que sustenten lo informado.</w:t>
+      </w:r>
+    </w:p>
+    <w:p>
+      <w:pPr>
+        <w:rPr>
+          <w:lang w:val="es-419" w:eastAsia="es-CO"/>
+        </w:rPr>
+      </w:pPr>
+      <w:r>
+        <w:rPr>
+          <w:lang w:val="es-419" w:eastAsia="es-CO"/>
+        </w:rPr>
+        <w:t>No obstante, conviene precisar que una respuesta técnica no se vuelve mejor por citar más normas o por reproducir extensamente un procedimiento; su calidad depende de que el sustento utilizado sea pertinente para el caso y útil para el usuario (Arévalo, 2017; González, 2018). También es importante distinguir entre:</w:t>
+      </w:r>
+    </w:p>
+    <w:p>
+      <w:pPr>
+        <w:pStyle w:val="Prrafodelista"/>
+        <w:numPr>
+          <w:ilvl w:val="0"/>
+          <w:numId w:val="56"/>
+        </w:numPr>
+        <w:ind w:left="993"/>
+        <w:rPr>
+          <w:lang w:val="es-419" w:eastAsia="es-CO"/>
+        </w:rPr>
+      </w:pPr>
+      <w:r>
+        <w:rPr>
+          <w:lang w:val="es-419" w:eastAsia="es-CO"/>
+        </w:rPr>
+        <w:t>Respuesta definitiva.</w:t>
+      </w:r>
+    </w:p>
+    <w:p>
+      <w:pPr>
+        <w:pStyle w:val="Prrafodelista"/>
+        <w:numPr>
+          <w:ilvl w:val="0"/>
+          <w:numId w:val="56"/>
+        </w:numPr>
+        <w:ind w:left="993"/>
+        <w:rPr>
+          <w:lang w:val="es-419" w:eastAsia="es-CO"/>
+        </w:rPr>
+      </w:pPr>
+      <w:r>
+        <w:rPr>
+          <w:lang w:val="es-419" w:eastAsia="es-CO"/>
+        </w:rPr>
+        <w:t>Respuesta parcial.</w:t>
+      </w:r>
+    </w:p>
+    <w:p>
+      <w:pPr>
+        <w:pStyle w:val="Prrafodelista"/>
+        <w:numPr>
+          <w:ilvl w:val="0"/>
+          <w:numId w:val="56"/>
+        </w:numPr>
+        <w:ind w:left="993"/>
+        <w:rPr>
+          <w:lang w:val="es-419" w:eastAsia="es-CO"/>
+        </w:rPr>
+      </w:pPr>
+      <w:r>
+        <w:rPr>
+          <w:lang w:val="es-419" w:eastAsia="es-CO"/>
+        </w:rPr>
+        <w:t>Respuesta de avance.</w:t>
+      </w:r>
+    </w:p>
+    <w:p>
+      <w:pPr>
+        <w:rPr>
+          <w:lang w:val="es-419" w:eastAsia="es-CO"/>
+        </w:rPr>
+      </w:pPr>
+      <w:r>
+        <w:rPr>
+          <w:lang w:val="es-419" w:eastAsia="es-CO"/>
+        </w:rPr>
+        <w:t>En muchos requerimientos, especialmente en aquellos que implican diferencias entre registros o revisión de varias fuentes, no resulta responsable emitir una conclusión completa sin agotar la validación necesaria. En estos casos, la organización debe informar con claridad qué aspectos fueron revisados, qué elementos faltan por verificar, cuál es el estado actual del trámite y dentro de qué plazo se espera comunicar el resultado final.</w:t>
+      </w:r>
+    </w:p>
+    <w:p>
+      <w:pPr>
+        <w:rPr>
+          <w:lang w:val="es-419" w:eastAsia="es-CO"/>
+        </w:rPr>
+      </w:pPr>
+      <w:r>
+        <w:rPr>
+          <w:lang w:val="es-419" w:eastAsia="es-CO"/>
+        </w:rPr>
+        <w:t xml:space="preserve">Esta práctica mejora la confianza del usuario y evita que la necesidad de oportunidad derive en respuestas imprecisas o prematuras. Los siguientes ejemplos </w:t>
+      </w:r>
+      <w:r>
+        <w:rPr>
+          <w:lang w:val="es-419" w:eastAsia="es-CO"/>
+        </w:rPr>
+        <w:lastRenderedPageBreak/>
+        <w:t>permiten advertir que la forma de responder debe variar de acuerdo con el grado de validación alcanzado y con la información disponible:</w:t>
+      </w:r>
+    </w:p>
+    <w:p>
+      <w:pPr>
+        <w:pStyle w:val="Prrafodelista"/>
+        <w:numPr>
+          <w:ilvl w:val="0"/>
+          <w:numId w:val="57"/>
         </w:numPr>
         <w:ind w:left="993"/>
         <w:rPr>
@@ -12869,52 +13882,46 @@
         <w:rPr>
           <w:rStyle w:val="Ttulo5Car"/>
         </w:rPr>
-        <w:t xml:space="preserve">“Eso no nos corresponde”. </w:t>
-      </w:r>
-      <w:r>
-        <w:rPr>
-          <w:lang w:val="es-419" w:eastAsia="es-CO"/>
-        </w:rPr>
-        <w:t>“Su solicitud requiere revisión por el área encargada; por ello, será canalizada para su atención”. Evita rechazo abrupto y orienta el trámite.</w:t>
-      </w:r>
-    </w:p>
-    <w:p>
-      <w:pPr>
-        <w:pStyle w:val="Prrafodelista"/>
-        <w:numPr>
-          <w:ilvl w:val="0"/>
-          <w:numId w:val="51"/>
-        </w:numPr>
-        <w:ind w:left="993"/>
-        <w:rPr>
-          <w:lang w:val="es-419" w:eastAsia="es-CO"/>
-        </w:rPr>
-      </w:pPr>
-      <w:r>
-        <w:rPr>
-          <w:lang w:val="es-419" w:eastAsia="es-CO"/>
-        </w:rPr>
-        <w:t>“</w:t>
-      </w:r>
+        <w:t xml:space="preserve">Validación inicial en curso. </w:t>
+      </w:r>
+      <w:r>
+        <w:rPr>
+          <w:lang w:val="es-419" w:eastAsia="es-CO"/>
+        </w:rPr>
+        <w:t>Respuesta de acuse y avance. “Se recibió su solicitud y actualmente se adelanta la verificación de la información en las fuentes correspondientes”.</w:t>
+      </w:r>
+    </w:p>
+    <w:p>
+      <w:pPr>
+        <w:pStyle w:val="Prrafodelista"/>
+        <w:numPr>
+          <w:ilvl w:val="0"/>
+          <w:numId w:val="57"/>
+        </w:numPr>
+        <w:ind w:left="993"/>
+        <w:rPr>
+          <w:lang w:val="es-419" w:eastAsia="es-CO"/>
+        </w:rPr>
+      </w:pPr>
       <w:r>
         <w:rPr>
           <w:rStyle w:val="Ttulo5Car"/>
         </w:rPr>
-        <w:t>No aparece nada en el sistema”.</w:t>
-      </w:r>
-      <w:r>
-        <w:rPr>
-          <w:lang w:val="es-419" w:eastAsia="es-CO"/>
-        </w:rPr>
-        <w:t xml:space="preserve"> “En la revisión inicial no se identificó el registro solicitado; continuaremos la verificación con las fuentes complementarias”. Precisa que la consulta es inicial y no definitiva.</w:t>
-      </w:r>
-    </w:p>
-    <w:p>
-      <w:pPr>
-        <w:pStyle w:val="Prrafodelista"/>
-        <w:numPr>
-          <w:ilvl w:val="0"/>
-          <w:numId w:val="51"/>
+        <w:t>Información confirmada.</w:t>
+      </w:r>
+      <w:r>
+        <w:rPr>
+          <w:lang w:val="es-419" w:eastAsia="es-CO"/>
+        </w:rPr>
+        <w:t xml:space="preserve"> Respuesta definitiva sustentada. “De acuerdo con la revisión efectuada en el sistema y en los soportes documentales, se confirma el registro consultado”.</w:t>
+      </w:r>
+    </w:p>
+    <w:p>
+      <w:pPr>
+        <w:pStyle w:val="Prrafodelista"/>
+        <w:numPr>
+          <w:ilvl w:val="0"/>
+          <w:numId w:val="57"/>
         </w:numPr>
         <w:ind w:left="993"/>
         <w:rPr>
@@ -12925,21 +13932,21 @@
         <w:rPr>
           <w:rStyle w:val="Ttulo5Car"/>
         </w:rPr>
-        <w:t>“Debe esperar”.</w:t>
-      </w:r>
-      <w:r>
-        <w:rPr>
-          <w:lang w:val="es-419" w:eastAsia="es-CO"/>
-        </w:rPr>
-        <w:t xml:space="preserve"> “El caso se encuentra en validación y se informará el resultado dentro del plazo establecido”. Mantiene respeto y aporta información útil.</w:t>
-      </w:r>
-    </w:p>
-    <w:p>
-      <w:pPr>
-        <w:pStyle w:val="Prrafodelista"/>
-        <w:numPr>
-          <w:ilvl w:val="0"/>
-          <w:numId w:val="51"/>
+        <w:t>Diferencia detectada.</w:t>
+      </w:r>
+      <w:r>
+        <w:rPr>
+          <w:lang w:val="es-419" w:eastAsia="es-CO"/>
+        </w:rPr>
+        <w:t xml:space="preserve"> Respuesta técnica con aclaración. “Se identificó una diferencia entre el soporte aportado y el registro consultado, por lo que se realiza contraste adicional antes del cierre”.</w:t>
+      </w:r>
+    </w:p>
+    <w:p>
+      <w:pPr>
+        <w:pStyle w:val="Prrafodelista"/>
+        <w:numPr>
+          <w:ilvl w:val="0"/>
+          <w:numId w:val="57"/>
         </w:numPr>
         <w:ind w:left="993"/>
         <w:rPr>
@@ -12950,21 +13957,21 @@
         <w:rPr>
           <w:rStyle w:val="Ttulo5Car"/>
         </w:rPr>
-        <w:t>“Usted está equivocado”.</w:t>
-      </w:r>
-      <w:r>
-        <w:rPr>
-          <w:lang w:val="es-419" w:eastAsia="es-CO"/>
-        </w:rPr>
-        <w:t xml:space="preserve"> “Se identificó una diferencia entre la información reportada y los registros consultados, por lo que se realizará contraste adicional”. Reduce confrontación y conserva objetividad.</w:t>
-      </w:r>
-    </w:p>
-    <w:p>
-      <w:pPr>
-        <w:pStyle w:val="Prrafodelista"/>
-        <w:numPr>
-          <w:ilvl w:val="0"/>
-          <w:numId w:val="51"/>
+        <w:t>Requiere otra área.</w:t>
+      </w:r>
+      <w:r>
+        <w:rPr>
+          <w:lang w:val="es-419" w:eastAsia="es-CO"/>
+        </w:rPr>
+        <w:t xml:space="preserve"> Respuesta con canalización. “El caso fue remitido al área competente para revisión especializada y se dará seguimiento a su resolución”.</w:t>
+      </w:r>
+    </w:p>
+    <w:p>
+      <w:pPr>
+        <w:pStyle w:val="Prrafodelista"/>
+        <w:numPr>
+          <w:ilvl w:val="0"/>
+          <w:numId w:val="57"/>
         </w:numPr>
         <w:ind w:left="993"/>
         <w:rPr>
@@ -12975,1186 +13982,303 @@
         <w:rPr>
           <w:rStyle w:val="Ttulo5Car"/>
         </w:rPr>
-        <w:t>“No podemos dar esa información”.</w:t>
-      </w:r>
-      <w:r>
-        <w:rPr>
-          <w:lang w:val="es-419" w:eastAsia="es-CO"/>
-        </w:rPr>
-        <w:t xml:space="preserve"> “La información solicitada presenta restricción de acceso; por ello, se requiere validación adicional o autorización correspondiente”. Explica la limitación sin arbitrariedad.</w:t>
-      </w:r>
-    </w:p>
-    <w:p>
-      <w:pPr>
-        <w:rPr>
-          <w:lang w:val="es-419" w:eastAsia="es-CO"/>
-        </w:rPr>
-      </w:pPr>
-      <w:r>
-        <w:rPr>
-          <w:lang w:val="es-419" w:eastAsia="es-CO"/>
-        </w:rPr>
-        <w:t xml:space="preserve">Estos ejemplos muestran que la diferencia entre una comunicación deficiente y una comunicación profesional no siempre radica en el fondo técnico de la respuesta, </w:t>
+        <w:t>Trámite cerrado.</w:t>
+      </w:r>
+      <w:r>
+        <w:rPr>
+          <w:lang w:val="es-419" w:eastAsia="es-CO"/>
+        </w:rPr>
+        <w:t xml:space="preserve"> Respuesta de cierre. “Una vez finalizada la validación y registrada la actuación correspondiente, se da cierre al requerimiento”.</w:t>
+      </w:r>
+    </w:p>
+    <w:p>
+      <w:pPr>
+        <w:rPr>
+          <w:lang w:val="es-419" w:eastAsia="es-CO"/>
+        </w:rPr>
+      </w:pPr>
+      <w:r>
+        <w:rPr>
+          <w:lang w:val="es-419" w:eastAsia="es-CO"/>
+        </w:rPr>
+        <w:t>Los ejemplos anteriores muestran que la respuesta técnica no debe limitarse a entregar información, sino que también debe situar al usuario frente al estado real del trámite. En consecuencia, responder con soporte documental y normativo no significa sobrecargar el mensaje, sino ofrecer fundamentos suficientes para que la comunicación resulte confiable, verificable y útil.</w:t>
+      </w:r>
+    </w:p>
+    <w:p>
+      <w:pPr>
+        <w:pStyle w:val="Ttulo2"/>
+      </w:pPr>
+      <w:bookmarkStart w:id="24" w:name="_Toc231911308"/>
+      <w:r>
+        <w:t>Escalamiento, canalización y seguimiento de la resolución</w:t>
+      </w:r>
+      <w:bookmarkEnd w:id="24"/>
+    </w:p>
+    <w:p>
+      <w:pPr>
+        <w:rPr>
+          <w:lang w:val="es-419" w:eastAsia="es-CO"/>
+        </w:rPr>
+      </w:pPr>
+      <w:r>
+        <w:rPr>
+          <w:lang w:val="es-419" w:eastAsia="es-CO"/>
+        </w:rPr>
+        <w:t xml:space="preserve">El escalamiento y la canalización forman parte de la respuesta técnica cuando el requerimiento excede la competencia, el nivel de acceso o la capacidad de resolución </w:t>
       </w:r>
       <w:r>
         <w:rPr>
           <w:lang w:val="es-419" w:eastAsia="es-CO"/>
         </w:rPr>
         <w:lastRenderedPageBreak/>
-        <w:t>sino en la manera en que se formula. En ese sentido, el lenguaje no es un elemento accesorio dentro del trámite; constituye una herramienta de mediación entre el conocimiento técnico y la comprensión del usuario.</w:t>
-      </w:r>
-    </w:p>
-    <w:p>
-      <w:pPr>
-        <w:pStyle w:val="Ttulo2"/>
-      </w:pPr>
-      <w:bookmarkStart w:id="22" w:name="_Toc230592135"/>
-      <w:r>
-        <w:t>Estructura y lenguaje de las comunicaciones técnicas al usuario</w:t>
-      </w:r>
-      <w:bookmarkEnd w:id="22"/>
-    </w:p>
-    <w:p>
-      <w:pPr>
-        <w:rPr>
-          <w:lang w:val="es-419" w:eastAsia="es-CO"/>
-        </w:rPr>
-      </w:pPr>
-      <w:r>
-        <w:rPr>
-          <w:lang w:val="es-419" w:eastAsia="es-CO"/>
-        </w:rPr>
-        <w:t>Una respuesta técnica bien estructurada ayuda a organizar la información y facilita que el usuario identifique los elementos esenciales del mensaje.</w:t>
-      </w:r>
-    </w:p>
-    <w:p>
-      <w:pPr>
-        <w:rPr>
-          <w:lang w:val="es-419" w:eastAsia="es-CO"/>
-        </w:rPr>
-      </w:pPr>
-      <w:r>
-        <w:rPr>
-          <w:lang w:val="es-419" w:eastAsia="es-CO"/>
-        </w:rPr>
-        <w:t>En términos generales, una comunicación de este tipo debe incluir, al menos:</w:t>
-      </w:r>
-    </w:p>
-    <w:p>
-      <w:pPr>
-        <w:pStyle w:val="Prrafodelista"/>
-        <w:numPr>
-          <w:ilvl w:val="0"/>
-          <w:numId w:val="52"/>
-        </w:numPr>
-        <w:ind w:left="993"/>
-        <w:rPr>
-          <w:lang w:val="es-419" w:eastAsia="es-CO"/>
-        </w:rPr>
-      </w:pPr>
-      <w:r>
-        <w:rPr>
-          <w:lang w:val="es-419" w:eastAsia="es-CO"/>
-        </w:rPr>
-        <w:t>Referencia al requerimiento.</w:t>
-      </w:r>
-    </w:p>
-    <w:p>
-      <w:pPr>
-        <w:pStyle w:val="Prrafodelista"/>
-        <w:numPr>
-          <w:ilvl w:val="0"/>
-          <w:numId w:val="52"/>
-        </w:numPr>
-        <w:ind w:left="993"/>
-        <w:rPr>
-          <w:lang w:val="es-419" w:eastAsia="es-CO"/>
-        </w:rPr>
-      </w:pPr>
-      <w:r>
-        <w:rPr>
-          <w:lang w:val="es-419" w:eastAsia="es-CO"/>
-        </w:rPr>
-        <w:t>Objeto de la respuesta.</w:t>
-      </w:r>
-    </w:p>
-    <w:p>
-      <w:pPr>
-        <w:pStyle w:val="Prrafodelista"/>
-        <w:numPr>
-          <w:ilvl w:val="0"/>
-          <w:numId w:val="52"/>
-        </w:numPr>
-        <w:ind w:left="993"/>
-        <w:rPr>
-          <w:lang w:val="es-419" w:eastAsia="es-CO"/>
-        </w:rPr>
-      </w:pPr>
-      <w:r>
-        <w:rPr>
-          <w:lang w:val="es-419" w:eastAsia="es-CO"/>
-        </w:rPr>
-        <w:t>Actuación realizada.</w:t>
-      </w:r>
-    </w:p>
-    <w:p>
-      <w:pPr>
-        <w:pStyle w:val="Prrafodelista"/>
-        <w:numPr>
-          <w:ilvl w:val="0"/>
-          <w:numId w:val="52"/>
-        </w:numPr>
-        <w:ind w:left="993"/>
-        <w:rPr>
-          <w:lang w:val="es-419" w:eastAsia="es-CO"/>
-        </w:rPr>
-      </w:pPr>
-      <w:r>
-        <w:rPr>
-          <w:lang w:val="es-419" w:eastAsia="es-CO"/>
-        </w:rPr>
-        <w:t>Hallazgos relevantes.</w:t>
-      </w:r>
-    </w:p>
-    <w:p>
-      <w:pPr>
-        <w:pStyle w:val="Prrafodelista"/>
-        <w:numPr>
-          <w:ilvl w:val="0"/>
-          <w:numId w:val="52"/>
-        </w:numPr>
-        <w:ind w:left="993"/>
-        <w:rPr>
-          <w:lang w:val="es-419" w:eastAsia="es-CO"/>
-        </w:rPr>
-      </w:pPr>
-      <w:r>
-        <w:rPr>
-          <w:lang w:val="es-419" w:eastAsia="es-CO"/>
-        </w:rPr>
-        <w:t>Soporte de la información.</w:t>
-      </w:r>
-    </w:p>
-    <w:p>
-      <w:pPr>
-        <w:pStyle w:val="Prrafodelista"/>
-        <w:numPr>
-          <w:ilvl w:val="0"/>
-          <w:numId w:val="52"/>
-        </w:numPr>
-        <w:ind w:left="993"/>
-        <w:rPr>
-          <w:lang w:val="es-419" w:eastAsia="es-CO"/>
-        </w:rPr>
-      </w:pPr>
-      <w:r>
-        <w:rPr>
-          <w:lang w:val="es-419" w:eastAsia="es-CO"/>
-        </w:rPr>
-        <w:t>Decisión o resultado comunicado.</w:t>
-      </w:r>
-    </w:p>
-    <w:p>
-      <w:pPr>
-        <w:pStyle w:val="Prrafodelista"/>
-        <w:numPr>
-          <w:ilvl w:val="0"/>
-          <w:numId w:val="52"/>
-        </w:numPr>
-        <w:ind w:left="993"/>
-        <w:rPr>
-          <w:lang w:val="es-419" w:eastAsia="es-CO"/>
-        </w:rPr>
-      </w:pPr>
-      <w:r>
-        <w:rPr>
-          <w:lang w:val="es-419" w:eastAsia="es-CO"/>
-        </w:rPr>
-        <w:t>Paso siguiente, cuando corresponda.</w:t>
-      </w:r>
-    </w:p>
-    <w:p>
-      <w:pPr>
-        <w:rPr>
-          <w:lang w:val="es-419" w:eastAsia="es-CO"/>
-        </w:rPr>
-      </w:pPr>
-      <w:r>
-        <w:rPr>
-          <w:lang w:val="es-419" w:eastAsia="es-CO"/>
-        </w:rPr>
-        <w:t>Esta estructura no pretende rigidizar la comunicación, sino evitar omisiones frecuentes, especialmente en contextos donde la respuesta debe dejar constancia de validaciones, documentos revisados, diferencias encontradas o actuaciones pendientes (Domínguez, 2012). En cuanto al lenguaje, la dificultad no está en decidir entre escribir de forma técnica o sencilla, sino en lograr una combinación adecuada de precisión y comprensión.</w:t>
-      </w:r>
-    </w:p>
-    <w:p>
-      <w:pPr>
-        <w:rPr>
-          <w:lang w:val="es-419" w:eastAsia="es-CO"/>
-        </w:rPr>
-      </w:pPr>
-      <w:r>
-        <w:rPr>
-          <w:lang w:val="es-419" w:eastAsia="es-CO"/>
-        </w:rPr>
-        <w:t>Una comunicación técnica no debe caer en:</w:t>
-      </w:r>
-    </w:p>
-    <w:p>
-      <w:pPr>
-        <w:pStyle w:val="Prrafodelista"/>
-        <w:numPr>
-          <w:ilvl w:val="0"/>
-          <w:numId w:val="53"/>
-        </w:numPr>
-        <w:ind w:left="993"/>
-        <w:rPr>
-          <w:lang w:val="es-419" w:eastAsia="es-CO"/>
-        </w:rPr>
-      </w:pPr>
-      <w:r>
-        <w:rPr>
-          <w:lang w:val="es-419" w:eastAsia="es-CO"/>
-        </w:rPr>
-        <w:t>Explicaciones crípticas.</w:t>
-      </w:r>
-    </w:p>
-    <w:p>
-      <w:pPr>
-        <w:pStyle w:val="Prrafodelista"/>
-        <w:numPr>
-          <w:ilvl w:val="0"/>
-          <w:numId w:val="53"/>
-        </w:numPr>
-        <w:ind w:left="993"/>
-        <w:rPr>
-          <w:lang w:val="es-419" w:eastAsia="es-CO"/>
-        </w:rPr>
-      </w:pPr>
-      <w:r>
-        <w:rPr>
-          <w:lang w:val="es-419" w:eastAsia="es-CO"/>
+        <w:t>inmediata del área que recibe la solicitud. En esos casos, la calidad de la atención no depende de intentar resolverlo todo en el primer contacto, sino de identificar con precisión cuándo el caso debe remitirse a otra instancia y cómo debe hacerse esa remisión.</w:t>
+      </w:r>
+    </w:p>
+    <w:p>
+      <w:pPr>
+        <w:rPr>
+          <w:lang w:val="es-419" w:eastAsia="es-CO"/>
+        </w:rPr>
+      </w:pPr>
+      <w:r>
+        <w:rPr>
+          <w:lang w:val="es-419" w:eastAsia="es-CO"/>
+        </w:rPr>
+        <w:t>Un escalamiento mal gestionado puede generar pérdida de trazabilidad, duplicidad de actuaciones y sensación de abandono en el usuario. En cambio, cuando el proceso se documenta adecuadamente, se mantiene la continuidad, el orden y la adecuada gestión del trámite (Domínguez, 2012). El seguimiento de la resolución es igualmente importante, porque canalizar un caso no agota la responsabilidad de atención.</w:t>
+      </w:r>
+    </w:p>
+    <w:p>
+      <w:pPr>
+        <w:rPr>
+          <w:lang w:val="es-419" w:eastAsia="es-CO"/>
+        </w:rPr>
+      </w:pPr>
+      <w:r>
+        <w:rPr>
+          <w:lang w:val="es-419" w:eastAsia="es-CO"/>
+        </w:rPr>
+        <w:t>Resulta necesario:</w:t>
+      </w:r>
+    </w:p>
+    <w:p>
+      <w:pPr>
+        <w:pStyle w:val="Prrafodelista"/>
+        <w:numPr>
+          <w:ilvl w:val="0"/>
+          <w:numId w:val="58"/>
+        </w:numPr>
+        <w:ind w:left="993"/>
+        <w:rPr>
+          <w:lang w:val="es-419" w:eastAsia="es-CO"/>
+        </w:rPr>
+      </w:pPr>
+      <w:r>
+        <w:rPr>
+          <w:lang w:val="es-419" w:eastAsia="es-CO"/>
+        </w:rPr>
+        <w:t>Registrar la remisión.</w:t>
+      </w:r>
+    </w:p>
+    <w:p>
+      <w:pPr>
+        <w:pStyle w:val="Prrafodelista"/>
+        <w:numPr>
+          <w:ilvl w:val="0"/>
+          <w:numId w:val="58"/>
+        </w:numPr>
+        <w:ind w:left="993"/>
+        <w:rPr>
+          <w:lang w:val="es-419" w:eastAsia="es-CO"/>
+        </w:rPr>
+      </w:pPr>
+      <w:r>
+        <w:rPr>
+          <w:lang w:val="es-419" w:eastAsia="es-CO"/>
+        </w:rPr>
+        <w:t>Identificar el área o responsable receptor.</w:t>
+      </w:r>
+    </w:p>
+    <w:p>
+      <w:pPr>
+        <w:pStyle w:val="Prrafodelista"/>
+        <w:numPr>
+          <w:ilvl w:val="0"/>
+          <w:numId w:val="58"/>
+        </w:numPr>
+        <w:ind w:left="993"/>
+        <w:rPr>
+          <w:lang w:val="es-419" w:eastAsia="es-CO"/>
+        </w:rPr>
+      </w:pPr>
+      <w:r>
+        <w:rPr>
+          <w:lang w:val="es-419" w:eastAsia="es-CO"/>
+        </w:rPr>
+        <w:t>Controlar tiempos de respuesta.</w:t>
+      </w:r>
+    </w:p>
+    <w:p>
+      <w:pPr>
+        <w:pStyle w:val="Prrafodelista"/>
+        <w:numPr>
+          <w:ilvl w:val="0"/>
+          <w:numId w:val="58"/>
+        </w:numPr>
+        <w:ind w:left="993"/>
+        <w:rPr>
+          <w:lang w:val="es-419" w:eastAsia="es-CO"/>
+        </w:rPr>
+      </w:pPr>
+      <w:r>
+        <w:rPr>
+          <w:lang w:val="es-419" w:eastAsia="es-CO"/>
+        </w:rPr>
+        <w:t>Mantener informado al usuario cuando el trámite continúa en otra instancia.</w:t>
+      </w:r>
+    </w:p>
+    <w:p>
+      <w:pPr>
+        <w:rPr>
+          <w:lang w:val="es-419" w:eastAsia="es-CO"/>
+        </w:rPr>
+      </w:pPr>
+      <w:r>
+        <w:rPr>
+          <w:lang w:val="es-419" w:eastAsia="es-CO"/>
+        </w:rPr>
+        <w:t>En otras palabras, escalar no es desprenderse del requerimiento, sino asegurar que la solicitud avance por la ruta adecuada hasta su resolución o cierre.</w:t>
+      </w:r>
+    </w:p>
+    <w:p>
+      <w:pPr>
+        <w:rPr>
+          <w:lang w:val="es-419" w:eastAsia="es-CO"/>
+        </w:rPr>
+      </w:pPr>
+      <w:r>
+        <w:rPr>
+          <w:lang w:val="es-419" w:eastAsia="es-CO"/>
+        </w:rPr>
+        <w:t>Esta perspectiva es especialmente relevante en procesos contables y tributarios, donde una validación especializada o una actuación interáreas puede tener efectos sobre plazos, documentos o decisiones posteriores del usuario (Arévalo, 2017; Zeithaml, 2018). Las siguientes situaciones permiten relacionar la decisión de remitir con acciones concretas de seguimiento y control del trámite:</w:t>
+      </w:r>
+    </w:p>
+    <w:p>
+      <w:pPr>
+        <w:pStyle w:val="Prrafodelista"/>
+        <w:numPr>
+          <w:ilvl w:val="0"/>
+          <w:numId w:val="59"/>
+        </w:numPr>
+        <w:ind w:left="993"/>
+        <w:rPr>
+          <w:lang w:val="es-419" w:eastAsia="es-CO"/>
+        </w:rPr>
+      </w:pPr>
+      <w:r>
+        <w:rPr>
+          <w:rStyle w:val="Ttulo5Car"/>
         </w:rPr>
         <w:lastRenderedPageBreak/>
-        <w:t>Abreviaturas innecesarias.</w:t>
-      </w:r>
-    </w:p>
-    <w:p>
-      <w:pPr>
-        <w:pStyle w:val="Prrafodelista"/>
-        <w:numPr>
-          <w:ilvl w:val="0"/>
-          <w:numId w:val="53"/>
-        </w:numPr>
-        <w:ind w:left="993"/>
-        <w:rPr>
-          <w:lang w:val="es-419" w:eastAsia="es-CO"/>
-        </w:rPr>
-      </w:pPr>
-      <w:r>
-        <w:rPr>
-          <w:lang w:val="es-419" w:eastAsia="es-CO"/>
-        </w:rPr>
-        <w:t>Referencias internas que el usuario no pueda interpretar.</w:t>
-      </w:r>
-    </w:p>
-    <w:p>
-      <w:pPr>
-        <w:pStyle w:val="Prrafodelista"/>
-        <w:numPr>
-          <w:ilvl w:val="0"/>
-          <w:numId w:val="53"/>
-        </w:numPr>
-        <w:ind w:left="993"/>
-        <w:rPr>
-          <w:lang w:val="es-419" w:eastAsia="es-CO"/>
-        </w:rPr>
-      </w:pPr>
-      <w:r>
-        <w:rPr>
-          <w:lang w:val="es-419" w:eastAsia="es-CO"/>
-        </w:rPr>
-        <w:t>Expresiones vagas que resten valor a la respuesta.</w:t>
-      </w:r>
-    </w:p>
-    <w:p>
-      <w:pPr>
-        <w:rPr>
-          <w:lang w:val="es-419" w:eastAsia="es-CO"/>
-        </w:rPr>
-      </w:pPr>
-      <w:r>
-        <w:rPr>
-          <w:lang w:val="es-419" w:eastAsia="es-CO"/>
-        </w:rPr>
-        <w:t>Por ello, el lenguaje de estas comunicaciones debe caracterizarse por ser claro, ordenado, verificable y coherente con el tipo de usuario, con el canal de atención y con la naturaleza del requerimiento (Arévalo, 2017). La secuencia básica de una respuesta técnica puede organizarse de la siguiente manera:</w:t>
-      </w:r>
-    </w:p>
-    <w:p>
-      <w:pPr>
-        <w:pStyle w:val="Prrafodelista"/>
-        <w:numPr>
-          <w:ilvl w:val="0"/>
-          <w:numId w:val="54"/>
-        </w:numPr>
-        <w:ind w:left="993"/>
+        <w:t>El caso supera la competencia del área receptora.</w:t>
+      </w:r>
+      <w:r>
+        <w:rPr>
+          <w:lang w:val="es-419" w:eastAsia="es-CO"/>
+        </w:rPr>
+        <w:t xml:space="preserve"> Se recomienda canalizar el caso hacia el área especializada, registrando la remisión efectuada y el plazo estimado de respuesta.</w:t>
+      </w:r>
+    </w:p>
+    <w:p>
+      <w:pPr>
+        <w:pStyle w:val="Prrafodelista"/>
+        <w:numPr>
+          <w:ilvl w:val="0"/>
+          <w:numId w:val="59"/>
+        </w:numPr>
+        <w:ind w:left="993"/>
+        <w:rPr>
+          <w:lang w:val="es-419" w:eastAsia="es-CO"/>
+        </w:rPr>
+      </w:pPr>
+      <w:r>
         <w:rPr>
           <w:rStyle w:val="Ttulo5Car"/>
         </w:rPr>
+        <w:t xml:space="preserve">La información presenta inconsistencia técnica relevante. </w:t>
+      </w:r>
+      <w:r>
+        <w:rPr>
+          <w:lang w:val="es-419" w:eastAsia="es-CO"/>
+        </w:rPr>
+        <w:t>Se requiere escalar el caso para una validación adicional y controlar el avance de la revisión correspondiente.</w:t>
+      </w:r>
+    </w:p>
+    <w:p>
+      <w:pPr>
+        <w:pStyle w:val="Prrafodelista"/>
+        <w:numPr>
+          <w:ilvl w:val="0"/>
+          <w:numId w:val="59"/>
+        </w:numPr>
+        <w:ind w:left="993"/>
+        <w:rPr>
+          <w:lang w:val="es-419" w:eastAsia="es-CO"/>
+        </w:rPr>
       </w:pPr>
       <w:r>
         <w:rPr>
           <w:rStyle w:val="Ttulo5Car"/>
         </w:rPr>
-        <w:t>Referencia inicial.</w:t>
-      </w:r>
-      <w:r>
-        <w:rPr>
-          <w:lang w:val="es-419" w:eastAsia="es-CO"/>
-        </w:rPr>
-        <w:t xml:space="preserve"> Identificación del requerimiento.</w:t>
-      </w:r>
-    </w:p>
-    <w:p>
-      <w:pPr>
-        <w:pStyle w:val="Prrafodelista"/>
-        <w:numPr>
-          <w:ilvl w:val="0"/>
-          <w:numId w:val="54"/>
-        </w:numPr>
-        <w:ind w:left="993"/>
+        <w:t xml:space="preserve">El requerimiento implica decisión tributaria o contable especializada. </w:t>
+      </w:r>
+      <w:r>
+        <w:rPr>
+          <w:lang w:val="es-419" w:eastAsia="es-CO"/>
+        </w:rPr>
+        <w:t>Corresponde remitir el caso al responsable técnico e informar al usuario el estado actual del trámite.</w:t>
+      </w:r>
+    </w:p>
+    <w:p>
+      <w:pPr>
+        <w:pStyle w:val="Prrafodelista"/>
+        <w:numPr>
+          <w:ilvl w:val="0"/>
+          <w:numId w:val="59"/>
+        </w:numPr>
+        <w:ind w:left="993"/>
+        <w:rPr>
+          <w:lang w:val="es-419" w:eastAsia="es-CO"/>
+        </w:rPr>
+      </w:pPr>
+      <w:r>
         <w:rPr>
           <w:rStyle w:val="Ttulo5Car"/>
         </w:rPr>
+        <w:t>Existen restricciones de acceso o legitimidad pendiente.</w:t>
+      </w:r>
+      <w:r>
+        <w:rPr>
+          <w:lang w:val="es-419" w:eastAsia="es-CO"/>
+        </w:rPr>
+        <w:t xml:space="preserve"> Se debe suspender la entrega de información y solicitar la validación respectiva, dejando constancia de la restricción y de la actuación realizada.</w:t>
+      </w:r>
+    </w:p>
+    <w:p>
+      <w:pPr>
+        <w:pStyle w:val="Prrafodelista"/>
+        <w:numPr>
+          <w:ilvl w:val="0"/>
+          <w:numId w:val="59"/>
+        </w:numPr>
+        <w:ind w:left="993"/>
+        <w:rPr>
+          <w:lang w:val="es-419" w:eastAsia="es-CO"/>
+        </w:rPr>
       </w:pPr>
       <w:r>
         <w:rPr>
           <w:rStyle w:val="Ttulo5Car"/>
         </w:rPr>
-        <w:t>Propósito.</w:t>
-      </w:r>
-      <w:r>
-        <w:rPr>
-          <w:lang w:val="es-419" w:eastAsia="es-CO"/>
-        </w:rPr>
-        <w:t xml:space="preserve"> Motivo específico de la respuesta.</w:t>
-      </w:r>
-    </w:p>
-    <w:p>
-      <w:pPr>
-        <w:pStyle w:val="Prrafodelista"/>
-        <w:numPr>
-          <w:ilvl w:val="0"/>
-          <w:numId w:val="54"/>
-        </w:numPr>
-        <w:ind w:left="993"/>
-        <w:rPr>
-          <w:lang w:val="es-419" w:eastAsia="es-CO"/>
-        </w:rPr>
-      </w:pPr>
-      <w:r>
-        <w:rPr>
-          <w:rStyle w:val="Ttulo5Car"/>
-        </w:rPr>
-        <w:t>Validación realizada.</w:t>
-      </w:r>
-      <w:r>
-        <w:rPr>
-          <w:lang w:val="es-419" w:eastAsia="es-CO"/>
-        </w:rPr>
-        <w:t xml:space="preserve"> Consulta, revisión o contraste efectuado.</w:t>
-      </w:r>
-    </w:p>
-    <w:p>
-      <w:pPr>
-        <w:pStyle w:val="Prrafodelista"/>
-        <w:numPr>
-          <w:ilvl w:val="0"/>
-          <w:numId w:val="54"/>
-        </w:numPr>
-        <w:ind w:left="993"/>
-        <w:rPr>
-          <w:rStyle w:val="Ttulo5Car"/>
-        </w:rPr>
-      </w:pPr>
-      <w:r>
-        <w:rPr>
-          <w:rStyle w:val="Ttulo5Car"/>
-        </w:rPr>
-        <w:t>Hallazgo.</w:t>
-      </w:r>
-      <w:r>
-        <w:rPr>
-          <w:lang w:val="es-419" w:eastAsia="es-CO"/>
-        </w:rPr>
-        <w:t xml:space="preserve"> Diferencia identificada o estado del caso.</w:t>
-      </w:r>
-    </w:p>
-    <w:p>
-      <w:pPr>
-        <w:pStyle w:val="Prrafodelista"/>
-        <w:numPr>
-          <w:ilvl w:val="0"/>
-          <w:numId w:val="54"/>
-        </w:numPr>
-        <w:ind w:left="993"/>
-        <w:rPr>
-          <w:rStyle w:val="Ttulo5Car"/>
-        </w:rPr>
-      </w:pPr>
-      <w:r>
-        <w:rPr>
-          <w:rStyle w:val="Ttulo5Car"/>
-        </w:rPr>
-        <w:t>Soporte.</w:t>
-      </w:r>
-      <w:r>
-        <w:rPr>
-          <w:lang w:val="es-419" w:eastAsia="es-CO"/>
-        </w:rPr>
-        <w:t xml:space="preserve"> Documento o sistema que respalda la información.</w:t>
-      </w:r>
-    </w:p>
-    <w:p>
-      <w:pPr>
-        <w:pStyle w:val="Prrafodelista"/>
-        <w:numPr>
-          <w:ilvl w:val="0"/>
-          <w:numId w:val="54"/>
-        </w:numPr>
-        <w:ind w:left="993"/>
-        <w:rPr>
-          <w:rStyle w:val="Ttulo5Car"/>
-        </w:rPr>
-      </w:pPr>
-      <w:r>
-        <w:rPr>
-          <w:rStyle w:val="Ttulo5Car"/>
-        </w:rPr>
-        <w:t>Decisión comunicada.</w:t>
-      </w:r>
-      <w:r>
-        <w:rPr>
-          <w:lang w:val="es-419" w:eastAsia="es-CO"/>
-        </w:rPr>
-        <w:t xml:space="preserve"> Resultado informado al usuario.</w:t>
-      </w:r>
-    </w:p>
-    <w:p>
-      <w:pPr>
-        <w:pStyle w:val="Prrafodelista"/>
-        <w:numPr>
-          <w:ilvl w:val="0"/>
-          <w:numId w:val="54"/>
-        </w:numPr>
-        <w:ind w:left="993"/>
-        <w:rPr>
-          <w:lang w:val="es-419" w:eastAsia="es-CO"/>
-        </w:rPr>
-      </w:pPr>
-      <w:r>
-        <w:rPr>
-          <w:rStyle w:val="Ttulo5Car"/>
-        </w:rPr>
-        <w:t>Cierre o paso siguiente.</w:t>
-      </w:r>
-      <w:r>
-        <w:rPr>
-          <w:lang w:val="es-419" w:eastAsia="es-CO"/>
-        </w:rPr>
-        <w:t xml:space="preserve"> Acción pendiente; canalización o finalización del trámite.</w:t>
-      </w:r>
-    </w:p>
-    <w:p>
-      <w:pPr>
-        <w:rPr>
-          <w:lang w:val="es-419" w:eastAsia="es-CO"/>
-        </w:rPr>
-      </w:pPr>
-      <w:r>
-        <w:rPr>
-          <w:lang w:val="es-419" w:eastAsia="es-CO"/>
-        </w:rPr>
-        <w:t>La estructura anterior facilita que la comunicación mantenga coherencia interna y que la información se presente con mayor orden. Sin embargo, para que esa estructura resulte realmente útil, también es necesario precisar qué aporta cada componente dentro del trámite.</w:t>
-      </w:r>
-    </w:p>
-    <w:p>
-      <w:pPr>
-        <w:pStyle w:val="Prrafodelista"/>
-        <w:numPr>
-          <w:ilvl w:val="0"/>
-          <w:numId w:val="55"/>
-        </w:numPr>
-        <w:ind w:left="993"/>
-        <w:rPr>
-          <w:lang w:val="es-419" w:eastAsia="es-CO"/>
-        </w:rPr>
-      </w:pPr>
-      <w:r>
-        <w:rPr>
-          <w:rStyle w:val="Ttulo5Car"/>
-        </w:rPr>
-        <w:t>Referencia inicial.</w:t>
-      </w:r>
-      <w:r>
-        <w:rPr>
-          <w:lang w:val="es-419" w:eastAsia="es-CO"/>
-        </w:rPr>
-        <w:t xml:space="preserve"> Incluye la identificación del requerimiento o del asunto tratado, lo que permite ubicar al usuario en el contexto de la respuesta.</w:t>
-      </w:r>
-    </w:p>
-    <w:p>
-      <w:pPr>
-        <w:pStyle w:val="Prrafodelista"/>
-        <w:numPr>
-          <w:ilvl w:val="0"/>
-          <w:numId w:val="55"/>
-        </w:numPr>
-        <w:ind w:left="993"/>
-        <w:rPr>
-          <w:lang w:val="es-419" w:eastAsia="es-CO"/>
-        </w:rPr>
-      </w:pPr>
-      <w:r>
-        <w:rPr>
-          <w:rStyle w:val="Ttulo5Car"/>
-        </w:rPr>
-        <w:t xml:space="preserve">Propósito. </w:t>
-      </w:r>
-      <w:r>
-        <w:rPr>
-          <w:lang w:val="es-419" w:eastAsia="es-CO"/>
-        </w:rPr>
-        <w:t>Expone el motivo específico del mensaje, delimitando el alcance de la comunicación emitida.</w:t>
-      </w:r>
-    </w:p>
-    <w:p>
-      <w:pPr>
-        <w:pStyle w:val="Prrafodelista"/>
-        <w:numPr>
-          <w:ilvl w:val="0"/>
-          <w:numId w:val="55"/>
-        </w:numPr>
-        <w:ind w:left="993"/>
-        <w:rPr>
-          <w:lang w:val="es-419" w:eastAsia="es-CO"/>
-        </w:rPr>
-      </w:pPr>
-      <w:r>
-        <w:rPr>
-          <w:rStyle w:val="Ttulo5Car"/>
-        </w:rPr>
-        <w:lastRenderedPageBreak/>
-        <w:t>Actuación realizada.</w:t>
-      </w:r>
-      <w:r>
-        <w:rPr>
-          <w:lang w:val="es-419" w:eastAsia="es-CO"/>
-        </w:rPr>
-        <w:t xml:space="preserve"> Describe la consulta, validación, revisión o contraste efectuado, permitiendo informar qué acciones se realizaron antes de responder.</w:t>
-      </w:r>
-    </w:p>
-    <w:p>
-      <w:pPr>
-        <w:pStyle w:val="Prrafodelista"/>
-        <w:numPr>
-          <w:ilvl w:val="0"/>
-          <w:numId w:val="55"/>
-        </w:numPr>
-        <w:ind w:left="993"/>
-        <w:rPr>
-          <w:lang w:val="es-419" w:eastAsia="es-CO"/>
-        </w:rPr>
-      </w:pPr>
-      <w:r>
-        <w:rPr>
-          <w:rStyle w:val="Ttulo5Car"/>
-        </w:rPr>
-        <w:t>Hallazgo o resultado.</w:t>
-      </w:r>
-      <w:r>
-        <w:rPr>
-          <w:lang w:val="es-419" w:eastAsia="es-CO"/>
-        </w:rPr>
-        <w:t xml:space="preserve"> Presenta la información encontrada, la diferencia detectada o el estado del caso, comunicando el contenido central de la respuesta.</w:t>
-      </w:r>
-    </w:p>
-    <w:p>
-      <w:pPr>
-        <w:pStyle w:val="Prrafodelista"/>
-        <w:numPr>
-          <w:ilvl w:val="0"/>
-          <w:numId w:val="55"/>
-        </w:numPr>
-        <w:ind w:left="993"/>
-        <w:rPr>
-          <w:lang w:val="es-419" w:eastAsia="es-CO"/>
-        </w:rPr>
-      </w:pPr>
-      <w:r>
-        <w:rPr>
-          <w:rStyle w:val="Ttulo5Car"/>
-        </w:rPr>
-        <w:t>Soporte.</w:t>
-      </w:r>
-      <w:r>
-        <w:rPr>
-          <w:lang w:val="es-419" w:eastAsia="es-CO"/>
-        </w:rPr>
-        <w:t xml:space="preserve"> Indica el documento, registro o sistema que respalda lo informado, aportando confiabilidad y evidencia.</w:t>
-      </w:r>
-    </w:p>
-    <w:p>
-      <w:pPr>
-        <w:pStyle w:val="Prrafodelista"/>
-        <w:numPr>
-          <w:ilvl w:val="0"/>
-          <w:numId w:val="55"/>
-        </w:numPr>
-        <w:ind w:left="993"/>
-        <w:rPr>
-          <w:lang w:val="es-419" w:eastAsia="es-CO"/>
-        </w:rPr>
-      </w:pPr>
-      <w:r>
-        <w:rPr>
-          <w:rStyle w:val="Ttulo5Car"/>
-        </w:rPr>
-        <w:t>Paso siguiente o cierre.</w:t>
-      </w:r>
-      <w:r>
-        <w:rPr>
-          <w:lang w:val="es-419" w:eastAsia="es-CO"/>
-        </w:rPr>
-        <w:t xml:space="preserve"> Señala la acción pendiente, la canalización correspondiente o la finalización del trámite, orientando al usuario sobre la continuidad o cierre del caso.</w:t>
-      </w:r>
-    </w:p>
-    <w:p>
-      <w:pPr>
-        <w:rPr>
-          <w:lang w:val="es-419" w:eastAsia="es-CO"/>
-        </w:rPr>
-      </w:pPr>
-      <w:r>
-        <w:rPr>
-          <w:lang w:val="es-419" w:eastAsia="es-CO"/>
-        </w:rPr>
-        <w:t>En consecuencia, redactar una respuesta técnica no consiste únicamente en transmitir datos, sino en ordenar la información de manera útil, comprensible y verificable. Cuando la estructura y el lenguaje se aplican correctamente, la comunicación fortalece la calidad del servicio y mejora la experiencia del usuario durante el trámite.</w:t>
-      </w:r>
-    </w:p>
-    <w:p>
-      <w:pPr>
-        <w:pStyle w:val="Ttulo2"/>
-      </w:pPr>
-      <w:bookmarkStart w:id="23" w:name="_Toc230592136"/>
-      <w:r>
-        <w:t>Elaboración de respuestas técnicas con soporte documental y normativo</w:t>
-      </w:r>
-      <w:bookmarkEnd w:id="23"/>
-    </w:p>
-    <w:p>
-      <w:pPr>
-        <w:rPr>
-          <w:lang w:val="es-419" w:eastAsia="es-CO"/>
-        </w:rPr>
-      </w:pPr>
-      <w:r>
-        <w:rPr>
-          <w:lang w:val="es-419" w:eastAsia="es-CO"/>
-        </w:rPr>
-        <w:t>La elaboración de respuestas técnicas exige seleccionar información válida, organizarla con criterio y comunicarla de forma coherente con el requerimiento recibido. En procesos contables y tributarios, esto implica que la respuesta no debe apoyarse en opiniones, supuestos o recordatorios informales, sino en documentos, registros, soportes y, cuando corresponda, referencias normativas o procedimentales que sustenten lo informado.</w:t>
-      </w:r>
-    </w:p>
-    <w:p>
-      <w:pPr>
-        <w:rPr>
-          <w:lang w:val="es-419" w:eastAsia="es-CO"/>
-        </w:rPr>
-      </w:pPr>
-      <w:r>
-        <w:rPr>
-          <w:lang w:val="es-419" w:eastAsia="es-CO"/>
-        </w:rPr>
-        <w:lastRenderedPageBreak/>
-        <w:t>No obstante, conviene precisar que una respuesta técnica no se vuelve mejor por citar más normas o por reproducir extensamente un procedimiento; su calidad depende de que el sustento utilizado sea pertinente para el caso y útil para el usuario (Arévalo, 2017; González, 2018). También es importante distinguir entre:</w:t>
-      </w:r>
-    </w:p>
-    <w:p>
-      <w:pPr>
-        <w:pStyle w:val="Prrafodelista"/>
-        <w:numPr>
-          <w:ilvl w:val="0"/>
-          <w:numId w:val="56"/>
-        </w:numPr>
-        <w:ind w:left="993"/>
-        <w:rPr>
-          <w:lang w:val="es-419" w:eastAsia="es-CO"/>
-        </w:rPr>
-      </w:pPr>
-      <w:r>
-        <w:rPr>
-          <w:lang w:val="es-419" w:eastAsia="es-CO"/>
-        </w:rPr>
-        <w:t>Respuesta definitiva.</w:t>
-      </w:r>
-    </w:p>
-    <w:p>
-      <w:pPr>
-        <w:pStyle w:val="Prrafodelista"/>
-        <w:numPr>
-          <w:ilvl w:val="0"/>
-          <w:numId w:val="56"/>
-        </w:numPr>
-        <w:ind w:left="993"/>
-        <w:rPr>
-          <w:lang w:val="es-419" w:eastAsia="es-CO"/>
-        </w:rPr>
-      </w:pPr>
-      <w:r>
-        <w:rPr>
-          <w:lang w:val="es-419" w:eastAsia="es-CO"/>
-        </w:rPr>
-        <w:t>Respuesta parcial.</w:t>
-      </w:r>
-    </w:p>
-    <w:p>
-      <w:pPr>
-        <w:pStyle w:val="Prrafodelista"/>
-        <w:numPr>
-          <w:ilvl w:val="0"/>
-          <w:numId w:val="56"/>
-        </w:numPr>
-        <w:ind w:left="993"/>
-        <w:rPr>
-          <w:lang w:val="es-419" w:eastAsia="es-CO"/>
-        </w:rPr>
-      </w:pPr>
-      <w:r>
-        <w:rPr>
-          <w:lang w:val="es-419" w:eastAsia="es-CO"/>
-        </w:rPr>
-        <w:t>Respuesta de avance.</w:t>
-      </w:r>
-    </w:p>
-    <w:p>
-      <w:pPr>
-        <w:rPr>
-          <w:lang w:val="es-419" w:eastAsia="es-CO"/>
-        </w:rPr>
-      </w:pPr>
-      <w:r>
-        <w:rPr>
-          <w:lang w:val="es-419" w:eastAsia="es-CO"/>
-        </w:rPr>
-        <w:t>En muchos requerimientos, especialmente en aquellos que implican diferencias entre registros o revisión de varias fuentes, no resulta responsable emitir una conclusión completa sin agotar la validación necesaria. En estos casos, la organización debe informar con claridad qué aspectos fueron revisados, qué elementos faltan por verificar, cuál es el estado actual del trámite y dentro de qué plazo se espera comunicar el resultado final.</w:t>
-      </w:r>
-    </w:p>
-    <w:p>
-      <w:pPr>
-        <w:pStyle w:val="Prrafodelista"/>
-        <w:numPr>
-          <w:ilvl w:val="0"/>
-          <w:numId w:val="57"/>
-        </w:numPr>
-        <w:ind w:left="993"/>
-        <w:rPr>
-          <w:lang w:val="es-419" w:eastAsia="es-CO"/>
-        </w:rPr>
-      </w:pPr>
-      <w:r>
-        <w:rPr>
-          <w:rStyle w:val="Ttulo5Car"/>
-        </w:rPr>
-        <w:t xml:space="preserve">Validación inicial en curso. </w:t>
-      </w:r>
-      <w:r>
-        <w:rPr>
-          <w:lang w:val="es-419" w:eastAsia="es-CO"/>
-        </w:rPr>
-        <w:t>Respuesta de acuse y avance. “Se recibió su solicitud y actualmente se adelanta la verificación de la información en las fuentes correspondientes”.</w:t>
-      </w:r>
-    </w:p>
-    <w:p>
-      <w:pPr>
-        <w:pStyle w:val="Prrafodelista"/>
-        <w:numPr>
-          <w:ilvl w:val="0"/>
-          <w:numId w:val="57"/>
-        </w:numPr>
-        <w:ind w:left="993"/>
-        <w:rPr>
-          <w:lang w:val="es-419" w:eastAsia="es-CO"/>
-        </w:rPr>
-      </w:pPr>
-      <w:r>
-        <w:rPr>
-          <w:rStyle w:val="Ttulo5Car"/>
-        </w:rPr>
-        <w:t>Información confirmada.</w:t>
-      </w:r>
-      <w:r>
-        <w:rPr>
-          <w:lang w:val="es-419" w:eastAsia="es-CO"/>
-        </w:rPr>
-        <w:t xml:space="preserve"> Respuesta definitiva sustentada. “De acuerdo con la revisión efectuada en el sistema y en los soportes documentales, se confirma el registro consultado”.</w:t>
-      </w:r>
-    </w:p>
-    <w:p>
-      <w:pPr>
-        <w:pStyle w:val="Prrafodelista"/>
-        <w:numPr>
-          <w:ilvl w:val="0"/>
-          <w:numId w:val="57"/>
-        </w:numPr>
-        <w:ind w:left="993"/>
-        <w:rPr>
-          <w:lang w:val="es-419" w:eastAsia="es-CO"/>
-        </w:rPr>
-      </w:pPr>
-      <w:r>
-        <w:rPr>
-          <w:rStyle w:val="Ttulo5Car"/>
-        </w:rPr>
-        <w:t>Diferencia detectada.</w:t>
-      </w:r>
-      <w:r>
-        <w:rPr>
-          <w:lang w:val="es-419" w:eastAsia="es-CO"/>
-        </w:rPr>
-        <w:t xml:space="preserve"> Respuesta técnica con aclaración. “Se identificó una diferencia entre el soporte aportado y el registro consultado, por lo que se realiza contraste adicional antes del cierre”.</w:t>
-      </w:r>
-    </w:p>
-    <w:p>
-      <w:pPr>
-        <w:pStyle w:val="Prrafodelista"/>
-        <w:numPr>
-          <w:ilvl w:val="0"/>
-          <w:numId w:val="57"/>
-        </w:numPr>
-        <w:ind w:left="993"/>
-        <w:rPr>
-          <w:lang w:val="es-419" w:eastAsia="es-CO"/>
-        </w:rPr>
-      </w:pPr>
-      <w:r>
-        <w:rPr>
-          <w:rStyle w:val="Ttulo5Car"/>
-        </w:rPr>
-        <w:t>Requiere otra área.</w:t>
-      </w:r>
-      <w:r>
-        <w:rPr>
-          <w:lang w:val="es-419" w:eastAsia="es-CO"/>
-        </w:rPr>
-        <w:t xml:space="preserve"> Respuesta con canalización. “El caso fue remitido al área competente para revisión especializada y se dará seguimiento a su resolución”.</w:t>
-      </w:r>
-    </w:p>
-    <w:p>
-      <w:pPr>
-        <w:pStyle w:val="Prrafodelista"/>
-        <w:numPr>
-          <w:ilvl w:val="0"/>
-          <w:numId w:val="57"/>
-        </w:numPr>
-        <w:ind w:left="993"/>
-        <w:rPr>
-          <w:lang w:val="es-419" w:eastAsia="es-CO"/>
-        </w:rPr>
-      </w:pPr>
-      <w:r>
-        <w:rPr>
-          <w:rStyle w:val="Ttulo5Car"/>
-        </w:rPr>
-        <w:lastRenderedPageBreak/>
-        <w:t>Trámite cerrado.</w:t>
-      </w:r>
-      <w:r>
-        <w:rPr>
-          <w:lang w:val="es-419" w:eastAsia="es-CO"/>
-        </w:rPr>
-        <w:t xml:space="preserve"> Respuesta de cierre. “Una vez finalizada la validación y registrada la actuación correspondiente, se da cierre al requerimiento”.</w:t>
-      </w:r>
-    </w:p>
-    <w:p>
-      <w:pPr>
-        <w:rPr>
-          <w:lang w:val="es-419" w:eastAsia="es-CO"/>
-        </w:rPr>
-      </w:pPr>
-      <w:r>
-        <w:rPr>
-          <w:lang w:val="es-419" w:eastAsia="es-CO"/>
-        </w:rPr>
-        <w:t>Los ejemplos anteriores muestran que la respuesta técnica no debe limitarse a entregar información, sino que también debe situar al usuario frente al estado real del trámite. En consecuencia, responder con soporte documental y normativo no significa sobrecargar el mensaje, sino ofrecer fundamentos suficientes para que la comunicación resulte confiable, verificable y útil.</w:t>
-      </w:r>
-    </w:p>
-    <w:p>
-      <w:pPr>
-        <w:pStyle w:val="Ttulo2"/>
-      </w:pPr>
-      <w:bookmarkStart w:id="24" w:name="_Toc230592137"/>
-      <w:r>
-        <w:t>Escalamiento, canalización y seguimiento de la resolución</w:t>
-      </w:r>
-      <w:bookmarkEnd w:id="24"/>
-    </w:p>
-    <w:p>
-      <w:pPr>
-        <w:rPr>
-          <w:lang w:val="es-419" w:eastAsia="es-CO"/>
-        </w:rPr>
-      </w:pPr>
-      <w:r>
-        <w:rPr>
-          <w:lang w:val="es-419" w:eastAsia="es-CO"/>
-        </w:rPr>
-        <w:t>El escalamiento y la canalización forman parte de la respuesta técnica cuando el requerimiento excede la competencia, el nivel de acceso o la capacidad de resolución inmediata del área que recibe la solicitud. En esos casos, la calidad de la atención no depende de intentar resolverlo todo en el primer contacto, sino de identificar con precisión cuándo el caso debe remitirse a otra instancia y cómo debe hacerse esa remisión.</w:t>
-      </w:r>
-    </w:p>
-    <w:p>
-      <w:pPr>
-        <w:rPr>
-          <w:lang w:val="es-419" w:eastAsia="es-CO"/>
-        </w:rPr>
-      </w:pPr>
-      <w:r>
-        <w:rPr>
-          <w:lang w:val="es-419" w:eastAsia="es-CO"/>
-        </w:rPr>
-        <w:t>Un escalamiento mal gestionado puede generar pérdida de trazabilidad, duplicidad de actuaciones y sensación de abandono en el usuario. En cambio, cuando el proceso se documenta adecuadamente, se mantiene la continuidad, el orden y la adecuada gestión del trámite (Domínguez, 2012). El seguimiento de la resolución es igualmente importante, porque canalizar un caso no agota la responsabilidad de atención.</w:t>
-      </w:r>
-    </w:p>
-    <w:p>
-      <w:pPr>
-        <w:rPr>
-          <w:lang w:val="es-419" w:eastAsia="es-CO"/>
-        </w:rPr>
-      </w:pPr>
-      <w:r>
-        <w:rPr>
-          <w:lang w:val="es-419" w:eastAsia="es-CO"/>
-        </w:rPr>
-        <w:t>Resulta necesario:</w:t>
-      </w:r>
-    </w:p>
-    <w:p>
-      <w:pPr>
-        <w:pStyle w:val="Prrafodelista"/>
-        <w:numPr>
-          <w:ilvl w:val="0"/>
-          <w:numId w:val="58"/>
-        </w:numPr>
-        <w:ind w:left="993"/>
-        <w:rPr>
-          <w:lang w:val="es-419" w:eastAsia="es-CO"/>
-        </w:rPr>
-      </w:pPr>
-      <w:r>
-        <w:rPr>
-          <w:lang w:val="es-419" w:eastAsia="es-CO"/>
-        </w:rPr>
-        <w:t>Registrar la remisión.</w:t>
-      </w:r>
-    </w:p>
-    <w:p>
-      <w:pPr>
-        <w:pStyle w:val="Prrafodelista"/>
-        <w:numPr>
-          <w:ilvl w:val="0"/>
-          <w:numId w:val="58"/>
-        </w:numPr>
-        <w:ind w:left="993"/>
-        <w:rPr>
-          <w:lang w:val="es-419" w:eastAsia="es-CO"/>
-        </w:rPr>
-      </w:pPr>
-      <w:r>
-        <w:rPr>
-          <w:lang w:val="es-419" w:eastAsia="es-CO"/>
-        </w:rPr>
-        <w:t>Identificar el área o responsable receptor.</w:t>
-      </w:r>
-    </w:p>
-    <w:p>
-      <w:pPr>
-        <w:pStyle w:val="Prrafodelista"/>
-        <w:numPr>
-          <w:ilvl w:val="0"/>
-          <w:numId w:val="58"/>
-        </w:numPr>
-        <w:ind w:left="993"/>
-        <w:rPr>
-          <w:lang w:val="es-419" w:eastAsia="es-CO"/>
-        </w:rPr>
-      </w:pPr>
-      <w:r>
-        <w:rPr>
-          <w:lang w:val="es-419" w:eastAsia="es-CO"/>
-        </w:rPr>
-        <w:lastRenderedPageBreak/>
-        <w:t>Controlar tiempos de respuesta.</w:t>
-      </w:r>
-    </w:p>
-    <w:p>
-      <w:pPr>
-        <w:pStyle w:val="Prrafodelista"/>
-        <w:numPr>
-          <w:ilvl w:val="0"/>
-          <w:numId w:val="58"/>
-        </w:numPr>
-        <w:ind w:left="993"/>
-        <w:rPr>
-          <w:lang w:val="es-419" w:eastAsia="es-CO"/>
-        </w:rPr>
-      </w:pPr>
-      <w:r>
-        <w:rPr>
-          <w:lang w:val="es-419" w:eastAsia="es-CO"/>
-        </w:rPr>
-        <w:t>Mantener informado al usuario cuando el trámite continúa en otra instancia.</w:t>
-      </w:r>
-    </w:p>
-    <w:p>
-      <w:pPr>
-        <w:rPr>
-          <w:lang w:val="es-419" w:eastAsia="es-CO"/>
-        </w:rPr>
-      </w:pPr>
-      <w:r>
-        <w:rPr>
-          <w:lang w:val="es-419" w:eastAsia="es-CO"/>
-        </w:rPr>
-        <w:t>En otras palabras, escalar no es desprenderse del requerimiento, sino asegurar que la solicitud avance por la ruta adecuada hasta su resolución o cierre.</w:t>
-      </w:r>
-    </w:p>
-    <w:p>
-      <w:pPr>
-        <w:rPr>
-          <w:lang w:val="es-419" w:eastAsia="es-CO"/>
-        </w:rPr>
-      </w:pPr>
-      <w:r>
-        <w:rPr>
-          <w:lang w:val="es-419" w:eastAsia="es-CO"/>
-        </w:rPr>
-        <w:t>Esta perspectiva es especialmente relevante en procesos contables y tributarios, donde una validación especializada o una actuación interáreas puede tener efectos sobre plazos, documentos o decisiones posteriores del usuario (Arévalo, 2017; Zeithaml, 2018). Las siguientes situaciones permiten relacionar la decisión de remitir con acciones concretas de seguimiento y control del trámite:</w:t>
-      </w:r>
-    </w:p>
-    <w:p>
-      <w:pPr>
-        <w:pStyle w:val="Prrafodelista"/>
-        <w:numPr>
-          <w:ilvl w:val="0"/>
-          <w:numId w:val="59"/>
-        </w:numPr>
-        <w:ind w:left="993"/>
-        <w:rPr>
-          <w:lang w:val="es-419" w:eastAsia="es-CO"/>
-        </w:rPr>
-      </w:pPr>
-      <w:r>
-        <w:rPr>
-          <w:rStyle w:val="Ttulo5Car"/>
-        </w:rPr>
-        <w:t>El caso supera la competencia del área receptora.</w:t>
-      </w:r>
-      <w:r>
-        <w:rPr>
-          <w:lang w:val="es-419" w:eastAsia="es-CO"/>
-        </w:rPr>
-        <w:t xml:space="preserve"> Se recomienda canalizar el caso hacia el área especializada, registrando la remisión efectuada y el plazo estimado de respuesta.</w:t>
-      </w:r>
-    </w:p>
-    <w:p>
-      <w:pPr>
-        <w:pStyle w:val="Prrafodelista"/>
-        <w:numPr>
-          <w:ilvl w:val="0"/>
-          <w:numId w:val="59"/>
-        </w:numPr>
-        <w:ind w:left="993"/>
-        <w:rPr>
-          <w:lang w:val="es-419" w:eastAsia="es-CO"/>
-        </w:rPr>
-      </w:pPr>
-      <w:r>
-        <w:rPr>
-          <w:rStyle w:val="Ttulo5Car"/>
-        </w:rPr>
-        <w:t xml:space="preserve">La información presenta inconsistencia técnica relevante. </w:t>
-      </w:r>
-      <w:r>
-        <w:rPr>
-          <w:lang w:val="es-419" w:eastAsia="es-CO"/>
-        </w:rPr>
-        <w:t>Se requiere escalar el caso para una validación adicional y controlar el avance de la revisión correspondiente.</w:t>
-      </w:r>
-    </w:p>
-    <w:p>
-      <w:pPr>
-        <w:pStyle w:val="Prrafodelista"/>
-        <w:numPr>
-          <w:ilvl w:val="0"/>
-          <w:numId w:val="59"/>
-        </w:numPr>
-        <w:ind w:left="993"/>
-        <w:rPr>
-          <w:lang w:val="es-419" w:eastAsia="es-CO"/>
-        </w:rPr>
-      </w:pPr>
-      <w:r>
-        <w:rPr>
-          <w:rStyle w:val="Ttulo5Car"/>
-        </w:rPr>
-        <w:t xml:space="preserve">El requerimiento implica decisión tributaria o contable especializada. </w:t>
-      </w:r>
-      <w:r>
-        <w:rPr>
-          <w:lang w:val="es-419" w:eastAsia="es-CO"/>
-        </w:rPr>
-        <w:t>Corresponde remitir el caso al responsable técnico e informar al usuario el estado actual del trámite.</w:t>
-      </w:r>
-    </w:p>
-    <w:p>
-      <w:pPr>
-        <w:pStyle w:val="Prrafodelista"/>
-        <w:numPr>
-          <w:ilvl w:val="0"/>
-          <w:numId w:val="59"/>
-        </w:numPr>
-        <w:ind w:left="993"/>
-        <w:rPr>
-          <w:lang w:val="es-419" w:eastAsia="es-CO"/>
-        </w:rPr>
-      </w:pPr>
-      <w:r>
-        <w:rPr>
-          <w:rStyle w:val="Ttulo5Car"/>
-        </w:rPr>
-        <w:t>Existen restricciones de acceso o legitimidad pendiente.</w:t>
-      </w:r>
-      <w:r>
-        <w:rPr>
-          <w:lang w:val="es-419" w:eastAsia="es-CO"/>
-        </w:rPr>
-        <w:t xml:space="preserve"> Se debe suspender la entrega de información y solicitar la validación respectiva, dejando constancia de la restricción y de la actuación realizada.</w:t>
-      </w:r>
-    </w:p>
-    <w:p>
-      <w:pPr>
-        <w:pStyle w:val="Prrafodelista"/>
-        <w:numPr>
-          <w:ilvl w:val="0"/>
-          <w:numId w:val="59"/>
-        </w:numPr>
-        <w:ind w:left="993"/>
-        <w:rPr>
-          <w:lang w:val="es-419" w:eastAsia="es-CO"/>
-        </w:rPr>
-      </w:pPr>
-      <w:r>
-        <w:rPr>
-          <w:rStyle w:val="Ttulo5Car"/>
-        </w:rPr>
         <w:t>Se requiere concepto complementario de otra dependencia.</w:t>
       </w:r>
       <w:r>
@@ -14174,7 +14298,6 @@
         <w:rPr>
           <w:lang w:val="es-419" w:eastAsia="es-CO"/>
         </w:rPr>
-        <w:lastRenderedPageBreak/>
         <w:t>En este punto, la atención al usuario se relaciona directamente con la capacidad de la organización para sostener la comunicación aun cuando la solución no sea inmediata. Por ello, el seguimiento debe entenderse como parte de la respuesta técnica y no como una actividad separada del proceso comunicativo.</w:t>
       </w:r>
     </w:p>
@@ -14214,6 +14337,22 @@
         <w:t>Se invita a leer el documento Ejercicio aplicado 2, donde se aborda la elaboración de una respuesta técnica frente a un requerimiento contable y tributario relacionado con diferencias de registro en un pago reportado.</w:t>
       </w:r>
     </w:p>
+    <w:p>
+      <w:pPr>
+        <w:rPr>
+          <w:lang w:val="es-419" w:eastAsia="es-CO"/>
+        </w:rPr>
+      </w:pPr>
+      <w:bookmarkStart w:id="25" w:name="_Hlk231910407"/>
+      <w:r>
+        <w:rPr>
+          <w:lang w:val="es-419" w:eastAsia="es-CO"/>
+        </w:rPr>
+        <w:lastRenderedPageBreak/>
+        <w:t>Para profundizar sobre el tema, consulte el documento “Anexo_Ejercicio aplicado2.pdf”, ubicado en la carpeta de Anexos.</w:t>
+      </w:r>
+    </w:p>
+    <w:bookmarkEnd w:id="25"/>
     <w:p>
       <w:pPr>
         <w:tabs>
@@ -14342,14 +14481,64 @@
     </w:p>
     <w:p>
       <w:pPr>
+        <w:tabs>
+          <w:tab w:val="left" w:pos="1725"/>
+        </w:tabs>
+        <w:rPr>
+          <w:lang w:val="es-419" w:eastAsia="es-CO"/>
+        </w:rPr>
+      </w:pPr>
+    </w:p>
+    <w:p>
+      <w:pPr>
+        <w:tabs>
+          <w:tab w:val="left" w:pos="1725"/>
+        </w:tabs>
+        <w:rPr>
+          <w:lang w:val="es-419" w:eastAsia="es-CO"/>
+        </w:rPr>
+      </w:pPr>
+    </w:p>
+    <w:p>
+      <w:pPr>
+        <w:tabs>
+          <w:tab w:val="left" w:pos="1725"/>
+        </w:tabs>
+        <w:rPr>
+          <w:lang w:val="es-419" w:eastAsia="es-CO"/>
+        </w:rPr>
+      </w:pPr>
+    </w:p>
+    <w:p>
+      <w:pPr>
+        <w:tabs>
+          <w:tab w:val="left" w:pos="1725"/>
+        </w:tabs>
+        <w:rPr>
+          <w:lang w:val="es-419" w:eastAsia="es-CO"/>
+        </w:rPr>
+      </w:pPr>
+    </w:p>
+    <w:p>
+      <w:pPr>
+        <w:tabs>
+          <w:tab w:val="left" w:pos="1725"/>
+        </w:tabs>
+        <w:rPr>
+          <w:lang w:val="es-419" w:eastAsia="es-CO"/>
+        </w:rPr>
+      </w:pPr>
+    </w:p>
+    <w:p>
+      <w:pPr>
         <w:pStyle w:val="Ttulo1"/>
       </w:pPr>
-      <w:bookmarkStart w:id="25" w:name="_Toc230592138"/>
+      <w:bookmarkStart w:id="26" w:name="_Toc231911309"/>
       <w:r>
         <w:lastRenderedPageBreak/>
         <w:t>Cierre, trazabilidad y evaluación del servicio</w:t>
       </w:r>
-      <w:bookmarkEnd w:id="25"/>
+      <w:bookmarkEnd w:id="26"/>
     </w:p>
     <w:p>
       <w:pPr>
@@ -14457,21 +14646,7 @@
         <w:rPr>
           <w:lang w:val="es-419" w:eastAsia="es-CO"/>
         </w:rPr>
-        <w:t xml:space="preserve">En esta lógica, la satisfacción del usuario y la evaluación de tiempos no aparecen como tareas separadas, sino como parte del control final del proceso, en coherencia con el enfoque de servicio a las ciudadanías y mejora </w:t>
-      </w:r>
-      <w:proofErr w:type="gramStart"/>
-      <w:r>
-        <w:rPr>
-          <w:lang w:val="es-419" w:eastAsia="es-CO"/>
-        </w:rPr>
-        <w:t>continua</w:t>
-      </w:r>
-      <w:proofErr w:type="gramEnd"/>
-      <w:r>
-        <w:rPr>
-          <w:lang w:val="es-419" w:eastAsia="es-CO"/>
-        </w:rPr>
-        <w:t xml:space="preserve"> promovido por Función </w:t>
+        <w:t xml:space="preserve">En esta lógica, la satisfacción del usuario y la evaluación de tiempos no aparecen como tareas separadas, sino como parte del control final del proceso, en coherencia con el enfoque de servicio a las ciudadanías y mejora continua promovido por Función </w:t>
       </w:r>
       <w:r>
         <w:rPr>
@@ -14485,11 +14660,11 @@
       <w:pPr>
         <w:pStyle w:val="Ttulo2"/>
       </w:pPr>
-      <w:bookmarkStart w:id="26" w:name="_Toc230592139"/>
+      <w:bookmarkStart w:id="27" w:name="_Toc231911310"/>
       <w:r>
         <w:t>Políticas, criterios y procedimientos de cierre del requerimiento</w:t>
       </w:r>
-      <w:bookmarkEnd w:id="26"/>
+      <w:bookmarkEnd w:id="27"/>
     </w:p>
     <w:p>
       <w:pPr>
@@ -14863,11 +15038,11 @@
       <w:pPr>
         <w:pStyle w:val="Ttulo2"/>
       </w:pPr>
-      <w:bookmarkStart w:id="27" w:name="_Toc230592140"/>
+      <w:bookmarkStart w:id="28" w:name="_Toc231911311"/>
       <w:r>
         <w:t>Registro de la solución y tiempos de atención en el sistema</w:t>
       </w:r>
-      <w:bookmarkEnd w:id="27"/>
+      <w:bookmarkEnd w:id="28"/>
     </w:p>
     <w:p>
       <w:pPr>
@@ -15132,11 +15307,11 @@
       <w:pPr>
         <w:pStyle w:val="Ttulo2"/>
       </w:pPr>
-      <w:bookmarkStart w:id="28" w:name="_Toc230592141"/>
+      <w:bookmarkStart w:id="29" w:name="_Toc231911312"/>
       <w:r>
         <w:t>Archivo, trazabilidad y documentación final del requerimiento</w:t>
       </w:r>
-      <w:bookmarkEnd w:id="28"/>
+      <w:bookmarkEnd w:id="29"/>
     </w:p>
     <w:p>
       <w:pPr>
@@ -15157,25 +15332,30 @@
           <w:lang w:val="es-419" w:eastAsia="es-CO"/>
         </w:rPr>
       </w:pPr>
-    </w:p>
-    <w:p>
-      <w:pPr>
-        <w:rPr>
-          <w:lang w:val="es-419" w:eastAsia="es-CO"/>
-        </w:rPr>
-      </w:pPr>
-    </w:p>
-    <w:p>
-      <w:pPr>
-        <w:rPr>
-          <w:lang w:val="es-419" w:eastAsia="es-CO"/>
-        </w:rPr>
-      </w:pPr>
+      <w:r>
+        <w:rPr>
+          <w:lang w:val="es-419" w:eastAsia="es-CO"/>
+        </w:rPr>
+        <w:t xml:space="preserve">Esto significa que el cierre de un requerimiento debe dejar evidencia organizada y recuperable, de modo que la actuación pueda consultarse posteriormente y conserve </w:t>
+      </w:r>
       <w:r>
         <w:rPr>
           <w:lang w:val="es-419" w:eastAsia="es-CO"/>
         </w:rPr>
         <w:lastRenderedPageBreak/>
+        <w:t>valor probatorio, administrativo o de seguimiento cuando corresponda (Congreso de Colombia, 2000; Archivo General de la Nación, 2020).</w:t>
+      </w:r>
+    </w:p>
+    <w:p>
+      <w:pPr>
+        <w:rPr>
+          <w:lang w:val="es-419" w:eastAsia="es-CO"/>
+        </w:rPr>
+      </w:pPr>
+      <w:r>
+        <w:rPr>
+          <w:lang w:val="es-419" w:eastAsia="es-CO"/>
+        </w:rPr>
         <w:t>La trazabilidad, en este marco, no solo consiste en saber que el caso existió, sino en poder reconstruir qué ocurrió con él:</w:t>
       </w:r>
     </w:p>
@@ -15447,14 +15627,14 @@
         <w:rPr>
           <w:lang w:val="es-419" w:eastAsia="es-CO"/>
         </w:rPr>
-        <w:t xml:space="preserve">La secuencia anterior permite advertir que el archivo del requerimiento no es una actividad separada del cierre, sino su prolongación documental. En consecuencia, la organización debe asegurar que los soportes del caso queden vinculados al registro </w:t>
+        <w:t xml:space="preserve">La secuencia anterior permite advertir que el archivo del requerimiento no es una actividad separada del cierre, sino su prolongación documental. En consecuencia, </w:t>
       </w:r>
       <w:r>
         <w:rPr>
           <w:lang w:val="es-419" w:eastAsia="es-CO"/>
         </w:rPr>
         <w:lastRenderedPageBreak/>
-        <w:t>final y que exista correspondencia entre el estado del trámite y la evidencia conservada. Los siguientes documentos y registros suelen respaldar la finalización del trámite.</w:t>
+        <w:t>la organización debe asegurar que los soportes del caso queden vinculados al registro final y que exista correspondencia entre el estado del trámite y la evidencia conservada. Los siguientes documentos y registros suelen respaldar la finalización del trámite.</w:t>
       </w:r>
     </w:p>
     <w:p>
@@ -15617,11 +15797,11 @@
       <w:pPr>
         <w:pStyle w:val="Ttulo2"/>
       </w:pPr>
-      <w:bookmarkStart w:id="29" w:name="_Toc230592142"/>
+      <w:bookmarkStart w:id="30" w:name="_Toc231911313"/>
       <w:r>
         <w:t>Satisfacción del usuario y mejora continua del servicio</w:t>
       </w:r>
-      <w:bookmarkEnd w:id="29"/>
+      <w:bookmarkEnd w:id="30"/>
     </w:p>
     <w:p>
       <w:pPr>
@@ -15697,6 +15877,7 @@
         <w:rPr>
           <w:lang w:val="es-419" w:eastAsia="es-CO"/>
         </w:rPr>
+        <w:lastRenderedPageBreak/>
         <w:t>Facilidad del canal utilizado.</w:t>
       </w:r>
     </w:p>
@@ -15716,7 +15897,6 @@
         <w:rPr>
           <w:lang w:val="es-419" w:eastAsia="es-CO"/>
         </w:rPr>
-        <w:lastRenderedPageBreak/>
         <w:t>Oportunidad de atención.</w:t>
       </w:r>
     </w:p>
@@ -16039,11 +16219,11 @@
       <w:pPr>
         <w:pStyle w:val="Ttulo2"/>
       </w:pPr>
-      <w:bookmarkStart w:id="30" w:name="_Toc230592143"/>
+      <w:bookmarkStart w:id="31" w:name="_Toc231911314"/>
       <w:r>
         <w:t>Verificación del cumplimiento de tiempos objetivo e indicadores de atención</w:t>
       </w:r>
-      <w:bookmarkEnd w:id="30"/>
+      <w:bookmarkEnd w:id="31"/>
     </w:p>
     <w:p>
       <w:pPr>
@@ -16205,11 +16385,15 @@
             <w:pPr>
               <w:pStyle w:val="Tablas"/>
               <w:rPr>
+                <w:sz w:val="22"/>
+                <w:szCs w:val="22"/>
                 <w:lang w:eastAsia="es-CO"/>
               </w:rPr>
             </w:pPr>
             <w:r>
               <w:rPr>
+                <w:sz w:val="22"/>
+                <w:szCs w:val="22"/>
                 <w:lang w:eastAsia="es-CO"/>
               </w:rPr>
               <w:t>Indicador</w:t>
@@ -16225,11 +16409,15 @@
             <w:pPr>
               <w:pStyle w:val="Tablas"/>
               <w:rPr>
+                <w:sz w:val="22"/>
+                <w:szCs w:val="22"/>
                 <w:lang w:eastAsia="es-CO"/>
               </w:rPr>
             </w:pPr>
             <w:r>
               <w:rPr>
+                <w:sz w:val="22"/>
+                <w:szCs w:val="22"/>
                 <w:lang w:eastAsia="es-CO"/>
               </w:rPr>
               <w:t>Criterio de cálculo o revisión y utilidad</w:t>
@@ -16382,23 +16570,13 @@
                 <w:lang w:eastAsia="es-CO"/>
               </w:rPr>
             </w:pPr>
-            <w:proofErr w:type="gramStart"/>
             <w:r>
               <w:rPr>
                 <w:color w:val="12263F"/>
                 <w:sz w:val="24"/>
                 <w:lang w:eastAsia="es-CO"/>
               </w:rPr>
-              <w:t>Total</w:t>
-            </w:r>
-            <w:proofErr w:type="gramEnd"/>
-            <w:r>
-              <w:rPr>
-                <w:color w:val="12263F"/>
-                <w:sz w:val="24"/>
-                <w:lang w:eastAsia="es-CO"/>
-              </w:rPr>
-              <w:t xml:space="preserve"> de requerimientos cerrados que vuelven a activarse. Evidencia debilidad en la resolución o cierre.</w:t>
+              <w:t>Total de requerimientos cerrados que vuelven a activarse. Evidencia debilidad en la resolución o cierre.</w:t>
             </w:r>
           </w:p>
         </w:tc>
@@ -16563,6 +16741,24 @@
           <w:lang w:eastAsia="es-CO"/>
         </w:rPr>
       </w:pPr>
+      <w:r>
+        <w:rPr>
+          <w:lang w:eastAsia="es-CO"/>
+        </w:rPr>
+        <w:t>Para profundizar sobre el tema, consulte el documento “Anexo_Ejercicio aplicado</w:t>
+      </w:r>
+      <w:r>
+        <w:rPr>
+          <w:lang w:eastAsia="es-CO"/>
+        </w:rPr>
+        <w:t>3</w:t>
+      </w:r>
+      <w:r>
+        <w:rPr>
+          <w:lang w:eastAsia="es-CO"/>
+        </w:rPr>
+        <w:t>.pdf”, ubicado en la carpeta de Anexos.</w:t>
+      </w:r>
     </w:p>
     <w:p>
       <w:pPr>
@@ -16586,12 +16782,12 @@
           <w:u w:val="single"/>
         </w:rPr>
       </w:pPr>
-      <w:bookmarkStart w:id="31" w:name="_Toc230592144"/>
+      <w:bookmarkStart w:id="32" w:name="_Toc231911315"/>
       <w:r>
         <w:lastRenderedPageBreak/>
         <w:t>Síntesis</w:t>
       </w:r>
-      <w:bookmarkEnd w:id="31"/>
+      <w:bookmarkEnd w:id="32"/>
       <w:r>
         <w:t xml:space="preserve"> </w:t>
       </w:r>
@@ -16625,10 +16821,10 @@
           <w:lang w:eastAsia="es-CO"/>
         </w:rPr>
         <w:drawing>
-          <wp:inline distT="0" distB="0" distL="0" distR="0" wp14:anchorId="68FB292C" wp14:editId="67CB47AA">
+          <wp:inline distT="0" distB="0" distL="0" distR="0" wp14:anchorId="68FB292C" wp14:editId="06F52E15">
             <wp:extent cx="5916583" cy="3721894"/>
             <wp:effectExtent l="0" t="0" r="8255" b="0"/>
-            <wp:docPr id="3" name="Gráfico 3" descr="Figura ubicada en la sección “Síntesis”, que presenta un mapa conceptual sobre la gestión técnica de requerimientos y atención al usuario en procesos contables y tributarios. El esquema organiza el proceso en cinco bloques principales: identificar y caracterizar el requerimiento, organizar y gestionar la atención, consultar y validar información en sistemas autorizados, elaborar y comunicar la respuesta técnica, y cerrar, registrar y evaluar el servicio.&#10;&#10;En el primer bloque se incluyen acciones como identificar al usuario y su perfil, reconocer la tipología de la solicitud, comprender la necesidad y definir el alcance de la atención. En el segundo bloque se destaca la clasificación y priorización del caso, la definición de tiempos y responsables, y el seguimiento del trámite. El tercer bloque aborda la consulta de sistemas contables y tributarios, la validación de datos y soportes, y la generación de reportes confiables.&#10;&#10;Finalmente, el esquema presenta la elaboración de respuestas claras, técnicas y coherentes, así como el cierre del servicio mediante el registro de la solución, la trazabilidad del trámite, el archivo de evidencias, la evaluación de satisfacción del usuario y la medición de indicadores de atención."/>
+            <wp:docPr id="3" name="Gráfico 3" descr=" Síntesis  sobre gestión técnica de requerimientos y atención al usuario en procesos contables y tributarios. Incluye cinco áreas principales: identificar y caracterizar el requerimiento, organizar y gestionar la atención, consultar y validar información en sistemas autorizados, elaborar y comunicar la respuesta técnica, y cerrar, registrar y evaluar el servicio, cada una con actividades específicas relacionadas con análisis, seguimiento, validación, respuesta y mejora del servicio."/>
             <wp:cNvGraphicFramePr>
               <a:graphicFrameLocks xmlns:a="http://schemas.openxmlformats.org/drawingml/2006/main" noChangeAspect="1"/>
             </wp:cNvGraphicFramePr>
@@ -16636,7 +16832,7 @@
               <a:graphicData uri="http://schemas.openxmlformats.org/drawingml/2006/picture">
                 <pic:pic xmlns:pic="http://schemas.openxmlformats.org/drawingml/2006/picture">
                   <pic:nvPicPr>
-                    <pic:cNvPr id="3" name="Gráfico 3" descr="Figura ubicada en la sección “Síntesis”, que presenta un mapa conceptual sobre la gestión técnica de requerimientos y atención al usuario en procesos contables y tributarios. El esquema organiza el proceso en cinco bloques principales: identificar y caracterizar el requerimiento, organizar y gestionar la atención, consultar y validar información en sistemas autorizados, elaborar y comunicar la respuesta técnica, y cerrar, registrar y evaluar el servicio.&#10;&#10;En el primer bloque se incluyen acciones como identificar al usuario y su perfil, reconocer la tipología de la solicitud, comprender la necesidad y definir el alcance de la atención. En el segundo bloque se destaca la clasificación y priorización del caso, la definición de tiempos y responsables, y el seguimiento del trámite. El tercer bloque aborda la consulta de sistemas contables y tributarios, la validación de datos y soportes, y la generación de reportes confiables.&#10;&#10;Finalmente, el esquema presenta la elaboración de respuestas claras, técnicas y coherentes, así como el cierre del servicio mediante el registro de la solución, la trazabilidad del trámite, el archivo de evidencias, la evaluación de satisfacción del usuario y la medición de indicadores de atención."/>
+                    <pic:cNvPr id="3" name="Gráfico 3" descr=" Síntesis  sobre gestión técnica de requerimientos y atención al usuario en procesos contables y tributarios. Incluye cinco áreas principales: identificar y caracterizar el requerimiento, organizar y gestionar la atención, consultar y validar información en sistemas autorizados, elaborar y comunicar la respuesta técnica, y cerrar, registrar y evaluar el servicio, cada una con actividades específicas relacionadas con análisis, seguimiento, validación, respuesta y mejora del servicio."/>
                     <pic:cNvPicPr/>
                   </pic:nvPicPr>
                   <pic:blipFill>
@@ -16674,12 +16870,12 @@
       <w:pPr>
         <w:pStyle w:val="Titulosgenerales"/>
       </w:pPr>
-      <w:bookmarkStart w:id="32" w:name="_Toc230592145"/>
+      <w:bookmarkStart w:id="33" w:name="_Toc231911316"/>
       <w:r>
         <w:lastRenderedPageBreak/>
         <w:t>Glosario</w:t>
       </w:r>
-      <w:bookmarkEnd w:id="32"/>
+      <w:bookmarkEnd w:id="33"/>
     </w:p>
     <w:p>
       <w:pPr>
@@ -16896,12 +17092,12 @@
       <w:pPr>
         <w:pStyle w:val="Titulosgenerales"/>
       </w:pPr>
-      <w:bookmarkStart w:id="33" w:name="_Toc230592146"/>
+      <w:bookmarkStart w:id="34" w:name="_Toc231911317"/>
       <w:r>
         <w:lastRenderedPageBreak/>
         <w:t>Referencias bibliográficas</w:t>
       </w:r>
-      <w:bookmarkEnd w:id="33"/>
+      <w:bookmarkEnd w:id="34"/>
       <w:r>
         <w:t xml:space="preserve"> </w:t>
       </w:r>
@@ -16923,15 +17119,7 @@
     </w:p>
     <w:p>
       <w:r>
-        <w:t xml:space="preserve">Arévalo, J. (2017). Gestión de la calidad en servicios: herramientas para satisfacción del cliente. Ediciones </w:t>
-      </w:r>
-      <w:proofErr w:type="spellStart"/>
-      <w:r>
-        <w:t>Uninariño</w:t>
-      </w:r>
-      <w:proofErr w:type="spellEnd"/>
-      <w:r>
-        <w:t>.</w:t>
+        <w:t>Arévalo, J. (2017). Gestión de la calidad en servicios: herramientas para satisfacción del cliente. Ediciones Uninariño.</w:t>
       </w:r>
     </w:p>
     <w:p>
@@ -16940,13 +17128,8 @@
       </w:r>
     </w:p>
     <w:p>
-      <w:proofErr w:type="spellStart"/>
-      <w:r>
-        <w:t>CanalAGNColombia</w:t>
-      </w:r>
-      <w:proofErr w:type="spellEnd"/>
-      <w:r>
-        <w:t xml:space="preserve"> (2025). Videoconferencia - Organización de archivos e inventarios documentales. [Video]. YouTube.</w:t>
+      <w:r>
+        <w:t>CanalAGNColombia (2025). Videoconferencia - Organización de archivos e inventarios documentales. [Video]. YouTube.</w:t>
       </w:r>
     </w:p>
     <w:p>
@@ -17138,19 +17321,11 @@
         </w:rPr>
         <w:t xml:space="preserve">Kotler, P., y Armstrong, G. (2017). </w:t>
       </w:r>
-      <w:proofErr w:type="spellStart"/>
       <w:r>
         <w:rPr>
           <w:lang w:val="en-US"/>
         </w:rPr>
-        <w:t>Fundamentos</w:t>
-      </w:r>
-      <w:proofErr w:type="spellEnd"/>
-      <w:r>
-        <w:rPr>
-          <w:lang w:val="en-US"/>
-        </w:rPr>
-        <w:t xml:space="preserve"> de marketing (13.ª ed.). Pearson Education.</w:t>
+        <w:t>Fundamentos de marketing (13.ª ed.). Pearson Education.</w:t>
       </w:r>
     </w:p>
     <w:p>
@@ -17216,15 +17391,7 @@
         <w:t xml:space="preserve">Zeithaml, V. A. (2018). Services marketing: integrating customer focus across the firm (7.ª ed.). </w:t>
       </w:r>
       <w:r>
-        <w:t xml:space="preserve">McGraw-Hill </w:t>
-      </w:r>
-      <w:proofErr w:type="spellStart"/>
-      <w:r>
-        <w:t>Education</w:t>
-      </w:r>
-      <w:proofErr w:type="spellEnd"/>
-      <w:r>
-        <w:t>.</w:t>
+        <w:t>McGraw-Hill Education.</w:t>
       </w:r>
     </w:p>
     <w:p/>
@@ -17234,14 +17401,14 @@
       <w:pPr>
         <w:pStyle w:val="Titulosgenerales"/>
       </w:pPr>
-      <w:bookmarkStart w:id="34" w:name="_Toc229728698"/>
-      <w:bookmarkStart w:id="35" w:name="_Toc230592147"/>
+      <w:bookmarkStart w:id="35" w:name="_Toc229728698"/>
+      <w:bookmarkStart w:id="36" w:name="_Toc231911318"/>
       <w:r>
         <w:lastRenderedPageBreak/>
         <w:t>Créditos</w:t>
       </w:r>
-      <w:bookmarkEnd w:id="34"/>
       <w:bookmarkEnd w:id="35"/>
+      <w:bookmarkEnd w:id="36"/>
     </w:p>
     <w:tbl>
       <w:tblPr>
@@ -17429,15 +17596,6 @@
               <w:t> </w:t>
             </w:r>
           </w:p>
-          <w:p>
-            <w:pPr>
-              <w:pStyle w:val="TextoTablas"/>
-              <w:spacing w:before="0" w:after="0"/>
-              <w:rPr>
-                <w:lang w:val="es-CO"/>
-              </w:rPr>
-            </w:pPr>
-          </w:p>
         </w:tc>
         <w:tc>
           <w:tcPr>
@@ -17489,16 +17647,8 @@
               <w:rPr>
                 <w:lang w:val="es-CO"/>
               </w:rPr>
-              <w:t xml:space="preserve">Olga Constanza Bermúdez </w:t>
-            </w:r>
-            <w:proofErr w:type="spellStart"/>
-            <w:r>
-              <w:rPr>
-                <w:lang w:val="es-CO"/>
-              </w:rPr>
-              <w:t>Jaimes</w:t>
-            </w:r>
-            <w:proofErr w:type="spellEnd"/>
+              <w:t>Olga Constanza Bermúdez Jaimes</w:t>
+            </w:r>
           </w:p>
         </w:tc>
         <w:tc>
@@ -17882,7 +18032,6 @@
               </w:rPr>
               <w:t xml:space="preserve"> </w:t>
             </w:r>
-            <w:proofErr w:type="spellStart"/>
             <w:r>
               <w:rPr>
                 <w:rStyle w:val="Extranjerismo"/>
@@ -17890,7 +18039,6 @@
               </w:rPr>
               <w:t>stack</w:t>
             </w:r>
-            <w:proofErr w:type="spellEnd"/>
           </w:p>
         </w:tc>
         <w:tc>
@@ -18268,28 +18416,12 @@
                 <w:lang w:val="es-CO"/>
               </w:rPr>
             </w:pPr>
-            <w:proofErr w:type="spellStart"/>
             <w:r>
               <w:rPr>
                 <w:lang w:val="es-CO"/>
               </w:rPr>
-              <w:t>Maria</w:t>
-            </w:r>
-            <w:proofErr w:type="spellEnd"/>
-            <w:r>
-              <w:rPr>
-                <w:lang w:val="es-CO"/>
-              </w:rPr>
-              <w:t xml:space="preserve"> Carolina Tamayo </w:t>
-            </w:r>
-            <w:proofErr w:type="spellStart"/>
-            <w:r>
-              <w:rPr>
-                <w:lang w:val="es-CO"/>
-              </w:rPr>
-              <w:t>Lopez</w:t>
-            </w:r>
-            <w:proofErr w:type="spellEnd"/>
+              <w:t>Maria Carolina Tamayo Lopez</w:t>
+            </w:r>
           </w:p>
         </w:tc>
         <w:tc>
@@ -18531,7 +18663,6 @@
               <w:rPr>
                 <w:lang w:val="es-CO"/>
               </w:rPr>
-              <w:lastRenderedPageBreak/>
               <w:t>Aixa Natalia Sendoya Fernández</w:t>
             </w:r>
           </w:p>
@@ -18633,6 +18764,7 @@
               <w:rPr>
                 <w:lang w:val="es-CO"/>
               </w:rPr>
+              <w:lastRenderedPageBreak/>
               <w:t>Daniel Ricardo Mutis Gómez</w:t>
             </w:r>
           </w:p>
@@ -18727,19 +18859,11 @@
                 <w:lang w:val="es-CO"/>
               </w:rPr>
             </w:pPr>
-            <w:proofErr w:type="spellStart"/>
             <w:r>
               <w:rPr>
                 <w:lang w:val="es-CO"/>
               </w:rPr>
-              <w:t>Anyerson</w:t>
-            </w:r>
-            <w:proofErr w:type="spellEnd"/>
-            <w:r>
-              <w:rPr>
-                <w:lang w:val="es-CO"/>
-              </w:rPr>
-              <w:t xml:space="preserve"> Wilfredo Pizo Ossa</w:t>
+              <w:t>Anyerson Wilfredo Pizo Ossa</w:t>
             </w:r>
           </w:p>
         </w:tc>
@@ -26783,214 +26907,214 @@
       </w:rPr>
     </w:lvl>
   </w:abstractNum>
-  <w:num w:numId="1" w16cid:durableId="1216549049">
+  <w:num w:numId="1" w16cid:durableId="1566991807">
     <w:abstractNumId w:val="0"/>
   </w:num>
-  <w:num w:numId="2" w16cid:durableId="1528761421">
+  <w:num w:numId="2" w16cid:durableId="364405491">
     <w:abstractNumId w:val="25"/>
   </w:num>
-  <w:num w:numId="3" w16cid:durableId="1805196549">
+  <w:num w:numId="3" w16cid:durableId="1244799744">
     <w:abstractNumId w:val="47"/>
   </w:num>
-  <w:num w:numId="4" w16cid:durableId="483007601">
+  <w:num w:numId="4" w16cid:durableId="2076976012">
     <w:abstractNumId w:val="34"/>
   </w:num>
-  <w:num w:numId="5" w16cid:durableId="2113934903">
+  <w:num w:numId="5" w16cid:durableId="1627422286">
     <w:abstractNumId w:val="36"/>
   </w:num>
-  <w:num w:numId="6" w16cid:durableId="1967077264">
+  <w:num w:numId="6" w16cid:durableId="394740349">
     <w:abstractNumId w:val="17"/>
   </w:num>
-  <w:num w:numId="7" w16cid:durableId="605817972">
+  <w:num w:numId="7" w16cid:durableId="1312248528">
     <w:abstractNumId w:val="8"/>
   </w:num>
-  <w:num w:numId="8" w16cid:durableId="1471360066">
+  <w:num w:numId="8" w16cid:durableId="860362809">
     <w:abstractNumId w:val="66"/>
   </w:num>
-  <w:num w:numId="9" w16cid:durableId="1673333615">
+  <w:num w:numId="9" w16cid:durableId="1423450052">
     <w:abstractNumId w:val="26"/>
   </w:num>
-  <w:num w:numId="10" w16cid:durableId="159858111">
+  <w:num w:numId="10" w16cid:durableId="560024513">
     <w:abstractNumId w:val="61"/>
   </w:num>
-  <w:num w:numId="11" w16cid:durableId="1491676790">
+  <w:num w:numId="11" w16cid:durableId="287711333">
     <w:abstractNumId w:val="11"/>
   </w:num>
-  <w:num w:numId="12" w16cid:durableId="2090425544">
+  <w:num w:numId="12" w16cid:durableId="1881436247">
     <w:abstractNumId w:val="28"/>
   </w:num>
-  <w:num w:numId="13" w16cid:durableId="1563103950">
+  <w:num w:numId="13" w16cid:durableId="1069692921">
     <w:abstractNumId w:val="6"/>
   </w:num>
-  <w:num w:numId="14" w16cid:durableId="1525288807">
+  <w:num w:numId="14" w16cid:durableId="1560674999">
     <w:abstractNumId w:val="13"/>
   </w:num>
-  <w:num w:numId="15" w16cid:durableId="1974754205">
+  <w:num w:numId="15" w16cid:durableId="1105346759">
     <w:abstractNumId w:val="44"/>
   </w:num>
-  <w:num w:numId="16" w16cid:durableId="772095723">
+  <w:num w:numId="16" w16cid:durableId="208802652">
     <w:abstractNumId w:val="68"/>
   </w:num>
-  <w:num w:numId="17" w16cid:durableId="821430369">
+  <w:num w:numId="17" w16cid:durableId="761534051">
     <w:abstractNumId w:val="35"/>
   </w:num>
-  <w:num w:numId="18" w16cid:durableId="1574198263">
+  <w:num w:numId="18" w16cid:durableId="1362978700">
     <w:abstractNumId w:val="30"/>
   </w:num>
-  <w:num w:numId="19" w16cid:durableId="394744465">
+  <w:num w:numId="19" w16cid:durableId="219369681">
     <w:abstractNumId w:val="56"/>
   </w:num>
-  <w:num w:numId="20" w16cid:durableId="1005203522">
+  <w:num w:numId="20" w16cid:durableId="882670378">
     <w:abstractNumId w:val="58"/>
   </w:num>
-  <w:num w:numId="21" w16cid:durableId="241258503">
+  <w:num w:numId="21" w16cid:durableId="1218710382">
     <w:abstractNumId w:val="53"/>
   </w:num>
-  <w:num w:numId="22" w16cid:durableId="1318001605">
+  <w:num w:numId="22" w16cid:durableId="1176262809">
     <w:abstractNumId w:val="41"/>
   </w:num>
-  <w:num w:numId="23" w16cid:durableId="1228957205">
+  <w:num w:numId="23" w16cid:durableId="1230530966">
     <w:abstractNumId w:val="9"/>
   </w:num>
-  <w:num w:numId="24" w16cid:durableId="586040296">
+  <w:num w:numId="24" w16cid:durableId="339358507">
     <w:abstractNumId w:val="31"/>
   </w:num>
-  <w:num w:numId="25" w16cid:durableId="339434156">
+  <w:num w:numId="25" w16cid:durableId="1589190138">
     <w:abstractNumId w:val="1"/>
   </w:num>
-  <w:num w:numId="26" w16cid:durableId="1936356445">
+  <w:num w:numId="26" w16cid:durableId="42564599">
     <w:abstractNumId w:val="64"/>
   </w:num>
-  <w:num w:numId="27" w16cid:durableId="472481061">
+  <w:num w:numId="27" w16cid:durableId="1893999100">
     <w:abstractNumId w:val="49"/>
   </w:num>
-  <w:num w:numId="28" w16cid:durableId="1956406162">
+  <w:num w:numId="28" w16cid:durableId="749352045">
     <w:abstractNumId w:val="32"/>
   </w:num>
-  <w:num w:numId="29" w16cid:durableId="1898976670">
+  <w:num w:numId="29" w16cid:durableId="1662999936">
     <w:abstractNumId w:val="33"/>
   </w:num>
-  <w:num w:numId="30" w16cid:durableId="1789396815">
+  <w:num w:numId="30" w16cid:durableId="1522545671">
     <w:abstractNumId w:val="45"/>
   </w:num>
-  <w:num w:numId="31" w16cid:durableId="2019111596">
+  <w:num w:numId="31" w16cid:durableId="2036271675">
     <w:abstractNumId w:val="60"/>
   </w:num>
-  <w:num w:numId="32" w16cid:durableId="1824151376">
+  <w:num w:numId="32" w16cid:durableId="1392771140">
     <w:abstractNumId w:val="43"/>
   </w:num>
-  <w:num w:numId="33" w16cid:durableId="1601260462">
+  <w:num w:numId="33" w16cid:durableId="1979915051">
     <w:abstractNumId w:val="4"/>
   </w:num>
-  <w:num w:numId="34" w16cid:durableId="917859146">
+  <w:num w:numId="34" w16cid:durableId="1428817040">
     <w:abstractNumId w:val="2"/>
   </w:num>
-  <w:num w:numId="35" w16cid:durableId="1918978951">
+  <w:num w:numId="35" w16cid:durableId="1110933006">
     <w:abstractNumId w:val="51"/>
   </w:num>
-  <w:num w:numId="36" w16cid:durableId="967473462">
+  <w:num w:numId="36" w16cid:durableId="34500327">
     <w:abstractNumId w:val="18"/>
   </w:num>
-  <w:num w:numId="37" w16cid:durableId="900017728">
+  <w:num w:numId="37" w16cid:durableId="1977444866">
     <w:abstractNumId w:val="39"/>
   </w:num>
-  <w:num w:numId="38" w16cid:durableId="1228344105">
+  <w:num w:numId="38" w16cid:durableId="2066486038">
     <w:abstractNumId w:val="21"/>
   </w:num>
-  <w:num w:numId="39" w16cid:durableId="155347103">
+  <w:num w:numId="39" w16cid:durableId="93592595">
     <w:abstractNumId w:val="16"/>
   </w:num>
-  <w:num w:numId="40" w16cid:durableId="1312950180">
+  <w:num w:numId="40" w16cid:durableId="1889562041">
     <w:abstractNumId w:val="37"/>
   </w:num>
-  <w:num w:numId="41" w16cid:durableId="377165200">
+  <w:num w:numId="41" w16cid:durableId="1371759125">
     <w:abstractNumId w:val="29"/>
   </w:num>
-  <w:num w:numId="42" w16cid:durableId="704911286">
+  <w:num w:numId="42" w16cid:durableId="376512122">
     <w:abstractNumId w:val="15"/>
   </w:num>
-  <w:num w:numId="43" w16cid:durableId="425737449">
+  <w:num w:numId="43" w16cid:durableId="1921256520">
     <w:abstractNumId w:val="54"/>
   </w:num>
-  <w:num w:numId="44" w16cid:durableId="387077402">
+  <w:num w:numId="44" w16cid:durableId="1864901309">
     <w:abstractNumId w:val="23"/>
   </w:num>
-  <w:num w:numId="45" w16cid:durableId="2081898819">
+  <w:num w:numId="45" w16cid:durableId="1709528940">
     <w:abstractNumId w:val="48"/>
   </w:num>
-  <w:num w:numId="46" w16cid:durableId="1693652795">
+  <w:num w:numId="46" w16cid:durableId="395200081">
     <w:abstractNumId w:val="42"/>
   </w:num>
-  <w:num w:numId="47" w16cid:durableId="1272932544">
+  <w:num w:numId="47" w16cid:durableId="718944335">
     <w:abstractNumId w:val="40"/>
   </w:num>
-  <w:num w:numId="48" w16cid:durableId="113139508">
+  <w:num w:numId="48" w16cid:durableId="1171943775">
     <w:abstractNumId w:val="27"/>
   </w:num>
-  <w:num w:numId="49" w16cid:durableId="731273232">
+  <w:num w:numId="49" w16cid:durableId="644045136">
     <w:abstractNumId w:val="67"/>
   </w:num>
-  <w:num w:numId="50" w16cid:durableId="341661373">
+  <w:num w:numId="50" w16cid:durableId="1401634985">
     <w:abstractNumId w:val="3"/>
   </w:num>
-  <w:num w:numId="51" w16cid:durableId="737829114">
+  <w:num w:numId="51" w16cid:durableId="2035111732">
     <w:abstractNumId w:val="38"/>
   </w:num>
-  <w:num w:numId="52" w16cid:durableId="685670244">
+  <w:num w:numId="52" w16cid:durableId="1700737343">
     <w:abstractNumId w:val="52"/>
   </w:num>
-  <w:num w:numId="53" w16cid:durableId="1562599654">
+  <w:num w:numId="53" w16cid:durableId="451369259">
     <w:abstractNumId w:val="5"/>
   </w:num>
-  <w:num w:numId="54" w16cid:durableId="1421482690">
+  <w:num w:numId="54" w16cid:durableId="40593765">
     <w:abstractNumId w:val="7"/>
   </w:num>
-  <w:num w:numId="55" w16cid:durableId="713114384">
+  <w:num w:numId="55" w16cid:durableId="579561300">
     <w:abstractNumId w:val="12"/>
   </w:num>
-  <w:num w:numId="56" w16cid:durableId="826559275">
+  <w:num w:numId="56" w16cid:durableId="1778400595">
     <w:abstractNumId w:val="50"/>
   </w:num>
-  <w:num w:numId="57" w16cid:durableId="1945992099">
+  <w:num w:numId="57" w16cid:durableId="430593231">
     <w:abstractNumId w:val="65"/>
   </w:num>
-  <w:num w:numId="58" w16cid:durableId="677385383">
+  <w:num w:numId="58" w16cid:durableId="192768961">
     <w:abstractNumId w:val="69"/>
   </w:num>
-  <w:num w:numId="59" w16cid:durableId="657078287">
+  <w:num w:numId="59" w16cid:durableId="607470028">
     <w:abstractNumId w:val="24"/>
   </w:num>
-  <w:num w:numId="60" w16cid:durableId="966594158">
+  <w:num w:numId="60" w16cid:durableId="138350748">
     <w:abstractNumId w:val="62"/>
   </w:num>
-  <w:num w:numId="61" w16cid:durableId="73741909">
+  <w:num w:numId="61" w16cid:durableId="1673141059">
     <w:abstractNumId w:val="55"/>
   </w:num>
-  <w:num w:numId="62" w16cid:durableId="335884921">
+  <w:num w:numId="62" w16cid:durableId="1415667493">
     <w:abstractNumId w:val="46"/>
   </w:num>
-  <w:num w:numId="63" w16cid:durableId="1525442554">
+  <w:num w:numId="63" w16cid:durableId="1658728413">
     <w:abstractNumId w:val="10"/>
   </w:num>
-  <w:num w:numId="64" w16cid:durableId="1994795164">
+  <w:num w:numId="64" w16cid:durableId="19863483">
     <w:abstractNumId w:val="22"/>
   </w:num>
-  <w:num w:numId="65" w16cid:durableId="1808618341">
+  <w:num w:numId="65" w16cid:durableId="1801653263">
     <w:abstractNumId w:val="63"/>
   </w:num>
-  <w:num w:numId="66" w16cid:durableId="1698237737">
+  <w:num w:numId="66" w16cid:durableId="1952392413">
     <w:abstractNumId w:val="19"/>
   </w:num>
-  <w:num w:numId="67" w16cid:durableId="965237614">
+  <w:num w:numId="67" w16cid:durableId="516427745">
     <w:abstractNumId w:val="59"/>
   </w:num>
-  <w:num w:numId="68" w16cid:durableId="446193006">
+  <w:num w:numId="68" w16cid:durableId="1746102972">
     <w:abstractNumId w:val="14"/>
   </w:num>
-  <w:num w:numId="69" w16cid:durableId="1168324409">
+  <w:num w:numId="69" w16cid:durableId="375276762">
     <w:abstractNumId w:val="57"/>
   </w:num>
-  <w:num w:numId="70" w16cid:durableId="1501391433">
+  <w:num w:numId="70" w16cid:durableId="871845592">
     <w:abstractNumId w:val="20"/>
   </w:num>
   <w:numIdMacAtCleanup w:val="70"/>
@@ -28739,19 +28863,6 @@
 </file>
 
 <file path=customXml/item1.xml><?xml version="1.0" encoding="utf-8"?>
-<?mso-contentType ?>
-<FormTemplates xmlns="http://schemas.microsoft.com/sharepoint/v3/contenttype/forms">
-  <Display>DocumentLibraryForm</Display>
-  <Edit>DocumentLibraryForm</Edit>
-  <New>DocumentLibraryForm</New>
-</FormTemplates>
-</file>
-
-<file path=customXml/item2.xml><?xml version="1.0" encoding="utf-8"?>
-<b:Sources xmlns:b="http://schemas.openxmlformats.org/officeDocument/2006/bibliography" xmlns="http://schemas.openxmlformats.org/officeDocument/2006/bibliography" SelectedStyle="\APASixthEditionOfficeOnline.xsl" StyleName="APA" Version="6"/>
-</file>
-
-<file path=customXml/item3.xml><?xml version="1.0" encoding="utf-8"?>
 <ct:contentTypeSchema xmlns:ct="http://schemas.microsoft.com/office/2006/metadata/contentType" xmlns:ma="http://schemas.microsoft.com/office/2006/metadata/properties/metaAttributes" ct:_="" ma:_="" ma:contentTypeName="Documento" ma:contentTypeID="0x0101006A81D6BD42E8DF4C91013959704817E1" ma:contentTypeVersion="15" ma:contentTypeDescription="Crear nuevo documento." ma:contentTypeScope="" ma:versionID="bf4f72ffd194f0963ff564daca6869f7">
   <xsd:schema xmlns:xsd="http://www.w3.org/2001/XMLSchema" xmlns:xs="http://www.w3.org/2001/XMLSchema" xmlns:p="http://schemas.microsoft.com/office/2006/metadata/properties" xmlns:ns2="13c90a0b-73bc-4dc0-be5f-28d77b615beb" xmlns:ns3="13c93bba-48ce-428c-bfe5-88b42c19b028" targetNamespace="http://schemas.microsoft.com/office/2006/metadata/properties" ma:root="true" ma:fieldsID="8718d6f4873a5b1392a45044efa78385" ns2:_="" ns3:_="">
     <xsd:import namespace="13c90a0b-73bc-4dc0-be5f-28d77b615beb"/>
@@ -28986,7 +29097,7 @@
 </ct:contentTypeSchema>
 </file>
 
-<file path=customXml/item4.xml><?xml version="1.0" encoding="utf-8"?>
+<file path=customXml/item2.xml><?xml version="1.0" encoding="utf-8"?>
 <p:properties xmlns:p="http://schemas.microsoft.com/office/2006/metadata/properties" xmlns:xsi="http://www.w3.org/2001/XMLSchema-instance" xmlns:pc="http://schemas.microsoft.com/office/infopath/2007/PartnerControls">
   <documentManagement>
     <TaxCatchAll xmlns="13c90a0b-73bc-4dc0-be5f-28d77b615beb" xsi:nil="true"/>
@@ -28997,23 +29108,20 @@
 </p:properties>
 </file>
 
-<file path=customXml/itemProps1.xml><?xml version="1.0" encoding="utf-8"?>
-<ds:datastoreItem xmlns:ds="http://schemas.openxmlformats.org/officeDocument/2006/customXml" ds:itemID="{10663269-2064-4804-8290-36D4A57F5557}">
-  <ds:schemaRefs>
-    <ds:schemaRef ds:uri="http://schemas.microsoft.com/sharepoint/v3/contenttype/forms"/>
-  </ds:schemaRefs>
-</ds:datastoreItem>
+<file path=customXml/item3.xml><?xml version="1.0" encoding="utf-8"?>
+<?mso-contentType ?>
+<FormTemplates xmlns="http://schemas.microsoft.com/sharepoint/v3/contenttype/forms">
+  <Display>DocumentLibraryForm</Display>
+  <Edit>DocumentLibraryForm</Edit>
+  <New>DocumentLibraryForm</New>
+</FormTemplates>
 </file>
 
-<file path=customXml/itemProps2.xml><?xml version="1.0" encoding="utf-8"?>
-<ds:datastoreItem xmlns:ds="http://schemas.openxmlformats.org/officeDocument/2006/customXml" ds:itemID="{EAE431FD-7059-4C09-804B-C9D69EB7B213}">
-  <ds:schemaRefs>
-    <ds:schemaRef ds:uri="http://schemas.openxmlformats.org/officeDocument/2006/bibliography"/>
-  </ds:schemaRefs>
-</ds:datastoreItem>
+<file path=customXml/item4.xml><?xml version="1.0" encoding="utf-8"?>
+<b:Sources xmlns:b="http://schemas.openxmlformats.org/officeDocument/2006/bibliography" xmlns="http://schemas.openxmlformats.org/officeDocument/2006/bibliography" SelectedStyle="\APASixthEditionOfficeOnline.xsl" StyleName="APA" Version="6"/>
 </file>
 
-<file path=customXml/itemProps3.xml><?xml version="1.0" encoding="utf-8"?>
+<file path=customXml/itemProps1.xml><?xml version="1.0" encoding="utf-8"?>
 <ds:datastoreItem xmlns:ds="http://schemas.openxmlformats.org/officeDocument/2006/customXml" ds:itemID="{5D146668-2FA7-449D-A7B9-45D5CCDD550C}">
   <ds:schemaRefs>
     <ds:schemaRef ds:uri="http://schemas.microsoft.com/office/2006/metadata/contentType"/>
@@ -29032,7 +29140,7 @@
 </ds:datastoreItem>
 </file>
 
-<file path=customXml/itemProps4.xml><?xml version="1.0" encoding="utf-8"?>
+<file path=customXml/itemProps2.xml><?xml version="1.0" encoding="utf-8"?>
 <ds:datastoreItem xmlns:ds="http://schemas.openxmlformats.org/officeDocument/2006/customXml" ds:itemID="{1279454D-02BE-4A9C-A117-DCD1573E2608}">
   <ds:schemaRefs>
     <ds:schemaRef ds:uri="http://schemas.microsoft.com/office/2006/metadata/properties"/>
@@ -29041,4 +29149,20 @@
     <ds:schemaRef ds:uri="13c93bba-48ce-428c-bfe5-88b42c19b028"/>
   </ds:schemaRefs>
 </ds:datastoreItem>
+</file>
+
+<file path=customXml/itemProps3.xml><?xml version="1.0" encoding="utf-8"?>
+<ds:datastoreItem xmlns:ds="http://schemas.openxmlformats.org/officeDocument/2006/customXml" ds:itemID="{10663269-2064-4804-8290-36D4A57F5557}">
+  <ds:schemaRefs>
+    <ds:schemaRef ds:uri="http://schemas.microsoft.com/sharepoint/v3/contenttype/forms"/>
+  </ds:schemaRefs>
+</ds:datastoreItem>
+</file>
+
+<file path=customXml/itemProps4.xml><?xml version="1.0" encoding="utf-8"?>
+<ds:datastoreItem xmlns:ds="http://schemas.openxmlformats.org/officeDocument/2006/customXml" ds:itemID="{EAE431FD-7059-4C09-804B-C9D69EB7B213}">
+  <ds:schemaRefs>
+    <ds:schemaRef ds:uri="http://schemas.openxmlformats.org/officeDocument/2006/bibliography"/>
+  </ds:schemaRefs>
+</ds:datastoreItem>
 </file>
--- a/fuentes/123103_CF07_DU.docx
+++ b/fuentes/123103_CF07_DU.docx
@@ -1,6 +1,6 @@
 
 <file path=word/document.xml><?xml version="1.0" encoding="utf-8"?>
-<w:document xmlns:wpc="http://schemas.microsoft.com/office/word/2010/wordprocessingCanvas" xmlns:cx="http://schemas.microsoft.com/office/drawing/2014/chartex" xmlns:cx1="http://schemas.microsoft.com/office/drawing/2015/9/8/chartex" xmlns:cx2="http://schemas.microsoft.com/office/drawing/2015/10/21/chartex" xmlns:cx3="http://schemas.microsoft.com/office/drawing/2016/5/9/chartex" xmlns:cx4="http://schemas.microsoft.com/office/drawing/2016/5/10/chartex" xmlns:cx5="http://schemas.microsoft.com/office/drawing/2016/5/11/chartex" xmlns:cx6="http://schemas.microsoft.com/office/drawing/2016/5/12/chartex" xmlns:cx7="http://schemas.microsoft.com/office/drawing/2016/5/13/chartex" xmlns:cx8="http://schemas.microsoft.com/office/drawing/2016/5/14/chartex" xmlns:mc="http://schemas.openxmlformats.org/markup-compatibility/2006" xmlns:aink="http://schemas.microsoft.com/office/drawing/2016/ink" xmlns:am3d="http://schemas.microsoft.com/office/drawing/2017/model3d" xmlns:o="urn:schemas-microsoft-com:office:office" xmlns:oel="http://schemas.microsoft.com/office/2019/extlst" xmlns:r="http://schemas.openxmlformats.org/officeDocument/2006/relationships" xmlns:m="http://schemas.openxmlformats.org/officeDocument/2006/math" xmlns:v="urn:schemas-microsoft-com:vml" xmlns:wp14="http://schemas.microsoft.com/office/word/2010/wordprocessingDrawing" xmlns:wp="http://schemas.openxmlformats.org/drawingml/2006/wordprocessingDrawing" xmlns:w10="urn:schemas-microsoft-com:office:word" xmlns:w="http://schemas.openxmlformats.org/wordprocessingml/2006/main" xmlns:w14="http://schemas.microsoft.com/office/word/2010/wordml" xmlns:w15="http://schemas.microsoft.com/office/word/2012/wordml" xmlns:w16cex="http://schemas.microsoft.com/office/word/2018/wordml/cex" xmlns:w16cid="http://schemas.microsoft.com/office/word/2016/wordml/cid" xmlns:w16="http://schemas.microsoft.com/office/word/2018/wordml" xmlns:w16du="http://schemas.microsoft.com/office/word/2023/wordml/word16du" xmlns:w16sdtdh="http://schemas.microsoft.com/office/word/2020/wordml/sdtdatahash" xmlns:w16sdtfl="http://schemas.microsoft.com/office/word/2024/wordml/sdtformatlock" xmlns:w16se="http://schemas.microsoft.com/office/word/2015/wordml/symex" xmlns:wpg="http://schemas.microsoft.com/office/word/2010/wordprocessingGroup" xmlns:wpi="http://schemas.microsoft.com/office/word/2010/wordprocessingInk" xmlns:wne="http://schemas.microsoft.com/office/word/2006/wordml" xmlns:wps="http://schemas.microsoft.com/office/word/2010/wordprocessingShape" mc:Ignorable="w14 w15 w16se w16cid w16 w16cex w16sdtdh w16sdtfl w16du wp14">
+<w:document xmlns:wpc="http://schemas.microsoft.com/office/word/2010/wordprocessingCanvas" xmlns:cx="http://schemas.microsoft.com/office/drawing/2014/chartex" xmlns:cx1="http://schemas.microsoft.com/office/drawing/2015/9/8/chartex" xmlns:cx2="http://schemas.microsoft.com/office/drawing/2015/10/21/chartex" xmlns:cx3="http://schemas.microsoft.com/office/drawing/2016/5/9/chartex" xmlns:cx4="http://schemas.microsoft.com/office/drawing/2016/5/10/chartex" xmlns:cx5="http://schemas.microsoft.com/office/drawing/2016/5/11/chartex" xmlns:cx6="http://schemas.microsoft.com/office/drawing/2016/5/12/chartex" xmlns:cx7="http://schemas.microsoft.com/office/drawing/2016/5/13/chartex" xmlns:cx8="http://schemas.microsoft.com/office/drawing/2016/5/14/chartex" xmlns:mc="http://schemas.openxmlformats.org/markup-compatibility/2006" xmlns:aink="http://schemas.microsoft.com/office/drawing/2016/ink" xmlns:am3d="http://schemas.microsoft.com/office/drawing/2017/model3d" xmlns:o="urn:schemas-microsoft-com:office:office" xmlns:r="http://schemas.openxmlformats.org/officeDocument/2006/relationships" xmlns:m="http://schemas.openxmlformats.org/officeDocument/2006/math" xmlns:v="urn:schemas-microsoft-com:vml" xmlns:wp14="http://schemas.microsoft.com/office/word/2010/wordprocessingDrawing" xmlns:wp="http://schemas.openxmlformats.org/drawingml/2006/wordprocessingDrawing" xmlns:w10="urn:schemas-microsoft-com:office:word" xmlns:w="http://schemas.openxmlformats.org/wordprocessingml/2006/main" xmlns:w14="http://schemas.microsoft.com/office/word/2010/wordml" xmlns:w15="http://schemas.microsoft.com/office/word/2012/wordml" xmlns:w16cex="http://schemas.microsoft.com/office/word/2018/wordml/cex" xmlns:w16cid="http://schemas.microsoft.com/office/word/2016/wordml/cid" xmlns:w16="http://schemas.microsoft.com/office/word/2018/wordml" xmlns:w16sdtdh="http://schemas.microsoft.com/office/word/2020/wordml/sdtdatahash" xmlns:w16se="http://schemas.microsoft.com/office/word/2015/wordml/symex" xmlns:wpg="http://schemas.microsoft.com/office/word/2010/wordprocessingGroup" xmlns:wpi="http://schemas.microsoft.com/office/word/2010/wordprocessingInk" xmlns:wne="http://schemas.microsoft.com/office/word/2006/wordml" xmlns:wps="http://schemas.microsoft.com/office/word/2010/wordprocessingShape" mc:Ignorable="w14 w15 w16se w16cid w16 w16cex w16sdtdh wp14">
   <w:body>
     <w:p>
       <w:pPr>
@@ -221,7 +221,7 @@
                 <v:stroke joinstyle="miter"/>
                 <v:path gradientshapeok="t" o:connecttype="rect"/>
               </v:shapetype>
-              <v:shape id="Cuadro de texto 2" o:spid="_x0000_s1026" type="#_x0000_t202" alt="&quot;&quot;" style="position:absolute;left:0;text-align:left;margin-left:-25.2pt;margin-top:33.9pt;width:549pt;height:146.25pt;z-index:251663360;visibility:visible;mso-wrap-style:square;mso-width-percent:0;mso-height-percent:0;mso-wrap-distance-left:9pt;mso-wrap-distance-top:3.6pt;mso-wrap-distance-right:9pt;mso-wrap-distance-bottom:3.6pt;mso-position-horizontal:absolute;mso-position-horizontal-relative:margin;mso-position-vertical:absolute;mso-position-vertical-relative:text;mso-width-percent:0;mso-height-percent:0;mso-width-relative:margin;mso-height-relative:margin;v-text-anchor:top" o:gfxdata="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" filled="f" stroked="f">
+              <v:shape id="Cuadro de texto 2" o:spid="_x0000_s1026" type="#_x0000_t202" alt="&quot;&quot;" style="position:absolute;left:0;text-align:left;margin-left:-25.2pt;margin-top:33.9pt;width:549pt;height:146.25pt;z-index:251663360;visibility:visible;mso-wrap-style:square;mso-width-percent:0;mso-height-percent:0;mso-wrap-distance-left:9pt;mso-wrap-distance-top:3.6pt;mso-wrap-distance-right:9pt;mso-wrap-distance-bottom:3.6pt;mso-position-horizontal:absolute;mso-position-horizontal-relative:margin;mso-position-vertical:absolute;mso-position-vertical-relative:text;mso-width-percent:0;mso-height-percent:0;mso-width-relative:margin;mso-height-relative:margin;v-text-anchor:top" o:gfxdata="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" filled="f" stroked="f">
                 <v:textbox>
                   <w:txbxContent>
                     <w:p>
@@ -328,7 +328,7 @@
               </wp:anchor>
             </w:drawing>
           </mc:Choice>
-          <mc:Fallback xmlns:asvg="http://schemas.microsoft.com/office/drawing/2016/SVG/main" xmlns:a14="http://schemas.microsoft.com/office/drawing/2010/main" xmlns:pic="http://schemas.openxmlformats.org/drawingml/2006/picture" xmlns:adec="http://schemas.microsoft.com/office/drawing/2017/decorative" xmlns:a="http://schemas.openxmlformats.org/drawingml/2006/main">
+          <mc:Fallback xmlns:a="http://schemas.openxmlformats.org/drawingml/2006/main" xmlns:adec="http://schemas.microsoft.com/office/drawing/2017/decorative" xmlns:pic="http://schemas.openxmlformats.org/drawingml/2006/picture" xmlns:a14="http://schemas.microsoft.com/office/drawing/2010/main" xmlns:asvg="http://schemas.microsoft.com/office/drawing/2016/SVG/main" xmlns:w16sdtfl="http://schemas.microsoft.com/office/word/2024/wordml/sdtformatlock" xmlns:w16du="http://schemas.microsoft.com/office/word/2023/wordml/word16du" xmlns:oel="http://schemas.microsoft.com/office/2019/extlst">
             <w:pict>
               <v:rect id="Rectángulo 3" style="position:absolute;margin-left:-55.95pt;margin-top:26.4pt;width:613.85pt;height:164.25pt;z-index:-251655168;visibility:visible;mso-wrap-style:square;mso-height-percent:0;mso-wrap-distance-left:9pt;mso-wrap-distance-top:0;mso-wrap-distance-right:9pt;mso-wrap-distance-bottom:0;mso-position-horizontal:absolute;mso-position-horizontal-relative:text;mso-position-vertical:absolute;mso-position-vertical-relative:text;mso-height-percent:0;mso-height-relative:margin;v-text-anchor:middle" alt="&quot;&quot;" o:spid="_x0000_s1026" fillcolor="#00314d" stroked="f" strokeweight="1pt" w14:anchorId="4C256C62" o:gfxdata="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"/>
             </w:pict>
@@ -512,6 +512,7 @@
           <w:docPartUnique/>
         </w:docPartObj>
       </w:sdtPr>
+      <w:sdtEndPr/>
       <w:sdtContent>
         <w:p>
           <w:pPr>
@@ -17756,7 +17757,7 @@
               <w:rPr>
                 <w:lang w:val="es-CO"/>
               </w:rPr>
-              <w:t>Experto temático</w:t>
+              <w:t>Experta temática</w:t>
             </w:r>
           </w:p>
         </w:tc>
@@ -18962,7 +18963,7 @@
 </file>
 
 <file path=word/endnotes.xml><?xml version="1.0" encoding="utf-8"?>
-<w:endnotes xmlns:wpc="http://schemas.microsoft.com/office/word/2010/wordprocessingCanvas" xmlns:cx="http://schemas.microsoft.com/office/drawing/2014/chartex" xmlns:cx1="http://schemas.microsoft.com/office/drawing/2015/9/8/chartex" xmlns:cx2="http://schemas.microsoft.com/office/drawing/2015/10/21/chartex" xmlns:cx3="http://schemas.microsoft.com/office/drawing/2016/5/9/chartex" xmlns:cx4="http://schemas.microsoft.com/office/drawing/2016/5/10/chartex" xmlns:cx5="http://schemas.microsoft.com/office/drawing/2016/5/11/chartex" xmlns:cx6="http://schemas.microsoft.com/office/drawing/2016/5/12/chartex" xmlns:cx7="http://schemas.microsoft.com/office/drawing/2016/5/13/chartex" xmlns:cx8="http://schemas.microsoft.com/office/drawing/2016/5/14/chartex" xmlns:mc="http://schemas.openxmlformats.org/markup-compatibility/2006" xmlns:aink="http://schemas.microsoft.com/office/drawing/2016/ink" xmlns:am3d="http://schemas.microsoft.com/office/drawing/2017/model3d" xmlns:o="urn:schemas-microsoft-com:office:office" xmlns:oel="http://schemas.microsoft.com/office/2019/extlst" xmlns:r="http://schemas.openxmlformats.org/officeDocument/2006/relationships" xmlns:m="http://schemas.openxmlformats.org/officeDocument/2006/math" xmlns:v="urn:schemas-microsoft-com:vml" xmlns:wp14="http://schemas.microsoft.com/office/word/2010/wordprocessingDrawing" xmlns:wp="http://schemas.openxmlformats.org/drawingml/2006/wordprocessingDrawing" xmlns:w10="urn:schemas-microsoft-com:office:word" xmlns:w="http://schemas.openxmlformats.org/wordprocessingml/2006/main" xmlns:w14="http://schemas.microsoft.com/office/word/2010/wordml" xmlns:w15="http://schemas.microsoft.com/office/word/2012/wordml" xmlns:w16cex="http://schemas.microsoft.com/office/word/2018/wordml/cex" xmlns:w16cid="http://schemas.microsoft.com/office/word/2016/wordml/cid" xmlns:w16="http://schemas.microsoft.com/office/word/2018/wordml" xmlns:w16du="http://schemas.microsoft.com/office/word/2023/wordml/word16du" xmlns:w16sdtdh="http://schemas.microsoft.com/office/word/2020/wordml/sdtdatahash" xmlns:w16sdtfl="http://schemas.microsoft.com/office/word/2024/wordml/sdtformatlock" xmlns:w16se="http://schemas.microsoft.com/office/word/2015/wordml/symex" xmlns:wpg="http://schemas.microsoft.com/office/word/2010/wordprocessingGroup" xmlns:wpi="http://schemas.microsoft.com/office/word/2010/wordprocessingInk" xmlns:wne="http://schemas.microsoft.com/office/word/2006/wordml" xmlns:wps="http://schemas.microsoft.com/office/word/2010/wordprocessingShape" mc:Ignorable="w14 w15 w16se w16cid w16 w16cex w16sdtdh w16sdtfl w16du wp14">
+<w:endnotes xmlns:wpc="http://schemas.microsoft.com/office/word/2010/wordprocessingCanvas" xmlns:cx="http://schemas.microsoft.com/office/drawing/2014/chartex" xmlns:cx1="http://schemas.microsoft.com/office/drawing/2015/9/8/chartex" xmlns:cx2="http://schemas.microsoft.com/office/drawing/2015/10/21/chartex" xmlns:cx3="http://schemas.microsoft.com/office/drawing/2016/5/9/chartex" xmlns:cx4="http://schemas.microsoft.com/office/drawing/2016/5/10/chartex" xmlns:cx5="http://schemas.microsoft.com/office/drawing/2016/5/11/chartex" xmlns:cx6="http://schemas.microsoft.com/office/drawing/2016/5/12/chartex" xmlns:cx7="http://schemas.microsoft.com/office/drawing/2016/5/13/chartex" xmlns:cx8="http://schemas.microsoft.com/office/drawing/2016/5/14/chartex" xmlns:mc="http://schemas.openxmlformats.org/markup-compatibility/2006" xmlns:aink="http://schemas.microsoft.com/office/drawing/2016/ink" xmlns:am3d="http://schemas.microsoft.com/office/drawing/2017/model3d" xmlns:o="urn:schemas-microsoft-com:office:office" xmlns:r="http://schemas.openxmlformats.org/officeDocument/2006/relationships" xmlns:m="http://schemas.openxmlformats.org/officeDocument/2006/math" xmlns:v="urn:schemas-microsoft-com:vml" xmlns:wp14="http://schemas.microsoft.com/office/word/2010/wordprocessingDrawing" xmlns:wp="http://schemas.openxmlformats.org/drawingml/2006/wordprocessingDrawing" xmlns:w10="urn:schemas-microsoft-com:office:word" xmlns:w="http://schemas.openxmlformats.org/wordprocessingml/2006/main" xmlns:w14="http://schemas.microsoft.com/office/word/2010/wordml" xmlns:w15="http://schemas.microsoft.com/office/word/2012/wordml" xmlns:w16cex="http://schemas.microsoft.com/office/word/2018/wordml/cex" xmlns:w16cid="http://schemas.microsoft.com/office/word/2016/wordml/cid" xmlns:w16="http://schemas.microsoft.com/office/word/2018/wordml" xmlns:w16sdtdh="http://schemas.microsoft.com/office/word/2020/wordml/sdtdatahash" xmlns:w16se="http://schemas.microsoft.com/office/word/2015/wordml/symex" xmlns:wpg="http://schemas.microsoft.com/office/word/2010/wordprocessingGroup" xmlns:wpi="http://schemas.microsoft.com/office/word/2010/wordprocessingInk" xmlns:wne="http://schemas.microsoft.com/office/word/2006/wordml" xmlns:wps="http://schemas.microsoft.com/office/word/2010/wordprocessingShape" mc:Ignorable="w14 w15 w16se w16cid w16 w16cex w16sdtdh wp14">
   <w:endnote w:type="separator" w:id="-1">
     <w:p>
       <w:pPr>
@@ -18987,7 +18988,7 @@
 </file>
 
 <file path=word/footer1.xml><?xml version="1.0" encoding="utf-8"?>
-<w:ftr xmlns:wpc="http://schemas.microsoft.com/office/word/2010/wordprocessingCanvas" xmlns:cx="http://schemas.microsoft.com/office/drawing/2014/chartex" xmlns:cx1="http://schemas.microsoft.com/office/drawing/2015/9/8/chartex" xmlns:cx2="http://schemas.microsoft.com/office/drawing/2015/10/21/chartex" xmlns:cx3="http://schemas.microsoft.com/office/drawing/2016/5/9/chartex" xmlns:cx4="http://schemas.microsoft.com/office/drawing/2016/5/10/chartex" xmlns:cx5="http://schemas.microsoft.com/office/drawing/2016/5/11/chartex" xmlns:cx6="http://schemas.microsoft.com/office/drawing/2016/5/12/chartex" xmlns:cx7="http://schemas.microsoft.com/office/drawing/2016/5/13/chartex" xmlns:cx8="http://schemas.microsoft.com/office/drawing/2016/5/14/chartex" xmlns:mc="http://schemas.openxmlformats.org/markup-compatibility/2006" xmlns:aink="http://schemas.microsoft.com/office/drawing/2016/ink" xmlns:am3d="http://schemas.microsoft.com/office/drawing/2017/model3d" xmlns:o="urn:schemas-microsoft-com:office:office" xmlns:oel="http://schemas.microsoft.com/office/2019/extlst" xmlns:r="http://schemas.openxmlformats.org/officeDocument/2006/relationships" xmlns:m="http://schemas.openxmlformats.org/officeDocument/2006/math" xmlns:v="urn:schemas-microsoft-com:vml" xmlns:wp14="http://schemas.microsoft.com/office/word/2010/wordprocessingDrawing" xmlns:wp="http://schemas.openxmlformats.org/drawingml/2006/wordprocessingDrawing" xmlns:w10="urn:schemas-microsoft-com:office:word" xmlns:w="http://schemas.openxmlformats.org/wordprocessingml/2006/main" xmlns:w14="http://schemas.microsoft.com/office/word/2010/wordml" xmlns:w15="http://schemas.microsoft.com/office/word/2012/wordml" xmlns:w16cex="http://schemas.microsoft.com/office/word/2018/wordml/cex" xmlns:w16cid="http://schemas.microsoft.com/office/word/2016/wordml/cid" xmlns:w16="http://schemas.microsoft.com/office/word/2018/wordml" xmlns:w16du="http://schemas.microsoft.com/office/word/2023/wordml/word16du" xmlns:w16sdtdh="http://schemas.microsoft.com/office/word/2020/wordml/sdtdatahash" xmlns:w16sdtfl="http://schemas.microsoft.com/office/word/2024/wordml/sdtformatlock" xmlns:w16se="http://schemas.microsoft.com/office/word/2015/wordml/symex" xmlns:wpg="http://schemas.microsoft.com/office/word/2010/wordprocessingGroup" xmlns:wpi="http://schemas.microsoft.com/office/word/2010/wordprocessingInk" xmlns:wne="http://schemas.microsoft.com/office/word/2006/wordml" xmlns:wps="http://schemas.microsoft.com/office/word/2010/wordprocessingShape" mc:Ignorable="w14 w15 w16se w16cid w16 w16cex w16sdtdh w16sdtfl w16du wp14">
+<w:ftr xmlns:wpc="http://schemas.microsoft.com/office/word/2010/wordprocessingCanvas" xmlns:cx="http://schemas.microsoft.com/office/drawing/2014/chartex" xmlns:cx1="http://schemas.microsoft.com/office/drawing/2015/9/8/chartex" xmlns:cx2="http://schemas.microsoft.com/office/drawing/2015/10/21/chartex" xmlns:cx3="http://schemas.microsoft.com/office/drawing/2016/5/9/chartex" xmlns:cx4="http://schemas.microsoft.com/office/drawing/2016/5/10/chartex" xmlns:cx5="http://schemas.microsoft.com/office/drawing/2016/5/11/chartex" xmlns:cx6="http://schemas.microsoft.com/office/drawing/2016/5/12/chartex" xmlns:cx7="http://schemas.microsoft.com/office/drawing/2016/5/13/chartex" xmlns:cx8="http://schemas.microsoft.com/office/drawing/2016/5/14/chartex" xmlns:mc="http://schemas.openxmlformats.org/markup-compatibility/2006" xmlns:aink="http://schemas.microsoft.com/office/drawing/2016/ink" xmlns:am3d="http://schemas.microsoft.com/office/drawing/2017/model3d" xmlns:o="urn:schemas-microsoft-com:office:office" xmlns:r="http://schemas.openxmlformats.org/officeDocument/2006/relationships" xmlns:m="http://schemas.openxmlformats.org/officeDocument/2006/math" xmlns:v="urn:schemas-microsoft-com:vml" xmlns:wp14="http://schemas.microsoft.com/office/word/2010/wordprocessingDrawing" xmlns:wp="http://schemas.openxmlformats.org/drawingml/2006/wordprocessingDrawing" xmlns:w10="urn:schemas-microsoft-com:office:word" xmlns:w="http://schemas.openxmlformats.org/wordprocessingml/2006/main" xmlns:w14="http://schemas.microsoft.com/office/word/2010/wordml" xmlns:w15="http://schemas.microsoft.com/office/word/2012/wordml" xmlns:w16cex="http://schemas.microsoft.com/office/word/2018/wordml/cex" xmlns:w16cid="http://schemas.microsoft.com/office/word/2016/wordml/cid" xmlns:w16="http://schemas.microsoft.com/office/word/2018/wordml" xmlns:w16sdtdh="http://schemas.microsoft.com/office/word/2020/wordml/sdtdatahash" xmlns:w16se="http://schemas.microsoft.com/office/word/2015/wordml/symex" xmlns:wpg="http://schemas.microsoft.com/office/word/2010/wordprocessingGroup" xmlns:wpi="http://schemas.microsoft.com/office/word/2010/wordprocessingInk" xmlns:wne="http://schemas.microsoft.com/office/word/2006/wordml" xmlns:wps="http://schemas.microsoft.com/office/word/2010/wordprocessingShape" mc:Ignorable="w14 w15 w16se w16cid w16 w16cex w16sdtdh wp14">
   <w:sdt>
     <w:sdtPr>
       <w:id w:val="-1465197936"/>
@@ -18996,6 +18997,7 @@
         <w:docPartUnique/>
       </w:docPartObj>
     </w:sdtPr>
+    <w:sdtEndPr/>
     <w:sdtContent>
       <w:p>
         <w:pPr>
@@ -19032,7 +19034,7 @@
 </file>
 
 <file path=word/footnotes.xml><?xml version="1.0" encoding="utf-8"?>
-<w:footnotes xmlns:wpc="http://schemas.microsoft.com/office/word/2010/wordprocessingCanvas" xmlns:cx="http://schemas.microsoft.com/office/drawing/2014/chartex" xmlns:cx1="http://schemas.microsoft.com/office/drawing/2015/9/8/chartex" xmlns:cx2="http://schemas.microsoft.com/office/drawing/2015/10/21/chartex" xmlns:cx3="http://schemas.microsoft.com/office/drawing/2016/5/9/chartex" xmlns:cx4="http://schemas.microsoft.com/office/drawing/2016/5/10/chartex" xmlns:cx5="http://schemas.microsoft.com/office/drawing/2016/5/11/chartex" xmlns:cx6="http://schemas.microsoft.com/office/drawing/2016/5/12/chartex" xmlns:cx7="http://schemas.microsoft.com/office/drawing/2016/5/13/chartex" xmlns:cx8="http://schemas.microsoft.com/office/drawing/2016/5/14/chartex" xmlns:mc="http://schemas.openxmlformats.org/markup-compatibility/2006" xmlns:aink="http://schemas.microsoft.com/office/drawing/2016/ink" xmlns:am3d="http://schemas.microsoft.com/office/drawing/2017/model3d" xmlns:o="urn:schemas-microsoft-com:office:office" xmlns:oel="http://schemas.microsoft.com/office/2019/extlst" xmlns:r="http://schemas.openxmlformats.org/officeDocument/2006/relationships" xmlns:m="http://schemas.openxmlformats.org/officeDocument/2006/math" xmlns:v="urn:schemas-microsoft-com:vml" xmlns:wp14="http://schemas.microsoft.com/office/word/2010/wordprocessingDrawing" xmlns:wp="http://schemas.openxmlformats.org/drawingml/2006/wordprocessingDrawing" xmlns:w10="urn:schemas-microsoft-com:office:word" xmlns:w="http://schemas.openxmlformats.org/wordprocessingml/2006/main" xmlns:w14="http://schemas.microsoft.com/office/word/2010/wordml" xmlns:w15="http://schemas.microsoft.com/office/word/2012/wordml" xmlns:w16cex="http://schemas.microsoft.com/office/word/2018/wordml/cex" xmlns:w16cid="http://schemas.microsoft.com/office/word/2016/wordml/cid" xmlns:w16="http://schemas.microsoft.com/office/word/2018/wordml" xmlns:w16du="http://schemas.microsoft.com/office/word/2023/wordml/word16du" xmlns:w16sdtdh="http://schemas.microsoft.com/office/word/2020/wordml/sdtdatahash" xmlns:w16sdtfl="http://schemas.microsoft.com/office/word/2024/wordml/sdtformatlock" xmlns:w16se="http://schemas.microsoft.com/office/word/2015/wordml/symex" xmlns:wpg="http://schemas.microsoft.com/office/word/2010/wordprocessingGroup" xmlns:wpi="http://schemas.microsoft.com/office/word/2010/wordprocessingInk" xmlns:wne="http://schemas.microsoft.com/office/word/2006/wordml" xmlns:wps="http://schemas.microsoft.com/office/word/2010/wordprocessingShape" mc:Ignorable="w14 w15 w16se w16cid w16 w16cex w16sdtdh w16sdtfl w16du wp14">
+<w:footnotes xmlns:wpc="http://schemas.microsoft.com/office/word/2010/wordprocessingCanvas" xmlns:cx="http://schemas.microsoft.com/office/drawing/2014/chartex" xmlns:cx1="http://schemas.microsoft.com/office/drawing/2015/9/8/chartex" xmlns:cx2="http://schemas.microsoft.com/office/drawing/2015/10/21/chartex" xmlns:cx3="http://schemas.microsoft.com/office/drawing/2016/5/9/chartex" xmlns:cx4="http://schemas.microsoft.com/office/drawing/2016/5/10/chartex" xmlns:cx5="http://schemas.microsoft.com/office/drawing/2016/5/11/chartex" xmlns:cx6="http://schemas.microsoft.com/office/drawing/2016/5/12/chartex" xmlns:cx7="http://schemas.microsoft.com/office/drawing/2016/5/13/chartex" xmlns:cx8="http://schemas.microsoft.com/office/drawing/2016/5/14/chartex" xmlns:mc="http://schemas.openxmlformats.org/markup-compatibility/2006" xmlns:aink="http://schemas.microsoft.com/office/drawing/2016/ink" xmlns:am3d="http://schemas.microsoft.com/office/drawing/2017/model3d" xmlns:o="urn:schemas-microsoft-com:office:office" xmlns:r="http://schemas.openxmlformats.org/officeDocument/2006/relationships" xmlns:m="http://schemas.openxmlformats.org/officeDocument/2006/math" xmlns:v="urn:schemas-microsoft-com:vml" xmlns:wp14="http://schemas.microsoft.com/office/word/2010/wordprocessingDrawing" xmlns:wp="http://schemas.openxmlformats.org/drawingml/2006/wordprocessingDrawing" xmlns:w10="urn:schemas-microsoft-com:office:word" xmlns:w="http://schemas.openxmlformats.org/wordprocessingml/2006/main" xmlns:w14="http://schemas.microsoft.com/office/word/2010/wordml" xmlns:w15="http://schemas.microsoft.com/office/word/2012/wordml" xmlns:w16cex="http://schemas.microsoft.com/office/word/2018/wordml/cex" xmlns:w16cid="http://schemas.microsoft.com/office/word/2016/wordml/cid" xmlns:w16="http://schemas.microsoft.com/office/word/2018/wordml" xmlns:w16sdtdh="http://schemas.microsoft.com/office/word/2020/wordml/sdtdatahash" xmlns:w16se="http://schemas.microsoft.com/office/word/2015/wordml/symex" xmlns:wpg="http://schemas.microsoft.com/office/word/2010/wordprocessingGroup" xmlns:wpi="http://schemas.microsoft.com/office/word/2010/wordprocessingInk" xmlns:wne="http://schemas.microsoft.com/office/word/2006/wordml" xmlns:wps="http://schemas.microsoft.com/office/word/2010/wordprocessingShape" mc:Ignorable="w14 w15 w16se w16cid w16 w16cex w16sdtdh wp14">
   <w:footnote w:type="separator" w:id="-1">
     <w:p>
       <w:pPr>
@@ -19057,7 +19059,7 @@
 </file>
 
 <file path=word/header1.xml><?xml version="1.0" encoding="utf-8"?>
-<w:hdr xmlns:wpc="http://schemas.microsoft.com/office/word/2010/wordprocessingCanvas" xmlns:cx="http://schemas.microsoft.com/office/drawing/2014/chartex" xmlns:cx1="http://schemas.microsoft.com/office/drawing/2015/9/8/chartex" xmlns:cx2="http://schemas.microsoft.com/office/drawing/2015/10/21/chartex" xmlns:cx3="http://schemas.microsoft.com/office/drawing/2016/5/9/chartex" xmlns:cx4="http://schemas.microsoft.com/office/drawing/2016/5/10/chartex" xmlns:cx5="http://schemas.microsoft.com/office/drawing/2016/5/11/chartex" xmlns:cx6="http://schemas.microsoft.com/office/drawing/2016/5/12/chartex" xmlns:cx7="http://schemas.microsoft.com/office/drawing/2016/5/13/chartex" xmlns:cx8="http://schemas.microsoft.com/office/drawing/2016/5/14/chartex" xmlns:mc="http://schemas.openxmlformats.org/markup-compatibility/2006" xmlns:aink="http://schemas.microsoft.com/office/drawing/2016/ink" xmlns:am3d="http://schemas.microsoft.com/office/drawing/2017/model3d" xmlns:o="urn:schemas-microsoft-com:office:office" xmlns:oel="http://schemas.microsoft.com/office/2019/extlst" xmlns:r="http://schemas.openxmlformats.org/officeDocument/2006/relationships" xmlns:m="http://schemas.openxmlformats.org/officeDocument/2006/math" xmlns:v="urn:schemas-microsoft-com:vml" xmlns:wp14="http://schemas.microsoft.com/office/word/2010/wordprocessingDrawing" xmlns:wp="http://schemas.openxmlformats.org/drawingml/2006/wordprocessingDrawing" xmlns:w10="urn:schemas-microsoft-com:office:word" xmlns:w="http://schemas.openxmlformats.org/wordprocessingml/2006/main" xmlns:w14="http://schemas.microsoft.com/office/word/2010/wordml" xmlns:w15="http://schemas.microsoft.com/office/word/2012/wordml" xmlns:w16cex="http://schemas.microsoft.com/office/word/2018/wordml/cex" xmlns:w16cid="http://schemas.microsoft.com/office/word/2016/wordml/cid" xmlns:w16="http://schemas.microsoft.com/office/word/2018/wordml" xmlns:w16du="http://schemas.microsoft.com/office/word/2023/wordml/word16du" xmlns:w16sdtdh="http://schemas.microsoft.com/office/word/2020/wordml/sdtdatahash" xmlns:w16sdtfl="http://schemas.microsoft.com/office/word/2024/wordml/sdtformatlock" xmlns:w16se="http://schemas.microsoft.com/office/word/2015/wordml/symex" xmlns:wpg="http://schemas.microsoft.com/office/word/2010/wordprocessingGroup" xmlns:wpi="http://schemas.microsoft.com/office/word/2010/wordprocessingInk" xmlns:wne="http://schemas.microsoft.com/office/word/2006/wordml" xmlns:wps="http://schemas.microsoft.com/office/word/2010/wordprocessingShape" mc:Ignorable="w14 w15 w16se w16cid w16 w16cex w16sdtdh w16sdtfl w16du wp14">
+<w:hdr xmlns:wpc="http://schemas.microsoft.com/office/word/2010/wordprocessingCanvas" xmlns:cx="http://schemas.microsoft.com/office/drawing/2014/chartex" xmlns:cx1="http://schemas.microsoft.com/office/drawing/2015/9/8/chartex" xmlns:cx2="http://schemas.microsoft.com/office/drawing/2015/10/21/chartex" xmlns:cx3="http://schemas.microsoft.com/office/drawing/2016/5/9/chartex" xmlns:cx4="http://schemas.microsoft.com/office/drawing/2016/5/10/chartex" xmlns:cx5="http://schemas.microsoft.com/office/drawing/2016/5/11/chartex" xmlns:cx6="http://schemas.microsoft.com/office/drawing/2016/5/12/chartex" xmlns:cx7="http://schemas.microsoft.com/office/drawing/2016/5/13/chartex" xmlns:cx8="http://schemas.microsoft.com/office/drawing/2016/5/14/chartex" xmlns:mc="http://schemas.openxmlformats.org/markup-compatibility/2006" xmlns:aink="http://schemas.microsoft.com/office/drawing/2016/ink" xmlns:am3d="http://schemas.microsoft.com/office/drawing/2017/model3d" xmlns:o="urn:schemas-microsoft-com:office:office" xmlns:r="http://schemas.openxmlformats.org/officeDocument/2006/relationships" xmlns:m="http://schemas.openxmlformats.org/officeDocument/2006/math" xmlns:v="urn:schemas-microsoft-com:vml" xmlns:wp14="http://schemas.microsoft.com/office/word/2010/wordprocessingDrawing" xmlns:wp="http://schemas.openxmlformats.org/drawingml/2006/wordprocessingDrawing" xmlns:w10="urn:schemas-microsoft-com:office:word" xmlns:w="http://schemas.openxmlformats.org/wordprocessingml/2006/main" xmlns:w14="http://schemas.microsoft.com/office/word/2010/wordml" xmlns:w15="http://schemas.microsoft.com/office/word/2012/wordml" xmlns:w16cex="http://schemas.microsoft.com/office/word/2018/wordml/cex" xmlns:w16cid="http://schemas.microsoft.com/office/word/2016/wordml/cid" xmlns:w16="http://schemas.microsoft.com/office/word/2018/wordml" xmlns:w16sdtdh="http://schemas.microsoft.com/office/word/2020/wordml/sdtdatahash" xmlns:w16se="http://schemas.microsoft.com/office/word/2015/wordml/symex" xmlns:wpg="http://schemas.microsoft.com/office/word/2010/wordprocessingGroup" xmlns:wpi="http://schemas.microsoft.com/office/word/2010/wordprocessingInk" xmlns:wne="http://schemas.microsoft.com/office/word/2006/wordml" xmlns:wps="http://schemas.microsoft.com/office/word/2010/wordprocessingShape" mc:Ignorable="w14 w15 w16se w16cid w16 w16cex w16sdtdh wp14">
   <w:p>
     <w:pPr>
       <w:pStyle w:val="Encabezado"/>
@@ -19143,7 +19145,7 @@
 </file>
 
 <file path=word/numbering.xml><?xml version="1.0" encoding="utf-8"?>
-<w:numbering xmlns:wpc="http://schemas.microsoft.com/office/word/2010/wordprocessingCanvas" xmlns:cx="http://schemas.microsoft.com/office/drawing/2014/chartex" xmlns:cx1="http://schemas.microsoft.com/office/drawing/2015/9/8/chartex" xmlns:cx2="http://schemas.microsoft.com/office/drawing/2015/10/21/chartex" xmlns:cx3="http://schemas.microsoft.com/office/drawing/2016/5/9/chartex" xmlns:cx4="http://schemas.microsoft.com/office/drawing/2016/5/10/chartex" xmlns:cx5="http://schemas.microsoft.com/office/drawing/2016/5/11/chartex" xmlns:cx6="http://schemas.microsoft.com/office/drawing/2016/5/12/chartex" xmlns:cx7="http://schemas.microsoft.com/office/drawing/2016/5/13/chartex" xmlns:cx8="http://schemas.microsoft.com/office/drawing/2016/5/14/chartex" xmlns:mc="http://schemas.openxmlformats.org/markup-compatibility/2006" xmlns:aink="http://schemas.microsoft.com/office/drawing/2016/ink" xmlns:am3d="http://schemas.microsoft.com/office/drawing/2017/model3d" xmlns:o="urn:schemas-microsoft-com:office:office" xmlns:oel="http://schemas.microsoft.com/office/2019/extlst" xmlns:r="http://schemas.openxmlformats.org/officeDocument/2006/relationships" xmlns:m="http://schemas.openxmlformats.org/officeDocument/2006/math" xmlns:v="urn:schemas-microsoft-com:vml" xmlns:wp14="http://schemas.microsoft.com/office/word/2010/wordprocessingDrawing" xmlns:wp="http://schemas.openxmlformats.org/drawingml/2006/wordprocessingDrawing" xmlns:w10="urn:schemas-microsoft-com:office:word" xmlns:w="http://schemas.openxmlformats.org/wordprocessingml/2006/main" xmlns:w14="http://schemas.microsoft.com/office/word/2010/wordml" xmlns:w15="http://schemas.microsoft.com/office/word/2012/wordml" xmlns:w16cex="http://schemas.microsoft.com/office/word/2018/wordml/cex" xmlns:w16cid="http://schemas.microsoft.com/office/word/2016/wordml/cid" xmlns:w16="http://schemas.microsoft.com/office/word/2018/wordml" xmlns:w16du="http://schemas.microsoft.com/office/word/2023/wordml/word16du" xmlns:w16sdtdh="http://schemas.microsoft.com/office/word/2020/wordml/sdtdatahash" xmlns:w16sdtfl="http://schemas.microsoft.com/office/word/2024/wordml/sdtformatlock" xmlns:w16se="http://schemas.microsoft.com/office/word/2015/wordml/symex" xmlns:wpg="http://schemas.microsoft.com/office/word/2010/wordprocessingGroup" xmlns:wpi="http://schemas.microsoft.com/office/word/2010/wordprocessingInk" xmlns:wne="http://schemas.microsoft.com/office/word/2006/wordml" xmlns:wps="http://schemas.microsoft.com/office/word/2010/wordprocessingShape" mc:Ignorable="w14 w15 w16se w16cid w16 w16cex w16sdtdh w16sdtfl w16du wp14">
+<w:numbering xmlns:wpc="http://schemas.microsoft.com/office/word/2010/wordprocessingCanvas" xmlns:cx="http://schemas.microsoft.com/office/drawing/2014/chartex" xmlns:cx1="http://schemas.microsoft.com/office/drawing/2015/9/8/chartex" xmlns:cx2="http://schemas.microsoft.com/office/drawing/2015/10/21/chartex" xmlns:cx3="http://schemas.microsoft.com/office/drawing/2016/5/9/chartex" xmlns:cx4="http://schemas.microsoft.com/office/drawing/2016/5/10/chartex" xmlns:cx5="http://schemas.microsoft.com/office/drawing/2016/5/11/chartex" xmlns:cx6="http://schemas.microsoft.com/office/drawing/2016/5/12/chartex" xmlns:cx7="http://schemas.microsoft.com/office/drawing/2016/5/13/chartex" xmlns:cx8="http://schemas.microsoft.com/office/drawing/2016/5/14/chartex" xmlns:mc="http://schemas.openxmlformats.org/markup-compatibility/2006" xmlns:aink="http://schemas.microsoft.com/office/drawing/2016/ink" xmlns:am3d="http://schemas.microsoft.com/office/drawing/2017/model3d" xmlns:o="urn:schemas-microsoft-com:office:office" xmlns:r="http://schemas.openxmlformats.org/officeDocument/2006/relationships" xmlns:m="http://schemas.openxmlformats.org/officeDocument/2006/math" xmlns:v="urn:schemas-microsoft-com:vml" xmlns:wp14="http://schemas.microsoft.com/office/word/2010/wordprocessingDrawing" xmlns:wp="http://schemas.openxmlformats.org/drawingml/2006/wordprocessingDrawing" xmlns:w10="urn:schemas-microsoft-com:office:word" xmlns:w="http://schemas.openxmlformats.org/wordprocessingml/2006/main" xmlns:w14="http://schemas.microsoft.com/office/word/2010/wordml" xmlns:w15="http://schemas.microsoft.com/office/word/2012/wordml" xmlns:w16cex="http://schemas.microsoft.com/office/word/2018/wordml/cex" xmlns:w16cid="http://schemas.microsoft.com/office/word/2016/wordml/cid" xmlns:w16="http://schemas.microsoft.com/office/word/2018/wordml" xmlns:w16sdtdh="http://schemas.microsoft.com/office/word/2020/wordml/sdtdatahash" xmlns:w16se="http://schemas.microsoft.com/office/word/2015/wordml/symex" xmlns:wpg="http://schemas.microsoft.com/office/word/2010/wordprocessingGroup" xmlns:wpi="http://schemas.microsoft.com/office/word/2010/wordprocessingInk" xmlns:wne="http://schemas.microsoft.com/office/word/2006/wordml" xmlns:wps="http://schemas.microsoft.com/office/word/2010/wordprocessingShape" mc:Ignorable="w14 w15 w16se w16cid w16 w16cex w16sdtdh wp14">
   <w:abstractNum w:abstractNumId="0" w15:restartNumberingAfterBreak="0">
     <w:nsid w:val="FFFFFF89"/>
     <w:multiLevelType w:val="singleLevel"/>
@@ -26907,214 +26909,214 @@
       </w:rPr>
     </w:lvl>
   </w:abstractNum>
-  <w:num w:numId="1" w16cid:durableId="1566991807">
+  <w:num w:numId="1">
     <w:abstractNumId w:val="0"/>
   </w:num>
-  <w:num w:numId="2" w16cid:durableId="364405491">
+  <w:num w:numId="2">
     <w:abstractNumId w:val="25"/>
   </w:num>
-  <w:num w:numId="3" w16cid:durableId="1244799744">
+  <w:num w:numId="3">
     <w:abstractNumId w:val="47"/>
   </w:num>
-  <w:num w:numId="4" w16cid:durableId="2076976012">
+  <w:num w:numId="4">
     <w:abstractNumId w:val="34"/>
   </w:num>
-  <w:num w:numId="5" w16cid:durableId="1627422286">
+  <w:num w:numId="5">
     <w:abstractNumId w:val="36"/>
   </w:num>
-  <w:num w:numId="6" w16cid:durableId="394740349">
+  <w:num w:numId="6">
     <w:abstractNumId w:val="17"/>
   </w:num>
-  <w:num w:numId="7" w16cid:durableId="1312248528">
+  <w:num w:numId="7">
     <w:abstractNumId w:val="8"/>
   </w:num>
-  <w:num w:numId="8" w16cid:durableId="860362809">
+  <w:num w:numId="8">
     <w:abstractNumId w:val="66"/>
   </w:num>
-  <w:num w:numId="9" w16cid:durableId="1423450052">
+  <w:num w:numId="9">
     <w:abstractNumId w:val="26"/>
   </w:num>
-  <w:num w:numId="10" w16cid:durableId="560024513">
+  <w:num w:numId="10">
     <w:abstractNumId w:val="61"/>
   </w:num>
-  <w:num w:numId="11" w16cid:durableId="287711333">
+  <w:num w:numId="11">
     <w:abstractNumId w:val="11"/>
   </w:num>
-  <w:num w:numId="12" w16cid:durableId="1881436247">
+  <w:num w:numId="12">
     <w:abstractNumId w:val="28"/>
   </w:num>
-  <w:num w:numId="13" w16cid:durableId="1069692921">
+  <w:num w:numId="13">
     <w:abstractNumId w:val="6"/>
   </w:num>
-  <w:num w:numId="14" w16cid:durableId="1560674999">
+  <w:num w:numId="14">
     <w:abstractNumId w:val="13"/>
   </w:num>
-  <w:num w:numId="15" w16cid:durableId="1105346759">
+  <w:num w:numId="15">
     <w:abstractNumId w:val="44"/>
   </w:num>
-  <w:num w:numId="16" w16cid:durableId="208802652">
+  <w:num w:numId="16">
     <w:abstractNumId w:val="68"/>
   </w:num>
-  <w:num w:numId="17" w16cid:durableId="761534051">
+  <w:num w:numId="17">
     <w:abstractNumId w:val="35"/>
   </w:num>
-  <w:num w:numId="18" w16cid:durableId="1362978700">
+  <w:num w:numId="18">
     <w:abstractNumId w:val="30"/>
   </w:num>
-  <w:num w:numId="19" w16cid:durableId="219369681">
+  <w:num w:numId="19">
     <w:abstractNumId w:val="56"/>
   </w:num>
-  <w:num w:numId="20" w16cid:durableId="882670378">
+  <w:num w:numId="20">
     <w:abstractNumId w:val="58"/>
   </w:num>
-  <w:num w:numId="21" w16cid:durableId="1218710382">
+  <w:num w:numId="21">
     <w:abstractNumId w:val="53"/>
   </w:num>
-  <w:num w:numId="22" w16cid:durableId="1176262809">
+  <w:num w:numId="22">
     <w:abstractNumId w:val="41"/>
   </w:num>
-  <w:num w:numId="23" w16cid:durableId="1230530966">
+  <w:num w:numId="23">
     <w:abstractNumId w:val="9"/>
   </w:num>
-  <w:num w:numId="24" w16cid:durableId="339358507">
+  <w:num w:numId="24">
     <w:abstractNumId w:val="31"/>
   </w:num>
-  <w:num w:numId="25" w16cid:durableId="1589190138">
+  <w:num w:numId="25">
     <w:abstractNumId w:val="1"/>
   </w:num>
-  <w:num w:numId="26" w16cid:durableId="42564599">
+  <w:num w:numId="26">
     <w:abstractNumId w:val="64"/>
   </w:num>
-  <w:num w:numId="27" w16cid:durableId="1893999100">
+  <w:num w:numId="27">
     <w:abstractNumId w:val="49"/>
   </w:num>
-  <w:num w:numId="28" w16cid:durableId="749352045">
+  <w:num w:numId="28">
     <w:abstractNumId w:val="32"/>
   </w:num>
-  <w:num w:numId="29" w16cid:durableId="1662999936">
+  <w:num w:numId="29">
     <w:abstractNumId w:val="33"/>
   </w:num>
-  <w:num w:numId="30" w16cid:durableId="1522545671">
+  <w:num w:numId="30">
     <w:abstractNumId w:val="45"/>
   </w:num>
-  <w:num w:numId="31" w16cid:durableId="2036271675">
+  <w:num w:numId="31">
     <w:abstractNumId w:val="60"/>
   </w:num>
-  <w:num w:numId="32" w16cid:durableId="1392771140">
+  <w:num w:numId="32">
     <w:abstractNumId w:val="43"/>
   </w:num>
-  <w:num w:numId="33" w16cid:durableId="1979915051">
+  <w:num w:numId="33">
     <w:abstractNumId w:val="4"/>
   </w:num>
-  <w:num w:numId="34" w16cid:durableId="1428817040">
+  <w:num w:numId="34">
     <w:abstractNumId w:val="2"/>
   </w:num>
-  <w:num w:numId="35" w16cid:durableId="1110933006">
+  <w:num w:numId="35">
     <w:abstractNumId w:val="51"/>
   </w:num>
-  <w:num w:numId="36" w16cid:durableId="34500327">
+  <w:num w:numId="36">
     <w:abstractNumId w:val="18"/>
   </w:num>
-  <w:num w:numId="37" w16cid:durableId="1977444866">
+  <w:num w:numId="37">
     <w:abstractNumId w:val="39"/>
   </w:num>
-  <w:num w:numId="38" w16cid:durableId="2066486038">
+  <w:num w:numId="38">
     <w:abstractNumId w:val="21"/>
   </w:num>
-  <w:num w:numId="39" w16cid:durableId="93592595">
+  <w:num w:numId="39">
     <w:abstractNumId w:val="16"/>
   </w:num>
-  <w:num w:numId="40" w16cid:durableId="1889562041">
+  <w:num w:numId="40">
     <w:abstractNumId w:val="37"/>
   </w:num>
-  <w:num w:numId="41" w16cid:durableId="1371759125">
+  <w:num w:numId="41">
     <w:abstractNumId w:val="29"/>
   </w:num>
-  <w:num w:numId="42" w16cid:durableId="376512122">
+  <w:num w:numId="42">
     <w:abstractNumId w:val="15"/>
   </w:num>
-  <w:num w:numId="43" w16cid:durableId="1921256520">
+  <w:num w:numId="43">
     <w:abstractNumId w:val="54"/>
   </w:num>
-  <w:num w:numId="44" w16cid:durableId="1864901309">
+  <w:num w:numId="44">
     <w:abstractNumId w:val="23"/>
   </w:num>
-  <w:num w:numId="45" w16cid:durableId="1709528940">
+  <w:num w:numId="45">
     <w:abstractNumId w:val="48"/>
   </w:num>
-  <w:num w:numId="46" w16cid:durableId="395200081">
+  <w:num w:numId="46">
     <w:abstractNumId w:val="42"/>
   </w:num>
-  <w:num w:numId="47" w16cid:durableId="718944335">
+  <w:num w:numId="47">
     <w:abstractNumId w:val="40"/>
   </w:num>
-  <w:num w:numId="48" w16cid:durableId="1171943775">
+  <w:num w:numId="48">
     <w:abstractNumId w:val="27"/>
   </w:num>
-  <w:num w:numId="49" w16cid:durableId="644045136">
+  <w:num w:numId="49">
     <w:abstractNumId w:val="67"/>
   </w:num>
-  <w:num w:numId="50" w16cid:durableId="1401634985">
+  <w:num w:numId="50">
     <w:abstractNumId w:val="3"/>
   </w:num>
-  <w:num w:numId="51" w16cid:durableId="2035111732">
+  <w:num w:numId="51">
     <w:abstractNumId w:val="38"/>
   </w:num>
-  <w:num w:numId="52" w16cid:durableId="1700737343">
+  <w:num w:numId="52">
     <w:abstractNumId w:val="52"/>
   </w:num>
-  <w:num w:numId="53" w16cid:durableId="451369259">
+  <w:num w:numId="53">
     <w:abstractNumId w:val="5"/>
   </w:num>
-  <w:num w:numId="54" w16cid:durableId="40593765">
+  <w:num w:numId="54">
     <w:abstractNumId w:val="7"/>
   </w:num>
-  <w:num w:numId="55" w16cid:durableId="579561300">
+  <w:num w:numId="55">
     <w:abstractNumId w:val="12"/>
   </w:num>
-  <w:num w:numId="56" w16cid:durableId="1778400595">
+  <w:num w:numId="56">
     <w:abstractNumId w:val="50"/>
   </w:num>
-  <w:num w:numId="57" w16cid:durableId="430593231">
+  <w:num w:numId="57">
     <w:abstractNumId w:val="65"/>
   </w:num>
-  <w:num w:numId="58" w16cid:durableId="192768961">
+  <w:num w:numId="58">
     <w:abstractNumId w:val="69"/>
   </w:num>
-  <w:num w:numId="59" w16cid:durableId="607470028">
+  <w:num w:numId="59">
     <w:abstractNumId w:val="24"/>
   </w:num>
-  <w:num w:numId="60" w16cid:durableId="138350748">
+  <w:num w:numId="60">
     <w:abstractNumId w:val="62"/>
   </w:num>
-  <w:num w:numId="61" w16cid:durableId="1673141059">
+  <w:num w:numId="61">
     <w:abstractNumId w:val="55"/>
   </w:num>
-  <w:num w:numId="62" w16cid:durableId="1415667493">
+  <w:num w:numId="62">
     <w:abstractNumId w:val="46"/>
   </w:num>
-  <w:num w:numId="63" w16cid:durableId="1658728413">
+  <w:num w:numId="63">
     <w:abstractNumId w:val="10"/>
   </w:num>
-  <w:num w:numId="64" w16cid:durableId="19863483">
+  <w:num w:numId="64">
     <w:abstractNumId w:val="22"/>
   </w:num>
-  <w:num w:numId="65" w16cid:durableId="1801653263">
+  <w:num w:numId="65">
     <w:abstractNumId w:val="63"/>
   </w:num>
-  <w:num w:numId="66" w16cid:durableId="1952392413">
+  <w:num w:numId="66">
     <w:abstractNumId w:val="19"/>
   </w:num>
-  <w:num w:numId="67" w16cid:durableId="516427745">
+  <w:num w:numId="67">
     <w:abstractNumId w:val="59"/>
   </w:num>
-  <w:num w:numId="68" w16cid:durableId="1746102972">
+  <w:num w:numId="68">
     <w:abstractNumId w:val="14"/>
   </w:num>
-  <w:num w:numId="69" w16cid:durableId="375276762">
+  <w:num w:numId="69">
     <w:abstractNumId w:val="57"/>
   </w:num>
-  <w:num w:numId="70" w16cid:durableId="871845592">
+  <w:num w:numId="70">
     <w:abstractNumId w:val="20"/>
   </w:num>
   <w:numIdMacAtCleanup w:val="70"/>
@@ -27122,7 +27124,7 @@
 </file>
 
 <file path=word/styles.xml><?xml version="1.0" encoding="utf-8"?>
-<w:styles xmlns:mc="http://schemas.openxmlformats.org/markup-compatibility/2006" xmlns:r="http://schemas.openxmlformats.org/officeDocument/2006/relationships" xmlns:w="http://schemas.openxmlformats.org/wordprocessingml/2006/main" xmlns:w14="http://schemas.microsoft.com/office/word/2010/wordml" xmlns:w15="http://schemas.microsoft.com/office/word/2012/wordml" xmlns:w16cex="http://schemas.microsoft.com/office/word/2018/wordml/cex" xmlns:w16cid="http://schemas.microsoft.com/office/word/2016/wordml/cid" xmlns:w16="http://schemas.microsoft.com/office/word/2018/wordml" xmlns:w16du="http://schemas.microsoft.com/office/word/2023/wordml/word16du" xmlns:w16sdtdh="http://schemas.microsoft.com/office/word/2020/wordml/sdtdatahash" xmlns:w16sdtfl="http://schemas.microsoft.com/office/word/2024/wordml/sdtformatlock" xmlns:w16se="http://schemas.microsoft.com/office/word/2015/wordml/symex" mc:Ignorable="w14 w15 w16se w16cid w16 w16cex w16sdtdh w16sdtfl w16du">
+<w:styles xmlns:mc="http://schemas.openxmlformats.org/markup-compatibility/2006" xmlns:r="http://schemas.openxmlformats.org/officeDocument/2006/relationships" xmlns:w="http://schemas.openxmlformats.org/wordprocessingml/2006/main" xmlns:w14="http://schemas.microsoft.com/office/word/2010/wordml" xmlns:w15="http://schemas.microsoft.com/office/word/2012/wordml" xmlns:w16cex="http://schemas.microsoft.com/office/word/2018/wordml/cex" xmlns:w16cid="http://schemas.microsoft.com/office/word/2016/wordml/cid" xmlns:w16="http://schemas.microsoft.com/office/word/2018/wordml" xmlns:w16sdtdh="http://schemas.microsoft.com/office/word/2020/wordml/sdtdatahash" xmlns:w16se="http://schemas.microsoft.com/office/word/2015/wordml/symex" mc:Ignorable="w14 w15 w16se w16cid w16 w16cex w16sdtdh">
   <w:docDefaults>
     <w:rPrDefault>
       <w:rPr>
@@ -28470,7 +28472,7 @@
       </w:rPr>
     </w:tblStylePr>
   </w:style>
-  <w:style w:type="character" w:styleId="Fuerte">
+  <w:style w:type="character" w:styleId="Textoennegrita">
     <w:name w:val="Strong"/>
     <w:basedOn w:val="Fuentedeprrafopredeter"/>
     <w:uiPriority w:val="22"/>
@@ -28863,6 +28865,17 @@
 </file>
 
 <file path=customXml/item1.xml><?xml version="1.0" encoding="utf-8"?>
+<p:properties xmlns:p="http://schemas.microsoft.com/office/2006/metadata/properties" xmlns:xsi="http://www.w3.org/2001/XMLSchema-instance" xmlns:pc="http://schemas.microsoft.com/office/infopath/2007/PartnerControls">
+  <documentManagement>
+    <TaxCatchAll xmlns="13c90a0b-73bc-4dc0-be5f-28d77b615beb" xsi:nil="true"/>
+    <lcf76f155ced4ddcb4097134ff3c332f xmlns="13c93bba-48ce-428c-bfe5-88b42c19b028">
+      <Terms xmlns="http://schemas.microsoft.com/office/infopath/2007/PartnerControls"/>
+    </lcf76f155ced4ddcb4097134ff3c332f>
+  </documentManagement>
+</p:properties>
+</file>
+
+<file path=customXml/item2.xml><?xml version="1.0" encoding="utf-8"?>
 <ct:contentTypeSchema xmlns:ct="http://schemas.microsoft.com/office/2006/metadata/contentType" xmlns:ma="http://schemas.microsoft.com/office/2006/metadata/properties/metaAttributes" ct:_="" ma:_="" ma:contentTypeName="Documento" ma:contentTypeID="0x0101006A81D6BD42E8DF4C91013959704817E1" ma:contentTypeVersion="15" ma:contentTypeDescription="Crear nuevo documento." ma:contentTypeScope="" ma:versionID="bf4f72ffd194f0963ff564daca6869f7">
   <xsd:schema xmlns:xsd="http://www.w3.org/2001/XMLSchema" xmlns:xs="http://www.w3.org/2001/XMLSchema" xmlns:p="http://schemas.microsoft.com/office/2006/metadata/properties" xmlns:ns2="13c90a0b-73bc-4dc0-be5f-28d77b615beb" xmlns:ns3="13c93bba-48ce-428c-bfe5-88b42c19b028" targetNamespace="http://schemas.microsoft.com/office/2006/metadata/properties" ma:root="true" ma:fieldsID="8718d6f4873a5b1392a45044efa78385" ns2:_="" ns3:_="">
     <xsd:import namespace="13c90a0b-73bc-4dc0-be5f-28d77b615beb"/>
@@ -29097,18 +29110,11 @@
 </ct:contentTypeSchema>
 </file>
 
-<file path=customXml/item2.xml><?xml version="1.0" encoding="utf-8"?>
-<p:properties xmlns:p="http://schemas.microsoft.com/office/2006/metadata/properties" xmlns:xsi="http://www.w3.org/2001/XMLSchema-instance" xmlns:pc="http://schemas.microsoft.com/office/infopath/2007/PartnerControls">
-  <documentManagement>
-    <TaxCatchAll xmlns="13c90a0b-73bc-4dc0-be5f-28d77b615beb" xsi:nil="true"/>
-    <lcf76f155ced4ddcb4097134ff3c332f xmlns="13c93bba-48ce-428c-bfe5-88b42c19b028">
-      <Terms xmlns="http://schemas.microsoft.com/office/infopath/2007/PartnerControls"/>
-    </lcf76f155ced4ddcb4097134ff3c332f>
-  </documentManagement>
-</p:properties>
+<file path=customXml/item3.xml><?xml version="1.0" encoding="utf-8"?>
+<b:Sources xmlns:b="http://schemas.openxmlformats.org/officeDocument/2006/bibliography" xmlns="http://schemas.openxmlformats.org/officeDocument/2006/bibliography" SelectedStyle="\APASixthEditionOfficeOnline.xsl" StyleName="APA" Version="6"/>
 </file>
 
-<file path=customXml/item3.xml><?xml version="1.0" encoding="utf-8"?>
+<file path=customXml/item4.xml><?xml version="1.0" encoding="utf-8"?>
 <?mso-contentType ?>
 <FormTemplates xmlns="http://schemas.microsoft.com/sharepoint/v3/contenttype/forms">
   <Display>DocumentLibraryForm</Display>
@@ -29117,11 +29123,18 @@
 </FormTemplates>
 </file>
 
-<file path=customXml/item4.xml><?xml version="1.0" encoding="utf-8"?>
-<b:Sources xmlns:b="http://schemas.openxmlformats.org/officeDocument/2006/bibliography" xmlns="http://schemas.openxmlformats.org/officeDocument/2006/bibliography" SelectedStyle="\APASixthEditionOfficeOnline.xsl" StyleName="APA" Version="6"/>
+<file path=customXml/itemProps1.xml><?xml version="1.0" encoding="utf-8"?>
+<ds:datastoreItem xmlns:ds="http://schemas.openxmlformats.org/officeDocument/2006/customXml" ds:itemID="{1279454D-02BE-4A9C-A117-DCD1573E2608}">
+  <ds:schemaRefs>
+    <ds:schemaRef ds:uri="http://schemas.microsoft.com/office/2006/metadata/properties"/>
+    <ds:schemaRef ds:uri="http://schemas.microsoft.com/office/infopath/2007/PartnerControls"/>
+    <ds:schemaRef ds:uri="13c90a0b-73bc-4dc0-be5f-28d77b615beb"/>
+    <ds:schemaRef ds:uri="13c93bba-48ce-428c-bfe5-88b42c19b028"/>
+  </ds:schemaRefs>
+</ds:datastoreItem>
 </file>
 
-<file path=customXml/itemProps1.xml><?xml version="1.0" encoding="utf-8"?>
+<file path=customXml/itemProps2.xml><?xml version="1.0" encoding="utf-8"?>
 <ds:datastoreItem xmlns:ds="http://schemas.openxmlformats.org/officeDocument/2006/customXml" ds:itemID="{5D146668-2FA7-449D-A7B9-45D5CCDD550C}">
   <ds:schemaRefs>
     <ds:schemaRef ds:uri="http://schemas.microsoft.com/office/2006/metadata/contentType"/>
@@ -29140,29 +29153,18 @@
 </ds:datastoreItem>
 </file>
 
-<file path=customXml/itemProps2.xml><?xml version="1.0" encoding="utf-8"?>
-<ds:datastoreItem xmlns:ds="http://schemas.openxmlformats.org/officeDocument/2006/customXml" ds:itemID="{1279454D-02BE-4A9C-A117-DCD1573E2608}">
+<file path=customXml/itemProps3.xml><?xml version="1.0" encoding="utf-8"?>
+<ds:datastoreItem xmlns:ds="http://schemas.openxmlformats.org/officeDocument/2006/customXml" ds:itemID="{EAE431FD-7059-4C09-804B-C9D69EB7B213}">
   <ds:schemaRefs>
-    <ds:schemaRef ds:uri="http://schemas.microsoft.com/office/2006/metadata/properties"/>
-    <ds:schemaRef ds:uri="http://schemas.microsoft.com/office/infopath/2007/PartnerControls"/>
-    <ds:schemaRef ds:uri="13c90a0b-73bc-4dc0-be5f-28d77b615beb"/>
-    <ds:schemaRef ds:uri="13c93bba-48ce-428c-bfe5-88b42c19b028"/>
+    <ds:schemaRef ds:uri="http://schemas.openxmlformats.org/officeDocument/2006/bibliography"/>
   </ds:schemaRefs>
 </ds:datastoreItem>
 </file>
 
-<file path=customXml/itemProps3.xml><?xml version="1.0" encoding="utf-8"?>
+<file path=customXml/itemProps4.xml><?xml version="1.0" encoding="utf-8"?>
 <ds:datastoreItem xmlns:ds="http://schemas.openxmlformats.org/officeDocument/2006/customXml" ds:itemID="{10663269-2064-4804-8290-36D4A57F5557}">
   <ds:schemaRefs>
     <ds:schemaRef ds:uri="http://schemas.microsoft.com/sharepoint/v3/contenttype/forms"/>
   </ds:schemaRefs>
 </ds:datastoreItem>
-</file>
-
-<file path=customXml/itemProps4.xml><?xml version="1.0" encoding="utf-8"?>
-<ds:datastoreItem xmlns:ds="http://schemas.openxmlformats.org/officeDocument/2006/customXml" ds:itemID="{EAE431FD-7059-4C09-804B-C9D69EB7B213}">
-  <ds:schemaRefs>
-    <ds:schemaRef ds:uri="http://schemas.openxmlformats.org/officeDocument/2006/bibliography"/>
-  </ds:schemaRefs>
-</ds:datastoreItem>
 </file>